--- a/link_eshopworld/Documentation/eShopWorld_Integration_Monitoring.docx
+++ b/link_eshopworld/Documentation/eShopWorld_Integration_Monitoring.docx
@@ -92,7 +92,7 @@
                                     <w:sz w:val="20"/>
                                     <w:szCs w:val="20"/>
                                   </w:rPr>
-                                  <w:t>8</w:t>
+                                  <w:t>9</w:t>
                                 </w:r>
                               </w:p>
                               <w:p>
@@ -121,15 +121,13 @@
                                 </w:r>
                                 <w:r>
                                   <w:rPr>
-                                    <w:rStyle w:val="span"/>
                                     <w:sz w:val="20"/>
                                     <w:szCs w:val="20"/>
                                   </w:rPr>
-                                  <w:t>September</w:t>
+                                  <w:t>October</w:t>
                                 </w:r>
                                 <w:r>
                                   <w:rPr>
-                                    <w:rStyle w:val="span"/>
                                     <w:sz w:val="20"/>
                                     <w:szCs w:val="20"/>
                                   </w:rPr>
@@ -251,7 +249,7 @@
                               <w:sz w:val="20"/>
                               <w:szCs w:val="20"/>
                             </w:rPr>
-                            <w:t>8</w:t>
+                            <w:t>9</w:t>
                           </w:r>
                         </w:p>
                         <w:p>
@@ -280,15 +278,13 @@
                           </w:r>
                           <w:r>
                             <w:rPr>
-                              <w:rStyle w:val="span"/>
                               <w:sz w:val="20"/>
                               <w:szCs w:val="20"/>
                             </w:rPr>
-                            <w:t>September</w:t>
+                            <w:t>October</w:t>
                           </w:r>
                           <w:r>
                             <w:rPr>
-                              <w:rStyle w:val="span"/>
                               <w:sz w:val="20"/>
                               <w:szCs w:val="20"/>
                             </w:rPr>

--- a/link_eshopworld/Documentation/eShopWorld_Integration_Monitoring.docx
+++ b/link_eshopworld/Documentation/eShopWorld_Integration_Monitoring.docx
@@ -85,14 +85,14 @@
                                     <w:sz w:val="20"/>
                                     <w:szCs w:val="20"/>
                                   </w:rPr>
-                                  <w:t>: 4.</w:t>
+                                  <w:t xml:space="preserve">: </w:t>
                                 </w:r>
                                 <w:r>
                                   <w:rPr>
                                     <w:sz w:val="20"/>
                                     <w:szCs w:val="20"/>
                                   </w:rPr>
-                                  <w:t>9</w:t>
+                                  <w:t>5.0.0</w:t>
                                 </w:r>
                               </w:p>
                               <w:p>
@@ -124,7 +124,7 @@
                                     <w:sz w:val="20"/>
                                     <w:szCs w:val="20"/>
                                   </w:rPr>
-                                  <w:t>October</w:t>
+                                  <w:t>February</w:t>
                                 </w:r>
                                 <w:r>
                                   <w:rPr>
@@ -147,7 +147,7 @@
                                     <w:sz w:val="20"/>
                                     <w:szCs w:val="20"/>
                                   </w:rPr>
-                                  <w:t>5</w:t>
+                                  <w:t>6</w:t>
                                 </w:r>
                               </w:p>
                               <w:p>
@@ -173,7 +173,7 @@
                                     <w:sz w:val="20"/>
                                     <w:szCs w:val="20"/>
                                   </w:rPr>
-                                  <w:t>5</w:t>
+                                  <w:t>6</w:t>
                                 </w:r>
                                 <w:r>
                                   <w:rPr>
@@ -242,14 +242,14 @@
                               <w:sz w:val="20"/>
                               <w:szCs w:val="20"/>
                             </w:rPr>
-                            <w:t>: 4.</w:t>
+                            <w:t xml:space="preserve">: </w:t>
                           </w:r>
                           <w:r>
                             <w:rPr>
                               <w:sz w:val="20"/>
                               <w:szCs w:val="20"/>
                             </w:rPr>
-                            <w:t>9</w:t>
+                            <w:t>5.0.0</w:t>
                           </w:r>
                         </w:p>
                         <w:p>
@@ -281,7 +281,7 @@
                               <w:sz w:val="20"/>
                               <w:szCs w:val="20"/>
                             </w:rPr>
-                            <w:t>October</w:t>
+                            <w:t>February</w:t>
                           </w:r>
                           <w:r>
                             <w:rPr>
@@ -304,7 +304,7 @@
                               <w:sz w:val="20"/>
                               <w:szCs w:val="20"/>
                             </w:rPr>
-                            <w:t>5</w:t>
+                            <w:t>6</w:t>
                           </w:r>
                         </w:p>
                         <w:p>
@@ -330,7 +330,7 @@
                               <w:sz w:val="20"/>
                               <w:szCs w:val="20"/>
                             </w:rPr>
-                            <w:t>5</w:t>
+                            <w:t>6</w:t>
                           </w:r>
                           <w:r>
                             <w:rPr>

--- a/link_eshopworld/Documentation/eShopWorld_Integration_Monitoring.docx
+++ b/link_eshopworld/Documentation/eShopWorld_Integration_Monitoring.docx
@@ -13,6 +13,7 @@
       <w:sdtContent>
         <w:p>
           <w:pPr>
+            <w:spacing w:line="360" w:lineRule="auto"/>
             <w:rPr>
               <w:rFonts w:ascii="Arial" w:hAnsi="Arial" w:cs="Arial"/>
               <w:color w:val="323232"/>
@@ -84,21 +85,14 @@
                                     <w:sz w:val="20"/>
                                     <w:szCs w:val="20"/>
                                   </w:rPr>
-                                  <w:t>: 4.</w:t>
+                                  <w:t xml:space="preserve">: </w:t>
                                 </w:r>
                                 <w:r>
                                   <w:rPr>
                                     <w:sz w:val="20"/>
                                     <w:szCs w:val="20"/>
                                   </w:rPr>
-                                  <w:t>7</w:t>
-                                </w:r>
-                                <w:r>
-                                  <w:rPr>
-                                    <w:sz w:val="20"/>
-                                    <w:szCs w:val="20"/>
-                                  </w:rPr>
-                                  <w:t>.1</w:t>
+                                  <w:t>5.0.0</w:t>
                                 </w:r>
                               </w:p>
                               <w:p>
@@ -127,15 +121,13 @@
                                 </w:r>
                                 <w:r>
                                   <w:rPr>
-                                    <w:rStyle w:val="span"/>
                                     <w:sz w:val="20"/>
                                     <w:szCs w:val="20"/>
                                   </w:rPr>
-                                  <w:t>July</w:t>
+                                  <w:t>February</w:t>
                                 </w:r>
                                 <w:r>
                                   <w:rPr>
-                                    <w:rStyle w:val="span"/>
                                     <w:sz w:val="20"/>
                                     <w:szCs w:val="20"/>
                                   </w:rPr>
@@ -155,7 +147,7 @@
                                     <w:sz w:val="20"/>
                                     <w:szCs w:val="20"/>
                                   </w:rPr>
-                                  <w:t>5</w:t>
+                                  <w:t>6</w:t>
                                 </w:r>
                               </w:p>
                               <w:p>
@@ -181,7 +173,7 @@
                                     <w:sz w:val="20"/>
                                     <w:szCs w:val="20"/>
                                   </w:rPr>
-                                  <w:t>5</w:t>
+                                  <w:t>6</w:t>
                                 </w:r>
                                 <w:r>
                                   <w:rPr>
@@ -191,6 +183,13 @@
                                   </w:rPr>
                                   <w:t xml:space="preserve"> by ESW. All rights reserved. Information contained herein is subject to change without notice.</w:t>
                                 </w:r>
+                              </w:p>
+                              <w:p>
+                                <w:pPr>
+                                  <w:rPr>
+                                    <w:color w:val="A6A6A6" w:themeColor="background1" w:themeShade="A6"/>
+                                  </w:rPr>
+                                </w:pPr>
                               </w:p>
                             </w:txbxContent>
                           </wps:txbx>
@@ -243,21 +242,14 @@
                               <w:sz w:val="20"/>
                               <w:szCs w:val="20"/>
                             </w:rPr>
-                            <w:t>: 4.</w:t>
+                            <w:t xml:space="preserve">: </w:t>
                           </w:r>
                           <w:r>
                             <w:rPr>
                               <w:sz w:val="20"/>
                               <w:szCs w:val="20"/>
                             </w:rPr>
-                            <w:t>7</w:t>
-                          </w:r>
-                          <w:r>
-                            <w:rPr>
-                              <w:sz w:val="20"/>
-                              <w:szCs w:val="20"/>
-                            </w:rPr>
-                            <w:t>.1</w:t>
+                            <w:t>5.0.0</w:t>
                           </w:r>
                         </w:p>
                         <w:p>
@@ -286,15 +278,13 @@
                           </w:r>
                           <w:r>
                             <w:rPr>
-                              <w:rStyle w:val="span"/>
                               <w:sz w:val="20"/>
                               <w:szCs w:val="20"/>
                             </w:rPr>
-                            <w:t>July</w:t>
+                            <w:t>February</w:t>
                           </w:r>
                           <w:r>
                             <w:rPr>
-                              <w:rStyle w:val="span"/>
                               <w:sz w:val="20"/>
                               <w:szCs w:val="20"/>
                             </w:rPr>
@@ -314,7 +304,7 @@
                               <w:sz w:val="20"/>
                               <w:szCs w:val="20"/>
                             </w:rPr>
-                            <w:t>5</w:t>
+                            <w:t>6</w:t>
                           </w:r>
                         </w:p>
                         <w:p>
@@ -340,7 +330,7 @@
                               <w:sz w:val="20"/>
                               <w:szCs w:val="20"/>
                             </w:rPr>
-                            <w:t>5</w:t>
+                            <w:t>6</w:t>
                           </w:r>
                           <w:r>
                             <w:rPr>
@@ -350,6 +340,13 @@
                             </w:rPr>
                             <w:t xml:space="preserve"> by ESW. All rights reserved. Information contained herein is subject to change without notice.</w:t>
                           </w:r>
+                        </w:p>
+                        <w:p>
+                          <w:pPr>
+                            <w:rPr>
+                              <w:color w:val="A6A6A6" w:themeColor="background1" w:themeShade="A6"/>
+                            </w:rPr>
+                          </w:pPr>
                         </w:p>
                       </w:txbxContent>
                     </v:textbox>
@@ -1049,6 +1046,7 @@
         <w:p>
           <w:pPr>
             <w:pStyle w:val="Heading1"/>
+            <w:spacing w:line="360" w:lineRule="auto"/>
           </w:pPr>
           <w:r>
             <w:t>Contents</w:t>
@@ -1061,6 +1059,7 @@
               <w:ilvl w:val="0"/>
               <w:numId w:val="45"/>
             </w:numPr>
+            <w:spacing w:line="360" w:lineRule="auto"/>
             <w:rPr>
               <w:rFonts w:ascii="Arial" w:hAnsi="Arial" w:cs="Arial"/>
               <w:sz w:val="20"/>
@@ -1192,6 +1191,7 @@
               <w:ilvl w:val="1"/>
               <w:numId w:val="45"/>
             </w:numPr>
+            <w:spacing w:line="360" w:lineRule="auto"/>
             <w:rPr>
               <w:rFonts w:ascii="Arial" w:hAnsi="Arial" w:cs="Arial"/>
               <w:noProof/>
@@ -1344,6 +1344,7 @@
               <w:ilvl w:val="1"/>
               <w:numId w:val="45"/>
             </w:numPr>
+            <w:spacing w:line="360" w:lineRule="auto"/>
             <w:rPr>
               <w:rFonts w:ascii="Arial" w:hAnsi="Arial" w:cs="Arial"/>
             </w:rPr>
@@ -1426,6 +1427,7 @@
         <w:p>
           <w:pPr>
             <w:pStyle w:val="ListParagraph"/>
+            <w:spacing w:line="360" w:lineRule="auto"/>
             <w:ind w:left="360"/>
             <w:rPr>
               <w:rFonts w:ascii="Arial" w:hAnsi="Arial" w:cs="Arial"/>
@@ -1445,6 +1447,7 @@
               <w:ilvl w:val="0"/>
               <w:numId w:val="45"/>
             </w:numPr>
+            <w:spacing w:line="360" w:lineRule="auto"/>
             <w:rPr>
               <w:rFonts w:ascii="Arial" w:hAnsi="Arial" w:cs="Arial"/>
               <w:sz w:val="20"/>
@@ -1516,6 +1519,7 @@
               <w:ilvl w:val="1"/>
               <w:numId w:val="45"/>
             </w:numPr>
+            <w:spacing w:line="360" w:lineRule="auto"/>
             <w:rPr>
               <w:rFonts w:ascii="Arial" w:hAnsi="Arial" w:cs="Arial"/>
               <w:noProof/>
@@ -1565,12 +1569,7 @@
               <w:ilvl w:val="1"/>
               <w:numId w:val="45"/>
             </w:numPr>
-            <w:rPr>
-              <w:rFonts w:ascii="Arial" w:eastAsiaTheme="minorEastAsia" w:hAnsi="Arial" w:cs="Arial"/>
-              <w:noProof/>
-              <w:kern w:val="2"/>
-              <w14:ligatures w14:val="standardContextual"/>
-            </w:rPr>
+            <w:spacing w:line="360" w:lineRule="auto"/>
           </w:pPr>
           <w:hyperlink w:anchor="_Toc160574321" w:history="1">
             <w:r>
@@ -1597,11 +1596,85 @@
                 <w:noProof/>
                 <w:webHidden/>
               </w:rPr>
-              <w:t>6</w:t>
+              <w:t>7</w:t>
             </w:r>
           </w:hyperlink>
         </w:p>
         <w:p>
+          <w:pPr>
+            <w:spacing w:line="360" w:lineRule="auto"/>
+            <w:rPr>
+              <w:rFonts w:ascii="Arial" w:hAnsi="Arial" w:cs="Arial"/>
+              <w:b/>
+              <w:bCs/>
+            </w:rPr>
+          </w:pPr>
+          <w:r>
+            <w:rPr>
+              <w:rFonts w:ascii="Arial" w:hAnsi="Arial" w:cs="Arial"/>
+              <w:b/>
+              <w:bCs/>
+            </w:rPr>
+            <w:t>3. Logging to ESW’s Azure Insight</w:t>
+          </w:r>
+          <w:r>
+            <w:rPr>
+              <w:rFonts w:ascii="Arial" w:hAnsi="Arial" w:cs="Arial"/>
+              <w:b/>
+              <w:bCs/>
+            </w:rPr>
+            <w:t>……………………………………………………………………………...7</w:t>
+          </w:r>
+        </w:p>
+        <w:p>
+          <w:pPr>
+            <w:spacing w:line="360" w:lineRule="auto"/>
+            <w:rPr>
+              <w:rFonts w:ascii="Arial" w:hAnsi="Arial" w:cs="Arial"/>
+            </w:rPr>
+          </w:pPr>
+          <w:r>
+            <w:rPr>
+              <w:rFonts w:ascii="Arial" w:hAnsi="Arial" w:cs="Arial"/>
+            </w:rPr>
+            <w:tab/>
+            <w:t>3.1. Type of Logs………………………………………………………………………………………….7</w:t>
+          </w:r>
+        </w:p>
+        <w:p>
+          <w:pPr>
+            <w:spacing w:line="360" w:lineRule="auto"/>
+            <w:rPr>
+              <w:rFonts w:ascii="Arial" w:hAnsi="Arial" w:cs="Arial"/>
+            </w:rPr>
+          </w:pPr>
+          <w:r>
+            <w:rPr>
+              <w:rFonts w:ascii="Arial" w:hAnsi="Arial" w:cs="Arial"/>
+            </w:rPr>
+            <w:tab/>
+            <w:t>3.2. Feature Configurations………………………………………………………………………………7</w:t>
+          </w:r>
+        </w:p>
+        <w:p>
+          <w:pPr>
+            <w:spacing w:line="360" w:lineRule="auto"/>
+            <w:rPr>
+              <w:rFonts w:ascii="Arial" w:hAnsi="Arial" w:cs="Arial"/>
+            </w:rPr>
+          </w:pPr>
+          <w:r>
+            <w:rPr>
+              <w:rFonts w:ascii="Arial" w:hAnsi="Arial" w:cs="Arial"/>
+            </w:rPr>
+            <w:tab/>
+            <w:t>3.3. Send logs manually to ESW…………………………………………………………………………8</w:t>
+          </w:r>
+        </w:p>
+        <w:p>
+          <w:pPr>
+            <w:spacing w:line="360" w:lineRule="auto"/>
+          </w:pPr>
           <w:r>
             <w:rPr>
               <w:rFonts w:ascii="Arial" w:hAnsi="Arial" w:cs="Arial"/>
@@ -1616,6 +1689,7 @@
     </w:sdt>
     <w:p>
       <w:pPr>
+        <w:spacing w:line="360" w:lineRule="auto"/>
         <w:rPr>
           <w:rFonts w:ascii="Arial" w:hAnsi="Arial" w:cs="Arial"/>
           <w:sz w:val="24"/>
@@ -1625,6 +1699,7 @@
     </w:p>
     <w:p>
       <w:pPr>
+        <w:spacing w:line="360" w:lineRule="auto"/>
         <w:rPr>
           <w:rFonts w:ascii="Arial" w:hAnsi="Arial" w:cs="Arial"/>
           <w:sz w:val="24"/>
@@ -1634,6 +1709,7 @@
     </w:p>
     <w:p>
       <w:pPr>
+        <w:spacing w:line="360" w:lineRule="auto"/>
         <w:rPr>
           <w:rFonts w:ascii="Arial" w:hAnsi="Arial" w:cs="Arial"/>
           <w:sz w:val="24"/>
@@ -1643,6 +1719,7 @@
     </w:p>
     <w:p>
       <w:pPr>
+        <w:spacing w:line="360" w:lineRule="auto"/>
         <w:rPr>
           <w:rFonts w:ascii="Arial" w:hAnsi="Arial" w:cs="Arial"/>
           <w:sz w:val="24"/>
@@ -1652,6 +1729,7 @@
     </w:p>
     <w:p>
       <w:pPr>
+        <w:spacing w:line="360" w:lineRule="auto"/>
         <w:rPr>
           <w:rFonts w:ascii="Arial" w:hAnsi="Arial" w:cs="Arial"/>
           <w:sz w:val="24"/>
@@ -1661,6 +1739,7 @@
     </w:p>
     <w:p>
       <w:pPr>
+        <w:spacing w:line="360" w:lineRule="auto"/>
         <w:rPr>
           <w:rFonts w:ascii="Arial" w:hAnsi="Arial" w:cs="Arial"/>
           <w:sz w:val="24"/>
@@ -1670,6 +1749,7 @@
     </w:p>
     <w:p>
       <w:pPr>
+        <w:spacing w:line="360" w:lineRule="auto"/>
         <w:rPr>
           <w:rFonts w:ascii="Arial" w:hAnsi="Arial" w:cs="Arial"/>
           <w:sz w:val="24"/>
@@ -1679,6 +1759,7 @@
     </w:p>
     <w:p>
       <w:pPr>
+        <w:spacing w:line="360" w:lineRule="auto"/>
         <w:rPr>
           <w:rFonts w:ascii="Arial" w:hAnsi="Arial" w:cs="Arial"/>
           <w:sz w:val="24"/>
@@ -1688,6 +1769,7 @@
     </w:p>
     <w:p>
       <w:pPr>
+        <w:spacing w:line="360" w:lineRule="auto"/>
         <w:rPr>
           <w:rFonts w:ascii="Arial" w:hAnsi="Arial" w:cs="Arial"/>
           <w:sz w:val="24"/>
@@ -1697,6 +1779,7 @@
     </w:p>
     <w:p>
       <w:pPr>
+        <w:spacing w:line="360" w:lineRule="auto"/>
         <w:rPr>
           <w:rFonts w:ascii="Arial" w:hAnsi="Arial" w:cs="Arial"/>
           <w:sz w:val="24"/>
@@ -1706,6 +1789,7 @@
     </w:p>
     <w:p>
       <w:pPr>
+        <w:spacing w:line="360" w:lineRule="auto"/>
         <w:rPr>
           <w:rFonts w:ascii="Arial" w:hAnsi="Arial" w:cs="Arial"/>
           <w:sz w:val="24"/>
@@ -1715,6 +1799,7 @@
     </w:p>
     <w:p>
       <w:pPr>
+        <w:spacing w:line="360" w:lineRule="auto"/>
         <w:rPr>
           <w:rFonts w:ascii="Arial" w:hAnsi="Arial" w:cs="Arial"/>
           <w:sz w:val="24"/>
@@ -1724,6 +1809,7 @@
     </w:p>
     <w:p>
       <w:pPr>
+        <w:spacing w:line="360" w:lineRule="auto"/>
         <w:rPr>
           <w:rFonts w:ascii="Arial" w:hAnsi="Arial" w:cs="Arial"/>
           <w:sz w:val="24"/>
@@ -1733,6 +1819,7 @@
     </w:p>
     <w:p>
       <w:pPr>
+        <w:spacing w:line="360" w:lineRule="auto"/>
         <w:rPr>
           <w:rFonts w:ascii="Arial" w:hAnsi="Arial" w:cs="Arial"/>
           <w:sz w:val="24"/>
@@ -1742,6 +1829,7 @@
     </w:p>
     <w:p>
       <w:pPr>
+        <w:spacing w:line="360" w:lineRule="auto"/>
         <w:rPr>
           <w:rFonts w:ascii="Arial" w:hAnsi="Arial" w:cs="Arial"/>
           <w:sz w:val="24"/>
@@ -1751,6 +1839,7 @@
     </w:p>
     <w:p>
       <w:pPr>
+        <w:spacing w:line="360" w:lineRule="auto"/>
         <w:rPr>
           <w:rFonts w:ascii="Arial" w:hAnsi="Arial" w:cs="Arial"/>
           <w:sz w:val="24"/>
@@ -1760,6 +1849,7 @@
     </w:p>
     <w:p>
       <w:pPr>
+        <w:spacing w:line="360" w:lineRule="auto"/>
         <w:rPr>
           <w:rFonts w:ascii="Arial" w:hAnsi="Arial" w:cs="Arial"/>
           <w:sz w:val="24"/>
@@ -1769,6 +1859,7 @@
     </w:p>
     <w:p>
       <w:pPr>
+        <w:spacing w:line="360" w:lineRule="auto"/>
         <w:rPr>
           <w:rFonts w:ascii="Arial" w:hAnsi="Arial" w:cs="Arial"/>
           <w:sz w:val="24"/>
@@ -1778,6 +1869,7 @@
     </w:p>
     <w:p>
       <w:pPr>
+        <w:spacing w:line="360" w:lineRule="auto"/>
         <w:rPr>
           <w:rFonts w:ascii="Arial" w:hAnsi="Arial" w:cs="Arial"/>
           <w:sz w:val="24"/>
@@ -1787,6 +1879,7 @@
     </w:p>
     <w:p>
       <w:pPr>
+        <w:spacing w:line="360" w:lineRule="auto"/>
         <w:rPr>
           <w:rFonts w:ascii="Arial" w:hAnsi="Arial" w:cs="Arial"/>
           <w:sz w:val="24"/>
@@ -1796,6 +1889,7 @@
     </w:p>
     <w:p>
       <w:pPr>
+        <w:spacing w:line="360" w:lineRule="auto"/>
         <w:rPr>
           <w:rFonts w:ascii="Arial" w:hAnsi="Arial" w:cs="Arial"/>
           <w:sz w:val="24"/>
@@ -1805,6 +1899,7 @@
     </w:p>
     <w:p>
       <w:pPr>
+        <w:spacing w:line="360" w:lineRule="auto"/>
         <w:rPr>
           <w:rFonts w:ascii="Arial" w:hAnsi="Arial" w:cs="Arial"/>
           <w:sz w:val="24"/>
@@ -1814,6 +1909,7 @@
     </w:p>
     <w:p>
       <w:pPr>
+        <w:spacing w:line="360" w:lineRule="auto"/>
         <w:rPr>
           <w:rFonts w:ascii="Arial" w:hAnsi="Arial" w:cs="Arial"/>
           <w:sz w:val="24"/>
@@ -1823,6 +1919,7 @@
     </w:p>
     <w:p>
       <w:pPr>
+        <w:spacing w:line="360" w:lineRule="auto"/>
         <w:rPr>
           <w:rFonts w:ascii="Arial" w:hAnsi="Arial" w:cs="Arial"/>
           <w:sz w:val="24"/>
@@ -1832,6 +1929,7 @@
     </w:p>
     <w:p>
       <w:pPr>
+        <w:spacing w:line="360" w:lineRule="auto"/>
         <w:rPr>
           <w:rFonts w:ascii="Arial" w:hAnsi="Arial" w:cs="Arial"/>
           <w:sz w:val="24"/>
@@ -1841,6 +1939,7 @@
     </w:p>
     <w:p>
       <w:pPr>
+        <w:spacing w:line="360" w:lineRule="auto"/>
         <w:rPr>
           <w:rFonts w:ascii="Arial" w:hAnsi="Arial" w:cs="Arial"/>
           <w:sz w:val="24"/>
@@ -1850,6 +1949,7 @@
     </w:p>
     <w:p>
       <w:pPr>
+        <w:spacing w:line="360" w:lineRule="auto"/>
         <w:rPr>
           <w:rFonts w:ascii="Arial" w:hAnsi="Arial" w:cs="Arial"/>
           <w:sz w:val="24"/>
@@ -1859,6 +1959,7 @@
     </w:p>
     <w:p>
       <w:pPr>
+        <w:spacing w:line="360" w:lineRule="auto"/>
         <w:rPr>
           <w:rFonts w:ascii="Arial" w:hAnsi="Arial" w:cs="Arial"/>
           <w:sz w:val="24"/>
@@ -1868,6 +1969,7 @@
     </w:p>
     <w:p>
       <w:pPr>
+        <w:spacing w:line="360" w:lineRule="auto"/>
         <w:rPr>
           <w:rFonts w:ascii="Arial" w:hAnsi="Arial" w:cs="Arial"/>
           <w:sz w:val="24"/>
@@ -1877,6 +1979,7 @@
     </w:p>
     <w:p>
       <w:pPr>
+        <w:spacing w:line="360" w:lineRule="auto"/>
         <w:rPr>
           <w:rFonts w:ascii="Arial" w:hAnsi="Arial" w:cs="Arial"/>
           <w:sz w:val="24"/>
@@ -1886,6 +1989,7 @@
     </w:p>
     <w:p>
       <w:pPr>
+        <w:spacing w:line="360" w:lineRule="auto"/>
         <w:rPr>
           <w:rFonts w:ascii="Arial" w:hAnsi="Arial" w:cs="Arial"/>
           <w:sz w:val="24"/>
@@ -1895,6 +1999,7 @@
     </w:p>
     <w:p>
       <w:pPr>
+        <w:spacing w:line="360" w:lineRule="auto"/>
         <w:rPr>
           <w:rFonts w:ascii="Arial" w:hAnsi="Arial" w:cs="Arial"/>
           <w:sz w:val="24"/>
@@ -1904,6 +2009,7 @@
     </w:p>
     <w:p>
       <w:pPr>
+        <w:spacing w:line="360" w:lineRule="auto"/>
         <w:rPr>
           <w:rFonts w:ascii="Arial" w:hAnsi="Arial" w:cs="Arial"/>
           <w:sz w:val="24"/>
@@ -1913,6 +2019,7 @@
     </w:p>
     <w:p>
       <w:pPr>
+        <w:spacing w:line="360" w:lineRule="auto"/>
         <w:rPr>
           <w:rFonts w:ascii="Arial" w:hAnsi="Arial" w:cs="Arial"/>
           <w:sz w:val="24"/>
@@ -1922,6 +2029,7 @@
     </w:p>
     <w:p>
       <w:pPr>
+        <w:spacing w:line="360" w:lineRule="auto"/>
         <w:rPr>
           <w:rFonts w:ascii="Arial" w:hAnsi="Arial" w:cs="Arial"/>
           <w:sz w:val="24"/>
@@ -1931,6 +2039,7 @@
     </w:p>
     <w:p>
       <w:pPr>
+        <w:spacing w:line="360" w:lineRule="auto"/>
         <w:rPr>
           <w:rFonts w:ascii="Arial" w:hAnsi="Arial" w:cs="Arial"/>
           <w:sz w:val="24"/>
@@ -1940,6 +2049,7 @@
     </w:p>
     <w:p>
       <w:pPr>
+        <w:spacing w:line="360" w:lineRule="auto"/>
         <w:rPr>
           <w:rFonts w:ascii="Arial" w:hAnsi="Arial" w:cs="Arial"/>
           <w:sz w:val="24"/>
@@ -1954,25 +2064,25 @@
           <w:ilvl w:val="0"/>
           <w:numId w:val="46"/>
         </w:numPr>
-        <w:rPr>
-          <w:rFonts w:ascii="Arial" w:hAnsi="Arial" w:cs="Arial"/>
-          <w:sz w:val="28"/>
-          <w:szCs w:val="28"/>
-        </w:rPr>
-      </w:pPr>
-      <w:r>
-        <w:rPr>
-          <w:rFonts w:ascii="Arial" w:hAnsi="Arial" w:cs="Arial"/>
-          <w:sz w:val="28"/>
-          <w:szCs w:val="28"/>
-        </w:rPr>
-        <w:lastRenderedPageBreak/>
+        <w:spacing w:line="360" w:lineRule="auto"/>
+        <w:rPr>
+          <w:rFonts w:ascii="Arial" w:hAnsi="Arial" w:cs="Arial"/>
+          <w:sz w:val="24"/>
+          <w:szCs w:val="24"/>
+        </w:rPr>
+      </w:pPr>
+      <w:r>
+        <w:rPr>
+          <w:rFonts w:ascii="Arial" w:hAnsi="Arial" w:cs="Arial"/>
+          <w:sz w:val="24"/>
+          <w:szCs w:val="24"/>
+        </w:rPr>
         <w:t>ESW Integration Monitoring</w:t>
       </w:r>
     </w:p>
-    <w:p/>
-    <w:p>
-      <w:pPr>
+    <w:p>
+      <w:pPr>
+        <w:spacing w:line="360" w:lineRule="auto"/>
         <w:jc w:val="both"/>
         <w:rPr>
           <w:rFonts w:ascii="Arial" w:hAnsi="Arial" w:cs="Arial"/>
@@ -1988,24 +2098,25 @@
         <w:rPr>
           <w:rFonts w:ascii="Arial" w:hAnsi="Arial" w:cs="Arial"/>
         </w:rPr>
-        <w:t>misconfigurations.</w:t>
-      </w:r>
-      <w:r>
-        <w:rPr>
-          <w:rFonts w:ascii="Arial" w:hAnsi="Arial" w:cs="Arial"/>
-        </w:rPr>
-        <w:t xml:space="preserve"> By leveraging the generated report, users gain the ability to:</w:t>
-      </w:r>
-    </w:p>
-    <w:p>
-      <w:pPr>
-        <w:rPr>
-          <w:rFonts w:ascii="Arial" w:hAnsi="Arial" w:cs="Arial"/>
-        </w:rPr>
-      </w:pPr>
-    </w:p>
-    <w:p>
-      <w:pPr>
+        <w:t>misconfigurations. By leveraging the generated report, users gain the ability to:</w:t>
+      </w:r>
+    </w:p>
+    <w:p>
+      <w:pPr>
+        <w:spacing w:line="360" w:lineRule="auto"/>
+        <w:rPr>
+          <w:rFonts w:ascii="Arial" w:hAnsi="Arial" w:cs="Arial"/>
+        </w:rPr>
+      </w:pPr>
+    </w:p>
+    <w:p>
+      <w:pPr>
+        <w:pStyle w:val="ListParagraph"/>
+        <w:numPr>
+          <w:ilvl w:val="0"/>
+          <w:numId w:val="60"/>
+        </w:numPr>
+        <w:spacing w:line="360" w:lineRule="auto"/>
         <w:jc w:val="both"/>
         <w:rPr>
           <w:rFonts w:ascii="Arial" w:hAnsi="Arial" w:cs="Arial"/>
@@ -2016,8 +2127,6 @@
           <w:rFonts w:ascii="Arial" w:hAnsi="Arial" w:cs="Arial"/>
           <w:b/>
           <w:bCs/>
-          <w:sz w:val="24"/>
-          <w:szCs w:val="24"/>
         </w:rPr>
         <w:t>Proactively Identify Misconfigurations</w:t>
       </w:r>
@@ -2025,30 +2134,40 @@
         <w:rPr>
           <w:rFonts w:ascii="Arial" w:hAnsi="Arial" w:cs="Arial"/>
         </w:rPr>
-        <w:t>: The report highlights deviations from</w:t>
-      </w:r>
-    </w:p>
-    <w:p>
-      <w:pPr>
-        <w:jc w:val="both"/>
-        <w:rPr>
-          <w:rFonts w:ascii="Arial" w:hAnsi="Arial" w:cs="Arial"/>
-        </w:rPr>
-      </w:pPr>
+        <w:t>:</w:t>
+      </w:r>
+      <w:r>
+        <w:rPr>
+          <w:rFonts w:ascii="Arial" w:hAnsi="Arial" w:cs="Arial"/>
+          <w:sz w:val="18"/>
+          <w:szCs w:val="18"/>
+        </w:rPr>
+        <w:t xml:space="preserve"> </w:t>
+      </w:r>
+      <w:r>
+        <w:rPr>
+          <w:rFonts w:ascii="Arial" w:hAnsi="Arial" w:cs="Arial"/>
+        </w:rPr>
+        <w:t>The report highlights deviations from</w:t>
+      </w:r>
+      <w:r>
+        <w:rPr>
+          <w:rFonts w:ascii="Arial" w:hAnsi="Arial" w:cs="Arial"/>
+        </w:rPr>
+        <w:t xml:space="preserve"> </w:t>
+      </w:r>
       <w:r>
         <w:rPr>
           <w:rFonts w:ascii="Arial" w:hAnsi="Arial" w:cs="Arial"/>
         </w:rPr>
         <w:t>recommended or expected plugin configuration settings. This proactive approach</w:t>
       </w:r>
-    </w:p>
-    <w:p>
-      <w:pPr>
-        <w:jc w:val="both"/>
-        <w:rPr>
-          <w:rFonts w:ascii="Arial" w:hAnsi="Arial" w:cs="Arial"/>
-        </w:rPr>
-      </w:pPr>
+      <w:r>
+        <w:rPr>
+          <w:rFonts w:ascii="Arial" w:hAnsi="Arial" w:cs="Arial"/>
+        </w:rPr>
+        <w:t xml:space="preserve"> </w:t>
+      </w:r>
       <w:r>
         <w:rPr>
           <w:rFonts w:ascii="Arial" w:hAnsi="Arial" w:cs="Arial"/>
@@ -2058,13 +2177,20 @@
     </w:p>
     <w:p>
       <w:pPr>
-        <w:rPr>
-          <w:rFonts w:ascii="Arial" w:hAnsi="Arial" w:cs="Arial"/>
-        </w:rPr>
-      </w:pPr>
-    </w:p>
-    <w:p>
-      <w:pPr>
+        <w:spacing w:line="360" w:lineRule="auto"/>
+        <w:rPr>
+          <w:rFonts w:ascii="Arial" w:hAnsi="Arial" w:cs="Arial"/>
+        </w:rPr>
+      </w:pPr>
+    </w:p>
+    <w:p>
+      <w:pPr>
+        <w:pStyle w:val="ListParagraph"/>
+        <w:numPr>
+          <w:ilvl w:val="0"/>
+          <w:numId w:val="60"/>
+        </w:numPr>
+        <w:spacing w:line="360" w:lineRule="auto"/>
         <w:rPr>
           <w:rFonts w:ascii="Arial" w:hAnsi="Arial" w:cs="Arial"/>
         </w:rPr>
@@ -2074,58 +2200,57 @@
           <w:rFonts w:ascii="Arial" w:hAnsi="Arial" w:cs="Arial"/>
           <w:b/>
           <w:bCs/>
-          <w:sz w:val="24"/>
-          <w:szCs w:val="24"/>
         </w:rPr>
         <w:t>Expedite Troubleshooting</w:t>
       </w:r>
       <w:r>
         <w:rPr>
           <w:rFonts w:ascii="Arial" w:hAnsi="Arial" w:cs="Arial"/>
-          <w:sz w:val="24"/>
-          <w:szCs w:val="24"/>
-        </w:rPr>
-        <w:t>:</w:t>
-      </w:r>
-      <w:r>
-        <w:rPr>
-          <w:rFonts w:ascii="Arial" w:hAnsi="Arial" w:cs="Arial"/>
-        </w:rPr>
-        <w:t xml:space="preserve"> The detailed report streamlines the troubleshooting </w:t>
-      </w:r>
-    </w:p>
-    <w:p>
-      <w:pPr>
-        <w:rPr>
-          <w:rFonts w:ascii="Arial" w:hAnsi="Arial" w:cs="Arial"/>
-        </w:rPr>
-      </w:pPr>
-      <w:r>
-        <w:rPr>
-          <w:rFonts w:ascii="Arial" w:hAnsi="Arial" w:cs="Arial"/>
-        </w:rPr>
-        <w:t xml:space="preserve">process by pinpointing potential configuration errors that might be causing problems. </w:t>
-      </w:r>
-    </w:p>
-    <w:p>
-      <w:pPr>
-        <w:rPr>
-          <w:rFonts w:ascii="Arial" w:hAnsi="Arial" w:cs="Arial"/>
-        </w:rPr>
-      </w:pPr>
-      <w:r>
-        <w:rPr>
-          <w:rFonts w:ascii="Arial" w:hAnsi="Arial" w:cs="Arial"/>
-        </w:rPr>
-        <w:t xml:space="preserve">This allows users to focus their efforts on resolving the root cause of the issue more </w:t>
-      </w:r>
-    </w:p>
-    <w:p>
-      <w:pPr>
-        <w:rPr>
-          <w:rFonts w:ascii="Arial" w:hAnsi="Arial" w:cs="Arial"/>
-        </w:rPr>
-      </w:pPr>
+        </w:rPr>
+        <w:t>: The detailed report streamlines the troubleshooting process by pinpointing potential configuration errors that might be causing problems.</w:t>
+      </w:r>
+      <w:r>
+        <w:rPr>
+          <w:rFonts w:ascii="Arial" w:hAnsi="Arial" w:cs="Arial"/>
+        </w:rPr>
+        <w:t xml:space="preserve"> </w:t>
+      </w:r>
+      <w:r>
+        <w:rPr>
+          <w:rFonts w:ascii="Arial" w:hAnsi="Arial" w:cs="Arial"/>
+        </w:rPr>
+        <w:t>This allows</w:t>
+      </w:r>
+      <w:r>
+        <w:rPr>
+          <w:rFonts w:ascii="Arial" w:hAnsi="Arial" w:cs="Arial"/>
+        </w:rPr>
+        <w:t xml:space="preserve"> </w:t>
+      </w:r>
+      <w:r>
+        <w:rPr>
+          <w:rFonts w:ascii="Arial" w:hAnsi="Arial" w:cs="Arial"/>
+        </w:rPr>
+        <w:t>users to</w:t>
+      </w:r>
+      <w:r>
+        <w:rPr>
+          <w:rFonts w:ascii="Arial" w:hAnsi="Arial" w:cs="Arial"/>
+        </w:rPr>
+        <w:t xml:space="preserve"> </w:t>
+      </w:r>
+      <w:r>
+        <w:rPr>
+          <w:rFonts w:ascii="Arial" w:hAnsi="Arial" w:cs="Arial"/>
+        </w:rPr>
+        <w:t xml:space="preserve">focus their efforts on resolving the root cause of the issue more </w:t>
+      </w:r>
+      <w:r>
+        <w:rPr>
+          <w:rFonts w:ascii="Arial" w:hAnsi="Arial" w:cs="Arial"/>
+        </w:rPr>
+        <w:t xml:space="preserve"> </w:t>
+      </w:r>
       <w:r>
         <w:rPr>
           <w:rFonts w:ascii="Arial" w:hAnsi="Arial" w:cs="Arial"/>
@@ -2135,13 +2260,15 @@
     </w:p>
     <w:p>
       <w:pPr>
-        <w:rPr>
-          <w:rFonts w:ascii="Arial" w:hAnsi="Arial" w:cs="Arial"/>
-        </w:rPr>
-      </w:pPr>
-    </w:p>
-    <w:p>
-      <w:pPr>
+        <w:spacing w:line="360" w:lineRule="auto"/>
+        <w:rPr>
+          <w:rFonts w:ascii="Arial" w:hAnsi="Arial" w:cs="Arial"/>
+        </w:rPr>
+      </w:pPr>
+    </w:p>
+    <w:p>
+      <w:pPr>
+        <w:spacing w:line="360" w:lineRule="auto"/>
         <w:rPr>
           <w:rFonts w:ascii="Arial" w:hAnsi="Arial" w:cs="Arial"/>
         </w:rPr>
@@ -2155,6 +2282,7 @@
     </w:p>
     <w:p>
       <w:pPr>
+        <w:spacing w:line="360" w:lineRule="auto"/>
         <w:rPr>
           <w:rFonts w:ascii="Arial" w:hAnsi="Arial" w:cs="Arial"/>
         </w:rPr>
@@ -2168,6 +2296,7 @@
     </w:p>
     <w:p>
       <w:pPr>
+        <w:spacing w:line="360" w:lineRule="auto"/>
         <w:rPr>
           <w:rFonts w:ascii="Arial" w:hAnsi="Arial" w:cs="Arial"/>
         </w:rPr>
@@ -2182,6 +2311,7 @@
     <w:p>
       <w:pPr>
         <w:pStyle w:val="ListParagraph"/>
+        <w:spacing w:line="360" w:lineRule="auto"/>
         <w:ind w:left="360"/>
         <w:rPr>
           <w:rFonts w:ascii="Arial" w:hAnsi="Arial" w:cs="Arial"/>
@@ -2195,12 +2325,11 @@
           <w:ilvl w:val="1"/>
           <w:numId w:val="49"/>
         </w:numPr>
+        <w:spacing w:line="360" w:lineRule="auto"/>
         <w:rPr>
           <w:rFonts w:ascii="Arial" w:hAnsi="Arial" w:cs="Arial"/>
           <w:b/>
           <w:bCs/>
-          <w:sz w:val="24"/>
-          <w:szCs w:val="24"/>
         </w:rPr>
       </w:pPr>
       <w:r>
@@ -2208,21 +2337,21 @@
           <w:rFonts w:ascii="Arial" w:hAnsi="Arial" w:cs="Arial"/>
           <w:b/>
           <w:bCs/>
-          <w:sz w:val="24"/>
-          <w:szCs w:val="24"/>
         </w:rPr>
         <w:t>ESW Integration Monitoring Menu</w:t>
       </w:r>
     </w:p>
     <w:p>
       <w:pPr>
-        <w:rPr>
-          <w:rFonts w:ascii="Arial" w:hAnsi="Arial" w:cs="Arial"/>
-        </w:rPr>
-      </w:pPr>
-    </w:p>
-    <w:p>
-      <w:pPr>
+        <w:spacing w:line="360" w:lineRule="auto"/>
+        <w:rPr>
+          <w:rFonts w:ascii="Arial" w:hAnsi="Arial" w:cs="Arial"/>
+        </w:rPr>
+      </w:pPr>
+    </w:p>
+    <w:p>
+      <w:pPr>
+        <w:spacing w:line="360" w:lineRule="auto"/>
         <w:rPr>
           <w:rFonts w:ascii="Arial" w:hAnsi="Arial" w:cs="Arial"/>
         </w:rPr>
@@ -2248,13 +2377,15 @@
     </w:p>
     <w:p>
       <w:pPr>
-        <w:rPr>
-          <w:rFonts w:ascii="Arial" w:hAnsi="Arial" w:cs="Arial"/>
-        </w:rPr>
-      </w:pPr>
-    </w:p>
-    <w:p>
-      <w:pPr>
+        <w:spacing w:line="360" w:lineRule="auto"/>
+        <w:rPr>
+          <w:rFonts w:ascii="Arial" w:hAnsi="Arial" w:cs="Arial"/>
+        </w:rPr>
+      </w:pPr>
+    </w:p>
+    <w:p>
+      <w:pPr>
+        <w:spacing w:line="360" w:lineRule="auto"/>
         <w:rPr>
           <w:rFonts w:ascii="Arial" w:hAnsi="Arial" w:cs="Arial"/>
           <w:i/>
@@ -2283,6 +2414,7 @@
     </w:p>
     <w:p>
       <w:pPr>
+        <w:spacing w:line="360" w:lineRule="auto"/>
         <w:rPr>
           <w:rFonts w:ascii="Arial" w:hAnsi="Arial" w:cs="Arial"/>
           <w:i/>
@@ -2291,6 +2423,7 @@
     </w:p>
     <w:p>
       <w:pPr>
+        <w:spacing w:line="360" w:lineRule="auto"/>
         <w:rPr>
           <w:rFonts w:ascii="Arial" w:hAnsi="Arial" w:cs="Arial"/>
         </w:rPr>
@@ -2300,7 +2433,6 @@
           <w:rFonts w:ascii="Arial" w:hAnsi="Arial" w:cs="Arial"/>
           <w:noProof/>
         </w:rPr>
-        <w:lastRenderedPageBreak/>
         <w:drawing>
           <wp:inline distT="0" distB="0" distL="0" distR="0" wp14:anchorId="1F068223" wp14:editId="14C8B198">
             <wp:extent cx="5943600" cy="4615815"/>
@@ -2340,62 +2472,71 @@
     </w:p>
     <w:p>
       <w:pPr>
-        <w:rPr>
-          <w:rFonts w:ascii="Arial" w:hAnsi="Arial" w:cs="Arial"/>
-        </w:rPr>
-      </w:pPr>
-    </w:p>
-    <w:p>
-      <w:pPr>
-        <w:rPr>
-          <w:rFonts w:ascii="Arial" w:hAnsi="Arial" w:cs="Arial"/>
-        </w:rPr>
-      </w:pPr>
-    </w:p>
-    <w:p>
-      <w:pPr>
-        <w:rPr>
-          <w:rFonts w:ascii="Arial" w:hAnsi="Arial" w:cs="Arial"/>
-        </w:rPr>
-      </w:pPr>
-    </w:p>
-    <w:p>
-      <w:pPr>
-        <w:rPr>
-          <w:rFonts w:ascii="Arial" w:hAnsi="Arial" w:cs="Arial"/>
-        </w:rPr>
-      </w:pPr>
-    </w:p>
-    <w:p>
-      <w:pPr>
-        <w:rPr>
-          <w:rFonts w:ascii="Arial" w:hAnsi="Arial" w:cs="Arial"/>
-        </w:rPr>
-      </w:pPr>
-    </w:p>
-    <w:p>
-      <w:pPr>
-        <w:rPr>
-          <w:rFonts w:ascii="Arial" w:hAnsi="Arial" w:cs="Arial"/>
-        </w:rPr>
-      </w:pPr>
-    </w:p>
-    <w:p>
-      <w:pPr>
-        <w:rPr>
-          <w:rFonts w:ascii="Arial" w:hAnsi="Arial" w:cs="Arial"/>
-        </w:rPr>
-      </w:pPr>
-    </w:p>
-    <w:p>
-      <w:pPr>
-        <w:rPr>
-          <w:rFonts w:ascii="Arial" w:hAnsi="Arial" w:cs="Arial"/>
-        </w:rPr>
-      </w:pPr>
-    </w:p>
-    <w:p>
-      <w:pPr>
+        <w:spacing w:line="360" w:lineRule="auto"/>
+        <w:rPr>
+          <w:rFonts w:ascii="Arial" w:hAnsi="Arial" w:cs="Arial"/>
+        </w:rPr>
+      </w:pPr>
+    </w:p>
+    <w:p>
+      <w:pPr>
+        <w:spacing w:line="360" w:lineRule="auto"/>
+        <w:rPr>
+          <w:rFonts w:ascii="Arial" w:hAnsi="Arial" w:cs="Arial"/>
+        </w:rPr>
+      </w:pPr>
+    </w:p>
+    <w:p>
+      <w:pPr>
+        <w:spacing w:line="360" w:lineRule="auto"/>
+        <w:rPr>
+          <w:rFonts w:ascii="Arial" w:hAnsi="Arial" w:cs="Arial"/>
+        </w:rPr>
+      </w:pPr>
+    </w:p>
+    <w:p>
+      <w:pPr>
+        <w:spacing w:line="360" w:lineRule="auto"/>
+        <w:rPr>
+          <w:rFonts w:ascii="Arial" w:hAnsi="Arial" w:cs="Arial"/>
+        </w:rPr>
+      </w:pPr>
+    </w:p>
+    <w:p>
+      <w:pPr>
+        <w:spacing w:line="360" w:lineRule="auto"/>
+        <w:rPr>
+          <w:rFonts w:ascii="Arial" w:hAnsi="Arial" w:cs="Arial"/>
+        </w:rPr>
+      </w:pPr>
+    </w:p>
+    <w:p>
+      <w:pPr>
+        <w:spacing w:line="360" w:lineRule="auto"/>
+        <w:rPr>
+          <w:rFonts w:ascii="Arial" w:hAnsi="Arial" w:cs="Arial"/>
+        </w:rPr>
+      </w:pPr>
+    </w:p>
+    <w:p>
+      <w:pPr>
+        <w:spacing w:line="360" w:lineRule="auto"/>
+        <w:rPr>
+          <w:rFonts w:ascii="Arial" w:hAnsi="Arial" w:cs="Arial"/>
+        </w:rPr>
+      </w:pPr>
+    </w:p>
+    <w:p>
+      <w:pPr>
+        <w:spacing w:line="360" w:lineRule="auto"/>
+        <w:rPr>
+          <w:rFonts w:ascii="Arial" w:hAnsi="Arial" w:cs="Arial"/>
+        </w:rPr>
+      </w:pPr>
+    </w:p>
+    <w:p>
+      <w:pPr>
+        <w:spacing w:line="360" w:lineRule="auto"/>
         <w:rPr>
           <w:rFonts w:ascii="Arial" w:hAnsi="Arial" w:cs="Arial"/>
         </w:rPr>
@@ -2421,13 +2562,15 @@
     </w:p>
     <w:p>
       <w:pPr>
-        <w:rPr>
-          <w:rFonts w:ascii="Arial" w:hAnsi="Arial" w:cs="Arial"/>
-        </w:rPr>
-      </w:pPr>
-    </w:p>
-    <w:p>
-      <w:pPr>
+        <w:spacing w:line="360" w:lineRule="auto"/>
+        <w:rPr>
+          <w:rFonts w:ascii="Arial" w:hAnsi="Arial" w:cs="Arial"/>
+        </w:rPr>
+      </w:pPr>
+    </w:p>
+    <w:p>
+      <w:pPr>
+        <w:spacing w:line="360" w:lineRule="auto"/>
         <w:rPr>
           <w:rFonts w:ascii="Arial" w:hAnsi="Arial" w:cs="Arial"/>
         </w:rPr>
@@ -2437,12 +2580,11 @@
           <w:rFonts w:ascii="Arial" w:hAnsi="Arial" w:cs="Arial"/>
           <w:noProof/>
         </w:rPr>
-        <w:lastRenderedPageBreak/>
         <w:drawing>
-          <wp:inline distT="0" distB="0" distL="0" distR="0" wp14:anchorId="242AF500" wp14:editId="1FD6ACCE">
-            <wp:extent cx="5943600" cy="2561590"/>
+          <wp:inline distT="0" distB="0" distL="0" distR="0" wp14:anchorId="60B9D3F5" wp14:editId="7A8AF359">
+            <wp:extent cx="5943600" cy="2230120"/>
             <wp:effectExtent l="0" t="0" r="0" b="0"/>
-            <wp:docPr id="1583976891" name="Picture 1" descr="A screenshot of a computer&#10;&#10;Description automatically generated"/>
+            <wp:docPr id="964386401" name="Picture 1"/>
             <wp:cNvGraphicFramePr>
               <a:graphicFrameLocks xmlns:a="http://schemas.openxmlformats.org/drawingml/2006/main" noChangeAspect="1"/>
             </wp:cNvGraphicFramePr>
@@ -2450,7 +2592,7 @@
               <a:graphicData uri="http://schemas.openxmlformats.org/drawingml/2006/picture">
                 <pic:pic xmlns:pic="http://schemas.openxmlformats.org/drawingml/2006/picture">
                   <pic:nvPicPr>
-                    <pic:cNvPr id="1583976891" name="Picture 1" descr="A screenshot of a computer&#10;&#10;Description automatically generated"/>
+                    <pic:cNvPr id="964386401" name=""/>
                     <pic:cNvPicPr/>
                   </pic:nvPicPr>
                   <pic:blipFill>
@@ -2462,7 +2604,7 @@
                   <pic:spPr>
                     <a:xfrm>
                       <a:off x="0" y="0"/>
-                      <a:ext cx="5943600" cy="2561590"/>
+                      <a:ext cx="5943600" cy="2230120"/>
                     </a:xfrm>
                     <a:prstGeom prst="rect">
                       <a:avLst/>
@@ -2477,6 +2619,7 @@
     </w:p>
     <w:p>
       <w:pPr>
+        <w:spacing w:line="360" w:lineRule="auto"/>
         <w:rPr>
           <w:rFonts w:ascii="Arial" w:hAnsi="Arial" w:cs="Arial"/>
         </w:rPr>
@@ -2485,7 +2628,7 @@
     <w:p>
       <w:pPr>
         <w:shd w:val="clear" w:color="auto" w:fill="FFFFFF"/>
-        <w:spacing w:before="100" w:beforeAutospacing="1" w:after="100" w:afterAutospacing="1"/>
+        <w:spacing w:before="100" w:beforeAutospacing="1" w:after="100" w:afterAutospacing="1" w:line="360" w:lineRule="auto"/>
         <w:rPr>
           <w:rFonts w:ascii="Arial" w:eastAsia="Times New Roman" w:hAnsi="Arial" w:cs="Arial"/>
           <w:color w:val="111111"/>
@@ -2502,7 +2645,7 @@
     <w:p>
       <w:pPr>
         <w:shd w:val="clear" w:color="auto" w:fill="FFFFFF"/>
-        <w:spacing w:before="100" w:beforeAutospacing="1" w:after="100" w:afterAutospacing="1"/>
+        <w:spacing w:before="100" w:beforeAutospacing="1" w:after="100" w:afterAutospacing="1" w:line="360" w:lineRule="auto"/>
         <w:rPr>
           <w:rFonts w:ascii="Arial" w:eastAsia="Times New Roman" w:hAnsi="Arial" w:cs="Arial"/>
           <w:color w:val="111111"/>
@@ -2516,6 +2659,7 @@
           <w:numId w:val="33"/>
         </w:numPr>
         <w:shd w:val="clear" w:color="auto" w:fill="FFFFFF"/>
+        <w:spacing w:line="360" w:lineRule="auto"/>
         <w:rPr>
           <w:rFonts w:ascii="Arial" w:eastAsia="Times New Roman" w:hAnsi="Arial" w:cs="Arial"/>
           <w:color w:val="111111"/>
@@ -2571,6 +2715,7 @@
     <w:p>
       <w:pPr>
         <w:shd w:val="clear" w:color="auto" w:fill="FFFFFF"/>
+        <w:spacing w:line="360" w:lineRule="auto"/>
         <w:rPr>
           <w:rFonts w:ascii="Arial" w:eastAsia="Times New Roman" w:hAnsi="Arial" w:cs="Arial"/>
           <w:color w:val="111111"/>
@@ -2580,6 +2725,7 @@
     <w:p>
       <w:pPr>
         <w:shd w:val="clear" w:color="auto" w:fill="FFFFFF"/>
+        <w:spacing w:line="360" w:lineRule="auto"/>
         <w:rPr>
           <w:rFonts w:ascii="Arial" w:eastAsia="Times New Roman" w:hAnsi="Arial" w:cs="Arial"/>
           <w:color w:val="111111"/>
@@ -2589,6 +2735,7 @@
     <w:p>
       <w:pPr>
         <w:shd w:val="clear" w:color="auto" w:fill="FFFFFF"/>
+        <w:spacing w:line="360" w:lineRule="auto"/>
         <w:ind w:left="720"/>
         <w:rPr>
           <w:rFonts w:ascii="Arial" w:eastAsia="Times New Roman" w:hAnsi="Arial" w:cs="Arial"/>
@@ -2601,6 +2748,7 @@
     <w:p>
       <w:pPr>
         <w:shd w:val="clear" w:color="auto" w:fill="FFFFFF"/>
+        <w:spacing w:line="360" w:lineRule="auto"/>
         <w:ind w:left="720"/>
         <w:rPr>
           <w:rFonts w:ascii="Arial" w:eastAsia="Times New Roman" w:hAnsi="Arial" w:cs="Arial"/>
@@ -2610,6 +2758,7 @@
     </w:p>
     <w:p>
       <w:pPr>
+        <w:spacing w:line="360" w:lineRule="auto"/>
         <w:rPr>
           <w:rFonts w:ascii="Arial" w:hAnsi="Arial" w:cs="Arial"/>
         </w:rPr>
@@ -2620,10 +2769,10 @@
           <w:noProof/>
         </w:rPr>
         <w:drawing>
-          <wp:inline distT="0" distB="0" distL="0" distR="0" wp14:anchorId="55DF4512" wp14:editId="64E4F745">
-            <wp:extent cx="5943600" cy="2496820"/>
+          <wp:inline distT="0" distB="0" distL="0" distR="0" wp14:anchorId="626ED109" wp14:editId="6B94A1BB">
+            <wp:extent cx="5943600" cy="2230120"/>
             <wp:effectExtent l="0" t="0" r="0" b="0"/>
-            <wp:docPr id="1963727059" name="Picture 1"/>
+            <wp:docPr id="1091577825" name="Picture 1" descr="A screenshot of a computer&#10;&#10;AI-generated content may be incorrect."/>
             <wp:cNvGraphicFramePr>
               <a:graphicFrameLocks xmlns:a="http://schemas.openxmlformats.org/drawingml/2006/main" noChangeAspect="1"/>
             </wp:cNvGraphicFramePr>
@@ -2631,7 +2780,7 @@
               <a:graphicData uri="http://schemas.openxmlformats.org/drawingml/2006/picture">
                 <pic:pic xmlns:pic="http://schemas.openxmlformats.org/drawingml/2006/picture">
                   <pic:nvPicPr>
-                    <pic:cNvPr id="1963727059" name=""/>
+                    <pic:cNvPr id="1091577825" name="Picture 1" descr="A screenshot of a computer&#10;&#10;AI-generated content may be incorrect."/>
                     <pic:cNvPicPr/>
                   </pic:nvPicPr>
                   <pic:blipFill>
@@ -2643,7 +2792,7 @@
                   <pic:spPr>
                     <a:xfrm>
                       <a:off x="0" y="0"/>
-                      <a:ext cx="5943600" cy="2496820"/>
+                      <a:ext cx="5943600" cy="2230120"/>
                     </a:xfrm>
                     <a:prstGeom prst="rect">
                       <a:avLst/>
@@ -2658,104 +2807,119 @@
     </w:p>
     <w:p>
       <w:pPr>
-        <w:rPr>
-          <w:rFonts w:ascii="Arial" w:hAnsi="Arial" w:cs="Arial"/>
-        </w:rPr>
-      </w:pPr>
-    </w:p>
-    <w:p>
-      <w:pPr>
-        <w:rPr>
-          <w:rFonts w:ascii="Arial" w:hAnsi="Arial" w:cs="Arial"/>
-        </w:rPr>
-      </w:pPr>
-    </w:p>
-    <w:p>
-      <w:pPr>
-        <w:rPr>
-          <w:rFonts w:ascii="Arial" w:hAnsi="Arial" w:cs="Arial"/>
-        </w:rPr>
-      </w:pPr>
-    </w:p>
-    <w:p>
-      <w:pPr>
-        <w:rPr>
-          <w:rFonts w:ascii="Arial" w:hAnsi="Arial" w:cs="Arial"/>
-        </w:rPr>
-      </w:pPr>
-    </w:p>
-    <w:p>
-      <w:pPr>
-        <w:rPr>
-          <w:rFonts w:ascii="Arial" w:hAnsi="Arial" w:cs="Arial"/>
-        </w:rPr>
-      </w:pPr>
-    </w:p>
-    <w:p>
-      <w:pPr>
-        <w:rPr>
-          <w:rFonts w:ascii="Arial" w:hAnsi="Arial" w:cs="Arial"/>
-        </w:rPr>
-      </w:pPr>
-    </w:p>
-    <w:p>
-      <w:pPr>
-        <w:rPr>
-          <w:rFonts w:ascii="Arial" w:hAnsi="Arial" w:cs="Arial"/>
-        </w:rPr>
-      </w:pPr>
-    </w:p>
-    <w:p>
-      <w:pPr>
-        <w:rPr>
-          <w:rFonts w:ascii="Arial" w:hAnsi="Arial" w:cs="Arial"/>
-        </w:rPr>
-      </w:pPr>
-    </w:p>
-    <w:p>
-      <w:pPr>
-        <w:rPr>
-          <w:rFonts w:ascii="Arial" w:hAnsi="Arial" w:cs="Arial"/>
-        </w:rPr>
-      </w:pPr>
-    </w:p>
-    <w:p>
-      <w:pPr>
-        <w:rPr>
-          <w:rFonts w:ascii="Arial" w:hAnsi="Arial" w:cs="Arial"/>
-        </w:rPr>
-      </w:pPr>
-    </w:p>
-    <w:p>
-      <w:pPr>
-        <w:rPr>
-          <w:rFonts w:ascii="Arial" w:hAnsi="Arial" w:cs="Arial"/>
-        </w:rPr>
-      </w:pPr>
-    </w:p>
-    <w:p>
-      <w:pPr>
-        <w:rPr>
-          <w:rFonts w:ascii="Arial" w:hAnsi="Arial" w:cs="Arial"/>
-        </w:rPr>
-      </w:pPr>
-    </w:p>
-    <w:p>
-      <w:pPr>
-        <w:rPr>
-          <w:rFonts w:ascii="Arial" w:hAnsi="Arial" w:cs="Arial"/>
-        </w:rPr>
-      </w:pPr>
-    </w:p>
-    <w:p>
-      <w:pPr>
-        <w:rPr>
-          <w:rFonts w:ascii="Arial" w:hAnsi="Arial" w:cs="Arial"/>
-        </w:rPr>
-      </w:pPr>
-    </w:p>
-    <w:p>
-      <w:pPr>
+        <w:spacing w:line="360" w:lineRule="auto"/>
+        <w:rPr>
+          <w:rFonts w:ascii="Arial" w:hAnsi="Arial" w:cs="Arial"/>
+        </w:rPr>
+      </w:pPr>
+    </w:p>
+    <w:p>
+      <w:pPr>
+        <w:spacing w:line="360" w:lineRule="auto"/>
+        <w:rPr>
+          <w:rFonts w:ascii="Arial" w:hAnsi="Arial" w:cs="Arial"/>
+        </w:rPr>
+      </w:pPr>
+    </w:p>
+    <w:p>
+      <w:pPr>
+        <w:spacing w:line="360" w:lineRule="auto"/>
+        <w:rPr>
+          <w:rFonts w:ascii="Arial" w:hAnsi="Arial" w:cs="Arial"/>
+        </w:rPr>
+      </w:pPr>
+    </w:p>
+    <w:p>
+      <w:pPr>
+        <w:spacing w:line="360" w:lineRule="auto"/>
+        <w:rPr>
+          <w:rFonts w:ascii="Arial" w:hAnsi="Arial" w:cs="Arial"/>
+        </w:rPr>
+      </w:pPr>
+    </w:p>
+    <w:p>
+      <w:pPr>
+        <w:spacing w:line="360" w:lineRule="auto"/>
+        <w:rPr>
+          <w:rFonts w:ascii="Arial" w:hAnsi="Arial" w:cs="Arial"/>
+        </w:rPr>
+      </w:pPr>
+    </w:p>
+    <w:p>
+      <w:pPr>
+        <w:spacing w:line="360" w:lineRule="auto"/>
+        <w:rPr>
+          <w:rFonts w:ascii="Arial" w:hAnsi="Arial" w:cs="Arial"/>
+        </w:rPr>
+      </w:pPr>
+    </w:p>
+    <w:p>
+      <w:pPr>
+        <w:spacing w:line="360" w:lineRule="auto"/>
+        <w:rPr>
+          <w:rFonts w:ascii="Arial" w:hAnsi="Arial" w:cs="Arial"/>
+        </w:rPr>
+      </w:pPr>
+    </w:p>
+    <w:p>
+      <w:pPr>
+        <w:spacing w:line="360" w:lineRule="auto"/>
+        <w:rPr>
+          <w:rFonts w:ascii="Arial" w:hAnsi="Arial" w:cs="Arial"/>
+        </w:rPr>
+      </w:pPr>
+    </w:p>
+    <w:p>
+      <w:pPr>
+        <w:spacing w:line="360" w:lineRule="auto"/>
+        <w:rPr>
+          <w:rFonts w:ascii="Arial" w:hAnsi="Arial" w:cs="Arial"/>
+        </w:rPr>
+      </w:pPr>
+    </w:p>
+    <w:p>
+      <w:pPr>
+        <w:spacing w:line="360" w:lineRule="auto"/>
+        <w:rPr>
+          <w:rFonts w:ascii="Arial" w:hAnsi="Arial" w:cs="Arial"/>
+        </w:rPr>
+      </w:pPr>
+    </w:p>
+    <w:p>
+      <w:pPr>
+        <w:spacing w:line="360" w:lineRule="auto"/>
+        <w:rPr>
+          <w:rFonts w:ascii="Arial" w:hAnsi="Arial" w:cs="Arial"/>
+        </w:rPr>
+      </w:pPr>
+    </w:p>
+    <w:p>
+      <w:pPr>
+        <w:spacing w:line="360" w:lineRule="auto"/>
+        <w:rPr>
+          <w:rFonts w:ascii="Arial" w:hAnsi="Arial" w:cs="Arial"/>
+        </w:rPr>
+      </w:pPr>
+    </w:p>
+    <w:p>
+      <w:pPr>
+        <w:spacing w:line="360" w:lineRule="auto"/>
+        <w:rPr>
+          <w:rFonts w:ascii="Arial" w:hAnsi="Arial" w:cs="Arial"/>
+        </w:rPr>
+      </w:pPr>
+    </w:p>
+    <w:p>
+      <w:pPr>
+        <w:spacing w:line="360" w:lineRule="auto"/>
+        <w:rPr>
+          <w:rFonts w:ascii="Arial" w:hAnsi="Arial" w:cs="Arial"/>
+        </w:rPr>
+      </w:pPr>
+    </w:p>
+    <w:p>
+      <w:pPr>
+        <w:spacing w:line="360" w:lineRule="auto"/>
         <w:rPr>
           <w:rFonts w:ascii="Arial" w:hAnsi="Arial" w:cs="Arial"/>
         </w:rPr>
@@ -2768,6 +2932,7 @@
           <w:ilvl w:val="1"/>
           <w:numId w:val="49"/>
         </w:numPr>
+        <w:spacing w:line="360" w:lineRule="auto"/>
         <w:rPr>
           <w:rFonts w:ascii="Arial" w:hAnsi="Arial" w:cs="Arial"/>
           <w:b/>
@@ -2787,34 +2952,30 @@
         <w:t>ESW Integration Monitoring Report Fields</w:t>
       </w:r>
     </w:p>
-    <w:p>
-      <w:pPr>
-        <w:rPr>
-          <w:rFonts w:ascii="Arial" w:hAnsi="Arial" w:cs="Arial"/>
-        </w:rPr>
-      </w:pPr>
-    </w:p>
     <w:tbl>
       <w:tblPr>
         <w:tblStyle w:val="TableGrid"/>
-        <w:tblW w:w="10627" w:type="dxa"/>
+        <w:tblW w:w="0" w:type="auto"/>
         <w:tblLook w:val="04A0" w:firstRow="1" w:lastRow="0" w:firstColumn="1" w:lastColumn="0" w:noHBand="0" w:noVBand="1"/>
       </w:tblPr>
       <w:tblGrid>
-        <w:gridCol w:w="3937"/>
-        <w:gridCol w:w="6690"/>
+        <w:gridCol w:w="4675"/>
+        <w:gridCol w:w="4675"/>
       </w:tblGrid>
       <w:tr>
         <w:tc>
           <w:tcPr>
-            <w:tcW w:w="3937" w:type="dxa"/>
+            <w:tcW w:w="4675" w:type="dxa"/>
           </w:tcPr>
           <w:p>
             <w:pPr>
+              <w:spacing w:line="360" w:lineRule="auto"/>
               <w:rPr>
                 <w:rFonts w:ascii="Arial" w:hAnsi="Arial" w:cs="Arial"/>
                 <w:b/>
                 <w:bCs/>
+                <w:sz w:val="24"/>
+                <w:szCs w:val="24"/>
               </w:rPr>
             </w:pPr>
             <w:r>
@@ -2829,14 +2990,17 @@
         </w:tc>
         <w:tc>
           <w:tcPr>
-            <w:tcW w:w="6690" w:type="dxa"/>
+            <w:tcW w:w="4675" w:type="dxa"/>
           </w:tcPr>
           <w:p>
             <w:pPr>
+              <w:spacing w:line="360" w:lineRule="auto"/>
               <w:rPr>
                 <w:rFonts w:ascii="Arial" w:hAnsi="Arial" w:cs="Arial"/>
                 <w:b/>
                 <w:bCs/>
+                <w:sz w:val="24"/>
+                <w:szCs w:val="24"/>
               </w:rPr>
             </w:pPr>
             <w:r>
@@ -2853,36 +3017,30 @@
       <w:tr>
         <w:tc>
           <w:tcPr>
-            <w:tcW w:w="3937" w:type="dxa"/>
+            <w:tcW w:w="4675" w:type="dxa"/>
           </w:tcPr>
           <w:p>
             <w:pPr>
+              <w:spacing w:line="360" w:lineRule="auto"/>
               <w:rPr>
                 <w:rFonts w:ascii="Arial" w:hAnsi="Arial" w:cs="Arial"/>
-                <w:b/>
-                <w:bCs/>
               </w:rPr>
             </w:pPr>
-            <w:proofErr w:type="spellStart"/>
             <w:r>
               <w:rPr>
                 <w:rFonts w:ascii="Arial" w:hAnsi="Arial" w:cs="Arial"/>
-                <w:b/>
-                <w:bCs/>
-                <w:color w:val="333333"/>
-                <w:shd w:val="clear" w:color="auto" w:fill="FFFFFF"/>
               </w:rPr>
-              <w:t>SiteConfigs</w:t>
+              <w:t>siteInformation</w:t>
             </w:r>
-            <w:proofErr w:type="spellEnd"/>
           </w:p>
         </w:tc>
         <w:tc>
           <w:tcPr>
-            <w:tcW w:w="6690" w:type="dxa"/>
+            <w:tcW w:w="4675" w:type="dxa"/>
           </w:tcPr>
           <w:p>
             <w:pPr>
+              <w:spacing w:line="360" w:lineRule="auto"/>
               <w:rPr>
                 <w:rFonts w:ascii="Arial" w:hAnsi="Arial" w:cs="Arial"/>
                 <w:color w:val="333333"/>
@@ -2910,397 +3068,7 @@
           </w:p>
           <w:p>
             <w:pPr>
-              <w:rPr>
-                <w:rFonts w:ascii="Arial" w:hAnsi="Arial" w:cs="Arial"/>
-                <w:color w:val="333333"/>
-                <w:shd w:val="clear" w:color="auto" w:fill="FFFFFF"/>
-              </w:rPr>
-            </w:pPr>
-            <w:proofErr w:type="spellStart"/>
-            <w:r>
-              <w:rPr>
-                <w:rFonts w:ascii="Arial" w:hAnsi="Arial" w:cs="Arial"/>
-                <w:b/>
-                <w:bCs/>
-                <w:color w:val="333333"/>
-                <w:shd w:val="clear" w:color="auto" w:fill="FFFFFF"/>
-              </w:rPr>
-              <w:t>eswCartridgeVersion</w:t>
-            </w:r>
-            <w:proofErr w:type="spellEnd"/>
-            <w:r>
-              <w:rPr>
-                <w:rFonts w:ascii="Arial" w:hAnsi="Arial" w:cs="Arial"/>
-                <w:b/>
-                <w:bCs/>
-                <w:color w:val="333333"/>
-                <w:shd w:val="clear" w:color="auto" w:fill="FFFFFF"/>
-              </w:rPr>
-              <w:t xml:space="preserve">: </w:t>
-            </w:r>
-            <w:proofErr w:type="spellStart"/>
-            <w:r>
-              <w:rPr>
-                <w:rFonts w:ascii="Arial" w:hAnsi="Arial" w:cs="Arial"/>
-                <w:color w:val="333333"/>
-                <w:shd w:val="clear" w:color="auto" w:fill="FFFFFF"/>
-              </w:rPr>
-              <w:t>Esw</w:t>
-            </w:r>
-            <w:proofErr w:type="spellEnd"/>
-            <w:r>
-              <w:rPr>
-                <w:rFonts w:ascii="Arial" w:hAnsi="Arial" w:cs="Arial"/>
-                <w:color w:val="333333"/>
-                <w:shd w:val="clear" w:color="auto" w:fill="FFFFFF"/>
-              </w:rPr>
-              <w:t xml:space="preserve"> Cartridge Version number</w:t>
-            </w:r>
-          </w:p>
-          <w:p>
-            <w:pPr>
-              <w:rPr>
-                <w:rFonts w:ascii="Arial" w:hAnsi="Arial" w:cs="Arial"/>
-                <w:color w:val="333333"/>
-                <w:shd w:val="clear" w:color="auto" w:fill="FFFFFF"/>
-              </w:rPr>
-            </w:pPr>
-            <w:proofErr w:type="spellStart"/>
-            <w:r>
-              <w:rPr>
-                <w:rFonts w:ascii="Arial" w:hAnsi="Arial" w:cs="Arial"/>
-                <w:b/>
-                <w:bCs/>
-                <w:color w:val="333333"/>
-                <w:shd w:val="clear" w:color="auto" w:fill="FFFFFF"/>
-              </w:rPr>
-              <w:t>sfccArchitectVersion</w:t>
-            </w:r>
-            <w:proofErr w:type="spellEnd"/>
-            <w:r>
-              <w:rPr>
-                <w:rFonts w:ascii="Arial" w:hAnsi="Arial" w:cs="Arial"/>
-                <w:b/>
-                <w:bCs/>
-                <w:color w:val="333333"/>
-                <w:shd w:val="clear" w:color="auto" w:fill="FFFFFF"/>
-              </w:rPr>
-              <w:t xml:space="preserve">: </w:t>
-            </w:r>
-            <w:r>
-              <w:rPr>
-                <w:rFonts w:ascii="Arial" w:hAnsi="Arial" w:cs="Arial"/>
-                <w:color w:val="333333"/>
-                <w:shd w:val="clear" w:color="auto" w:fill="FFFFFF"/>
-              </w:rPr>
-              <w:t xml:space="preserve">SFCC Architect Version </w:t>
-            </w:r>
-          </w:p>
-          <w:p>
-            <w:pPr>
-              <w:rPr>
-                <w:rFonts w:ascii="Arial" w:hAnsi="Arial" w:cs="Arial"/>
-              </w:rPr>
-            </w:pPr>
-            <w:proofErr w:type="spellStart"/>
-            <w:r>
-              <w:rPr>
-                <w:rFonts w:ascii="Arial" w:hAnsi="Arial" w:cs="Arial"/>
-                <w:b/>
-                <w:bCs/>
-                <w:color w:val="333333"/>
-                <w:shd w:val="clear" w:color="auto" w:fill="FFFFFF"/>
-              </w:rPr>
-              <w:t>sfccCompatibilityMode</w:t>
-            </w:r>
-            <w:proofErr w:type="spellEnd"/>
-            <w:r>
-              <w:rPr>
-                <w:rFonts w:ascii="Arial" w:hAnsi="Arial" w:cs="Arial"/>
-                <w:b/>
-                <w:bCs/>
-                <w:color w:val="333333"/>
-                <w:shd w:val="clear" w:color="auto" w:fill="FFFFFF"/>
-              </w:rPr>
-              <w:t xml:space="preserve">: </w:t>
-            </w:r>
-            <w:r>
-              <w:rPr>
-                <w:rFonts w:ascii="Arial" w:hAnsi="Arial" w:cs="Arial"/>
-                <w:color w:val="333333"/>
-                <w:shd w:val="clear" w:color="auto" w:fill="FFFFFF"/>
-              </w:rPr>
-              <w:t>SFCC Sandbox Compatibility Mode</w:t>
-            </w:r>
-          </w:p>
-          <w:p>
-            <w:pPr>
-              <w:rPr>
-                <w:rFonts w:ascii="Arial" w:hAnsi="Arial" w:cs="Arial"/>
-              </w:rPr>
-            </w:pPr>
-          </w:p>
-        </w:tc>
-      </w:tr>
-      <w:tr>
-        <w:tc>
-          <w:tcPr>
-            <w:tcW w:w="3937" w:type="dxa"/>
-          </w:tcPr>
-          <w:p>
-            <w:pPr>
-              <w:rPr>
-                <w:rFonts w:ascii="Arial" w:hAnsi="Arial" w:cs="Arial"/>
-                <w:b/>
-                <w:bCs/>
-              </w:rPr>
-            </w:pPr>
-            <w:proofErr w:type="spellStart"/>
-            <w:r>
-              <w:rPr>
-                <w:rFonts w:ascii="Arial" w:hAnsi="Arial" w:cs="Arial"/>
-                <w:b/>
-                <w:bCs/>
-                <w:color w:val="333333"/>
-                <w:shd w:val="clear" w:color="auto" w:fill="FFFFFF"/>
-              </w:rPr>
-              <w:t>ESWConfigs</w:t>
-            </w:r>
-            <w:proofErr w:type="spellEnd"/>
-          </w:p>
-        </w:tc>
-        <w:tc>
-          <w:tcPr>
-            <w:tcW w:w="6690" w:type="dxa"/>
-          </w:tcPr>
-          <w:p>
-            <w:pPr>
-              <w:rPr>
-                <w:rFonts w:ascii="Arial" w:hAnsi="Arial" w:cs="Arial"/>
-              </w:rPr>
-            </w:pPr>
-            <w:r>
-              <w:rPr>
-                <w:rFonts w:ascii="Arial" w:hAnsi="Arial" w:cs="Arial"/>
-                <w:color w:val="333333"/>
-                <w:shd w:val="clear" w:color="auto" w:fill="FFFFFF"/>
-              </w:rPr>
-              <w:t>C</w:t>
-            </w:r>
-            <w:r>
-              <w:rPr>
-                <w:rFonts w:ascii="Arial" w:hAnsi="Arial" w:cs="Arial"/>
-                <w:color w:val="333333"/>
-                <w:shd w:val="clear" w:color="auto" w:fill="FFFFFF"/>
-              </w:rPr>
-              <w:t>ontains</w:t>
-            </w:r>
-            <w:r>
-              <w:rPr>
-                <w:rFonts w:ascii="Arial" w:hAnsi="Arial" w:cs="Arial"/>
-                <w:color w:val="333333"/>
-                <w:shd w:val="clear" w:color="auto" w:fill="FFFFFF"/>
-              </w:rPr>
-              <w:t xml:space="preserve"> all information that is related to </w:t>
-            </w:r>
-            <w:r>
-              <w:rPr>
-                <w:rFonts w:ascii="Arial" w:hAnsi="Arial" w:cs="Arial"/>
-                <w:color w:val="333333"/>
-                <w:shd w:val="clear" w:color="auto" w:fill="FFFFFF"/>
-              </w:rPr>
-              <w:t xml:space="preserve">the </w:t>
-            </w:r>
-            <w:proofErr w:type="spellStart"/>
-            <w:r>
-              <w:rPr>
-                <w:rFonts w:ascii="Arial" w:hAnsi="Arial" w:cs="Arial"/>
-                <w:color w:val="333333"/>
-                <w:shd w:val="clear" w:color="auto" w:fill="FFFFFF"/>
-              </w:rPr>
-              <w:t>Esw</w:t>
-            </w:r>
-            <w:proofErr w:type="spellEnd"/>
-            <w:r>
-              <w:rPr>
-                <w:rFonts w:ascii="Arial" w:hAnsi="Arial" w:cs="Arial"/>
-                <w:color w:val="333333"/>
-                <w:shd w:val="clear" w:color="auto" w:fill="FFFFFF"/>
-              </w:rPr>
-              <w:t xml:space="preserve"> configs</w:t>
-            </w:r>
-          </w:p>
-        </w:tc>
-      </w:tr>
-      <w:tr>
-        <w:tc>
-          <w:tcPr>
-            <w:tcW w:w="3937" w:type="dxa"/>
-          </w:tcPr>
-          <w:p>
-            <w:pPr>
-              <w:rPr>
-                <w:rFonts w:ascii="Arial" w:hAnsi="Arial" w:cs="Arial"/>
-                <w:b/>
-                <w:bCs/>
-                <w:color w:val="333333"/>
-                <w:shd w:val="clear" w:color="auto" w:fill="FFFFFF"/>
-              </w:rPr>
-            </w:pPr>
-            <w:proofErr w:type="spellStart"/>
-            <w:r>
-              <w:rPr>
-                <w:rFonts w:ascii="Arial" w:hAnsi="Arial" w:cs="Arial"/>
-                <w:b/>
-                <w:bCs/>
-                <w:color w:val="333333"/>
-                <w:shd w:val="clear" w:color="auto" w:fill="FFFFFF"/>
-              </w:rPr>
-              <w:t>ESWGeneralConfiguration</w:t>
-            </w:r>
-            <w:proofErr w:type="spellEnd"/>
-          </w:p>
-        </w:tc>
-        <w:tc>
-          <w:tcPr>
-            <w:tcW w:w="6690" w:type="dxa"/>
-          </w:tcPr>
-          <w:p>
-            <w:pPr>
-              <w:rPr>
-                <w:rFonts w:ascii="Arial" w:hAnsi="Arial" w:cs="Arial"/>
-                <w:color w:val="333333"/>
-                <w:shd w:val="clear" w:color="auto" w:fill="FFFFFF"/>
-              </w:rPr>
-            </w:pPr>
-            <w:r>
-              <w:rPr>
-                <w:rFonts w:ascii="Arial" w:hAnsi="Arial" w:cs="Arial"/>
-                <w:color w:val="333333"/>
-                <w:shd w:val="clear" w:color="auto" w:fill="FFFFFF"/>
-              </w:rPr>
-              <w:t>C</w:t>
-            </w:r>
-            <w:r>
-              <w:rPr>
-                <w:rFonts w:ascii="Arial" w:hAnsi="Arial" w:cs="Arial"/>
-                <w:color w:val="333333"/>
-                <w:shd w:val="clear" w:color="auto" w:fill="FFFFFF"/>
-              </w:rPr>
-              <w:t>ontains ESW General Configuration Group related configs on the site</w:t>
-            </w:r>
-          </w:p>
-        </w:tc>
-      </w:tr>
-      <w:tr>
-        <w:tc>
-          <w:tcPr>
-            <w:tcW w:w="3937" w:type="dxa"/>
-          </w:tcPr>
-          <w:p>
-            <w:pPr>
-              <w:tabs>
-                <w:tab w:val="left" w:pos="655"/>
-              </w:tabs>
-              <w:rPr>
-                <w:rFonts w:ascii="Arial" w:hAnsi="Arial" w:cs="Arial"/>
-                <w:b/>
-                <w:bCs/>
-                <w:color w:val="333333"/>
-                <w:shd w:val="clear" w:color="auto" w:fill="FFFFFF"/>
-              </w:rPr>
-            </w:pPr>
-            <w:proofErr w:type="spellStart"/>
-            <w:r>
-              <w:rPr>
-                <w:rFonts w:ascii="Arial" w:hAnsi="Arial" w:cs="Arial"/>
-                <w:b/>
-                <w:bCs/>
-                <w:color w:val="333333"/>
-                <w:shd w:val="clear" w:color="auto" w:fill="FFFFFF"/>
-              </w:rPr>
-              <w:t>ESWRetailerDisplayConfiguration</w:t>
-            </w:r>
-            <w:proofErr w:type="spellEnd"/>
-            <w:r>
-              <w:rPr>
-                <w:rFonts w:ascii="Arial" w:hAnsi="Arial" w:cs="Arial"/>
-                <w:b/>
-                <w:bCs/>
-                <w:color w:val="333333"/>
-                <w:shd w:val="clear" w:color="auto" w:fill="FFFFFF"/>
-              </w:rPr>
-              <w:tab/>
-            </w:r>
-          </w:p>
-        </w:tc>
-        <w:tc>
-          <w:tcPr>
-            <w:tcW w:w="6690" w:type="dxa"/>
-          </w:tcPr>
-          <w:p>
-            <w:pPr>
-              <w:rPr>
-                <w:rFonts w:ascii="Arial" w:hAnsi="Arial" w:cs="Arial"/>
-                <w:color w:val="333333"/>
-                <w:shd w:val="clear" w:color="auto" w:fill="FFFFFF"/>
-              </w:rPr>
-            </w:pPr>
-            <w:r>
-              <w:rPr>
-                <w:rFonts w:ascii="Arial" w:hAnsi="Arial" w:cs="Arial"/>
-                <w:color w:val="333333"/>
-                <w:shd w:val="clear" w:color="auto" w:fill="FFFFFF"/>
-              </w:rPr>
-              <w:t>C</w:t>
-            </w:r>
-            <w:r>
-              <w:rPr>
-                <w:rFonts w:ascii="Arial" w:hAnsi="Arial" w:cs="Arial"/>
-                <w:color w:val="333333"/>
-                <w:shd w:val="clear" w:color="auto" w:fill="FFFFFF"/>
-              </w:rPr>
-              <w:t>ontains ESW Retailer Display Configuration Group related configs on the site</w:t>
-            </w:r>
-          </w:p>
-        </w:tc>
-      </w:tr>
-      <w:tr>
-        <w:tc>
-          <w:tcPr>
-            <w:tcW w:w="3937" w:type="dxa"/>
-          </w:tcPr>
-          <w:p>
-            <w:pPr>
-              <w:tabs>
-                <w:tab w:val="left" w:pos="480"/>
-              </w:tabs>
-              <w:rPr>
-                <w:rFonts w:ascii="Arial" w:hAnsi="Arial" w:cs="Arial"/>
-                <w:b/>
-                <w:bCs/>
-                <w:color w:val="333333"/>
-                <w:shd w:val="clear" w:color="auto" w:fill="FFFFFF"/>
-              </w:rPr>
-            </w:pPr>
-            <w:r>
-              <w:rPr>
-                <w:rFonts w:ascii="Arial" w:hAnsi="Arial" w:cs="Arial"/>
-                <w:b/>
-                <w:bCs/>
-                <w:color w:val="333333"/>
-                <w:shd w:val="clear" w:color="auto" w:fill="FFFFFF"/>
-              </w:rPr>
-              <w:t>pricing</w:t>
-            </w:r>
-          </w:p>
-        </w:tc>
-        <w:tc>
-          <w:tcPr>
-            <w:tcW w:w="6690" w:type="dxa"/>
-          </w:tcPr>
-          <w:p>
-            <w:pPr>
+              <w:spacing w:line="360" w:lineRule="auto"/>
               <w:rPr>
                 <w:rFonts w:ascii="Arial" w:hAnsi="Arial" w:cs="Arial"/>
                 <w:color w:val="333333"/>
@@ -3315,57 +3083,7 @@
                 <w:color w:val="333333"/>
                 <w:shd w:val="clear" w:color="auto" w:fill="FFFFFF"/>
               </w:rPr>
-              <w:t>ESW</w:t>
-            </w:r>
-            <w:r>
-              <w:rPr>
-                <w:rFonts w:ascii="Arial" w:hAnsi="Arial" w:cs="Arial"/>
-                <w:b/>
-                <w:bCs/>
-                <w:color w:val="333333"/>
-                <w:shd w:val="clear" w:color="auto" w:fill="FFFFFF"/>
-              </w:rPr>
-              <w:t xml:space="preserve"> </w:t>
-            </w:r>
-            <w:r>
-              <w:rPr>
-                <w:rFonts w:ascii="Arial" w:hAnsi="Arial" w:cs="Arial"/>
-                <w:b/>
-                <w:bCs/>
-                <w:color w:val="333333"/>
-                <w:shd w:val="clear" w:color="auto" w:fill="FFFFFF"/>
-              </w:rPr>
-              <w:t>Pricing</w:t>
-            </w:r>
-            <w:r>
-              <w:rPr>
-                <w:rFonts w:ascii="Arial" w:hAnsi="Arial" w:cs="Arial"/>
-                <w:b/>
-                <w:bCs/>
-                <w:color w:val="333333"/>
-                <w:shd w:val="clear" w:color="auto" w:fill="FFFFFF"/>
-              </w:rPr>
-              <w:t xml:space="preserve"> </w:t>
-            </w:r>
-            <w:r>
-              <w:rPr>
-                <w:rFonts w:ascii="Arial" w:hAnsi="Arial" w:cs="Arial"/>
-                <w:b/>
-                <w:bCs/>
-                <w:color w:val="333333"/>
-                <w:shd w:val="clear" w:color="auto" w:fill="FFFFFF"/>
-              </w:rPr>
-              <w:t>Configuration:</w:t>
-            </w:r>
-            <w:r>
-              <w:rPr>
-                <w:rFonts w:ascii="Arial" w:hAnsi="Arial" w:cs="Arial"/>
-                <w:b/>
-                <w:bCs/>
-                <w:color w:val="333333"/>
-                <w:shd w:val="clear" w:color="auto" w:fill="FFFFFF"/>
-              </w:rPr>
-              <w:t xml:space="preserve"> C</w:t>
+              <w:t xml:space="preserve">eswCartridgeVersion: </w:t>
             </w:r>
             <w:r>
               <w:rPr>
@@ -3373,30 +3091,12 @@
                 <w:color w:val="333333"/>
                 <w:shd w:val="clear" w:color="auto" w:fill="FFFFFF"/>
               </w:rPr>
-              <w:t>ontains ESW Pricing Configuration Group related configs on the site</w:t>
-            </w:r>
-            <w:r>
-              <w:rPr>
-                <w:rFonts w:ascii="Arial" w:hAnsi="Arial" w:cs="Arial"/>
-                <w:color w:val="333333"/>
-                <w:shd w:val="clear" w:color="auto" w:fill="FFFFFF"/>
-              </w:rPr>
-              <w:t>.</w:t>
+              <w:t>Esw Cartridge Version number</w:t>
             </w:r>
           </w:p>
           <w:p>
             <w:pPr>
-              <w:rPr>
-                <w:rFonts w:ascii="Arial" w:hAnsi="Arial" w:cs="Arial"/>
-                <w:b/>
-                <w:bCs/>
-                <w:color w:val="333333"/>
-                <w:shd w:val="clear" w:color="auto" w:fill="FFFFFF"/>
-              </w:rPr>
-            </w:pPr>
-          </w:p>
-          <w:p>
-            <w:pPr>
+              <w:spacing w:line="360" w:lineRule="auto"/>
               <w:rPr>
                 <w:rFonts w:ascii="Arial" w:hAnsi="Arial" w:cs="Arial"/>
                 <w:color w:val="333333"/>
@@ -3411,17 +3111,7 @@
                 <w:color w:val="333333"/>
                 <w:shd w:val="clear" w:color="auto" w:fill="FFFFFF"/>
               </w:rPr>
-              <w:t>Service URL:</w:t>
-            </w:r>
-            <w:r>
-              <w:rPr>
-                <w:rFonts w:ascii="Arial" w:hAnsi="Arial" w:cs="Arial"/>
-                <w:b/>
-                <w:bCs/>
-                <w:color w:val="333333"/>
-                <w:shd w:val="clear" w:color="auto" w:fill="FFFFFF"/>
-              </w:rPr>
-              <w:t xml:space="preserve"> C</w:t>
+              <w:t xml:space="preserve">sfccArchitectVersion: </w:t>
             </w:r>
             <w:r>
               <w:rPr>
@@ -3429,89 +3119,14 @@
                 <w:color w:val="333333"/>
                 <w:shd w:val="clear" w:color="auto" w:fill="FFFFFF"/>
               </w:rPr>
-              <w:t xml:space="preserve">ontains </w:t>
+              <w:t xml:space="preserve">SFCC Architect Version </w:t>
             </w:r>
-            <w:proofErr w:type="spellStart"/>
-            <w:r>
+          </w:p>
+          <w:p>
+            <w:pPr>
+              <w:spacing w:line="360" w:lineRule="auto"/>
               <w:rPr>
                 <w:rFonts w:ascii="Arial" w:hAnsi="Arial" w:cs="Arial"/>
-                <w:b/>
-                <w:bCs/>
-                <w:color w:val="333333"/>
-                <w:shd w:val="clear" w:color="auto" w:fill="FFFFFF"/>
-              </w:rPr>
-              <w:t>EswPriceFeedService</w:t>
-            </w:r>
-            <w:proofErr w:type="spellEnd"/>
-            <w:r>
-              <w:rPr>
-                <w:rFonts w:ascii="Arial" w:hAnsi="Arial" w:cs="Arial"/>
-                <w:color w:val="333333"/>
-                <w:shd w:val="clear" w:color="auto" w:fill="FFFFFF"/>
-              </w:rPr>
-              <w:t xml:space="preserve"> </w:t>
-            </w:r>
-            <w:r>
-              <w:rPr>
-                <w:rFonts w:ascii="Arial" w:hAnsi="Arial" w:cs="Arial"/>
-                <w:color w:val="333333"/>
-                <w:shd w:val="clear" w:color="auto" w:fill="FFFFFF"/>
-              </w:rPr>
-              <w:t xml:space="preserve">service </w:t>
-            </w:r>
-            <w:r>
-              <w:rPr>
-                <w:rFonts w:ascii="Arial" w:hAnsi="Arial" w:cs="Arial"/>
-                <w:color w:val="333333"/>
-                <w:shd w:val="clear" w:color="auto" w:fill="FFFFFF"/>
-              </w:rPr>
-              <w:t>URL</w:t>
-            </w:r>
-          </w:p>
-        </w:tc>
-      </w:tr>
-      <w:tr>
-        <w:tc>
-          <w:tcPr>
-            <w:tcW w:w="3937" w:type="dxa"/>
-          </w:tcPr>
-          <w:p>
-            <w:pPr>
-              <w:tabs>
-                <w:tab w:val="left" w:pos="851"/>
-              </w:tabs>
-              <w:rPr>
-                <w:rFonts w:ascii="Arial" w:hAnsi="Arial" w:cs="Arial"/>
-                <w:b/>
-                <w:bCs/>
-                <w:color w:val="333333"/>
-                <w:shd w:val="clear" w:color="auto" w:fill="FFFFFF"/>
-              </w:rPr>
-            </w:pPr>
-            <w:proofErr w:type="spellStart"/>
-            <w:r>
-              <w:rPr>
-                <w:rFonts w:ascii="Arial" w:hAnsi="Arial" w:cs="Arial"/>
-                <w:b/>
-                <w:bCs/>
-                <w:color w:val="333333"/>
-                <w:shd w:val="clear" w:color="auto" w:fill="FFFFFF"/>
-              </w:rPr>
-              <w:t>Catalog</w:t>
-            </w:r>
-            <w:proofErr w:type="spellEnd"/>
-          </w:p>
-        </w:tc>
-        <w:tc>
-          <w:tcPr>
-            <w:tcW w:w="6690" w:type="dxa"/>
-          </w:tcPr>
-          <w:p>
-            <w:pPr>
-              <w:rPr>
-                <w:rFonts w:ascii="Arial" w:hAnsi="Arial" w:cs="Arial"/>
-                <w:color w:val="333333"/>
-                <w:shd w:val="clear" w:color="auto" w:fill="FFFFFF"/>
               </w:rPr>
             </w:pPr>
             <w:r>
@@ -3522,59 +3137,7 @@
                 <w:color w:val="333333"/>
                 <w:shd w:val="clear" w:color="auto" w:fill="FFFFFF"/>
               </w:rPr>
-              <w:t>ESW</w:t>
-            </w:r>
-            <w:r>
-              <w:rPr>
-                <w:rFonts w:ascii="Arial" w:hAnsi="Arial" w:cs="Arial"/>
-                <w:b/>
-                <w:bCs/>
-                <w:color w:val="333333"/>
-                <w:shd w:val="clear" w:color="auto" w:fill="FFFFFF"/>
-              </w:rPr>
-              <w:t xml:space="preserve"> </w:t>
-            </w:r>
-            <w:proofErr w:type="spellStart"/>
-            <w:r>
-              <w:rPr>
-                <w:rFonts w:ascii="Arial" w:hAnsi="Arial" w:cs="Arial"/>
-                <w:b/>
-                <w:bCs/>
-                <w:color w:val="333333"/>
-                <w:shd w:val="clear" w:color="auto" w:fill="FFFFFF"/>
-              </w:rPr>
-              <w:t>Catalog</w:t>
-            </w:r>
-            <w:proofErr w:type="spellEnd"/>
-            <w:r>
-              <w:rPr>
-                <w:rFonts w:ascii="Arial" w:hAnsi="Arial" w:cs="Arial"/>
-                <w:b/>
-                <w:bCs/>
-                <w:color w:val="333333"/>
-                <w:shd w:val="clear" w:color="auto" w:fill="FFFFFF"/>
-              </w:rPr>
-              <w:t xml:space="preserve"> </w:t>
-            </w:r>
-            <w:r>
-              <w:rPr>
-                <w:rFonts w:ascii="Arial" w:hAnsi="Arial" w:cs="Arial"/>
-                <w:b/>
-                <w:bCs/>
-                <w:color w:val="333333"/>
-                <w:shd w:val="clear" w:color="auto" w:fill="FFFFFF"/>
-              </w:rPr>
-              <w:t>Configuration:</w:t>
-            </w:r>
-            <w:r>
-              <w:rPr>
-                <w:rFonts w:ascii="Arial" w:hAnsi="Arial" w:cs="Arial"/>
-                <w:b/>
-                <w:bCs/>
-                <w:color w:val="333333"/>
-                <w:shd w:val="clear" w:color="auto" w:fill="FFFFFF"/>
-              </w:rPr>
-              <w:t xml:space="preserve"> </w:t>
+              <w:t xml:space="preserve">sfccCompatibilityMode: </w:t>
             </w:r>
             <w:r>
               <w:rPr>
@@ -3582,58 +3145,23 @@
                 <w:color w:val="333333"/>
                 <w:shd w:val="clear" w:color="auto" w:fill="FFFFFF"/>
               </w:rPr>
-              <w:t>C</w:t>
+              <w:t>SFCC Sandbox Compatibility Mode</w:t>
             </w:r>
-            <w:r>
+          </w:p>
+        </w:tc>
+      </w:tr>
+      <w:tr>
+        <w:tc>
+          <w:tcPr>
+            <w:tcW w:w="4675" w:type="dxa"/>
+          </w:tcPr>
+          <w:p>
+            <w:pPr>
+              <w:spacing w:line="360" w:lineRule="auto"/>
               <w:rPr>
                 <w:rFonts w:ascii="Arial" w:hAnsi="Arial" w:cs="Arial"/>
-                <w:color w:val="333333"/>
-                <w:shd w:val="clear" w:color="auto" w:fill="FFFFFF"/>
-              </w:rPr>
-              <w:t xml:space="preserve">ontains the ESW </w:t>
-            </w:r>
-            <w:proofErr w:type="spellStart"/>
-            <w:r>
-              <w:rPr>
-                <w:rFonts w:ascii="Arial" w:hAnsi="Arial" w:cs="Arial"/>
-                <w:color w:val="333333"/>
-                <w:shd w:val="clear" w:color="auto" w:fill="FFFFFF"/>
-              </w:rPr>
-              <w:t>Catalog</w:t>
-            </w:r>
-            <w:proofErr w:type="spellEnd"/>
-            <w:r>
-              <w:rPr>
-                <w:rFonts w:ascii="Arial" w:hAnsi="Arial" w:cs="Arial"/>
-                <w:color w:val="333333"/>
-                <w:shd w:val="clear" w:color="auto" w:fill="FFFFFF"/>
-              </w:rPr>
-              <w:t xml:space="preserve"> Configuration group related configs on site</w:t>
-            </w:r>
-            <w:r>
-              <w:rPr>
-                <w:rFonts w:ascii="Arial" w:hAnsi="Arial" w:cs="Arial"/>
-                <w:color w:val="333333"/>
-                <w:shd w:val="clear" w:color="auto" w:fill="FFFFFF"/>
-              </w:rPr>
-              <w:t>.</w:t>
-            </w:r>
-          </w:p>
-          <w:p>
-            <w:pPr>
-              <w:rPr>
-                <w:rFonts w:ascii="Arial" w:hAnsi="Arial" w:cs="Arial"/>
-                <w:color w:val="333333"/>
-                <w:shd w:val="clear" w:color="auto" w:fill="FFFFFF"/>
-              </w:rPr>
-            </w:pPr>
-          </w:p>
-          <w:p>
-            <w:pPr>
-              <w:rPr>
-                <w:rFonts w:ascii="Arial" w:hAnsi="Arial" w:cs="Arial"/>
-                <w:color w:val="333333"/>
-                <w:shd w:val="clear" w:color="auto" w:fill="FFFFFF"/>
+                <w:b/>
+                <w:bCs/>
               </w:rPr>
             </w:pPr>
             <w:r>
@@ -3641,90 +3169,23 @@
                 <w:rFonts w:ascii="Arial" w:hAnsi="Arial" w:cs="Arial"/>
                 <w:b/>
                 <w:bCs/>
-                <w:color w:val="333333"/>
-                <w:shd w:val="clear" w:color="auto" w:fill="FFFFFF"/>
               </w:rPr>
-              <w:t>Service</w:t>
-            </w:r>
-            <w:r>
-              <w:rPr>
-                <w:rFonts w:ascii="Arial" w:hAnsi="Arial" w:cs="Arial"/>
-                <w:b/>
-                <w:bCs/>
-                <w:color w:val="333333"/>
-                <w:shd w:val="clear" w:color="auto" w:fill="FFFFFF"/>
-              </w:rPr>
-              <w:t xml:space="preserve"> URL: </w:t>
-            </w:r>
-            <w:r>
-              <w:rPr>
-                <w:rFonts w:ascii="Arial" w:hAnsi="Arial" w:cs="Arial"/>
-                <w:color w:val="333333"/>
-                <w:shd w:val="clear" w:color="auto" w:fill="FFFFFF"/>
-              </w:rPr>
-              <w:t xml:space="preserve">Contains </w:t>
-            </w:r>
-            <w:proofErr w:type="spellStart"/>
-            <w:r>
-              <w:rPr>
-                <w:rFonts w:ascii="Arial" w:hAnsi="Arial" w:cs="Arial"/>
-                <w:b/>
-                <w:bCs/>
-                <w:color w:val="333333"/>
-                <w:shd w:val="clear" w:color="auto" w:fill="FFFFFF"/>
-              </w:rPr>
-              <w:t>ESWCatalogService</w:t>
-            </w:r>
-            <w:proofErr w:type="spellEnd"/>
-            <w:r>
-              <w:rPr>
-                <w:rFonts w:ascii="Arial" w:hAnsi="Arial" w:cs="Arial"/>
-                <w:b/>
-                <w:bCs/>
-                <w:color w:val="333333"/>
-                <w:shd w:val="clear" w:color="auto" w:fill="FFFFFF"/>
-              </w:rPr>
-              <w:t xml:space="preserve"> </w:t>
-            </w:r>
-            <w:r>
-              <w:rPr>
-                <w:rFonts w:ascii="Arial" w:hAnsi="Arial" w:cs="Arial"/>
-                <w:color w:val="333333"/>
-                <w:shd w:val="clear" w:color="auto" w:fill="FFFFFF"/>
-              </w:rPr>
-              <w:t xml:space="preserve">and </w:t>
-            </w:r>
-            <w:r>
-              <w:rPr>
-                <w:rFonts w:ascii="Arial" w:hAnsi="Arial" w:cs="Arial"/>
-                <w:b/>
-                <w:bCs/>
-                <w:color w:val="333333"/>
-                <w:shd w:val="clear" w:color="auto" w:fill="FFFFFF"/>
-              </w:rPr>
-              <w:t xml:space="preserve">ESWSFTP </w:t>
-            </w:r>
-            <w:r>
-              <w:rPr>
-                <w:rFonts w:ascii="Arial" w:hAnsi="Arial" w:cs="Arial"/>
-                <w:color w:val="333333"/>
-                <w:shd w:val="clear" w:color="auto" w:fill="FFFFFF"/>
-              </w:rPr>
-              <w:t>services URLs</w:t>
+              <w:t>sitePreferences</w:t>
             </w:r>
           </w:p>
         </w:tc>
-      </w:tr>
-      <w:tr>
         <w:tc>
           <w:tcPr>
-            <w:tcW w:w="3937" w:type="dxa"/>
+            <w:tcW w:w="4675" w:type="dxa"/>
           </w:tcPr>
           <w:p>
             <w:pPr>
-              <w:tabs>
-                <w:tab w:val="left" w:pos="491"/>
-              </w:tabs>
+              <w:pStyle w:val="ListParagraph"/>
+              <w:numPr>
+                <w:ilvl w:val="0"/>
+                <w:numId w:val="57"/>
+              </w:numPr>
+              <w:spacing w:line="360" w:lineRule="auto"/>
               <w:rPr>
                 <w:rFonts w:ascii="Arial" w:hAnsi="Arial" w:cs="Arial"/>
                 <w:b/>
@@ -3736,27 +3197,26 @@
             <w:r>
               <w:rPr>
                 <w:rFonts w:ascii="Arial" w:hAnsi="Arial" w:cs="Arial"/>
-                <w:b/>
-                <w:bCs/>
                 <w:color w:val="333333"/>
                 <w:shd w:val="clear" w:color="auto" w:fill="FFFFFF"/>
               </w:rPr>
-              <w:t>Package</w:t>
+              <w:t>Contains all information that is related to the Esw configs (all groups under custom site preferences)</w:t>
             </w:r>
           </w:p>
         </w:tc>
+      </w:tr>
+      <w:tr>
         <w:tc>
           <w:tcPr>
-            <w:tcW w:w="6690" w:type="dxa"/>
+            <w:tcW w:w="4675" w:type="dxa"/>
           </w:tcPr>
           <w:p>
             <w:pPr>
+              <w:spacing w:line="360" w:lineRule="auto"/>
               <w:rPr>
                 <w:rFonts w:ascii="Arial" w:hAnsi="Arial" w:cs="Arial"/>
                 <w:b/>
                 <w:bCs/>
-                <w:color w:val="333333"/>
-                <w:shd w:val="clear" w:color="auto" w:fill="FFFFFF"/>
               </w:rPr>
             </w:pPr>
             <w:r>
@@ -3764,78 +3224,23 @@
                 <w:rFonts w:ascii="Arial" w:hAnsi="Arial" w:cs="Arial"/>
                 <w:b/>
                 <w:bCs/>
-                <w:color w:val="333333"/>
-                <w:shd w:val="clear" w:color="auto" w:fill="FFFFFF"/>
               </w:rPr>
-              <w:t xml:space="preserve">ESW Package Integration Configuration: </w:t>
-            </w:r>
-            <w:r>
-              <w:rPr>
-                <w:rFonts w:ascii="Arial" w:hAnsi="Arial" w:cs="Arial"/>
-                <w:color w:val="333333"/>
-                <w:shd w:val="clear" w:color="auto" w:fill="FFFFFF"/>
-              </w:rPr>
-              <w:t>It contains ESW Package integration Configuration Group related configs on the site</w:t>
+              <w:t>customObjects</w:t>
             </w:r>
           </w:p>
+        </w:tc>
+        <w:tc>
+          <w:tcPr>
+            <w:tcW w:w="4675" w:type="dxa"/>
+          </w:tcPr>
           <w:p>
             <w:pPr>
-              <w:rPr>
-                <w:rFonts w:ascii="Arial" w:hAnsi="Arial" w:cs="Arial"/>
-                <w:b/>
-                <w:bCs/>
-                <w:color w:val="333333"/>
-                <w:shd w:val="clear" w:color="auto" w:fill="FFFFFF"/>
-              </w:rPr>
-            </w:pPr>
-          </w:p>
-          <w:p>
-            <w:pPr>
-              <w:rPr>
-                <w:rFonts w:ascii="Arial" w:hAnsi="Arial" w:cs="Arial"/>
-                <w:color w:val="333333"/>
-                <w:shd w:val="clear" w:color="auto" w:fill="FFFFFF"/>
-              </w:rPr>
-            </w:pPr>
-            <w:r>
-              <w:rPr>
-                <w:rFonts w:ascii="Arial" w:hAnsi="Arial" w:cs="Arial"/>
-                <w:b/>
-                <w:bCs/>
-                <w:color w:val="333333"/>
-                <w:shd w:val="clear" w:color="auto" w:fill="FFFFFF"/>
-              </w:rPr>
-              <w:t xml:space="preserve">Service URL: </w:t>
-            </w:r>
-            <w:r>
-              <w:rPr>
-                <w:rFonts w:ascii="Arial" w:hAnsi="Arial" w:cs="Arial"/>
-                <w:color w:val="333333"/>
-                <w:shd w:val="clear" w:color="auto" w:fill="FFFFFF"/>
-              </w:rPr>
-              <w:t xml:space="preserve">Contains </w:t>
-            </w:r>
-            <w:r>
-              <w:rPr>
-                <w:rFonts w:ascii="Arial" w:hAnsi="Arial" w:cs="Arial"/>
-                <w:b/>
-                <w:bCs/>
-                <w:color w:val="333333"/>
-                <w:shd w:val="clear" w:color="auto" w:fill="FFFFFF"/>
-              </w:rPr>
-              <w:t xml:space="preserve">EswPackageV4Service </w:t>
-            </w:r>
-            <w:r>
-              <w:rPr>
-                <w:rFonts w:ascii="Arial" w:hAnsi="Arial" w:cs="Arial"/>
-                <w:color w:val="333333"/>
-                <w:shd w:val="clear" w:color="auto" w:fill="FFFFFF"/>
-              </w:rPr>
-              <w:t>service URL</w:t>
-            </w:r>
-          </w:p>
-          <w:p>
-            <w:pPr>
+              <w:pStyle w:val="ListParagraph"/>
+              <w:numPr>
+                <w:ilvl w:val="0"/>
+                <w:numId w:val="57"/>
+              </w:numPr>
+              <w:spacing w:line="360" w:lineRule="auto"/>
               <w:rPr>
                 <w:rFonts w:ascii="Arial" w:hAnsi="Arial" w:cs="Arial"/>
                 <w:color w:val="333333"/>
@@ -3848,37 +3253,23 @@
                 <w:color w:val="333333"/>
                 <w:shd w:val="clear" w:color="auto" w:fill="FFFFFF"/>
               </w:rPr>
-              <w:t xml:space="preserve">And </w:t>
+              <w:t>All information related to all ESW related custom objects includes ESW_COUNTRIES, ESW_PA_DATA related configs</w:t>
             </w:r>
-            <w:proofErr w:type="spellStart"/>
-            <w:r>
-              <w:rPr>
-                <w:rFonts w:ascii="Arial" w:hAnsi="Arial" w:cs="Arial"/>
-                <w:color w:val="333333"/>
-                <w:shd w:val="clear" w:color="auto" w:fill="FFFFFF"/>
-              </w:rPr>
-              <w:t>EswGetAsnPackage</w:t>
-            </w:r>
-            <w:proofErr w:type="spellEnd"/>
           </w:p>
         </w:tc>
       </w:tr>
       <w:tr>
         <w:tc>
           <w:tcPr>
-            <w:tcW w:w="3937" w:type="dxa"/>
+            <w:tcW w:w="4675" w:type="dxa"/>
           </w:tcPr>
           <w:p>
             <w:pPr>
-              <w:tabs>
-                <w:tab w:val="left" w:pos="338"/>
-              </w:tabs>
+              <w:spacing w:line="360" w:lineRule="auto"/>
               <w:rPr>
                 <w:rFonts w:ascii="Arial" w:hAnsi="Arial" w:cs="Arial"/>
                 <w:b/>
                 <w:bCs/>
-                <w:color w:val="333333"/>
-                <w:shd w:val="clear" w:color="auto" w:fill="FFFFFF"/>
               </w:rPr>
             </w:pPr>
             <w:r>
@@ -3886,253 +3277,23 @@
                 <w:rFonts w:ascii="Arial" w:hAnsi="Arial" w:cs="Arial"/>
                 <w:b/>
                 <w:bCs/>
-                <w:color w:val="333333"/>
-                <w:shd w:val="clear" w:color="auto" w:fill="FFFFFF"/>
               </w:rPr>
-              <w:t>Checkout</w:t>
+              <w:t>services</w:t>
             </w:r>
           </w:p>
         </w:tc>
         <w:tc>
           <w:tcPr>
-            <w:tcW w:w="6690" w:type="dxa"/>
+            <w:tcW w:w="4675" w:type="dxa"/>
           </w:tcPr>
           <w:p>
             <w:pPr>
-              <w:rPr>
-                <w:rFonts w:ascii="Arial" w:hAnsi="Arial" w:cs="Arial"/>
-                <w:color w:val="333333"/>
-                <w:shd w:val="clear" w:color="auto" w:fill="FFFFFF"/>
-              </w:rPr>
-            </w:pPr>
-            <w:r>
-              <w:rPr>
-                <w:rFonts w:ascii="Arial" w:hAnsi="Arial" w:cs="Arial"/>
-                <w:b/>
-                <w:bCs/>
-                <w:color w:val="333333"/>
-                <w:shd w:val="clear" w:color="auto" w:fill="FFFFFF"/>
-              </w:rPr>
-              <w:t xml:space="preserve">ESW Checkout Configuration: </w:t>
-            </w:r>
-            <w:r>
-              <w:rPr>
-                <w:rFonts w:ascii="Arial" w:hAnsi="Arial" w:cs="Arial"/>
-                <w:color w:val="333333"/>
-                <w:shd w:val="clear" w:color="auto" w:fill="FFFFFF"/>
-              </w:rPr>
-              <w:t>It contains ESW Checkout Configuration Group related configs on the site.</w:t>
-            </w:r>
-          </w:p>
-          <w:p>
-            <w:pPr>
-              <w:rPr>
-                <w:rFonts w:ascii="Arial" w:hAnsi="Arial" w:cs="Arial"/>
-                <w:color w:val="333333"/>
-                <w:shd w:val="clear" w:color="auto" w:fill="FFFFFF"/>
-              </w:rPr>
-            </w:pPr>
-          </w:p>
-          <w:p>
-            <w:pPr>
-              <w:rPr>
-                <w:rFonts w:ascii="Arial" w:hAnsi="Arial" w:cs="Arial"/>
-                <w:color w:val="333333"/>
-                <w:shd w:val="clear" w:color="auto" w:fill="FFFFFF"/>
-              </w:rPr>
-            </w:pPr>
-            <w:r>
-              <w:rPr>
-                <w:rFonts w:ascii="Arial" w:hAnsi="Arial" w:cs="Arial"/>
-                <w:b/>
-                <w:bCs/>
-                <w:color w:val="333333"/>
-                <w:shd w:val="clear" w:color="auto" w:fill="FFFFFF"/>
-              </w:rPr>
-              <w:t xml:space="preserve">Service URL: </w:t>
-            </w:r>
-            <w:r>
-              <w:rPr>
-                <w:rFonts w:ascii="Arial" w:hAnsi="Arial" w:cs="Arial"/>
-                <w:color w:val="333333"/>
-                <w:shd w:val="clear" w:color="auto" w:fill="FFFFFF"/>
-              </w:rPr>
-              <w:t xml:space="preserve">Contains </w:t>
-            </w:r>
-            <w:r>
-              <w:rPr>
-                <w:rFonts w:ascii="Arial" w:hAnsi="Arial" w:cs="Arial"/>
-                <w:b/>
-                <w:bCs/>
-                <w:color w:val="333333"/>
-                <w:shd w:val="clear" w:color="auto" w:fill="FFFFFF"/>
-              </w:rPr>
-              <w:t xml:space="preserve">EswCheckoutV3Service </w:t>
-            </w:r>
-            <w:r>
-              <w:rPr>
-                <w:rFonts w:ascii="Arial" w:hAnsi="Arial" w:cs="Arial"/>
-                <w:color w:val="333333"/>
-                <w:shd w:val="clear" w:color="auto" w:fill="FFFFFF"/>
-              </w:rPr>
-              <w:t xml:space="preserve">or </w:t>
-            </w:r>
-            <w:r>
-              <w:rPr>
-                <w:rFonts w:ascii="Arial" w:hAnsi="Arial" w:cs="Arial"/>
-                <w:b/>
-                <w:bCs/>
-                <w:color w:val="333333"/>
-                <w:shd w:val="clear" w:color="auto" w:fill="FFFFFF"/>
-              </w:rPr>
-              <w:t xml:space="preserve">EswCheckoutV2Service </w:t>
-            </w:r>
-            <w:r>
-              <w:rPr>
-                <w:rFonts w:ascii="Arial" w:hAnsi="Arial" w:cs="Arial"/>
-                <w:color w:val="333333"/>
-                <w:shd w:val="clear" w:color="auto" w:fill="FFFFFF"/>
-              </w:rPr>
-              <w:t>services URLs</w:t>
-            </w:r>
-          </w:p>
-          <w:p>
-            <w:pPr>
-              <w:rPr>
-                <w:rFonts w:ascii="Arial" w:hAnsi="Arial" w:cs="Arial"/>
-                <w:b/>
-                <w:bCs/>
-                <w:color w:val="333333"/>
-                <w:shd w:val="clear" w:color="auto" w:fill="FFFFFF"/>
-              </w:rPr>
-            </w:pPr>
-          </w:p>
-        </w:tc>
-      </w:tr>
-      <w:tr>
-        <w:tc>
-          <w:tcPr>
-            <w:tcW w:w="3937" w:type="dxa"/>
-          </w:tcPr>
-          <w:p>
-            <w:pPr>
-              <w:rPr>
-                <w:rFonts w:ascii="Arial" w:hAnsi="Arial" w:cs="Arial"/>
-                <w:b/>
-                <w:bCs/>
-                <w:color w:val="333333"/>
-                <w:shd w:val="clear" w:color="auto" w:fill="FFFFFF"/>
-              </w:rPr>
-            </w:pPr>
-            <w:r>
-              <w:rPr>
-                <w:rFonts w:ascii="Arial" w:hAnsi="Arial" w:cs="Arial"/>
-                <w:b/>
-                <w:bCs/>
-                <w:color w:val="333333"/>
-                <w:shd w:val="clear" w:color="auto" w:fill="FFFFFF"/>
-              </w:rPr>
-              <w:t>Services</w:t>
-            </w:r>
-          </w:p>
-        </w:tc>
-        <w:tc>
-          <w:tcPr>
-            <w:tcW w:w="6690" w:type="dxa"/>
-          </w:tcPr>
-          <w:p>
-            <w:pPr>
-              <w:rPr>
-                <w:rFonts w:ascii="Arial" w:hAnsi="Arial" w:cs="Arial"/>
-                <w:color w:val="333333"/>
-                <w:shd w:val="clear" w:color="auto" w:fill="FFFFFF"/>
-                <w:lang w:val="en-US"/>
-              </w:rPr>
-            </w:pPr>
-            <w:r>
-              <w:rPr>
-                <w:rFonts w:ascii="Arial" w:hAnsi="Arial" w:cs="Arial"/>
-                <w:color w:val="333333"/>
-                <w:shd w:val="clear" w:color="auto" w:fill="FFFFFF"/>
-              </w:rPr>
-              <w:t xml:space="preserve">Auth services like </w:t>
-            </w:r>
-            <w:proofErr w:type="spellStart"/>
-            <w:r>
-              <w:rPr>
-                <w:rFonts w:ascii="Arial" w:hAnsi="Arial" w:cs="Arial"/>
-                <w:color w:val="333333"/>
-                <w:shd w:val="clear" w:color="auto" w:fill="FFFFFF"/>
-              </w:rPr>
-              <w:t>EswOAuthService</w:t>
-            </w:r>
-            <w:proofErr w:type="spellEnd"/>
-            <w:r>
-              <w:rPr>
-                <w:rFonts w:ascii="Arial" w:hAnsi="Arial" w:cs="Arial"/>
-                <w:color w:val="333333"/>
-                <w:shd w:val="clear" w:color="auto" w:fill="FFFFFF"/>
-              </w:rPr>
-              <w:t xml:space="preserve"> or </w:t>
-            </w:r>
-            <w:proofErr w:type="spellStart"/>
-            <w:r>
-              <w:rPr>
-                <w:rFonts w:ascii="Arial" w:hAnsi="Arial" w:cs="Arial"/>
-                <w:color w:val="333333"/>
-                <w:shd w:val="clear" w:color="auto" w:fill="FFFFFF"/>
-                <w:lang w:val="en-US"/>
-              </w:rPr>
-              <w:t>EswGetJwksService</w:t>
-            </w:r>
-            <w:proofErr w:type="spellEnd"/>
-          </w:p>
-          <w:p>
-            <w:pPr>
-              <w:rPr>
-                <w:rFonts w:ascii="Arial" w:hAnsi="Arial" w:cs="Arial"/>
-                <w:color w:val="333333"/>
-                <w:shd w:val="clear" w:color="auto" w:fill="FFFFFF"/>
-              </w:rPr>
-            </w:pPr>
-          </w:p>
-        </w:tc>
-      </w:tr>
-      <w:tr>
-        <w:tc>
-          <w:tcPr>
-            <w:tcW w:w="3937" w:type="dxa"/>
-          </w:tcPr>
-          <w:p>
-            <w:pPr>
-              <w:rPr>
-                <w:rFonts w:ascii="Arial" w:hAnsi="Arial" w:cs="Arial"/>
-                <w:b/>
-                <w:bCs/>
-                <w:color w:val="333333"/>
-                <w:shd w:val="clear" w:color="auto" w:fill="FFFFFF"/>
-              </w:rPr>
-            </w:pPr>
-            <w:proofErr w:type="spellStart"/>
-            <w:r>
-              <w:rPr>
-                <w:rFonts w:ascii="Arial" w:hAnsi="Arial" w:cs="Arial"/>
-                <w:b/>
-                <w:bCs/>
-                <w:color w:val="333333"/>
-                <w:shd w:val="clear" w:color="auto" w:fill="FFFFFF"/>
-              </w:rPr>
-              <w:t>customObjects</w:t>
-            </w:r>
-            <w:proofErr w:type="spellEnd"/>
-          </w:p>
-        </w:tc>
-        <w:tc>
-          <w:tcPr>
-            <w:tcW w:w="6690" w:type="dxa"/>
-          </w:tcPr>
-          <w:p>
-            <w:pPr>
+              <w:pStyle w:val="ListParagraph"/>
+              <w:numPr>
+                <w:ilvl w:val="0"/>
+                <w:numId w:val="57"/>
+              </w:numPr>
+              <w:spacing w:line="360" w:lineRule="auto"/>
               <w:rPr>
                 <w:rFonts w:ascii="Arial" w:hAnsi="Arial" w:cs="Arial"/>
                 <w:color w:val="333333"/>
@@ -4145,345 +3306,47 @@
                 <w:color w:val="333333"/>
                 <w:shd w:val="clear" w:color="auto" w:fill="FFFFFF"/>
               </w:rPr>
-              <w:t>Contains ESW related custom objects details</w:t>
+              <w:t>All ESW related services along with URLs and service name includes, checkout pricing, auth and other package related services</w:t>
             </w:r>
-          </w:p>
-          <w:p>
-            <w:pPr>
-              <w:rPr>
-                <w:rFonts w:ascii="Arial" w:hAnsi="Arial" w:cs="Arial"/>
-                <w:color w:val="333333"/>
-                <w:shd w:val="clear" w:color="auto" w:fill="FFFFFF"/>
-              </w:rPr>
-            </w:pPr>
-          </w:p>
-          <w:p>
-            <w:pPr>
-              <w:rPr>
-                <w:rFonts w:ascii="Arial" w:hAnsi="Arial" w:cs="Arial"/>
-                <w:color w:val="333333"/>
-                <w:shd w:val="clear" w:color="auto" w:fill="FFFFFF"/>
-              </w:rPr>
-            </w:pPr>
-            <w:proofErr w:type="spellStart"/>
-            <w:r>
-              <w:rPr>
-                <w:rFonts w:ascii="Arial" w:hAnsi="Arial" w:cs="Arial"/>
-                <w:b/>
-                <w:bCs/>
-                <w:color w:val="333333"/>
-                <w:shd w:val="clear" w:color="auto" w:fill="FFFFFF"/>
-              </w:rPr>
-              <w:t>ESWCountries</w:t>
-            </w:r>
-            <w:proofErr w:type="spellEnd"/>
-            <w:r>
-              <w:rPr>
-                <w:rFonts w:ascii="Arial" w:hAnsi="Arial" w:cs="Arial"/>
-                <w:b/>
-                <w:bCs/>
-                <w:color w:val="333333"/>
-                <w:shd w:val="clear" w:color="auto" w:fill="FFFFFF"/>
-              </w:rPr>
-              <w:t xml:space="preserve">: </w:t>
-            </w:r>
-            <w:r>
-              <w:rPr>
-                <w:rFonts w:ascii="Arial" w:hAnsi="Arial" w:cs="Arial"/>
-                <w:color w:val="333333"/>
-                <w:shd w:val="clear" w:color="auto" w:fill="FFFFFF"/>
-              </w:rPr>
-              <w:t xml:space="preserve">Contains </w:t>
-            </w:r>
-            <w:proofErr w:type="spellStart"/>
-            <w:r>
-              <w:rPr>
-                <w:rFonts w:ascii="Arial" w:hAnsi="Arial" w:cs="Arial"/>
-                <w:color w:val="333333"/>
-                <w:shd w:val="clear" w:color="auto" w:fill="FFFFFF"/>
-              </w:rPr>
-              <w:t>Esw</w:t>
-            </w:r>
-            <w:proofErr w:type="spellEnd"/>
-            <w:r>
-              <w:rPr>
-                <w:rFonts w:ascii="Arial" w:hAnsi="Arial" w:cs="Arial"/>
-                <w:color w:val="333333"/>
-                <w:shd w:val="clear" w:color="auto" w:fill="FFFFFF"/>
-              </w:rPr>
-              <w:t xml:space="preserve"> countries related configurations in custom objects.</w:t>
-            </w:r>
-          </w:p>
-          <w:p>
-            <w:pPr>
-              <w:rPr>
-                <w:rFonts w:ascii="Arial" w:hAnsi="Arial" w:cs="Arial"/>
-                <w:color w:val="333333"/>
-                <w:shd w:val="clear" w:color="auto" w:fill="FFFFFF"/>
-              </w:rPr>
-            </w:pPr>
-          </w:p>
-          <w:p>
-            <w:pPr>
-              <w:rPr>
-                <w:rFonts w:ascii="Arial" w:hAnsi="Arial" w:cs="Arial"/>
-                <w:color w:val="333333"/>
-                <w:shd w:val="clear" w:color="auto" w:fill="FFFFFF"/>
-              </w:rPr>
-            </w:pPr>
-            <w:proofErr w:type="spellStart"/>
-            <w:r>
-              <w:rPr>
-                <w:rFonts w:ascii="Arial" w:hAnsi="Arial" w:cs="Arial"/>
-                <w:b/>
-                <w:bCs/>
-                <w:color w:val="333333"/>
-                <w:shd w:val="clear" w:color="auto" w:fill="FFFFFF"/>
-              </w:rPr>
-              <w:t>ESWCurrencies</w:t>
-            </w:r>
-            <w:proofErr w:type="spellEnd"/>
-            <w:r>
-              <w:rPr>
-                <w:rFonts w:ascii="Arial" w:hAnsi="Arial" w:cs="Arial"/>
-                <w:b/>
-                <w:bCs/>
-                <w:color w:val="333333"/>
-                <w:shd w:val="clear" w:color="auto" w:fill="FFFFFF"/>
-              </w:rPr>
-              <w:t xml:space="preserve">: </w:t>
-            </w:r>
-            <w:r>
-              <w:rPr>
-                <w:rFonts w:ascii="Arial" w:hAnsi="Arial" w:cs="Arial"/>
-                <w:color w:val="333333"/>
-                <w:shd w:val="clear" w:color="auto" w:fill="FFFFFF"/>
-              </w:rPr>
-              <w:t xml:space="preserve">Contains </w:t>
-            </w:r>
-            <w:proofErr w:type="spellStart"/>
-            <w:r>
-              <w:rPr>
-                <w:rFonts w:ascii="Arial" w:hAnsi="Arial" w:cs="Arial"/>
-                <w:color w:val="333333"/>
-                <w:shd w:val="clear" w:color="auto" w:fill="FFFFFF"/>
-              </w:rPr>
-              <w:t>Esw</w:t>
-            </w:r>
-            <w:proofErr w:type="spellEnd"/>
-            <w:r>
-              <w:rPr>
-                <w:rFonts w:ascii="Arial" w:hAnsi="Arial" w:cs="Arial"/>
-                <w:color w:val="333333"/>
-                <w:shd w:val="clear" w:color="auto" w:fill="FFFFFF"/>
-              </w:rPr>
-              <w:t xml:space="preserve"> currencies related configurations in custom objects</w:t>
-            </w:r>
-          </w:p>
-          <w:p>
-            <w:pPr>
-              <w:rPr>
-                <w:rFonts w:ascii="Arial" w:hAnsi="Arial" w:cs="Arial"/>
-                <w:color w:val="333333"/>
-                <w:shd w:val="clear" w:color="auto" w:fill="FFFFFF"/>
-              </w:rPr>
-            </w:pPr>
-          </w:p>
-          <w:p>
-            <w:pPr>
-              <w:rPr>
-                <w:rFonts w:ascii="Arial" w:hAnsi="Arial" w:cs="Arial"/>
-                <w:b/>
-                <w:bCs/>
-                <w:color w:val="333333"/>
-                <w:shd w:val="clear" w:color="auto" w:fill="FFFFFF"/>
-              </w:rPr>
-            </w:pPr>
-            <w:proofErr w:type="spellStart"/>
-            <w:r>
-              <w:rPr>
-                <w:rFonts w:ascii="Arial" w:hAnsi="Arial" w:cs="Arial"/>
-                <w:b/>
-                <w:bCs/>
-                <w:color w:val="333333"/>
-                <w:shd w:val="clear" w:color="auto" w:fill="FFFFFF"/>
-              </w:rPr>
-              <w:t>ESWPAData</w:t>
-            </w:r>
-            <w:proofErr w:type="spellEnd"/>
-            <w:r>
-              <w:rPr>
-                <w:rFonts w:ascii="Arial" w:hAnsi="Arial" w:cs="Arial"/>
-                <w:b/>
-                <w:bCs/>
-                <w:color w:val="333333"/>
-                <w:shd w:val="clear" w:color="auto" w:fill="FFFFFF"/>
-              </w:rPr>
-              <w:t xml:space="preserve">: </w:t>
-            </w:r>
-            <w:r>
-              <w:rPr>
-                <w:rFonts w:ascii="Arial" w:hAnsi="Arial" w:cs="Arial"/>
-                <w:color w:val="333333"/>
-                <w:shd w:val="clear" w:color="auto" w:fill="FFFFFF"/>
-              </w:rPr>
-              <w:t xml:space="preserve">Contains </w:t>
-            </w:r>
-            <w:proofErr w:type="spellStart"/>
-            <w:r>
-              <w:rPr>
-                <w:rFonts w:ascii="Arial" w:hAnsi="Arial" w:cs="Arial"/>
-                <w:color w:val="333333"/>
-                <w:shd w:val="clear" w:color="auto" w:fill="FFFFFF"/>
-              </w:rPr>
-              <w:t>Esw</w:t>
-            </w:r>
-            <w:proofErr w:type="spellEnd"/>
-            <w:r>
-              <w:rPr>
-                <w:rFonts w:ascii="Arial" w:hAnsi="Arial" w:cs="Arial"/>
-                <w:color w:val="333333"/>
-                <w:shd w:val="clear" w:color="auto" w:fill="FFFFFF"/>
-              </w:rPr>
-              <w:t xml:space="preserve"> </w:t>
-            </w:r>
-            <w:proofErr w:type="spellStart"/>
-            <w:r>
-              <w:rPr>
-                <w:rFonts w:ascii="Arial" w:hAnsi="Arial" w:cs="Arial"/>
-                <w:color w:val="333333"/>
-                <w:shd w:val="clear" w:color="auto" w:fill="FFFFFF"/>
-              </w:rPr>
-              <w:t>fxRates</w:t>
-            </w:r>
-            <w:proofErr w:type="spellEnd"/>
-            <w:r>
-              <w:rPr>
-                <w:rFonts w:ascii="Arial" w:hAnsi="Arial" w:cs="Arial"/>
-                <w:color w:val="333333"/>
-                <w:shd w:val="clear" w:color="auto" w:fill="FFFFFF"/>
-              </w:rPr>
-              <w:t xml:space="preserve">, </w:t>
-            </w:r>
-            <w:proofErr w:type="spellStart"/>
-            <w:r>
-              <w:rPr>
-                <w:rFonts w:ascii="Arial" w:hAnsi="Arial" w:cs="Arial"/>
-                <w:color w:val="333333"/>
-                <w:shd w:val="clear" w:color="auto" w:fill="FFFFFF"/>
-              </w:rPr>
-              <w:t>countryAdjustment</w:t>
-            </w:r>
-            <w:proofErr w:type="spellEnd"/>
-            <w:r>
-              <w:rPr>
-                <w:rFonts w:ascii="Arial" w:hAnsi="Arial" w:cs="Arial"/>
-                <w:color w:val="333333"/>
-                <w:shd w:val="clear" w:color="auto" w:fill="FFFFFF"/>
-              </w:rPr>
-              <w:t xml:space="preserve">, </w:t>
-            </w:r>
-            <w:proofErr w:type="spellStart"/>
-            <w:r>
-              <w:rPr>
-                <w:rFonts w:ascii="Arial" w:hAnsi="Arial" w:cs="Arial"/>
-                <w:color w:val="333333"/>
-                <w:shd w:val="clear" w:color="auto" w:fill="FFFFFF"/>
-              </w:rPr>
-              <w:t>roundingModels</w:t>
-            </w:r>
-            <w:proofErr w:type="spellEnd"/>
-            <w:r>
-              <w:rPr>
-                <w:rFonts w:ascii="Arial" w:hAnsi="Arial" w:cs="Arial"/>
-                <w:color w:val="333333"/>
-                <w:shd w:val="clear" w:color="auto" w:fill="FFFFFF"/>
-              </w:rPr>
-              <w:t xml:space="preserve">, </w:t>
-            </w:r>
-            <w:proofErr w:type="spellStart"/>
-            <w:r>
-              <w:rPr>
-                <w:rFonts w:ascii="Arial" w:hAnsi="Arial" w:cs="Arial"/>
-                <w:color w:val="333333"/>
-                <w:shd w:val="clear" w:color="auto" w:fill="FFFFFF"/>
-              </w:rPr>
-              <w:t>eswPricingSynchronizationId</w:t>
-            </w:r>
-            <w:proofErr w:type="spellEnd"/>
-            <w:r>
-              <w:rPr>
-                <w:rFonts w:ascii="Arial" w:hAnsi="Arial" w:cs="Arial"/>
-                <w:color w:val="333333"/>
-                <w:shd w:val="clear" w:color="auto" w:fill="FFFFFF"/>
-              </w:rPr>
-              <w:t xml:space="preserve"> and </w:t>
-            </w:r>
-            <w:proofErr w:type="spellStart"/>
-            <w:r>
-              <w:rPr>
-                <w:rFonts w:ascii="Arial" w:hAnsi="Arial" w:cs="Arial"/>
-                <w:color w:val="333333"/>
-                <w:shd w:val="clear" w:color="auto" w:fill="FFFFFF"/>
-              </w:rPr>
-              <w:t>eswPriceFeedLastUpdated</w:t>
-            </w:r>
-            <w:proofErr w:type="spellEnd"/>
-            <w:r>
-              <w:rPr>
-                <w:rFonts w:ascii="Arial" w:hAnsi="Arial" w:cs="Arial"/>
-                <w:color w:val="333333"/>
-                <w:shd w:val="clear" w:color="auto" w:fill="FFFFFF"/>
-              </w:rPr>
-              <w:t xml:space="preserve"> related configurations in custom objects</w:t>
-            </w:r>
-          </w:p>
-          <w:p>
-            <w:pPr>
-              <w:rPr>
-                <w:rFonts w:ascii="Arial" w:hAnsi="Arial" w:cs="Arial"/>
-                <w:color w:val="333333"/>
-                <w:shd w:val="clear" w:color="auto" w:fill="FFFFFF"/>
-              </w:rPr>
-            </w:pPr>
           </w:p>
         </w:tc>
       </w:tr>
       <w:tr>
         <w:tc>
           <w:tcPr>
-            <w:tcW w:w="3937" w:type="dxa"/>
+            <w:tcW w:w="4675" w:type="dxa"/>
           </w:tcPr>
           <w:p>
             <w:pPr>
+              <w:spacing w:line="360" w:lineRule="auto"/>
               <w:rPr>
                 <w:rFonts w:ascii="Arial" w:hAnsi="Arial" w:cs="Arial"/>
                 <w:b/>
                 <w:bCs/>
-                <w:color w:val="333333"/>
-                <w:shd w:val="clear" w:color="auto" w:fill="FFFFFF"/>
               </w:rPr>
             </w:pPr>
-            <w:proofErr w:type="spellStart"/>
             <w:r>
               <w:rPr>
                 <w:rFonts w:ascii="Arial" w:hAnsi="Arial" w:cs="Arial"/>
                 <w:b/>
                 <w:bCs/>
-                <w:color w:val="333333"/>
-                <w:shd w:val="clear" w:color="auto" w:fill="FFFFFF"/>
               </w:rPr>
-              <w:t>GlobalConfigs</w:t>
+              <w:t>globalConfigs</w:t>
             </w:r>
-            <w:proofErr w:type="spellEnd"/>
           </w:p>
         </w:tc>
         <w:tc>
           <w:tcPr>
-            <w:tcW w:w="6690" w:type="dxa"/>
+            <w:tcW w:w="4675" w:type="dxa"/>
           </w:tcPr>
           <w:p>
             <w:pPr>
+              <w:pStyle w:val="ListParagraph"/>
+              <w:numPr>
+                <w:ilvl w:val="0"/>
+                <w:numId w:val="57"/>
+              </w:numPr>
+              <w:spacing w:line="360" w:lineRule="auto"/>
               <w:rPr>
                 <w:rFonts w:ascii="Arial" w:hAnsi="Arial" w:cs="Arial"/>
                 <w:color w:val="333333"/>
@@ -4496,271 +3359,99 @@
                 <w:color w:val="333333"/>
                 <w:shd w:val="clear" w:color="auto" w:fill="FFFFFF"/>
               </w:rPr>
-              <w:t>Contains Global Configurations</w:t>
+              <w:t>Contains following:</w:t>
             </w:r>
           </w:p>
           <w:p>
             <w:pPr>
+              <w:pStyle w:val="ListParagraph"/>
+              <w:numPr>
+                <w:ilvl w:val="1"/>
+                <w:numId w:val="57"/>
+              </w:numPr>
+              <w:spacing w:line="360" w:lineRule="auto"/>
               <w:rPr>
                 <w:rFonts w:ascii="Arial" w:hAnsi="Arial" w:cs="Arial"/>
                 <w:color w:val="333333"/>
                 <w:shd w:val="clear" w:color="auto" w:fill="FFFFFF"/>
               </w:rPr>
             </w:pPr>
+            <w:r>
+              <w:rPr>
+                <w:rFonts w:ascii="Arial" w:hAnsi="Arial" w:cs="Arial"/>
+                <w:color w:val="333333"/>
+                <w:shd w:val="clear" w:color="auto" w:fill="FFFFFF"/>
+              </w:rPr>
+              <w:t>Allowed locales</w:t>
+            </w:r>
           </w:p>
           <w:p>
             <w:pPr>
+              <w:pStyle w:val="ListParagraph"/>
+              <w:numPr>
+                <w:ilvl w:val="1"/>
+                <w:numId w:val="57"/>
+              </w:numPr>
+              <w:spacing w:line="360" w:lineRule="auto"/>
               <w:rPr>
                 <w:rFonts w:ascii="Arial" w:hAnsi="Arial" w:cs="Arial"/>
                 <w:color w:val="333333"/>
                 <w:shd w:val="clear" w:color="auto" w:fill="FFFFFF"/>
               </w:rPr>
             </w:pPr>
-            <w:proofErr w:type="spellStart"/>
-            <w:r>
-              <w:rPr>
-                <w:rFonts w:ascii="Arial" w:hAnsi="Arial" w:cs="Arial"/>
-                <w:b/>
-                <w:bCs/>
-                <w:color w:val="333333"/>
-                <w:shd w:val="clear" w:color="auto" w:fill="FFFFFF"/>
-              </w:rPr>
-              <w:t>allowedLocales</w:t>
-            </w:r>
-            <w:proofErr w:type="spellEnd"/>
-            <w:r>
-              <w:rPr>
-                <w:rFonts w:ascii="Arial" w:hAnsi="Arial" w:cs="Arial"/>
-                <w:b/>
-                <w:bCs/>
-                <w:color w:val="333333"/>
-                <w:shd w:val="clear" w:color="auto" w:fill="FFFFFF"/>
-              </w:rPr>
-              <w:t xml:space="preserve">: </w:t>
-            </w:r>
             <w:r>
               <w:rPr>
                 <w:rFonts w:ascii="Arial" w:hAnsi="Arial" w:cs="Arial"/>
                 <w:color w:val="333333"/>
                 <w:shd w:val="clear" w:color="auto" w:fill="FFFFFF"/>
               </w:rPr>
-              <w:t>Contains allowed locales data on site.</w:t>
+              <w:t>Allowed currencies</w:t>
             </w:r>
           </w:p>
           <w:p>
             <w:pPr>
+              <w:pStyle w:val="ListParagraph"/>
+              <w:numPr>
+                <w:ilvl w:val="1"/>
+                <w:numId w:val="57"/>
+              </w:numPr>
+              <w:spacing w:line="360" w:lineRule="auto"/>
               <w:rPr>
                 <w:rFonts w:ascii="Arial" w:hAnsi="Arial" w:cs="Arial"/>
                 <w:color w:val="333333"/>
                 <w:shd w:val="clear" w:color="auto" w:fill="FFFFFF"/>
               </w:rPr>
             </w:pPr>
+            <w:r>
+              <w:rPr>
+                <w:rFonts w:ascii="Arial" w:hAnsi="Arial" w:cs="Arial"/>
+                <w:color w:val="333333"/>
+                <w:shd w:val="clear" w:color="auto" w:fill="FFFFFF"/>
+              </w:rPr>
+              <w:t>Shipping methods configured</w:t>
+            </w:r>
           </w:p>
           <w:p>
             <w:pPr>
+              <w:pStyle w:val="ListParagraph"/>
+              <w:numPr>
+                <w:ilvl w:val="1"/>
+                <w:numId w:val="57"/>
+              </w:numPr>
+              <w:spacing w:line="360" w:lineRule="auto"/>
               <w:rPr>
                 <w:rFonts w:ascii="Arial" w:hAnsi="Arial" w:cs="Arial"/>
                 <w:color w:val="333333"/>
                 <w:shd w:val="clear" w:color="auto" w:fill="FFFFFF"/>
               </w:rPr>
             </w:pPr>
-            <w:proofErr w:type="spellStart"/>
-            <w:r>
-              <w:rPr>
-                <w:rFonts w:ascii="Arial" w:hAnsi="Arial" w:cs="Arial"/>
-                <w:b/>
-                <w:bCs/>
-                <w:color w:val="333333"/>
-                <w:shd w:val="clear" w:color="auto" w:fill="FFFFFF"/>
-              </w:rPr>
-              <w:t>allowedCurrencies</w:t>
-            </w:r>
-            <w:proofErr w:type="spellEnd"/>
-            <w:r>
-              <w:rPr>
-                <w:rFonts w:ascii="Arial" w:hAnsi="Arial" w:cs="Arial"/>
-                <w:b/>
-                <w:bCs/>
-                <w:color w:val="333333"/>
-                <w:shd w:val="clear" w:color="auto" w:fill="FFFFFF"/>
-              </w:rPr>
-              <w:t xml:space="preserve">: </w:t>
-            </w:r>
             <w:r>
               <w:rPr>
                 <w:rFonts w:ascii="Arial" w:hAnsi="Arial" w:cs="Arial"/>
                 <w:color w:val="333333"/>
                 <w:shd w:val="clear" w:color="auto" w:fill="FFFFFF"/>
               </w:rPr>
-              <w:t>Contains allowed Currencies data on site.</w:t>
-            </w:r>
-          </w:p>
-          <w:p>
-            <w:pPr>
-              <w:rPr>
-                <w:rFonts w:ascii="Arial" w:hAnsi="Arial" w:cs="Arial"/>
-                <w:color w:val="333333"/>
-                <w:shd w:val="clear" w:color="auto" w:fill="FFFFFF"/>
-              </w:rPr>
-            </w:pPr>
-          </w:p>
-          <w:p>
-            <w:pPr>
-              <w:rPr>
-                <w:rFonts w:ascii="Arial" w:hAnsi="Arial" w:cs="Arial"/>
-                <w:color w:val="333333"/>
-                <w:shd w:val="clear" w:color="auto" w:fill="FFFFFF"/>
-              </w:rPr>
-            </w:pPr>
-            <w:proofErr w:type="spellStart"/>
-            <w:r>
-              <w:rPr>
-                <w:rFonts w:ascii="Arial" w:hAnsi="Arial" w:cs="Arial"/>
-                <w:b/>
-                <w:bCs/>
-                <w:color w:val="333333"/>
-                <w:shd w:val="clear" w:color="auto" w:fill="FFFFFF"/>
-              </w:rPr>
-              <w:t>ShippingMethods</w:t>
-            </w:r>
-            <w:proofErr w:type="spellEnd"/>
-            <w:r>
-              <w:rPr>
-                <w:rFonts w:ascii="Arial" w:hAnsi="Arial" w:cs="Arial"/>
-                <w:b/>
-                <w:bCs/>
-                <w:color w:val="333333"/>
-                <w:shd w:val="clear" w:color="auto" w:fill="FFFFFF"/>
-              </w:rPr>
-              <w:t>:</w:t>
-            </w:r>
-            <w:r>
-              <w:rPr>
-                <w:rFonts w:ascii="Arial" w:hAnsi="Arial" w:cs="Arial"/>
-                <w:color w:val="333333"/>
-                <w:shd w:val="clear" w:color="auto" w:fill="FFFFFF"/>
-              </w:rPr>
-              <w:t xml:space="preserve"> Contains Shipping method related configs i.e.ID, Name, Status and Currency</w:t>
-            </w:r>
-          </w:p>
-          <w:p>
-            <w:pPr>
-              <w:rPr>
-                <w:rFonts w:ascii="Arial" w:hAnsi="Arial" w:cs="Arial"/>
-                <w:color w:val="333333"/>
-                <w:shd w:val="clear" w:color="auto" w:fill="FFFFFF"/>
-              </w:rPr>
-            </w:pPr>
-          </w:p>
-          <w:p>
-            <w:pPr>
-              <w:rPr>
-                <w:rFonts w:ascii="Arial" w:hAnsi="Arial" w:cs="Arial"/>
-                <w:color w:val="333333"/>
-                <w:shd w:val="clear" w:color="auto" w:fill="FFFFFF"/>
-              </w:rPr>
-            </w:pPr>
-            <w:proofErr w:type="spellStart"/>
-            <w:r>
-              <w:rPr>
-                <w:rFonts w:ascii="Arial" w:hAnsi="Arial" w:cs="Arial"/>
-                <w:b/>
-                <w:bCs/>
-                <w:color w:val="333333"/>
-                <w:shd w:val="clear" w:color="auto" w:fill="FFFFFF"/>
-              </w:rPr>
-              <w:t>OrderConfigs</w:t>
-            </w:r>
-            <w:proofErr w:type="spellEnd"/>
-            <w:r>
-              <w:rPr>
-                <w:rFonts w:ascii="Arial" w:hAnsi="Arial" w:cs="Arial"/>
-                <w:b/>
-                <w:bCs/>
-                <w:color w:val="333333"/>
-                <w:shd w:val="clear" w:color="auto" w:fill="FFFFFF"/>
-              </w:rPr>
-              <w:t xml:space="preserve">: </w:t>
-            </w:r>
-            <w:r>
-              <w:rPr>
-                <w:rFonts w:ascii="Arial" w:hAnsi="Arial" w:cs="Arial"/>
-                <w:color w:val="333333"/>
-                <w:shd w:val="clear" w:color="auto" w:fill="FFFFFF"/>
-              </w:rPr>
-              <w:t xml:space="preserve">Contains order level configs in global configs I.e. </w:t>
-            </w:r>
-            <w:proofErr w:type="spellStart"/>
-            <w:r>
-              <w:rPr>
-                <w:rFonts w:ascii="Arial" w:hAnsi="Arial" w:cs="Arial"/>
-                <w:color w:val="333333"/>
-                <w:shd w:val="clear" w:color="auto" w:fill="FFFFFF"/>
-              </w:rPr>
-              <w:t>failedOrderRetention</w:t>
-            </w:r>
-            <w:proofErr w:type="spellEnd"/>
-            <w:r>
-              <w:rPr>
-                <w:rFonts w:ascii="Arial" w:hAnsi="Arial" w:cs="Arial"/>
-                <w:color w:val="333333"/>
-                <w:shd w:val="clear" w:color="auto" w:fill="FFFFFF"/>
-              </w:rPr>
-              <w:t xml:space="preserve">, </w:t>
-            </w:r>
-            <w:proofErr w:type="spellStart"/>
-            <w:r>
-              <w:rPr>
-                <w:rFonts w:ascii="Arial" w:hAnsi="Arial" w:cs="Arial"/>
-                <w:color w:val="333333"/>
-                <w:shd w:val="clear" w:color="auto" w:fill="FFFFFF"/>
-              </w:rPr>
-              <w:t>AutoFailOrders</w:t>
-            </w:r>
-            <w:proofErr w:type="spellEnd"/>
-            <w:r>
-              <w:rPr>
-                <w:rFonts w:ascii="Arial" w:hAnsi="Arial" w:cs="Arial"/>
-                <w:color w:val="333333"/>
-                <w:shd w:val="clear" w:color="auto" w:fill="FFFFFF"/>
-              </w:rPr>
-              <w:t xml:space="preserve">, </w:t>
-            </w:r>
-            <w:proofErr w:type="spellStart"/>
-            <w:r>
-              <w:rPr>
-                <w:rFonts w:ascii="Arial" w:hAnsi="Arial" w:cs="Arial"/>
-                <w:color w:val="333333"/>
-                <w:shd w:val="clear" w:color="auto" w:fill="FFFFFF"/>
-              </w:rPr>
-              <w:t>LimitStoreFrontOrderAccess</w:t>
-            </w:r>
-            <w:proofErr w:type="spellEnd"/>
-            <w:r>
-              <w:rPr>
-                <w:rFonts w:ascii="Arial" w:hAnsi="Arial" w:cs="Arial"/>
-                <w:color w:val="333333"/>
-                <w:shd w:val="clear" w:color="auto" w:fill="FFFFFF"/>
-              </w:rPr>
-              <w:t xml:space="preserve">, and </w:t>
-            </w:r>
-            <w:proofErr w:type="spellStart"/>
-            <w:r>
-              <w:rPr>
-                <w:rFonts w:ascii="Arial" w:hAnsi="Arial" w:cs="Arial"/>
-                <w:color w:val="333333"/>
-                <w:shd w:val="clear" w:color="auto" w:fill="FFFFFF"/>
-              </w:rPr>
-              <w:t>FilterStorefrontOrdersByCustomerSession</w:t>
-            </w:r>
-            <w:proofErr w:type="spellEnd"/>
-            <w:r>
-              <w:rPr>
-                <w:rFonts w:ascii="Arial" w:hAnsi="Arial" w:cs="Arial"/>
-                <w:color w:val="333333"/>
-                <w:shd w:val="clear" w:color="auto" w:fill="FFFFFF"/>
-              </w:rPr>
-              <w:t xml:space="preserve"> related config</w:t>
+              <w:t>Order related configurations</w:t>
             </w:r>
           </w:p>
         </w:tc>
@@ -4771,6 +3462,7 @@
         <w:pBdr>
           <w:bottom w:val="single" w:sz="6" w:space="1" w:color="auto"/>
         </w:pBdr>
+        <w:spacing w:line="360" w:lineRule="auto"/>
         <w:rPr>
           <w:rFonts w:ascii="Arial" w:eastAsia="Times New Roman" w:hAnsi="Arial" w:cs="Arial"/>
           <w:vanish/>
@@ -4792,6 +3484,7 @@
     <w:p>
       <w:pPr>
         <w:pStyle w:val="p"/>
+        <w:spacing w:line="360" w:lineRule="auto"/>
         <w:jc w:val="both"/>
         <w:rPr>
           <w:sz w:val="20"/>
@@ -4806,14 +3499,15 @@
           <w:ilvl w:val="0"/>
           <w:numId w:val="49"/>
         </w:numPr>
+        <w:spacing w:line="360" w:lineRule="auto"/>
         <w:jc w:val="both"/>
         <w:rPr>
           <w:rFonts w:ascii="Arial" w:hAnsi="Arial" w:cs="Arial"/>
           <w:b/>
           <w:bCs/>
           <w:color w:val="auto"/>
-          <w:sz w:val="28"/>
-          <w:szCs w:val="28"/>
+          <w:sz w:val="24"/>
+          <w:szCs w:val="24"/>
         </w:rPr>
       </w:pPr>
       <w:bookmarkStart w:id="0" w:name="_Toc72738348"/>
@@ -4824,8 +3518,8 @@
           <w:b/>
           <w:bCs/>
           <w:color w:val="auto"/>
-          <w:sz w:val="28"/>
-          <w:szCs w:val="28"/>
+          <w:sz w:val="24"/>
+          <w:szCs w:val="24"/>
         </w:rPr>
         <w:t xml:space="preserve">ESW </w:t>
       </w:r>
@@ -4835,8 +3529,8 @@
           <w:b/>
           <w:bCs/>
           <w:color w:val="auto"/>
-          <w:sz w:val="28"/>
-          <w:szCs w:val="28"/>
+          <w:sz w:val="24"/>
+          <w:szCs w:val="24"/>
         </w:rPr>
         <w:t>Integration</w:t>
       </w:r>
@@ -4846,8 +3540,8 @@
           <w:b/>
           <w:bCs/>
           <w:color w:val="auto"/>
-          <w:sz w:val="28"/>
-          <w:szCs w:val="28"/>
+          <w:sz w:val="24"/>
+          <w:szCs w:val="24"/>
         </w:rPr>
         <w:t xml:space="preserve"> Monitoring</w:t>
       </w:r>
@@ -4857,15 +3551,22 @@
           <w:b/>
           <w:bCs/>
           <w:color w:val="auto"/>
-          <w:sz w:val="28"/>
-          <w:szCs w:val="28"/>
+          <w:sz w:val="24"/>
+          <w:szCs w:val="24"/>
         </w:rPr>
         <w:t xml:space="preserve"> Configuration</w:t>
       </w:r>
       <w:bookmarkEnd w:id="0"/>
       <w:bookmarkEnd w:id="1"/>
     </w:p>
-    <w:p/>
+    <w:p>
+      <w:pPr>
+        <w:spacing w:line="360" w:lineRule="auto"/>
+        <w:rPr>
+          <w:rFonts w:ascii="Arial" w:hAnsi="Arial" w:cs="Arial"/>
+        </w:rPr>
+      </w:pPr>
+    </w:p>
     <w:p>
       <w:pPr>
         <w:pStyle w:val="Heading2"/>
@@ -4873,10 +3574,11 @@
           <w:ilvl w:val="1"/>
           <w:numId w:val="49"/>
         </w:numPr>
-        <w:rPr>
-          <w:rFonts w:ascii="Arial" w:hAnsi="Arial" w:cs="Arial"/>
-          <w:sz w:val="24"/>
-          <w:szCs w:val="24"/>
+        <w:spacing w:line="360" w:lineRule="auto"/>
+        <w:rPr>
+          <w:rFonts w:ascii="Arial" w:hAnsi="Arial" w:cs="Arial"/>
+          <w:sz w:val="20"/>
+          <w:szCs w:val="20"/>
         </w:rPr>
       </w:pPr>
       <w:bookmarkStart w:id="2" w:name="_Toc160574320"/>
@@ -4884,8 +3586,8 @@
       <w:r>
         <w:rPr>
           <w:rFonts w:ascii="Arial" w:hAnsi="Arial" w:cs="Arial"/>
-          <w:sz w:val="24"/>
-          <w:szCs w:val="24"/>
+          <w:sz w:val="20"/>
+          <w:szCs w:val="20"/>
         </w:rPr>
         <w:t>Import Metadata</w:t>
       </w:r>
@@ -4895,6 +3597,7 @@
     <w:p>
       <w:pPr>
         <w:pStyle w:val="p"/>
+        <w:spacing w:line="360" w:lineRule="auto"/>
         <w:jc w:val="both"/>
         <w:rPr>
           <w:rFonts w:eastAsiaTheme="minorEastAsia"/>
@@ -4937,7 +3640,6 @@
         </w:rPr>
         <w:t xml:space="preserve">.xml) from </w:t>
       </w:r>
-      <w:proofErr w:type="spellStart"/>
       <w:r>
         <w:rPr>
           <w:b/>
@@ -4945,9 +3647,8 @@
           <w:sz w:val="20"/>
           <w:szCs w:val="20"/>
         </w:rPr>
-        <w:t>link_eshopworld</w:t>
-      </w:r>
-      <w:proofErr w:type="spellEnd"/>
+        <w:t>link_eshopworld\</w:t>
+      </w:r>
       <w:r>
         <w:rPr>
           <w:b/>
@@ -4955,9 +3656,8 @@
           <w:sz w:val="20"/>
           <w:szCs w:val="20"/>
         </w:rPr>
-        <w:t>\</w:t>
-      </w:r>
-      <w:proofErr w:type="spellStart"/>
+        <w:t>Metadata</w:t>
+      </w:r>
       <w:r>
         <w:rPr>
           <w:b/>
@@ -4965,16 +3665,6 @@
           <w:sz w:val="20"/>
           <w:szCs w:val="20"/>
         </w:rPr>
-        <w:t>sitesdata</w:t>
-      </w:r>
-      <w:proofErr w:type="spellEnd"/>
-      <w:r>
-        <w:rPr>
-          <w:b/>
-          <w:bCs/>
-          <w:sz w:val="20"/>
-          <w:szCs w:val="20"/>
-        </w:rPr>
         <w:t>\meta</w:t>
       </w:r>
       <w:r>
@@ -4988,6 +3678,7 @@
     </w:p>
     <w:p>
       <w:pPr>
+        <w:spacing w:line="360" w:lineRule="auto"/>
         <w:jc w:val="both"/>
         <w:rPr>
           <w:rFonts w:ascii="Arial" w:hAnsi="Arial" w:cs="Arial"/>
@@ -5052,6 +3743,7 @@
     </w:p>
     <w:p>
       <w:pPr>
+        <w:spacing w:line="360" w:lineRule="auto"/>
         <w:jc w:val="both"/>
         <w:rPr>
           <w:rFonts w:ascii="Arial" w:hAnsi="Arial" w:cs="Arial"/>
@@ -5060,6 +3752,7 @@
     </w:p>
     <w:p>
       <w:pPr>
+        <w:spacing w:line="360" w:lineRule="auto"/>
         <w:jc w:val="both"/>
         <w:rPr>
           <w:rFonts w:ascii="Arial" w:hAnsi="Arial" w:cs="Arial"/>
@@ -5109,6 +3802,7 @@
     </w:p>
     <w:p>
       <w:pPr>
+        <w:spacing w:line="360" w:lineRule="auto"/>
         <w:jc w:val="both"/>
         <w:rPr>
           <w:rFonts w:ascii="Arial" w:hAnsi="Arial" w:cs="Arial"/>
@@ -5122,163 +3816,842 @@
           <w:ilvl w:val="1"/>
           <w:numId w:val="49"/>
         </w:numPr>
+        <w:spacing w:line="360" w:lineRule="auto"/>
+        <w:rPr>
+          <w:rFonts w:ascii="Arial" w:hAnsi="Arial" w:cs="Arial"/>
+          <w:sz w:val="20"/>
+          <w:szCs w:val="20"/>
+        </w:rPr>
+      </w:pPr>
+      <w:bookmarkStart w:id="4" w:name="_Toc160574321"/>
+      <w:r>
+        <w:rPr>
+          <w:rFonts w:ascii="Arial" w:hAnsi="Arial" w:cs="Arial"/>
+          <w:sz w:val="20"/>
+          <w:szCs w:val="20"/>
+        </w:rPr>
+        <w:t>Cartridge Path</w:t>
+      </w:r>
+      <w:bookmarkEnd w:id="4"/>
+    </w:p>
+    <w:p>
+      <w:pPr>
+        <w:spacing w:line="360" w:lineRule="auto"/>
+        <w:rPr>
+          <w:rStyle w:val="textnode"/>
+          <w:rFonts w:ascii="Arial" w:hAnsi="Arial" w:cs="Arial"/>
+          <w:color w:val="111111"/>
+          <w:shd w:val="clear" w:color="auto" w:fill="FFFFFF"/>
+        </w:rPr>
+      </w:pPr>
+      <w:r>
+        <w:rPr>
+          <w:rStyle w:val="textnode"/>
+          <w:rFonts w:ascii="Arial" w:hAnsi="Arial" w:cs="Arial"/>
+          <w:color w:val="111111"/>
+          <w:shd w:val="clear" w:color="auto" w:fill="FFFFFF"/>
+        </w:rPr>
+        <w:t xml:space="preserve">The ESW BM cartridge should be set in the cartridge path to view the </w:t>
+      </w:r>
+      <w:r>
+        <w:rPr>
+          <w:rStyle w:val="textnode"/>
+          <w:rFonts w:ascii="Arial" w:hAnsi="Arial" w:cs="Arial"/>
+          <w:color w:val="111111"/>
+          <w:shd w:val="clear" w:color="auto" w:fill="FFFFFF"/>
+        </w:rPr>
+        <w:t xml:space="preserve">Integration Monitoring </w:t>
+      </w:r>
+      <w:r>
+        <w:rPr>
+          <w:rStyle w:val="textnode"/>
+          <w:rFonts w:ascii="Arial" w:hAnsi="Arial" w:cs="Arial"/>
+          <w:color w:val="111111"/>
+          <w:shd w:val="clear" w:color="auto" w:fill="FFFFFF"/>
+        </w:rPr>
+        <w:t>menu. The path in BM should be set as</w:t>
+      </w:r>
+    </w:p>
+    <w:p>
+      <w:pPr>
+        <w:spacing w:line="360" w:lineRule="auto"/>
+        <w:rPr>
+          <w:rStyle w:val="textnode"/>
+          <w:rFonts w:ascii="Arial" w:hAnsi="Arial" w:cs="Arial"/>
+          <w:color w:val="111111"/>
+          <w:shd w:val="clear" w:color="auto" w:fill="F0F0F0"/>
+        </w:rPr>
+      </w:pPr>
+      <w:r>
+        <w:rPr>
+          <w:rStyle w:val="textnode"/>
+          <w:rFonts w:ascii="Arial" w:hAnsi="Arial" w:cs="Arial"/>
+          <w:color w:val="111111"/>
+          <w:shd w:val="clear" w:color="auto" w:fill="FFFFFF"/>
+        </w:rPr>
+        <w:t> </w:t>
+      </w:r>
+      <w:r>
+        <w:rPr>
+          <w:rStyle w:val="textnode"/>
+          <w:rFonts w:ascii="Arial" w:hAnsi="Arial" w:cs="Arial"/>
+          <w:color w:val="111111"/>
+          <w:shd w:val="clear" w:color="auto" w:fill="F0F0F0"/>
+        </w:rPr>
+        <w:t>int_eshopworld_core:bm_eshopworld_core:bm_custom_plugin</w:t>
+      </w:r>
+    </w:p>
+    <w:p>
+      <w:pPr>
+        <w:spacing w:line="360" w:lineRule="auto"/>
+        <w:rPr>
+          <w:rStyle w:val="textnode"/>
+          <w:rFonts w:ascii="Arial" w:hAnsi="Arial" w:cs="Arial"/>
+          <w:color w:val="111111"/>
+          <w:shd w:val="clear" w:color="auto" w:fill="F0F0F0"/>
+        </w:rPr>
+      </w:pPr>
+    </w:p>
+    <w:p>
+      <w:pPr>
+        <w:spacing w:line="360" w:lineRule="auto"/>
+        <w:rPr>
+          <w:rStyle w:val="textnode"/>
+          <w:rFonts w:ascii="Arial" w:hAnsi="Arial" w:cs="Arial"/>
+          <w:color w:val="111111"/>
+          <w:shd w:val="clear" w:color="auto" w:fill="F0F0F0"/>
+        </w:rPr>
+      </w:pPr>
+    </w:p>
+    <w:p>
+      <w:pPr>
+        <w:spacing w:line="360" w:lineRule="auto"/>
+        <w:rPr>
+          <w:rStyle w:val="textnode"/>
+          <w:rFonts w:ascii="Arial" w:hAnsi="Arial" w:cs="Arial"/>
+          <w:color w:val="111111"/>
+          <w:shd w:val="clear" w:color="auto" w:fill="F0F0F0"/>
+        </w:rPr>
+      </w:pPr>
+    </w:p>
+    <w:p>
+      <w:pPr>
+        <w:spacing w:line="360" w:lineRule="auto"/>
+        <w:rPr>
+          <w:rStyle w:val="textnode"/>
+          <w:rFonts w:ascii="Arial" w:hAnsi="Arial" w:cs="Arial"/>
+          <w:color w:val="111111"/>
+          <w:shd w:val="clear" w:color="auto" w:fill="F0F0F0"/>
+        </w:rPr>
+      </w:pPr>
+    </w:p>
+    <w:p>
+      <w:pPr>
+        <w:spacing w:line="360" w:lineRule="auto"/>
+        <w:rPr>
+          <w:rFonts w:ascii="Arial" w:hAnsi="Arial" w:cs="Arial"/>
+        </w:rPr>
+      </w:pPr>
+      <w:r>
         <w:rPr>
           <w:rFonts w:ascii="Arial" w:hAnsi="Arial" w:cs="Arial"/>
           <w:sz w:val="24"/>
           <w:szCs w:val="24"/>
         </w:rPr>
-      </w:pPr>
-      <w:bookmarkStart w:id="4" w:name="_Toc160574321"/>
+        <w:t>Note:</w:t>
+      </w:r>
       <w:r>
         <w:rPr>
           <w:rFonts w:ascii="Arial" w:hAnsi="Arial" w:cs="Arial"/>
           <w:sz w:val="24"/>
           <w:szCs w:val="24"/>
         </w:rPr>
-        <w:t>Cartridge Path</w:t>
-      </w:r>
-      <w:bookmarkEnd w:id="4"/>
-    </w:p>
-    <w:p>
-      <w:pPr>
-        <w:rPr>
-          <w:rStyle w:val="textnode"/>
-          <w:rFonts w:ascii="Arial" w:hAnsi="Arial" w:cs="Arial"/>
-          <w:color w:val="111111"/>
-          <w:shd w:val="clear" w:color="auto" w:fill="FFFFFF"/>
-        </w:rPr>
-      </w:pPr>
-      <w:r>
-        <w:rPr>
-          <w:rStyle w:val="textnode"/>
-          <w:rFonts w:ascii="Arial" w:hAnsi="Arial" w:cs="Arial"/>
-          <w:color w:val="111111"/>
-          <w:shd w:val="clear" w:color="auto" w:fill="FFFFFF"/>
-        </w:rPr>
-        <w:t xml:space="preserve">The ESW BM cartridge should be set in the cartridge path to view the </w:t>
-      </w:r>
-      <w:r>
-        <w:rPr>
-          <w:rStyle w:val="textnode"/>
-          <w:rFonts w:ascii="Arial" w:hAnsi="Arial" w:cs="Arial"/>
-          <w:color w:val="111111"/>
-          <w:shd w:val="clear" w:color="auto" w:fill="FFFFFF"/>
-        </w:rPr>
-        <w:t xml:space="preserve">Integration Monitoring </w:t>
-      </w:r>
-      <w:r>
-        <w:rPr>
-          <w:rStyle w:val="textnode"/>
-          <w:rFonts w:ascii="Arial" w:hAnsi="Arial" w:cs="Arial"/>
-          <w:color w:val="111111"/>
-          <w:shd w:val="clear" w:color="auto" w:fill="FFFFFF"/>
-        </w:rPr>
-        <w:t>menu. The path in BM should be set as</w:t>
-      </w:r>
-    </w:p>
-    <w:p>
-      <w:pPr>
-        <w:rPr>
-          <w:rStyle w:val="textnode"/>
-          <w:rFonts w:ascii="Arial" w:hAnsi="Arial" w:cs="Arial"/>
-          <w:color w:val="111111"/>
-          <w:shd w:val="clear" w:color="auto" w:fill="F0F0F0"/>
-        </w:rPr>
-      </w:pPr>
-      <w:r>
-        <w:rPr>
-          <w:rStyle w:val="textnode"/>
-          <w:rFonts w:ascii="Arial" w:hAnsi="Arial" w:cs="Arial"/>
-          <w:color w:val="111111"/>
-          <w:shd w:val="clear" w:color="auto" w:fill="FFFFFF"/>
-        </w:rPr>
-        <w:t> </w:t>
-      </w:r>
-      <w:r>
-        <w:rPr>
-          <w:rStyle w:val="textnode"/>
-          <w:rFonts w:ascii="Arial" w:hAnsi="Arial" w:cs="Arial"/>
-          <w:color w:val="111111"/>
-          <w:shd w:val="clear" w:color="auto" w:fill="F0F0F0"/>
-        </w:rPr>
-        <w:t>int_eshopworld_core:int_eshopworld_sfra:bm_eshopworld_core:bm_custom_plugin</w:t>
-      </w:r>
-    </w:p>
-    <w:p>
-      <w:pPr>
-        <w:rPr>
-          <w:rStyle w:val="textnode"/>
-          <w:rFonts w:ascii="Arial" w:hAnsi="Arial" w:cs="Arial"/>
-          <w:color w:val="111111"/>
-          <w:shd w:val="clear" w:color="auto" w:fill="F0F0F0"/>
-        </w:rPr>
-      </w:pPr>
-    </w:p>
-    <w:p>
-      <w:pPr>
-        <w:rPr>
-          <w:rStyle w:val="textnode"/>
-          <w:rFonts w:ascii="Arial" w:hAnsi="Arial" w:cs="Arial"/>
-          <w:color w:val="111111"/>
-          <w:shd w:val="clear" w:color="auto" w:fill="F0F0F0"/>
-        </w:rPr>
-      </w:pPr>
-    </w:p>
-    <w:p>
-      <w:pPr>
-        <w:rPr>
-          <w:rStyle w:val="textnode"/>
-          <w:rFonts w:ascii="Arial" w:hAnsi="Arial" w:cs="Arial"/>
-          <w:color w:val="111111"/>
-          <w:shd w:val="clear" w:color="auto" w:fill="F0F0F0"/>
-        </w:rPr>
-      </w:pPr>
-    </w:p>
-    <w:p>
-      <w:pPr>
-        <w:rPr>
-          <w:rStyle w:val="textnode"/>
-          <w:rFonts w:ascii="Arial" w:hAnsi="Arial" w:cs="Arial"/>
-          <w:color w:val="111111"/>
-          <w:shd w:val="clear" w:color="auto" w:fill="F0F0F0"/>
-        </w:rPr>
-      </w:pPr>
-    </w:p>
-    <w:p>
-      <w:pPr>
-        <w:rPr>
-          <w:rFonts w:ascii="Arial" w:hAnsi="Arial" w:cs="Arial"/>
-          <w:sz w:val="28"/>
-          <w:szCs w:val="28"/>
-        </w:rPr>
-      </w:pPr>
-      <w:r>
-        <w:rPr>
-          <w:rFonts w:ascii="Arial" w:hAnsi="Arial" w:cs="Arial"/>
-          <w:sz w:val="28"/>
-          <w:szCs w:val="28"/>
-        </w:rPr>
-        <w:t>Note</w:t>
-      </w:r>
-      <w:r>
-        <w:rPr>
-          <w:rFonts w:ascii="Arial" w:hAnsi="Arial" w:cs="Arial"/>
-          <w:sz w:val="28"/>
-          <w:szCs w:val="28"/>
-        </w:rPr>
-        <w:t xml:space="preserve">: </w:t>
-      </w:r>
-      <w:r>
+        <w:t xml:space="preserve"> </w:t>
+      </w:r>
+      <w:r>
+        <w:rPr>
+          <w:rFonts w:ascii="Arial" w:hAnsi="Arial" w:cs="Arial"/>
+        </w:rPr>
         <w:t>For the Business Manager (BM) user to successfully export a report that includes shipping methods, they must have access to the Shipping Module within the BM. Without this access, shipping information will not be retrievable and consequently, will not be included in the report</w:t>
       </w:r>
     </w:p>
     <w:p>
       <w:pPr>
-        <w:spacing w:before="100" w:beforeAutospacing="1" w:after="100" w:afterAutospacing="1"/>
-        <w:rPr>
-          <w:rFonts w:ascii="Arial" w:eastAsiaTheme="minorEastAsia" w:hAnsi="Arial" w:cs="Arial"/>
-        </w:rPr>
-      </w:pPr>
+        <w:spacing w:line="360" w:lineRule="auto"/>
+        <w:rPr>
+          <w:rFonts w:ascii="Arial" w:hAnsi="Arial" w:cs="Arial"/>
+        </w:rPr>
+      </w:pPr>
+    </w:p>
+    <w:p>
+      <w:pPr>
+        <w:pStyle w:val="Heading1"/>
+        <w:numPr>
+          <w:ilvl w:val="0"/>
+          <w:numId w:val="49"/>
+        </w:numPr>
+        <w:spacing w:line="360" w:lineRule="auto"/>
+        <w:jc w:val="both"/>
+        <w:rPr>
+          <w:rFonts w:ascii="Arial" w:hAnsi="Arial" w:cs="Arial"/>
+          <w:b/>
+          <w:bCs/>
+          <w:color w:val="auto"/>
+          <w:sz w:val="24"/>
+          <w:szCs w:val="24"/>
+        </w:rPr>
+      </w:pPr>
+      <w:r>
+        <w:rPr>
+          <w:rFonts w:ascii="Arial" w:hAnsi="Arial" w:cs="Arial"/>
+          <w:b/>
+          <w:bCs/>
+          <w:color w:val="auto"/>
+          <w:sz w:val="24"/>
+          <w:szCs w:val="24"/>
+        </w:rPr>
+        <w:lastRenderedPageBreak/>
+        <w:t xml:space="preserve">Logging to </w:t>
+      </w:r>
+      <w:r>
+        <w:rPr>
+          <w:rFonts w:ascii="Arial" w:hAnsi="Arial" w:cs="Arial"/>
+          <w:b/>
+          <w:bCs/>
+          <w:color w:val="auto"/>
+          <w:sz w:val="24"/>
+          <w:szCs w:val="24"/>
+        </w:rPr>
+        <w:t xml:space="preserve">ESW’s </w:t>
+      </w:r>
+      <w:r>
+        <w:rPr>
+          <w:rFonts w:ascii="Arial" w:hAnsi="Arial" w:cs="Arial"/>
+          <w:b/>
+          <w:bCs/>
+          <w:color w:val="auto"/>
+          <w:sz w:val="24"/>
+          <w:szCs w:val="24"/>
+        </w:rPr>
+        <w:t>Azure Insight</w:t>
+      </w:r>
+    </w:p>
+    <w:p>
+      <w:pPr>
+        <w:spacing w:line="360" w:lineRule="auto"/>
+        <w:rPr>
+          <w:rFonts w:ascii="Arial" w:hAnsi="Arial" w:cs="Arial"/>
+        </w:rPr>
+      </w:pPr>
+      <w:r>
+        <w:rPr>
+          <w:rFonts w:ascii="Arial" w:hAnsi="Arial" w:cs="Arial"/>
+        </w:rPr>
+        <w:t>With Azure Application Insight</w:t>
+      </w:r>
+      <w:r>
+        <w:rPr>
+          <w:rFonts w:ascii="Arial" w:hAnsi="Arial" w:cs="Arial"/>
+        </w:rPr>
+        <w:t xml:space="preserve"> enabled</w:t>
+      </w:r>
+      <w:r>
+        <w:rPr>
+          <w:rFonts w:ascii="Arial" w:hAnsi="Arial" w:cs="Arial"/>
+        </w:rPr>
+        <w:t>, ESW will</w:t>
+      </w:r>
+      <w:r>
+        <w:rPr>
+          <w:rFonts w:ascii="Arial" w:hAnsi="Arial" w:cs="Arial"/>
+        </w:rPr>
+        <w:t xml:space="preserve"> be</w:t>
+      </w:r>
+      <w:r>
+        <w:rPr>
+          <w:rFonts w:ascii="Arial" w:hAnsi="Arial" w:cs="Arial"/>
+        </w:rPr>
+        <w:t xml:space="preserve"> </w:t>
+      </w:r>
+      <w:r>
+        <w:rPr>
+          <w:rFonts w:ascii="Arial" w:hAnsi="Arial" w:cs="Arial"/>
+        </w:rPr>
+        <w:t>able to review the logs using the azure error logs. Incase of an error, the ESW cartridge will transmit the error information to ESW’s Azure Insight Logs. This will expedite the troubleshooting process and will be helpful in pinpointing the rootcause of the issue.</w:t>
+      </w:r>
+    </w:p>
+    <w:p>
+      <w:pPr>
+        <w:spacing w:line="360" w:lineRule="auto"/>
+        <w:rPr>
+          <w:rFonts w:ascii="Arial" w:hAnsi="Arial" w:cs="Arial"/>
+        </w:rPr>
+      </w:pPr>
+    </w:p>
+    <w:p>
+      <w:pPr>
+        <w:spacing w:line="360" w:lineRule="auto"/>
+        <w:rPr>
+          <w:rFonts w:ascii="Arial" w:hAnsi="Arial" w:cs="Arial"/>
+        </w:rPr>
+      </w:pPr>
+      <w:r>
+        <w:rPr>
+          <w:rFonts w:ascii="Arial" w:hAnsi="Arial" w:cs="Arial"/>
+        </w:rPr>
+        <w:t xml:space="preserve">The </w:t>
+      </w:r>
+      <w:r>
+        <w:rPr>
+          <w:rFonts w:ascii="Arial" w:hAnsi="Arial" w:cs="Arial"/>
+        </w:rPr>
+        <w:t>configuration is straightforward, with a custom preference as a toggle switch and a service</w:t>
+      </w:r>
+      <w:r>
+        <w:rPr>
+          <w:rFonts w:ascii="Arial" w:hAnsi="Arial" w:cs="Arial"/>
+        </w:rPr>
+        <w:t>. Once configured, ESW will be ready to receive error and monitoring logs in the Azure Insight</w:t>
+      </w:r>
+      <w:r>
+        <w:rPr>
+          <w:rFonts w:ascii="Arial" w:hAnsi="Arial" w:cs="Arial"/>
+        </w:rPr>
+        <w:t>s.</w:t>
+      </w:r>
+    </w:p>
+    <w:p>
+      <w:pPr>
+        <w:spacing w:line="360" w:lineRule="auto"/>
+        <w:rPr>
+          <w:rFonts w:ascii="Arial" w:hAnsi="Arial" w:cs="Arial"/>
+        </w:rPr>
+      </w:pPr>
+    </w:p>
+    <w:p>
+      <w:pPr>
+        <w:pStyle w:val="ListParagraph"/>
+        <w:numPr>
+          <w:ilvl w:val="1"/>
+          <w:numId w:val="49"/>
+        </w:numPr>
+        <w:spacing w:line="360" w:lineRule="auto"/>
+        <w:rPr>
+          <w:rFonts w:ascii="Arial" w:hAnsi="Arial" w:cs="Arial"/>
+          <w:b/>
+          <w:bCs/>
+          <w:sz w:val="24"/>
+          <w:szCs w:val="24"/>
+        </w:rPr>
+      </w:pPr>
+      <w:r>
+        <w:rPr>
+          <w:rFonts w:ascii="Arial" w:hAnsi="Arial" w:cs="Arial"/>
+          <w:b/>
+          <w:bCs/>
+          <w:sz w:val="24"/>
+          <w:szCs w:val="24"/>
+        </w:rPr>
+        <w:t>How the Logging works?</w:t>
+      </w:r>
+    </w:p>
+    <w:p>
+      <w:pPr>
+        <w:spacing w:line="360" w:lineRule="auto"/>
+        <w:rPr>
+          <w:rFonts w:ascii="Arial" w:hAnsi="Arial" w:cs="Arial"/>
+        </w:rPr>
+      </w:pPr>
+      <w:r>
+        <w:rPr>
+          <w:rFonts w:ascii="Arial" w:hAnsi="Arial" w:cs="Arial"/>
+        </w:rPr>
+        <w:t>Azure insight can log run time error and integration logs using following ways:</w:t>
+      </w:r>
+    </w:p>
+    <w:p>
+      <w:pPr>
+        <w:pStyle w:val="ListParagraph"/>
+        <w:numPr>
+          <w:ilvl w:val="0"/>
+          <w:numId w:val="57"/>
+        </w:numPr>
+        <w:spacing w:line="360" w:lineRule="auto"/>
+        <w:rPr>
+          <w:rFonts w:ascii="Arial" w:hAnsi="Arial" w:cs="Arial"/>
+        </w:rPr>
+      </w:pPr>
+      <w:r>
+        <w:rPr>
+          <w:rFonts w:ascii="Arial" w:hAnsi="Arial" w:cs="Arial"/>
+        </w:rPr>
+        <w:t xml:space="preserve">Whenever an error occurs on the storefront, it will </w:t>
+      </w:r>
+      <w:r>
+        <w:rPr>
+          <w:rFonts w:ascii="Arial" w:hAnsi="Arial" w:cs="Arial"/>
+        </w:rPr>
+        <w:t>be logged to</w:t>
+      </w:r>
+      <w:r>
+        <w:rPr>
+          <w:rFonts w:ascii="Arial" w:hAnsi="Arial" w:cs="Arial"/>
+        </w:rPr>
+        <w:t xml:space="preserve"> the azure insight</w:t>
+      </w:r>
+      <w:r>
+        <w:rPr>
+          <w:rFonts w:ascii="Arial" w:hAnsi="Arial" w:cs="Arial"/>
+        </w:rPr>
+        <w:t xml:space="preserve"> using an</w:t>
+      </w:r>
+      <w:r>
+        <w:rPr>
+          <w:rFonts w:ascii="Arial" w:hAnsi="Arial" w:cs="Arial"/>
+        </w:rPr>
+        <w:t xml:space="preserve"> API which will store the error</w:t>
+      </w:r>
+      <w:r>
+        <w:rPr>
+          <w:rFonts w:ascii="Arial" w:hAnsi="Arial" w:cs="Arial"/>
+        </w:rPr>
+        <w:t>. The ESW team will be able to review the error logs if logging is enabled.</w:t>
+      </w:r>
+      <w:r>
+        <w:rPr>
+          <w:rFonts w:ascii="Arial" w:hAnsi="Arial" w:cs="Arial"/>
+        </w:rPr>
+        <w:t xml:space="preserve"> </w:t>
+      </w:r>
+    </w:p>
+    <w:p>
+      <w:pPr>
+        <w:pStyle w:val="ListParagraph"/>
+        <w:numPr>
+          <w:ilvl w:val="0"/>
+          <w:numId w:val="57"/>
+        </w:numPr>
+        <w:rPr>
+          <w:rFonts w:ascii="Arial" w:hAnsi="Arial" w:cs="Arial"/>
+          <w:lang w:val="en-PK" w:eastAsia="en-PK"/>
+        </w:rPr>
+      </w:pPr>
+      <w:r>
+        <w:rPr>
+          <w:rFonts w:ascii="Arial" w:hAnsi="Arial" w:cs="Arial"/>
+          <w:lang w:val="en-PK" w:eastAsia="en-PK"/>
+        </w:rPr>
+        <w:t>Retailers can send integration details to Azure Insight directly from the BM cartridge by clicking a button. In this scenario, the "Esw Enable Azure Insight Logs" step will be bypassed, and an API request will be sent to ESW regardless.</w:t>
+      </w:r>
+    </w:p>
+    <w:p>
+      <w:pPr>
+        <w:pStyle w:val="ListParagraph"/>
+        <w:ind w:left="360"/>
+        <w:rPr>
+          <w:rFonts w:ascii="Arial" w:hAnsi="Arial" w:cs="Arial"/>
+          <w:lang w:val="en-PK" w:eastAsia="en-PK"/>
+        </w:rPr>
+      </w:pPr>
+    </w:p>
+    <w:p>
+      <w:pPr>
+        <w:pStyle w:val="ListParagraph"/>
+        <w:numPr>
+          <w:ilvl w:val="1"/>
+          <w:numId w:val="49"/>
+        </w:numPr>
+        <w:spacing w:line="360" w:lineRule="auto"/>
+        <w:rPr>
+          <w:rFonts w:ascii="Arial" w:hAnsi="Arial" w:cs="Arial"/>
+          <w:b/>
+          <w:bCs/>
+          <w:sz w:val="24"/>
+          <w:szCs w:val="24"/>
+        </w:rPr>
+      </w:pPr>
+      <w:r>
+        <w:rPr>
+          <w:rFonts w:ascii="Arial" w:hAnsi="Arial" w:cs="Arial"/>
+          <w:b/>
+          <w:bCs/>
+          <w:sz w:val="24"/>
+          <w:szCs w:val="24"/>
+        </w:rPr>
+        <w:t>Feature configurations</w:t>
+      </w:r>
+    </w:p>
+    <w:p>
+      <w:pPr>
+        <w:spacing w:line="360" w:lineRule="auto"/>
+        <w:rPr>
+          <w:rFonts w:ascii="Arial" w:hAnsi="Arial" w:cs="Arial"/>
+        </w:rPr>
+      </w:pPr>
+      <w:r>
+        <w:rPr>
+          <w:rFonts w:ascii="Arial" w:hAnsi="Arial" w:cs="Arial"/>
+        </w:rPr>
+        <w:t>To configure the feature retailer can take following steps:</w:t>
+      </w:r>
+    </w:p>
+    <w:p>
+      <w:pPr>
+        <w:pStyle w:val="ListParagraph"/>
+        <w:numPr>
+          <w:ilvl w:val="0"/>
+          <w:numId w:val="58"/>
+        </w:numPr>
+        <w:spacing w:line="360" w:lineRule="auto"/>
+        <w:rPr>
+          <w:rFonts w:ascii="Arial" w:hAnsi="Arial" w:cs="Arial"/>
+        </w:rPr>
+      </w:pPr>
+      <w:r>
+        <w:rPr>
+          <w:rFonts w:ascii="Arial" w:hAnsi="Arial" w:cs="Arial"/>
+        </w:rPr>
+        <w:t>Goto “Merchant Tools &gt; Site Preferences &gt; Custom Site Preference Groups &gt; ESW Azure Insights Configuration”</w:t>
+      </w:r>
+    </w:p>
+    <w:p>
+      <w:pPr>
+        <w:pStyle w:val="ListParagraph"/>
+        <w:numPr>
+          <w:ilvl w:val="1"/>
+          <w:numId w:val="58"/>
+        </w:numPr>
+        <w:spacing w:line="360" w:lineRule="auto"/>
+        <w:rPr>
+          <w:rFonts w:ascii="Arial" w:hAnsi="Arial" w:cs="Arial"/>
+        </w:rPr>
+      </w:pPr>
+      <w:r>
+        <w:rPr>
+          <w:rFonts w:ascii="Arial" w:hAnsi="Arial" w:cs="Arial"/>
+        </w:rPr>
+        <w:t>Set “Esw Enable Azure Insight Logs” to “YES” in case you want to send run time errors from storefront to ESW</w:t>
+      </w:r>
+    </w:p>
+    <w:p>
+      <w:pPr>
+        <w:pStyle w:val="ListParagraph"/>
+        <w:numPr>
+          <w:ilvl w:val="1"/>
+          <w:numId w:val="58"/>
+        </w:numPr>
+        <w:spacing w:line="360" w:lineRule="auto"/>
+        <w:rPr>
+          <w:rFonts w:ascii="Arial" w:hAnsi="Arial" w:cs="Arial"/>
+        </w:rPr>
+      </w:pPr>
+      <w:r>
+        <w:rPr>
+          <w:rFonts w:ascii="Arial" w:hAnsi="Arial" w:cs="Arial"/>
+        </w:rPr>
+        <w:t>Set “Esw Azure Insight iKey” value after getting it from ESW</w:t>
+      </w:r>
+      <w:r>
+        <w:rPr>
+          <w:rFonts w:ascii="Arial" w:hAnsi="Arial" w:cs="Arial"/>
+          <w:noProof/>
+        </w:rPr>
+        <w:t xml:space="preserve"> </w:t>
+      </w:r>
+      <w:r>
+        <w:rPr>
+          <w:rFonts w:ascii="Arial" w:hAnsi="Arial" w:cs="Arial"/>
+          <w:noProof/>
+        </w:rPr>
+        <w:t>in “</w:t>
+      </w:r>
+      <w:r>
+        <w:rPr>
+          <w:rFonts w:ascii="Arial" w:hAnsi="Arial" w:cs="Arial"/>
+          <w:noProof/>
+        </w:rPr>
+        <w:t>Merchant Tools &gt; Site Preferences &gt; Custom Site Preference Groups &gt; ESW Azure Insights Configuration</w:t>
+      </w:r>
+      <w:r>
+        <w:rPr>
+          <w:rFonts w:ascii="Arial" w:hAnsi="Arial" w:cs="Arial"/>
+          <w:noProof/>
+        </w:rPr>
+        <w:t>”</w:t>
+      </w:r>
+      <w:r>
+        <w:rPr>
+          <w:noProof/>
+        </w:rPr>
+        <w:drawing>
+          <wp:inline distT="0" distB="0" distL="0" distR="0" wp14:anchorId="489B1AC2" wp14:editId="43730FC7">
+            <wp:extent cx="5943600" cy="1851660"/>
+            <wp:effectExtent l="0" t="0" r="0" b="0"/>
+            <wp:docPr id="1540590507" name="Picture 1"/>
+            <wp:cNvGraphicFramePr>
+              <a:graphicFrameLocks xmlns:a="http://schemas.openxmlformats.org/drawingml/2006/main" noChangeAspect="1"/>
+            </wp:cNvGraphicFramePr>
+            <a:graphic xmlns:a="http://schemas.openxmlformats.org/drawingml/2006/main">
+              <a:graphicData uri="http://schemas.openxmlformats.org/drawingml/2006/picture">
+                <pic:pic xmlns:pic="http://schemas.openxmlformats.org/drawingml/2006/picture">
+                  <pic:nvPicPr>
+                    <pic:cNvPr id="1540590507" name=""/>
+                    <pic:cNvPicPr/>
+                  </pic:nvPicPr>
+                  <pic:blipFill>
+                    <a:blip r:embed="rId20"/>
+                    <a:stretch>
+                      <a:fillRect/>
+                    </a:stretch>
+                  </pic:blipFill>
+                  <pic:spPr>
+                    <a:xfrm>
+                      <a:off x="0" y="0"/>
+                      <a:ext cx="5943600" cy="1851660"/>
+                    </a:xfrm>
+                    <a:prstGeom prst="rect">
+                      <a:avLst/>
+                    </a:prstGeom>
+                  </pic:spPr>
+                </pic:pic>
+              </a:graphicData>
+            </a:graphic>
+          </wp:inline>
+        </w:drawing>
+      </w:r>
+    </w:p>
+    <w:p>
+      <w:pPr>
+        <w:pStyle w:val="ListParagraph"/>
+        <w:numPr>
+          <w:ilvl w:val="0"/>
+          <w:numId w:val="58"/>
+        </w:numPr>
+        <w:spacing w:line="360" w:lineRule="auto"/>
+        <w:rPr>
+          <w:rFonts w:ascii="Arial" w:hAnsi="Arial" w:cs="Arial"/>
+        </w:rPr>
+      </w:pPr>
+      <w:r>
+        <w:rPr>
+          <w:rFonts w:ascii="Arial" w:hAnsi="Arial" w:cs="Arial"/>
+        </w:rPr>
+        <w:t>Goto “Administration &gt; Operations &gt; Services &gt; Service Credentials”</w:t>
+      </w:r>
+    </w:p>
+    <w:p>
+      <w:pPr>
+        <w:pStyle w:val="ListParagraph"/>
+        <w:numPr>
+          <w:ilvl w:val="1"/>
+          <w:numId w:val="58"/>
+        </w:numPr>
+        <w:spacing w:line="360" w:lineRule="auto"/>
+        <w:rPr>
+          <w:rFonts w:ascii="Arial" w:hAnsi="Arial" w:cs="Arial"/>
+        </w:rPr>
+      </w:pPr>
+      <w:r>
+        <w:rPr>
+          <w:rFonts w:ascii="Arial" w:hAnsi="Arial" w:cs="Arial"/>
+        </w:rPr>
+        <w:lastRenderedPageBreak/>
+        <w:t>Set URL for “EswAzureInsightServiceCredentials” after getting it from ESW</w:t>
+      </w:r>
+      <w:r>
+        <w:rPr>
+          <w:noProof/>
+        </w:rPr>
+        <w:drawing>
+          <wp:inline distT="0" distB="0" distL="0" distR="0" wp14:anchorId="020A3689" wp14:editId="746D9764">
+            <wp:extent cx="5943600" cy="1407795"/>
+            <wp:effectExtent l="0" t="0" r="0" b="1905"/>
+            <wp:docPr id="132056062" name="Picture 1" descr="A close-up of a person's hand&#10;&#10;AI-generated content may be incorrect."/>
+            <wp:cNvGraphicFramePr>
+              <a:graphicFrameLocks xmlns:a="http://schemas.openxmlformats.org/drawingml/2006/main" noChangeAspect="1"/>
+            </wp:cNvGraphicFramePr>
+            <a:graphic xmlns:a="http://schemas.openxmlformats.org/drawingml/2006/main">
+              <a:graphicData uri="http://schemas.openxmlformats.org/drawingml/2006/picture">
+                <pic:pic xmlns:pic="http://schemas.openxmlformats.org/drawingml/2006/picture">
+                  <pic:nvPicPr>
+                    <pic:cNvPr id="132056062" name="Picture 1" descr="A close-up of a person's hand&#10;&#10;AI-generated content may be incorrect."/>
+                    <pic:cNvPicPr/>
+                  </pic:nvPicPr>
+                  <pic:blipFill>
+                    <a:blip r:embed="rId21"/>
+                    <a:stretch>
+                      <a:fillRect/>
+                    </a:stretch>
+                  </pic:blipFill>
+                  <pic:spPr>
+                    <a:xfrm>
+                      <a:off x="0" y="0"/>
+                      <a:ext cx="5943600" cy="1407795"/>
+                    </a:xfrm>
+                    <a:prstGeom prst="rect">
+                      <a:avLst/>
+                    </a:prstGeom>
+                  </pic:spPr>
+                </pic:pic>
+              </a:graphicData>
+            </a:graphic>
+          </wp:inline>
+        </w:drawing>
+      </w:r>
+    </w:p>
+    <w:p>
+      <w:pPr>
+        <w:pStyle w:val="ListParagraph"/>
+        <w:numPr>
+          <w:ilvl w:val="1"/>
+          <w:numId w:val="49"/>
+        </w:numPr>
+        <w:spacing w:line="360" w:lineRule="auto"/>
+        <w:rPr>
+          <w:rFonts w:ascii="Arial" w:hAnsi="Arial" w:cs="Arial"/>
+          <w:b/>
+          <w:bCs/>
+        </w:rPr>
+      </w:pPr>
+      <w:r>
+        <w:rPr>
+          <w:rFonts w:ascii="Arial" w:hAnsi="Arial" w:cs="Arial"/>
+          <w:b/>
+          <w:bCs/>
+        </w:rPr>
+        <w:t>Send logs manually to ESW</w:t>
+      </w:r>
+    </w:p>
+    <w:p>
+      <w:pPr>
+        <w:spacing w:line="360" w:lineRule="auto"/>
+        <w:rPr>
+          <w:rFonts w:ascii="Arial" w:hAnsi="Arial" w:cs="Arial"/>
+        </w:rPr>
+      </w:pPr>
+      <w:r>
+        <w:rPr>
+          <w:rFonts w:ascii="Arial" w:hAnsi="Arial" w:cs="Arial"/>
+        </w:rPr>
+        <w:t xml:space="preserve">You can send integration logs manually to ESW so that ESW can review the integration detail of your environment in case any </w:t>
+      </w:r>
+      <w:r>
+        <w:rPr>
+          <w:rFonts w:ascii="Arial" w:hAnsi="Arial" w:cs="Arial"/>
+        </w:rPr>
+        <w:t>troubleshooting is required.</w:t>
+      </w:r>
+      <w:r>
+        <w:rPr>
+          <w:rFonts w:ascii="Arial" w:hAnsi="Arial" w:cs="Arial"/>
+        </w:rPr>
+        <w:t xml:space="preserve"> To </w:t>
+      </w:r>
+      <w:r>
+        <w:rPr>
+          <w:rFonts w:ascii="Arial" w:hAnsi="Arial" w:cs="Arial"/>
+        </w:rPr>
+        <w:t>achieve</w:t>
+      </w:r>
+      <w:r>
+        <w:rPr>
+          <w:rFonts w:ascii="Arial" w:hAnsi="Arial" w:cs="Arial"/>
+        </w:rPr>
+        <w:t xml:space="preserve"> this</w:t>
+      </w:r>
+    </w:p>
+    <w:p>
+      <w:pPr>
+        <w:pStyle w:val="ListParagraph"/>
+        <w:numPr>
+          <w:ilvl w:val="0"/>
+          <w:numId w:val="59"/>
+        </w:numPr>
+        <w:spacing w:line="360" w:lineRule="auto"/>
+        <w:rPr>
+          <w:rFonts w:ascii="Arial" w:hAnsi="Arial" w:cs="Arial"/>
+        </w:rPr>
+      </w:pPr>
+      <w:r>
+        <w:rPr>
+          <w:rFonts w:ascii="Arial" w:hAnsi="Arial" w:cs="Arial"/>
+        </w:rPr>
+        <w:t>Navigate to</w:t>
+      </w:r>
+      <w:r>
+        <w:rPr>
+          <w:rFonts w:ascii="Arial" w:hAnsi="Arial" w:cs="Arial"/>
+        </w:rPr>
+        <w:t xml:space="preserve"> “Merchant Tools &gt; ESW &gt; Integration Monitoring”</w:t>
+      </w:r>
+    </w:p>
+    <w:p>
+      <w:pPr>
+        <w:pStyle w:val="ListParagraph"/>
+        <w:numPr>
+          <w:ilvl w:val="0"/>
+          <w:numId w:val="59"/>
+        </w:numPr>
+        <w:spacing w:line="360" w:lineRule="auto"/>
+      </w:pPr>
+      <w:r>
+        <w:rPr>
+          <w:rFonts w:ascii="Arial" w:hAnsi="Arial" w:cs="Arial"/>
+        </w:rPr>
+        <w:t>Click</w:t>
+      </w:r>
+      <w:r>
+        <w:rPr>
+          <w:rFonts w:ascii="Arial" w:hAnsi="Arial" w:cs="Arial"/>
+        </w:rPr>
+        <w:t xml:space="preserve"> Send logs to ESW button, the logs will be sent to ESW</w:t>
+      </w:r>
+      <w:r>
+        <w:rPr>
+          <w:rFonts w:ascii="Arial" w:hAnsi="Arial" w:cs="Arial"/>
+        </w:rPr>
+        <w:t xml:space="preserve"> via Azure Insight</w:t>
+      </w:r>
+      <w:r>
+        <w:rPr>
+          <w:noProof/>
+        </w:rPr>
+        <w:drawing>
+          <wp:inline distT="0" distB="0" distL="0" distR="0" wp14:anchorId="5969D21C" wp14:editId="2574CEB9">
+            <wp:extent cx="5943600" cy="2275205"/>
+            <wp:effectExtent l="0" t="0" r="0" b="0"/>
+            <wp:docPr id="1597470117" name="Picture 1" descr="A screenshot of a computer&#10;&#10;AI-generated content may be incorrect."/>
+            <wp:cNvGraphicFramePr>
+              <a:graphicFrameLocks xmlns:a="http://schemas.openxmlformats.org/drawingml/2006/main" noChangeAspect="1"/>
+            </wp:cNvGraphicFramePr>
+            <a:graphic xmlns:a="http://schemas.openxmlformats.org/drawingml/2006/main">
+              <a:graphicData uri="http://schemas.openxmlformats.org/drawingml/2006/picture">
+                <pic:pic xmlns:pic="http://schemas.openxmlformats.org/drawingml/2006/picture">
+                  <pic:nvPicPr>
+                    <pic:cNvPr id="1597470117" name="Picture 1" descr="A screenshot of a computer&#10;&#10;AI-generated content may be incorrect."/>
+                    <pic:cNvPicPr/>
+                  </pic:nvPicPr>
+                  <pic:blipFill>
+                    <a:blip r:embed="rId22"/>
+                    <a:stretch>
+                      <a:fillRect/>
+                    </a:stretch>
+                  </pic:blipFill>
+                  <pic:spPr>
+                    <a:xfrm>
+                      <a:off x="0" y="0"/>
+                      <a:ext cx="5943600" cy="2275205"/>
+                    </a:xfrm>
+                    <a:prstGeom prst="rect">
+                      <a:avLst/>
+                    </a:prstGeom>
+                  </pic:spPr>
+                </pic:pic>
+              </a:graphicData>
+            </a:graphic>
+          </wp:inline>
+        </w:drawing>
+      </w:r>
     </w:p>
     <w:sectPr>
       <w:pgSz w:w="12240" w:h="15840"/>
@@ -7116,6 +6489,119 @@
     </w:lvl>
   </w:abstractNum>
   <w:abstractNum w:abstractNumId="18" w15:restartNumberingAfterBreak="0">
+    <w:nsid w:val="203B20F4"/>
+    <w:multiLevelType w:val="hybridMultilevel"/>
+    <w:tmpl w:val="AEEE762E"/>
+    <w:lvl w:ilvl="0" w:tplc="10000001">
+      <w:start w:val="1"/>
+      <w:numFmt w:val="bullet"/>
+      <w:lvlText w:val=""/>
+      <w:lvlJc w:val="left"/>
+      <w:pPr>
+        <w:ind w:left="720" w:hanging="360"/>
+      </w:pPr>
+      <w:rPr>
+        <w:rFonts w:ascii="Symbol" w:hAnsi="Symbol" w:hint="default"/>
+      </w:rPr>
+    </w:lvl>
+    <w:lvl w:ilvl="1" w:tplc="10000003" w:tentative="1">
+      <w:start w:val="1"/>
+      <w:numFmt w:val="bullet"/>
+      <w:lvlText w:val="o"/>
+      <w:lvlJc w:val="left"/>
+      <w:pPr>
+        <w:ind w:left="1440" w:hanging="360"/>
+      </w:pPr>
+      <w:rPr>
+        <w:rFonts w:ascii="Courier New" w:hAnsi="Courier New" w:cs="Courier New" w:hint="default"/>
+      </w:rPr>
+    </w:lvl>
+    <w:lvl w:ilvl="2" w:tplc="10000005" w:tentative="1">
+      <w:start w:val="1"/>
+      <w:numFmt w:val="bullet"/>
+      <w:lvlText w:val=""/>
+      <w:lvlJc w:val="left"/>
+      <w:pPr>
+        <w:ind w:left="2160" w:hanging="360"/>
+      </w:pPr>
+      <w:rPr>
+        <w:rFonts w:ascii="Wingdings" w:hAnsi="Wingdings" w:hint="default"/>
+      </w:rPr>
+    </w:lvl>
+    <w:lvl w:ilvl="3" w:tplc="10000001" w:tentative="1">
+      <w:start w:val="1"/>
+      <w:numFmt w:val="bullet"/>
+      <w:lvlText w:val=""/>
+      <w:lvlJc w:val="left"/>
+      <w:pPr>
+        <w:ind w:left="2880" w:hanging="360"/>
+      </w:pPr>
+      <w:rPr>
+        <w:rFonts w:ascii="Symbol" w:hAnsi="Symbol" w:hint="default"/>
+      </w:rPr>
+    </w:lvl>
+    <w:lvl w:ilvl="4" w:tplc="10000003" w:tentative="1">
+      <w:start w:val="1"/>
+      <w:numFmt w:val="bullet"/>
+      <w:lvlText w:val="o"/>
+      <w:lvlJc w:val="left"/>
+      <w:pPr>
+        <w:ind w:left="3600" w:hanging="360"/>
+      </w:pPr>
+      <w:rPr>
+        <w:rFonts w:ascii="Courier New" w:hAnsi="Courier New" w:cs="Courier New" w:hint="default"/>
+      </w:rPr>
+    </w:lvl>
+    <w:lvl w:ilvl="5" w:tplc="10000005" w:tentative="1">
+      <w:start w:val="1"/>
+      <w:numFmt w:val="bullet"/>
+      <w:lvlText w:val=""/>
+      <w:lvlJc w:val="left"/>
+      <w:pPr>
+        <w:ind w:left="4320" w:hanging="360"/>
+      </w:pPr>
+      <w:rPr>
+        <w:rFonts w:ascii="Wingdings" w:hAnsi="Wingdings" w:hint="default"/>
+      </w:rPr>
+    </w:lvl>
+    <w:lvl w:ilvl="6" w:tplc="10000001" w:tentative="1">
+      <w:start w:val="1"/>
+      <w:numFmt w:val="bullet"/>
+      <w:lvlText w:val=""/>
+      <w:lvlJc w:val="left"/>
+      <w:pPr>
+        <w:ind w:left="5040" w:hanging="360"/>
+      </w:pPr>
+      <w:rPr>
+        <w:rFonts w:ascii="Symbol" w:hAnsi="Symbol" w:hint="default"/>
+      </w:rPr>
+    </w:lvl>
+    <w:lvl w:ilvl="7" w:tplc="10000003" w:tentative="1">
+      <w:start w:val="1"/>
+      <w:numFmt w:val="bullet"/>
+      <w:lvlText w:val="o"/>
+      <w:lvlJc w:val="left"/>
+      <w:pPr>
+        <w:ind w:left="5760" w:hanging="360"/>
+      </w:pPr>
+      <w:rPr>
+        <w:rFonts w:ascii="Courier New" w:hAnsi="Courier New" w:cs="Courier New" w:hint="default"/>
+      </w:rPr>
+    </w:lvl>
+    <w:lvl w:ilvl="8" w:tplc="10000005" w:tentative="1">
+      <w:start w:val="1"/>
+      <w:numFmt w:val="bullet"/>
+      <w:lvlText w:val=""/>
+      <w:lvlJc w:val="left"/>
+      <w:pPr>
+        <w:ind w:left="6480" w:hanging="360"/>
+      </w:pPr>
+      <w:rPr>
+        <w:rFonts w:ascii="Wingdings" w:hAnsi="Wingdings" w:hint="default"/>
+      </w:rPr>
+    </w:lvl>
+  </w:abstractNum>
+  <w:abstractNum w:abstractNumId="19" w15:restartNumberingAfterBreak="0">
     <w:nsid w:val="21863F5D"/>
     <w:multiLevelType w:val="hybridMultilevel"/>
     <w:tmpl w:val="1658B442"/>
@@ -7228,7 +6714,7 @@
       </w:rPr>
     </w:lvl>
   </w:abstractNum>
-  <w:abstractNum w:abstractNumId="19" w15:restartNumberingAfterBreak="0">
+  <w:abstractNum w:abstractNumId="20" w15:restartNumberingAfterBreak="0">
     <w:nsid w:val="23B9377C"/>
     <w:multiLevelType w:val="hybridMultilevel"/>
     <w:tmpl w:val="9478683A"/>
@@ -7314,7 +6800,7 @@
       </w:pPr>
     </w:lvl>
   </w:abstractNum>
-  <w:abstractNum w:abstractNumId="20" w15:restartNumberingAfterBreak="0">
+  <w:abstractNum w:abstractNumId="21" w15:restartNumberingAfterBreak="0">
     <w:nsid w:val="241B6058"/>
     <w:multiLevelType w:val="multilevel"/>
     <w:tmpl w:val="1809001F"/>
@@ -7400,7 +6886,7 @@
       </w:pPr>
     </w:lvl>
   </w:abstractNum>
-  <w:abstractNum w:abstractNumId="21" w15:restartNumberingAfterBreak="0">
+  <w:abstractNum w:abstractNumId="22" w15:restartNumberingAfterBreak="0">
     <w:nsid w:val="25086DCB"/>
     <w:multiLevelType w:val="multilevel"/>
     <w:tmpl w:val="1809001F"/>
@@ -7486,7 +6972,7 @@
       </w:pPr>
     </w:lvl>
   </w:abstractNum>
-  <w:abstractNum w:abstractNumId="22" w15:restartNumberingAfterBreak="0">
+  <w:abstractNum w:abstractNumId="23" w15:restartNumberingAfterBreak="0">
     <w:nsid w:val="2AF95557"/>
     <w:multiLevelType w:val="multilevel"/>
     <w:tmpl w:val="1809001F"/>
@@ -7572,7 +7058,7 @@
       </w:pPr>
     </w:lvl>
   </w:abstractNum>
-  <w:abstractNum w:abstractNumId="23" w15:restartNumberingAfterBreak="0">
+  <w:abstractNum w:abstractNumId="24" w15:restartNumberingAfterBreak="0">
     <w:nsid w:val="2B3C4575"/>
     <w:multiLevelType w:val="multilevel"/>
     <w:tmpl w:val="B672AD0E"/>
@@ -7721,7 +7207,7 @@
       </w:rPr>
     </w:lvl>
   </w:abstractNum>
-  <w:abstractNum w:abstractNumId="24" w15:restartNumberingAfterBreak="0">
+  <w:abstractNum w:abstractNumId="25" w15:restartNumberingAfterBreak="0">
     <w:nsid w:val="30D34C64"/>
     <w:multiLevelType w:val="multilevel"/>
     <w:tmpl w:val="CD42D3CA"/>
@@ -7870,7 +7356,7 @@
       </w:rPr>
     </w:lvl>
   </w:abstractNum>
-  <w:abstractNum w:abstractNumId="25" w15:restartNumberingAfterBreak="0">
+  <w:abstractNum w:abstractNumId="26" w15:restartNumberingAfterBreak="0">
     <w:nsid w:val="36325CCB"/>
     <w:multiLevelType w:val="multilevel"/>
     <w:tmpl w:val="1809001F"/>
@@ -7956,7 +7442,7 @@
       </w:pPr>
     </w:lvl>
   </w:abstractNum>
-  <w:abstractNum w:abstractNumId="26" w15:restartNumberingAfterBreak="0">
+  <w:abstractNum w:abstractNumId="27" w15:restartNumberingAfterBreak="0">
     <w:nsid w:val="368B2A1A"/>
     <w:multiLevelType w:val="multilevel"/>
     <w:tmpl w:val="1809001F"/>
@@ -8042,7 +7528,7 @@
       </w:pPr>
     </w:lvl>
   </w:abstractNum>
-  <w:abstractNum w:abstractNumId="27" w15:restartNumberingAfterBreak="0">
+  <w:abstractNum w:abstractNumId="28" w15:restartNumberingAfterBreak="0">
     <w:nsid w:val="39245568"/>
     <w:multiLevelType w:val="multilevel"/>
     <w:tmpl w:val="75D4B4E6"/>
@@ -8191,7 +7677,7 @@
       </w:rPr>
     </w:lvl>
   </w:abstractNum>
-  <w:abstractNum w:abstractNumId="28" w15:restartNumberingAfterBreak="0">
+  <w:abstractNum w:abstractNumId="29" w15:restartNumberingAfterBreak="0">
     <w:nsid w:val="3A6277A8"/>
     <w:multiLevelType w:val="multilevel"/>
     <w:tmpl w:val="1809001F"/>
@@ -8277,7 +7763,7 @@
       </w:pPr>
     </w:lvl>
   </w:abstractNum>
-  <w:abstractNum w:abstractNumId="29" w15:restartNumberingAfterBreak="0">
+  <w:abstractNum w:abstractNumId="30" w15:restartNumberingAfterBreak="0">
     <w:nsid w:val="3D343E45"/>
     <w:multiLevelType w:val="hybridMultilevel"/>
     <w:tmpl w:val="4EFEE504"/>
@@ -8390,7 +7876,7 @@
       </w:rPr>
     </w:lvl>
   </w:abstractNum>
-  <w:abstractNum w:abstractNumId="30" w15:restartNumberingAfterBreak="0">
+  <w:abstractNum w:abstractNumId="31" w15:restartNumberingAfterBreak="0">
     <w:nsid w:val="3DCC020E"/>
     <w:multiLevelType w:val="multilevel"/>
     <w:tmpl w:val="F568261C"/>
@@ -8539,7 +8025,269 @@
       </w:rPr>
     </w:lvl>
   </w:abstractNum>
-  <w:abstractNum w:abstractNumId="31" w15:restartNumberingAfterBreak="0">
+  <w:abstractNum w:abstractNumId="32" w15:restartNumberingAfterBreak="0">
+    <w:nsid w:val="43BE10D6"/>
+    <w:multiLevelType w:val="multilevel"/>
+    <w:tmpl w:val="16A40BC4"/>
+    <w:lvl w:ilvl="0">
+      <w:start w:val="1"/>
+      <w:numFmt w:val="bullet"/>
+      <w:lvlText w:val=""/>
+      <w:lvlJc w:val="left"/>
+      <w:pPr>
+        <w:tabs>
+          <w:tab w:val="num" w:pos="720"/>
+        </w:tabs>
+        <w:ind w:left="720" w:hanging="360"/>
+      </w:pPr>
+      <w:rPr>
+        <w:rFonts w:ascii="Symbol" w:hAnsi="Symbol" w:hint="default"/>
+        <w:sz w:val="20"/>
+      </w:rPr>
+    </w:lvl>
+    <w:lvl w:ilvl="1" w:tentative="1">
+      <w:start w:val="1"/>
+      <w:numFmt w:val="bullet"/>
+      <w:lvlText w:val=""/>
+      <w:lvlJc w:val="left"/>
+      <w:pPr>
+        <w:tabs>
+          <w:tab w:val="num" w:pos="1440"/>
+        </w:tabs>
+        <w:ind w:left="1440" w:hanging="360"/>
+      </w:pPr>
+      <w:rPr>
+        <w:rFonts w:ascii="Symbol" w:hAnsi="Symbol" w:hint="default"/>
+        <w:sz w:val="20"/>
+      </w:rPr>
+    </w:lvl>
+    <w:lvl w:ilvl="2" w:tentative="1">
+      <w:start w:val="1"/>
+      <w:numFmt w:val="bullet"/>
+      <w:lvlText w:val=""/>
+      <w:lvlJc w:val="left"/>
+      <w:pPr>
+        <w:tabs>
+          <w:tab w:val="num" w:pos="2160"/>
+        </w:tabs>
+        <w:ind w:left="2160" w:hanging="360"/>
+      </w:pPr>
+      <w:rPr>
+        <w:rFonts w:ascii="Symbol" w:hAnsi="Symbol" w:hint="default"/>
+        <w:sz w:val="20"/>
+      </w:rPr>
+    </w:lvl>
+    <w:lvl w:ilvl="3" w:tentative="1">
+      <w:start w:val="1"/>
+      <w:numFmt w:val="bullet"/>
+      <w:lvlText w:val=""/>
+      <w:lvlJc w:val="left"/>
+      <w:pPr>
+        <w:tabs>
+          <w:tab w:val="num" w:pos="2880"/>
+        </w:tabs>
+        <w:ind w:left="2880" w:hanging="360"/>
+      </w:pPr>
+      <w:rPr>
+        <w:rFonts w:ascii="Symbol" w:hAnsi="Symbol" w:hint="default"/>
+        <w:sz w:val="20"/>
+      </w:rPr>
+    </w:lvl>
+    <w:lvl w:ilvl="4" w:tentative="1">
+      <w:start w:val="1"/>
+      <w:numFmt w:val="bullet"/>
+      <w:lvlText w:val=""/>
+      <w:lvlJc w:val="left"/>
+      <w:pPr>
+        <w:tabs>
+          <w:tab w:val="num" w:pos="3600"/>
+        </w:tabs>
+        <w:ind w:left="3600" w:hanging="360"/>
+      </w:pPr>
+      <w:rPr>
+        <w:rFonts w:ascii="Symbol" w:hAnsi="Symbol" w:hint="default"/>
+        <w:sz w:val="20"/>
+      </w:rPr>
+    </w:lvl>
+    <w:lvl w:ilvl="5" w:tentative="1">
+      <w:start w:val="1"/>
+      <w:numFmt w:val="bullet"/>
+      <w:lvlText w:val=""/>
+      <w:lvlJc w:val="left"/>
+      <w:pPr>
+        <w:tabs>
+          <w:tab w:val="num" w:pos="4320"/>
+        </w:tabs>
+        <w:ind w:left="4320" w:hanging="360"/>
+      </w:pPr>
+      <w:rPr>
+        <w:rFonts w:ascii="Symbol" w:hAnsi="Symbol" w:hint="default"/>
+        <w:sz w:val="20"/>
+      </w:rPr>
+    </w:lvl>
+    <w:lvl w:ilvl="6" w:tentative="1">
+      <w:start w:val="1"/>
+      <w:numFmt w:val="bullet"/>
+      <w:lvlText w:val=""/>
+      <w:lvlJc w:val="left"/>
+      <w:pPr>
+        <w:tabs>
+          <w:tab w:val="num" w:pos="5040"/>
+        </w:tabs>
+        <w:ind w:left="5040" w:hanging="360"/>
+      </w:pPr>
+      <w:rPr>
+        <w:rFonts w:ascii="Symbol" w:hAnsi="Symbol" w:hint="default"/>
+        <w:sz w:val="20"/>
+      </w:rPr>
+    </w:lvl>
+    <w:lvl w:ilvl="7" w:tentative="1">
+      <w:start w:val="1"/>
+      <w:numFmt w:val="bullet"/>
+      <w:lvlText w:val=""/>
+      <w:lvlJc w:val="left"/>
+      <w:pPr>
+        <w:tabs>
+          <w:tab w:val="num" w:pos="5760"/>
+        </w:tabs>
+        <w:ind w:left="5760" w:hanging="360"/>
+      </w:pPr>
+      <w:rPr>
+        <w:rFonts w:ascii="Symbol" w:hAnsi="Symbol" w:hint="default"/>
+        <w:sz w:val="20"/>
+      </w:rPr>
+    </w:lvl>
+    <w:lvl w:ilvl="8" w:tentative="1">
+      <w:start w:val="1"/>
+      <w:numFmt w:val="bullet"/>
+      <w:lvlText w:val=""/>
+      <w:lvlJc w:val="left"/>
+      <w:pPr>
+        <w:tabs>
+          <w:tab w:val="num" w:pos="6480"/>
+        </w:tabs>
+        <w:ind w:left="6480" w:hanging="360"/>
+      </w:pPr>
+      <w:rPr>
+        <w:rFonts w:ascii="Symbol" w:hAnsi="Symbol" w:hint="default"/>
+        <w:sz w:val="20"/>
+      </w:rPr>
+    </w:lvl>
+  </w:abstractNum>
+  <w:abstractNum w:abstractNumId="33" w15:restartNumberingAfterBreak="0">
+    <w:nsid w:val="45F50455"/>
+    <w:multiLevelType w:val="hybridMultilevel"/>
+    <w:tmpl w:val="53AEA994"/>
+    <w:lvl w:ilvl="0" w:tplc="10000001">
+      <w:start w:val="1"/>
+      <w:numFmt w:val="bullet"/>
+      <w:lvlText w:val=""/>
+      <w:lvlJc w:val="left"/>
+      <w:pPr>
+        <w:ind w:left="360" w:hanging="360"/>
+      </w:pPr>
+      <w:rPr>
+        <w:rFonts w:ascii="Symbol" w:hAnsi="Symbol" w:hint="default"/>
+      </w:rPr>
+    </w:lvl>
+    <w:lvl w:ilvl="1" w:tplc="10000003">
+      <w:start w:val="1"/>
+      <w:numFmt w:val="bullet"/>
+      <w:lvlText w:val="o"/>
+      <w:lvlJc w:val="left"/>
+      <w:pPr>
+        <w:ind w:left="1080" w:hanging="360"/>
+      </w:pPr>
+      <w:rPr>
+        <w:rFonts w:ascii="Courier New" w:hAnsi="Courier New" w:cs="Courier New" w:hint="default"/>
+      </w:rPr>
+    </w:lvl>
+    <w:lvl w:ilvl="2" w:tplc="10000005" w:tentative="1">
+      <w:start w:val="1"/>
+      <w:numFmt w:val="bullet"/>
+      <w:lvlText w:val=""/>
+      <w:lvlJc w:val="left"/>
+      <w:pPr>
+        <w:ind w:left="1800" w:hanging="360"/>
+      </w:pPr>
+      <w:rPr>
+        <w:rFonts w:ascii="Wingdings" w:hAnsi="Wingdings" w:hint="default"/>
+      </w:rPr>
+    </w:lvl>
+    <w:lvl w:ilvl="3" w:tplc="10000001" w:tentative="1">
+      <w:start w:val="1"/>
+      <w:numFmt w:val="bullet"/>
+      <w:lvlText w:val=""/>
+      <w:lvlJc w:val="left"/>
+      <w:pPr>
+        <w:ind w:left="2520" w:hanging="360"/>
+      </w:pPr>
+      <w:rPr>
+        <w:rFonts w:ascii="Symbol" w:hAnsi="Symbol" w:hint="default"/>
+      </w:rPr>
+    </w:lvl>
+    <w:lvl w:ilvl="4" w:tplc="10000003" w:tentative="1">
+      <w:start w:val="1"/>
+      <w:numFmt w:val="bullet"/>
+      <w:lvlText w:val="o"/>
+      <w:lvlJc w:val="left"/>
+      <w:pPr>
+        <w:ind w:left="3240" w:hanging="360"/>
+      </w:pPr>
+      <w:rPr>
+        <w:rFonts w:ascii="Courier New" w:hAnsi="Courier New" w:cs="Courier New" w:hint="default"/>
+      </w:rPr>
+    </w:lvl>
+    <w:lvl w:ilvl="5" w:tplc="10000005" w:tentative="1">
+      <w:start w:val="1"/>
+      <w:numFmt w:val="bullet"/>
+      <w:lvlText w:val=""/>
+      <w:lvlJc w:val="left"/>
+      <w:pPr>
+        <w:ind w:left="3960" w:hanging="360"/>
+      </w:pPr>
+      <w:rPr>
+        <w:rFonts w:ascii="Wingdings" w:hAnsi="Wingdings" w:hint="default"/>
+      </w:rPr>
+    </w:lvl>
+    <w:lvl w:ilvl="6" w:tplc="10000001" w:tentative="1">
+      <w:start w:val="1"/>
+      <w:numFmt w:val="bullet"/>
+      <w:lvlText w:val=""/>
+      <w:lvlJc w:val="left"/>
+      <w:pPr>
+        <w:ind w:left="4680" w:hanging="360"/>
+      </w:pPr>
+      <w:rPr>
+        <w:rFonts w:ascii="Symbol" w:hAnsi="Symbol" w:hint="default"/>
+      </w:rPr>
+    </w:lvl>
+    <w:lvl w:ilvl="7" w:tplc="10000003" w:tentative="1">
+      <w:start w:val="1"/>
+      <w:numFmt w:val="bullet"/>
+      <w:lvlText w:val="o"/>
+      <w:lvlJc w:val="left"/>
+      <w:pPr>
+        <w:ind w:left="5400" w:hanging="360"/>
+      </w:pPr>
+      <w:rPr>
+        <w:rFonts w:ascii="Courier New" w:hAnsi="Courier New" w:cs="Courier New" w:hint="default"/>
+      </w:rPr>
+    </w:lvl>
+    <w:lvl w:ilvl="8" w:tplc="10000005" w:tentative="1">
+      <w:start w:val="1"/>
+      <w:numFmt w:val="bullet"/>
+      <w:lvlText w:val=""/>
+      <w:lvlJc w:val="left"/>
+      <w:pPr>
+        <w:ind w:left="6120" w:hanging="360"/>
+      </w:pPr>
+      <w:rPr>
+        <w:rFonts w:ascii="Wingdings" w:hAnsi="Wingdings" w:hint="default"/>
+      </w:rPr>
+    </w:lvl>
+  </w:abstractNum>
+  <w:abstractNum w:abstractNumId="34" w15:restartNumberingAfterBreak="0">
     <w:nsid w:val="477D40E3"/>
     <w:multiLevelType w:val="hybridMultilevel"/>
     <w:tmpl w:val="16B8D3A2"/>
@@ -8625,7 +8373,7 @@
       </w:pPr>
     </w:lvl>
   </w:abstractNum>
-  <w:abstractNum w:abstractNumId="32" w15:restartNumberingAfterBreak="0">
+  <w:abstractNum w:abstractNumId="35" w15:restartNumberingAfterBreak="0">
     <w:nsid w:val="489259DD"/>
     <w:multiLevelType w:val="multilevel"/>
     <w:tmpl w:val="1809001F"/>
@@ -8711,7 +8459,7 @@
       </w:pPr>
     </w:lvl>
   </w:abstractNum>
-  <w:abstractNum w:abstractNumId="33" w15:restartNumberingAfterBreak="0">
+  <w:abstractNum w:abstractNumId="36" w15:restartNumberingAfterBreak="0">
     <w:nsid w:val="49D76F93"/>
     <w:multiLevelType w:val="hybridMultilevel"/>
     <w:tmpl w:val="79180D9C"/>
@@ -8800,7 +8548,7 @@
       </w:pPr>
     </w:lvl>
   </w:abstractNum>
-  <w:abstractNum w:abstractNumId="34" w15:restartNumberingAfterBreak="0">
+  <w:abstractNum w:abstractNumId="37" w15:restartNumberingAfterBreak="0">
     <w:nsid w:val="4BD45AE1"/>
     <w:multiLevelType w:val="hybridMultilevel"/>
     <w:tmpl w:val="5F56DBBC"/>
@@ -8887,7 +8635,7 @@
       </w:pPr>
     </w:lvl>
   </w:abstractNum>
-  <w:abstractNum w:abstractNumId="35" w15:restartNumberingAfterBreak="0">
+  <w:abstractNum w:abstractNumId="38" w15:restartNumberingAfterBreak="0">
     <w:nsid w:val="4DA461BA"/>
     <w:multiLevelType w:val="multilevel"/>
     <w:tmpl w:val="F21A8740"/>
@@ -9036,7 +8784,7 @@
       </w:rPr>
     </w:lvl>
   </w:abstractNum>
-  <w:abstractNum w:abstractNumId="36" w15:restartNumberingAfterBreak="0">
+  <w:abstractNum w:abstractNumId="39" w15:restartNumberingAfterBreak="0">
     <w:nsid w:val="4E5D7CF2"/>
     <w:multiLevelType w:val="multilevel"/>
     <w:tmpl w:val="31EC8994"/>
@@ -9185,7 +8933,7 @@
       </w:rPr>
     </w:lvl>
   </w:abstractNum>
-  <w:abstractNum w:abstractNumId="37" w15:restartNumberingAfterBreak="0">
+  <w:abstractNum w:abstractNumId="40" w15:restartNumberingAfterBreak="0">
     <w:nsid w:val="4E8E747A"/>
     <w:multiLevelType w:val="multilevel"/>
     <w:tmpl w:val="577832B0"/>
@@ -9334,7 +9082,7 @@
       </w:rPr>
     </w:lvl>
   </w:abstractNum>
-  <w:abstractNum w:abstractNumId="38" w15:restartNumberingAfterBreak="0">
+  <w:abstractNum w:abstractNumId="41" w15:restartNumberingAfterBreak="0">
     <w:nsid w:val="538C776C"/>
     <w:multiLevelType w:val="hybridMultilevel"/>
     <w:tmpl w:val="885E0892"/>
@@ -9447,7 +9195,120 @@
       </w:rPr>
     </w:lvl>
   </w:abstractNum>
-  <w:abstractNum w:abstractNumId="39" w15:restartNumberingAfterBreak="0">
+  <w:abstractNum w:abstractNumId="42" w15:restartNumberingAfterBreak="0">
+    <w:nsid w:val="57EA66A7"/>
+    <w:multiLevelType w:val="hybridMultilevel"/>
+    <w:tmpl w:val="A0EAC076"/>
+    <w:lvl w:ilvl="0" w:tplc="10000001">
+      <w:start w:val="1"/>
+      <w:numFmt w:val="bullet"/>
+      <w:lvlText w:val=""/>
+      <w:lvlJc w:val="left"/>
+      <w:pPr>
+        <w:ind w:left="720" w:hanging="360"/>
+      </w:pPr>
+      <w:rPr>
+        <w:rFonts w:ascii="Symbol" w:hAnsi="Symbol" w:hint="default"/>
+      </w:rPr>
+    </w:lvl>
+    <w:lvl w:ilvl="1" w:tplc="10000003" w:tentative="1">
+      <w:start w:val="1"/>
+      <w:numFmt w:val="bullet"/>
+      <w:lvlText w:val="o"/>
+      <w:lvlJc w:val="left"/>
+      <w:pPr>
+        <w:ind w:left="1440" w:hanging="360"/>
+      </w:pPr>
+      <w:rPr>
+        <w:rFonts w:ascii="Courier New" w:hAnsi="Courier New" w:cs="Courier New" w:hint="default"/>
+      </w:rPr>
+    </w:lvl>
+    <w:lvl w:ilvl="2" w:tplc="10000005" w:tentative="1">
+      <w:start w:val="1"/>
+      <w:numFmt w:val="bullet"/>
+      <w:lvlText w:val=""/>
+      <w:lvlJc w:val="left"/>
+      <w:pPr>
+        <w:ind w:left="2160" w:hanging="360"/>
+      </w:pPr>
+      <w:rPr>
+        <w:rFonts w:ascii="Wingdings" w:hAnsi="Wingdings" w:hint="default"/>
+      </w:rPr>
+    </w:lvl>
+    <w:lvl w:ilvl="3" w:tplc="10000001" w:tentative="1">
+      <w:start w:val="1"/>
+      <w:numFmt w:val="bullet"/>
+      <w:lvlText w:val=""/>
+      <w:lvlJc w:val="left"/>
+      <w:pPr>
+        <w:ind w:left="2880" w:hanging="360"/>
+      </w:pPr>
+      <w:rPr>
+        <w:rFonts w:ascii="Symbol" w:hAnsi="Symbol" w:hint="default"/>
+      </w:rPr>
+    </w:lvl>
+    <w:lvl w:ilvl="4" w:tplc="10000003" w:tentative="1">
+      <w:start w:val="1"/>
+      <w:numFmt w:val="bullet"/>
+      <w:lvlText w:val="o"/>
+      <w:lvlJc w:val="left"/>
+      <w:pPr>
+        <w:ind w:left="3600" w:hanging="360"/>
+      </w:pPr>
+      <w:rPr>
+        <w:rFonts w:ascii="Courier New" w:hAnsi="Courier New" w:cs="Courier New" w:hint="default"/>
+      </w:rPr>
+    </w:lvl>
+    <w:lvl w:ilvl="5" w:tplc="10000005" w:tentative="1">
+      <w:start w:val="1"/>
+      <w:numFmt w:val="bullet"/>
+      <w:lvlText w:val=""/>
+      <w:lvlJc w:val="left"/>
+      <w:pPr>
+        <w:ind w:left="4320" w:hanging="360"/>
+      </w:pPr>
+      <w:rPr>
+        <w:rFonts w:ascii="Wingdings" w:hAnsi="Wingdings" w:hint="default"/>
+      </w:rPr>
+    </w:lvl>
+    <w:lvl w:ilvl="6" w:tplc="10000001" w:tentative="1">
+      <w:start w:val="1"/>
+      <w:numFmt w:val="bullet"/>
+      <w:lvlText w:val=""/>
+      <w:lvlJc w:val="left"/>
+      <w:pPr>
+        <w:ind w:left="5040" w:hanging="360"/>
+      </w:pPr>
+      <w:rPr>
+        <w:rFonts w:ascii="Symbol" w:hAnsi="Symbol" w:hint="default"/>
+      </w:rPr>
+    </w:lvl>
+    <w:lvl w:ilvl="7" w:tplc="10000003" w:tentative="1">
+      <w:start w:val="1"/>
+      <w:numFmt w:val="bullet"/>
+      <w:lvlText w:val="o"/>
+      <w:lvlJc w:val="left"/>
+      <w:pPr>
+        <w:ind w:left="5760" w:hanging="360"/>
+      </w:pPr>
+      <w:rPr>
+        <w:rFonts w:ascii="Courier New" w:hAnsi="Courier New" w:cs="Courier New" w:hint="default"/>
+      </w:rPr>
+    </w:lvl>
+    <w:lvl w:ilvl="8" w:tplc="10000005" w:tentative="1">
+      <w:start w:val="1"/>
+      <w:numFmt w:val="bullet"/>
+      <w:lvlText w:val=""/>
+      <w:lvlJc w:val="left"/>
+      <w:pPr>
+        <w:ind w:left="6480" w:hanging="360"/>
+      </w:pPr>
+      <w:rPr>
+        <w:rFonts w:ascii="Wingdings" w:hAnsi="Wingdings" w:hint="default"/>
+      </w:rPr>
+    </w:lvl>
+  </w:abstractNum>
+  <w:abstractNum w:abstractNumId="43" w15:restartNumberingAfterBreak="0">
     <w:nsid w:val="5B174D32"/>
     <w:multiLevelType w:val="hybridMultilevel"/>
     <w:tmpl w:val="895ABDAE"/>
@@ -9560,7 +9421,120 @@
       </w:rPr>
     </w:lvl>
   </w:abstractNum>
-  <w:abstractNum w:abstractNumId="40" w15:restartNumberingAfterBreak="0">
+  <w:abstractNum w:abstractNumId="44" w15:restartNumberingAfterBreak="0">
+    <w:nsid w:val="5C0F6B86"/>
+    <w:multiLevelType w:val="hybridMultilevel"/>
+    <w:tmpl w:val="85DE2466"/>
+    <w:lvl w:ilvl="0" w:tplc="10000001">
+      <w:start w:val="1"/>
+      <w:numFmt w:val="bullet"/>
+      <w:lvlText w:val=""/>
+      <w:lvlJc w:val="left"/>
+      <w:pPr>
+        <w:ind w:left="720" w:hanging="360"/>
+      </w:pPr>
+      <w:rPr>
+        <w:rFonts w:ascii="Symbol" w:hAnsi="Symbol" w:hint="default"/>
+      </w:rPr>
+    </w:lvl>
+    <w:lvl w:ilvl="1" w:tplc="10000003">
+      <w:start w:val="1"/>
+      <w:numFmt w:val="bullet"/>
+      <w:lvlText w:val="o"/>
+      <w:lvlJc w:val="left"/>
+      <w:pPr>
+        <w:ind w:left="1440" w:hanging="360"/>
+      </w:pPr>
+      <w:rPr>
+        <w:rFonts w:ascii="Courier New" w:hAnsi="Courier New" w:cs="Courier New" w:hint="default"/>
+      </w:rPr>
+    </w:lvl>
+    <w:lvl w:ilvl="2" w:tplc="10000005" w:tentative="1">
+      <w:start w:val="1"/>
+      <w:numFmt w:val="bullet"/>
+      <w:lvlText w:val=""/>
+      <w:lvlJc w:val="left"/>
+      <w:pPr>
+        <w:ind w:left="2160" w:hanging="360"/>
+      </w:pPr>
+      <w:rPr>
+        <w:rFonts w:ascii="Wingdings" w:hAnsi="Wingdings" w:hint="default"/>
+      </w:rPr>
+    </w:lvl>
+    <w:lvl w:ilvl="3" w:tplc="10000001" w:tentative="1">
+      <w:start w:val="1"/>
+      <w:numFmt w:val="bullet"/>
+      <w:lvlText w:val=""/>
+      <w:lvlJc w:val="left"/>
+      <w:pPr>
+        <w:ind w:left="2880" w:hanging="360"/>
+      </w:pPr>
+      <w:rPr>
+        <w:rFonts w:ascii="Symbol" w:hAnsi="Symbol" w:hint="default"/>
+      </w:rPr>
+    </w:lvl>
+    <w:lvl w:ilvl="4" w:tplc="10000003" w:tentative="1">
+      <w:start w:val="1"/>
+      <w:numFmt w:val="bullet"/>
+      <w:lvlText w:val="o"/>
+      <w:lvlJc w:val="left"/>
+      <w:pPr>
+        <w:ind w:left="3600" w:hanging="360"/>
+      </w:pPr>
+      <w:rPr>
+        <w:rFonts w:ascii="Courier New" w:hAnsi="Courier New" w:cs="Courier New" w:hint="default"/>
+      </w:rPr>
+    </w:lvl>
+    <w:lvl w:ilvl="5" w:tplc="10000005" w:tentative="1">
+      <w:start w:val="1"/>
+      <w:numFmt w:val="bullet"/>
+      <w:lvlText w:val=""/>
+      <w:lvlJc w:val="left"/>
+      <w:pPr>
+        <w:ind w:left="4320" w:hanging="360"/>
+      </w:pPr>
+      <w:rPr>
+        <w:rFonts w:ascii="Wingdings" w:hAnsi="Wingdings" w:hint="default"/>
+      </w:rPr>
+    </w:lvl>
+    <w:lvl w:ilvl="6" w:tplc="10000001" w:tentative="1">
+      <w:start w:val="1"/>
+      <w:numFmt w:val="bullet"/>
+      <w:lvlText w:val=""/>
+      <w:lvlJc w:val="left"/>
+      <w:pPr>
+        <w:ind w:left="5040" w:hanging="360"/>
+      </w:pPr>
+      <w:rPr>
+        <w:rFonts w:ascii="Symbol" w:hAnsi="Symbol" w:hint="default"/>
+      </w:rPr>
+    </w:lvl>
+    <w:lvl w:ilvl="7" w:tplc="10000003" w:tentative="1">
+      <w:start w:val="1"/>
+      <w:numFmt w:val="bullet"/>
+      <w:lvlText w:val="o"/>
+      <w:lvlJc w:val="left"/>
+      <w:pPr>
+        <w:ind w:left="5760" w:hanging="360"/>
+      </w:pPr>
+      <w:rPr>
+        <w:rFonts w:ascii="Courier New" w:hAnsi="Courier New" w:cs="Courier New" w:hint="default"/>
+      </w:rPr>
+    </w:lvl>
+    <w:lvl w:ilvl="8" w:tplc="10000005" w:tentative="1">
+      <w:start w:val="1"/>
+      <w:numFmt w:val="bullet"/>
+      <w:lvlText w:val=""/>
+      <w:lvlJc w:val="left"/>
+      <w:pPr>
+        <w:ind w:left="6480" w:hanging="360"/>
+      </w:pPr>
+      <w:rPr>
+        <w:rFonts w:ascii="Wingdings" w:hAnsi="Wingdings" w:hint="default"/>
+      </w:rPr>
+    </w:lvl>
+  </w:abstractNum>
+  <w:abstractNum w:abstractNumId="45" w15:restartNumberingAfterBreak="0">
     <w:nsid w:val="5C2121BE"/>
     <w:multiLevelType w:val="hybridMultilevel"/>
     <w:tmpl w:val="66A2F0AC"/>
@@ -9646,7 +9620,7 @@
       </w:pPr>
     </w:lvl>
   </w:abstractNum>
-  <w:abstractNum w:abstractNumId="41" w15:restartNumberingAfterBreak="0">
+  <w:abstractNum w:abstractNumId="46" w15:restartNumberingAfterBreak="0">
     <w:nsid w:val="5CBD7906"/>
     <w:multiLevelType w:val="multilevel"/>
     <w:tmpl w:val="7A521C2A"/>
@@ -9795,7 +9769,7 @@
       </w:rPr>
     </w:lvl>
   </w:abstractNum>
-  <w:abstractNum w:abstractNumId="42" w15:restartNumberingAfterBreak="0">
+  <w:abstractNum w:abstractNumId="47" w15:restartNumberingAfterBreak="0">
     <w:nsid w:val="610A1B04"/>
     <w:multiLevelType w:val="multilevel"/>
     <w:tmpl w:val="0C36D640"/>
@@ -9910,7 +9884,7 @@
       </w:rPr>
     </w:lvl>
   </w:abstractNum>
-  <w:abstractNum w:abstractNumId="43" w15:restartNumberingAfterBreak="0">
+  <w:abstractNum w:abstractNumId="48" w15:restartNumberingAfterBreak="0">
     <w:nsid w:val="62797E1F"/>
     <w:multiLevelType w:val="hybridMultilevel"/>
     <w:tmpl w:val="739ED324"/>
@@ -10023,7 +9997,7 @@
       </w:rPr>
     </w:lvl>
   </w:abstractNum>
-  <w:abstractNum w:abstractNumId="44" w15:restartNumberingAfterBreak="0">
+  <w:abstractNum w:abstractNumId="49" w15:restartNumberingAfterBreak="0">
     <w:nsid w:val="66D2429A"/>
     <w:multiLevelType w:val="multilevel"/>
     <w:tmpl w:val="57B2D334"/>
@@ -10141,7 +10115,7 @@
       </w:rPr>
     </w:lvl>
   </w:abstractNum>
-  <w:abstractNum w:abstractNumId="45" w15:restartNumberingAfterBreak="0">
+  <w:abstractNum w:abstractNumId="50" w15:restartNumberingAfterBreak="0">
     <w:nsid w:val="6C845283"/>
     <w:multiLevelType w:val="multilevel"/>
     <w:tmpl w:val="755A70FE"/>
@@ -10290,7 +10264,7 @@
       </w:rPr>
     </w:lvl>
   </w:abstractNum>
-  <w:abstractNum w:abstractNumId="46" w15:restartNumberingAfterBreak="0">
+  <w:abstractNum w:abstractNumId="51" w15:restartNumberingAfterBreak="0">
     <w:nsid w:val="6CB51E3B"/>
     <w:multiLevelType w:val="multilevel"/>
     <w:tmpl w:val="1809001F"/>
@@ -10376,7 +10350,7 @@
       </w:pPr>
     </w:lvl>
   </w:abstractNum>
-  <w:abstractNum w:abstractNumId="47" w15:restartNumberingAfterBreak="0">
+  <w:abstractNum w:abstractNumId="52" w15:restartNumberingAfterBreak="0">
     <w:nsid w:val="6EA27EF6"/>
     <w:multiLevelType w:val="multilevel"/>
     <w:tmpl w:val="0FB2826E"/>
@@ -10525,7 +10499,7 @@
       </w:rPr>
     </w:lvl>
   </w:abstractNum>
-  <w:abstractNum w:abstractNumId="48" w15:restartNumberingAfterBreak="0">
+  <w:abstractNum w:abstractNumId="53" w15:restartNumberingAfterBreak="0">
     <w:nsid w:val="6FAF6132"/>
     <w:multiLevelType w:val="hybridMultilevel"/>
     <w:tmpl w:val="1BC841FA"/>
@@ -10611,7 +10585,7 @@
       </w:pPr>
     </w:lvl>
   </w:abstractNum>
-  <w:abstractNum w:abstractNumId="49" w15:restartNumberingAfterBreak="0">
+  <w:abstractNum w:abstractNumId="54" w15:restartNumberingAfterBreak="0">
     <w:nsid w:val="727B2A3C"/>
     <w:multiLevelType w:val="multilevel"/>
     <w:tmpl w:val="1809001F"/>
@@ -10697,7 +10671,7 @@
       </w:pPr>
     </w:lvl>
   </w:abstractNum>
-  <w:abstractNum w:abstractNumId="50" w15:restartNumberingAfterBreak="0">
+  <w:abstractNum w:abstractNumId="55" w15:restartNumberingAfterBreak="0">
     <w:nsid w:val="72945962"/>
     <w:multiLevelType w:val="hybridMultilevel"/>
     <w:tmpl w:val="B0D42912"/>
@@ -10783,7 +10757,7 @@
       </w:pPr>
     </w:lvl>
   </w:abstractNum>
-  <w:abstractNum w:abstractNumId="51" w15:restartNumberingAfterBreak="0">
+  <w:abstractNum w:abstractNumId="56" w15:restartNumberingAfterBreak="0">
     <w:nsid w:val="78C7376D"/>
     <w:multiLevelType w:val="multilevel"/>
     <w:tmpl w:val="1809001F"/>
@@ -10869,7 +10843,7 @@
       </w:pPr>
     </w:lvl>
   </w:abstractNum>
-  <w:abstractNum w:abstractNumId="52" w15:restartNumberingAfterBreak="0">
+  <w:abstractNum w:abstractNumId="57" w15:restartNumberingAfterBreak="0">
     <w:nsid w:val="7A1B2C03"/>
     <w:multiLevelType w:val="hybridMultilevel"/>
     <w:tmpl w:val="CA5A6F14"/>
@@ -10960,7 +10934,7 @@
       </w:pPr>
     </w:lvl>
   </w:abstractNum>
-  <w:abstractNum w:abstractNumId="53" w15:restartNumberingAfterBreak="0">
+  <w:abstractNum w:abstractNumId="58" w15:restartNumberingAfterBreak="0">
     <w:nsid w:val="7E944868"/>
     <w:multiLevelType w:val="hybridMultilevel"/>
     <w:tmpl w:val="21A62FD0"/>
@@ -11046,7 +11020,7 @@
       </w:pPr>
     </w:lvl>
   </w:abstractNum>
-  <w:abstractNum w:abstractNumId="54" w15:restartNumberingAfterBreak="0">
+  <w:abstractNum w:abstractNumId="59" w15:restartNumberingAfterBreak="0">
     <w:nsid w:val="7F90124A"/>
     <w:multiLevelType w:val="multilevel"/>
     <w:tmpl w:val="1809001F"/>
@@ -11136,31 +11110,31 @@
     <w:abstractNumId w:val="5"/>
   </w:num>
   <w:num w:numId="2" w16cid:durableId="1481919879">
-    <w:abstractNumId w:val="35"/>
+    <w:abstractNumId w:val="38"/>
   </w:num>
   <w:num w:numId="3" w16cid:durableId="476461155">
-    <w:abstractNumId w:val="41"/>
+    <w:abstractNumId w:val="46"/>
   </w:num>
   <w:num w:numId="4" w16cid:durableId="1999723208">
-    <w:abstractNumId w:val="45"/>
+    <w:abstractNumId w:val="50"/>
   </w:num>
   <w:num w:numId="5" w16cid:durableId="1157645921">
-    <w:abstractNumId w:val="23"/>
+    <w:abstractNumId w:val="24"/>
   </w:num>
   <w:num w:numId="6" w16cid:durableId="1437402629">
-    <w:abstractNumId w:val="27"/>
+    <w:abstractNumId w:val="28"/>
   </w:num>
   <w:num w:numId="7" w16cid:durableId="41298589">
-    <w:abstractNumId w:val="24"/>
+    <w:abstractNumId w:val="25"/>
   </w:num>
   <w:num w:numId="8" w16cid:durableId="635453746">
-    <w:abstractNumId w:val="37"/>
+    <w:abstractNumId w:val="40"/>
   </w:num>
   <w:num w:numId="9" w16cid:durableId="664168065">
-    <w:abstractNumId w:val="52"/>
+    <w:abstractNumId w:val="57"/>
   </w:num>
   <w:num w:numId="10" w16cid:durableId="1419715314">
-    <w:abstractNumId w:val="18"/>
+    <w:abstractNumId w:val="19"/>
   </w:num>
   <w:num w:numId="11" w16cid:durableId="797143504">
     <w:abstractNumId w:val="10"/>
@@ -11169,7 +11143,7 @@
     <w:abstractNumId w:val="2"/>
   </w:num>
   <w:num w:numId="13" w16cid:durableId="302004486">
-    <w:abstractNumId w:val="33"/>
+    <w:abstractNumId w:val="36"/>
   </w:num>
   <w:num w:numId="14" w16cid:durableId="474492022">
     <w:abstractNumId w:val="9"/>
@@ -11178,10 +11152,10 @@
     <w:abstractNumId w:val="4"/>
   </w:num>
   <w:num w:numId="16" w16cid:durableId="1233152430">
-    <w:abstractNumId w:val="53"/>
+    <w:abstractNumId w:val="58"/>
   </w:num>
   <w:num w:numId="17" w16cid:durableId="399837834">
-    <w:abstractNumId w:val="31"/>
+    <w:abstractNumId w:val="34"/>
   </w:num>
   <w:num w:numId="18" w16cid:durableId="649285518">
     <w:abstractNumId w:val="0"/>
@@ -11193,58 +11167,58 @@
     <w:abstractNumId w:val="15"/>
   </w:num>
   <w:num w:numId="21" w16cid:durableId="2031252932">
-    <w:abstractNumId w:val="19"/>
+    <w:abstractNumId w:val="20"/>
   </w:num>
   <w:num w:numId="22" w16cid:durableId="2099323886">
+    <w:abstractNumId w:val="52"/>
+  </w:num>
+  <w:num w:numId="23" w16cid:durableId="1790472875">
     <w:abstractNumId w:val="47"/>
   </w:num>
-  <w:num w:numId="23" w16cid:durableId="1790472875">
-    <w:abstractNumId w:val="42"/>
-  </w:num>
   <w:num w:numId="24" w16cid:durableId="2094424870">
-    <w:abstractNumId w:val="36"/>
+    <w:abstractNumId w:val="39"/>
   </w:num>
   <w:num w:numId="25" w16cid:durableId="647632683">
     <w:abstractNumId w:val="8"/>
   </w:num>
   <w:num w:numId="26" w16cid:durableId="1905680329">
-    <w:abstractNumId w:val="40"/>
+    <w:abstractNumId w:val="45"/>
   </w:num>
   <w:num w:numId="27" w16cid:durableId="1691057156">
-    <w:abstractNumId w:val="48"/>
+    <w:abstractNumId w:val="53"/>
   </w:num>
   <w:num w:numId="28" w16cid:durableId="1373073796">
-    <w:abstractNumId w:val="20"/>
+    <w:abstractNumId w:val="21"/>
   </w:num>
   <w:num w:numId="29" w16cid:durableId="275480460">
     <w:abstractNumId w:val="3"/>
   </w:num>
   <w:num w:numId="30" w16cid:durableId="2115006385">
-    <w:abstractNumId w:val="29"/>
+    <w:abstractNumId w:val="30"/>
   </w:num>
   <w:num w:numId="31" w16cid:durableId="918564766">
     <w:abstractNumId w:val="16"/>
   </w:num>
   <w:num w:numId="32" w16cid:durableId="1931431692">
-    <w:abstractNumId w:val="38"/>
+    <w:abstractNumId w:val="41"/>
   </w:num>
   <w:num w:numId="33" w16cid:durableId="666858873">
-    <w:abstractNumId w:val="30"/>
+    <w:abstractNumId w:val="31"/>
   </w:num>
   <w:num w:numId="34" w16cid:durableId="1105613935">
-    <w:abstractNumId w:val="39"/>
+    <w:abstractNumId w:val="43"/>
   </w:num>
   <w:num w:numId="35" w16cid:durableId="369452861">
-    <w:abstractNumId w:val="43"/>
+    <w:abstractNumId w:val="48"/>
   </w:num>
   <w:num w:numId="36" w16cid:durableId="862941104">
-    <w:abstractNumId w:val="50"/>
+    <w:abstractNumId w:val="55"/>
   </w:num>
   <w:num w:numId="37" w16cid:durableId="480512253">
     <w:abstractNumId w:val="12"/>
   </w:num>
   <w:num w:numId="38" w16cid:durableId="1670206824">
-    <w:abstractNumId w:val="25"/>
+    <w:abstractNumId w:val="26"/>
   </w:num>
   <w:num w:numId="39" w16cid:durableId="1041977229">
     <w:abstractNumId w:val="7"/>
@@ -11253,40 +11227,40 @@
     <w:abstractNumId w:val="17"/>
   </w:num>
   <w:num w:numId="41" w16cid:durableId="1453358663">
-    <w:abstractNumId w:val="26"/>
+    <w:abstractNumId w:val="27"/>
   </w:num>
   <w:num w:numId="42" w16cid:durableId="1846357136">
-    <w:abstractNumId w:val="34"/>
+    <w:abstractNumId w:val="37"/>
   </w:num>
   <w:num w:numId="43" w16cid:durableId="932592553">
+    <w:abstractNumId w:val="59"/>
+  </w:num>
+  <w:num w:numId="44" w16cid:durableId="201216128">
+    <w:abstractNumId w:val="56"/>
+  </w:num>
+  <w:num w:numId="45" w16cid:durableId="1353193013">
+    <w:abstractNumId w:val="23"/>
+  </w:num>
+  <w:num w:numId="46" w16cid:durableId="1617441393">
+    <w:abstractNumId w:val="49"/>
+  </w:num>
+  <w:num w:numId="47" w16cid:durableId="642858498">
+    <w:abstractNumId w:val="22"/>
+  </w:num>
+  <w:num w:numId="48" w16cid:durableId="2001351870">
     <w:abstractNumId w:val="54"/>
   </w:num>
-  <w:num w:numId="44" w16cid:durableId="201216128">
-    <w:abstractNumId w:val="51"/>
-  </w:num>
-  <w:num w:numId="45" w16cid:durableId="1353193013">
-    <w:abstractNumId w:val="22"/>
-  </w:num>
-  <w:num w:numId="46" w16cid:durableId="1617441393">
-    <w:abstractNumId w:val="44"/>
-  </w:num>
-  <w:num w:numId="47" w16cid:durableId="642858498">
-    <w:abstractNumId w:val="21"/>
-  </w:num>
-  <w:num w:numId="48" w16cid:durableId="2001351870">
-    <w:abstractNumId w:val="49"/>
-  </w:num>
   <w:num w:numId="49" w16cid:durableId="1437215177">
-    <w:abstractNumId w:val="32"/>
+    <w:abstractNumId w:val="35"/>
   </w:num>
   <w:num w:numId="50" w16cid:durableId="392239763">
-    <w:abstractNumId w:val="28"/>
+    <w:abstractNumId w:val="29"/>
   </w:num>
   <w:num w:numId="51" w16cid:durableId="1869756012">
     <w:abstractNumId w:val="14"/>
   </w:num>
   <w:num w:numId="52" w16cid:durableId="1787195478">
-    <w:abstractNumId w:val="46"/>
+    <w:abstractNumId w:val="51"/>
   </w:num>
   <w:num w:numId="53" w16cid:durableId="1157769905">
     <w:abstractNumId w:val="1"/>
@@ -11298,7 +11272,7 @@
     <w:abstractNumId w:val="6"/>
   </w:num>
   <w:num w:numId="56" w16cid:durableId="1294554684">
-    <w:abstractNumId w:val="22"/>
+    <w:abstractNumId w:val="23"/>
     <w:lvlOverride w:ilvl="0">
       <w:startOverride w:val="1"/>
     </w:lvlOverride>
@@ -11326,6 +11300,21 @@
     <w:lvlOverride w:ilvl="8">
       <w:startOverride w:val="1"/>
     </w:lvlOverride>
+  </w:num>
+  <w:num w:numId="57" w16cid:durableId="1374382518">
+    <w:abstractNumId w:val="33"/>
+  </w:num>
+  <w:num w:numId="58" w16cid:durableId="1493369757">
+    <w:abstractNumId w:val="44"/>
+  </w:num>
+  <w:num w:numId="59" w16cid:durableId="1311977974">
+    <w:abstractNumId w:val="42"/>
+  </w:num>
+  <w:num w:numId="60" w16cid:durableId="473714500">
+    <w:abstractNumId w:val="18"/>
+  </w:num>
+  <w:num w:numId="61" w16cid:durableId="1472283103">
+    <w:abstractNumId w:val="32"/>
   </w:num>
 </w:numbering>
 </file>

--- a/link_eshopworld/Documentation/eShopWorld_Integration_Monitoring.docx
+++ b/link_eshopworld/Documentation/eShopWorld_Integration_Monitoring.docx
@@ -92,7 +92,21 @@
                                     <w:sz w:val="20"/>
                                     <w:szCs w:val="20"/>
                                   </w:rPr>
-                                  <w:t>5.0.0</w:t>
+                                  <w:t>5.</w:t>
+                                </w:r>
+                                <w:r>
+                                  <w:rPr>
+                                    <w:sz w:val="20"/>
+                                    <w:szCs w:val="20"/>
+                                  </w:rPr>
+                                  <w:t>1</w:t>
+                                </w:r>
+                                <w:r>
+                                  <w:rPr>
+                                    <w:sz w:val="20"/>
+                                    <w:szCs w:val="20"/>
+                                  </w:rPr>
+                                  <w:t>.0</w:t>
                                 </w:r>
                               </w:p>
                               <w:p>
@@ -124,7 +138,7 @@
                                     <w:sz w:val="20"/>
                                     <w:szCs w:val="20"/>
                                   </w:rPr>
-                                  <w:t>February</w:t>
+                                  <w:t>May</w:t>
                                 </w:r>
                                 <w:r>
                                   <w:rPr>
@@ -249,7 +263,21 @@
                               <w:sz w:val="20"/>
                               <w:szCs w:val="20"/>
                             </w:rPr>
-                            <w:t>5.0.0</w:t>
+                            <w:t>5.</w:t>
+                          </w:r>
+                          <w:r>
+                            <w:rPr>
+                              <w:sz w:val="20"/>
+                              <w:szCs w:val="20"/>
+                            </w:rPr>
+                            <w:t>1</w:t>
+                          </w:r>
+                          <w:r>
+                            <w:rPr>
+                              <w:sz w:val="20"/>
+                              <w:szCs w:val="20"/>
+                            </w:rPr>
+                            <w:t>.0</w:t>
                           </w:r>
                         </w:p>
                         <w:p>
@@ -281,7 +309,7 @@
                               <w:sz w:val="20"/>
                               <w:szCs w:val="20"/>
                             </w:rPr>
-                            <w:t>February</w:t>
+                            <w:t>May</w:t>
                           </w:r>
                           <w:r>
                             <w:rPr>

--- a/link_eshopworld/Documentation/eShopWorld_Integration_Monitoring.docx
+++ b/link_eshopworld/Documentation/eShopWorld_Integration_Monitoring.docx
@@ -106,7 +106,14 @@
                                     <w:sz w:val="20"/>
                                     <w:szCs w:val="20"/>
                                   </w:rPr>
-                                  <w:t>.0</w:t>
+                                  <w:t>.</w:t>
+                                </w:r>
+                                <w:r>
+                                  <w:rPr>
+                                    <w:sz w:val="20"/>
+                                    <w:szCs w:val="20"/>
+                                  </w:rPr>
+                                  <w:t>1</w:t>
                                 </w:r>
                               </w:p>
                               <w:p>
@@ -138,7 +145,7 @@
                                     <w:sz w:val="20"/>
                                     <w:szCs w:val="20"/>
                                   </w:rPr>
-                                  <w:t>May</w:t>
+                                  <w:t>June</w:t>
                                 </w:r>
                                 <w:r>
                                   <w:rPr>
@@ -277,7 +284,14 @@
                               <w:sz w:val="20"/>
                               <w:szCs w:val="20"/>
                             </w:rPr>
-                            <w:t>.0</w:t>
+                            <w:t>.</w:t>
+                          </w:r>
+                          <w:r>
+                            <w:rPr>
+                              <w:sz w:val="20"/>
+                              <w:szCs w:val="20"/>
+                            </w:rPr>
+                            <w:t>1</w:t>
                           </w:r>
                         </w:p>
                         <w:p>
@@ -309,7 +323,7 @@
                               <w:sz w:val="20"/>
                               <w:szCs w:val="20"/>
                             </w:rPr>
-                            <w:t>May</w:t>
+                            <w:t>June</w:t>
                           </w:r>
                           <w:r>
                             <w:rPr>
@@ -1085,7 +1099,7 @@
             <w:pStyle w:val="TOC1"/>
             <w:numPr>
               <w:ilvl w:val="0"/>
-              <w:numId w:val="45"/>
+              <w:numId w:val="4"/>
             </w:numPr>
             <w:spacing w:line="360" w:lineRule="auto"/>
             <w:rPr>
@@ -1217,7 +1231,7 @@
             <w:pStyle w:val="TOC2"/>
             <w:numPr>
               <w:ilvl w:val="1"/>
-              <w:numId w:val="45"/>
+              <w:numId w:val="4"/>
             </w:numPr>
             <w:spacing w:line="360" w:lineRule="auto"/>
             <w:rPr>
@@ -1370,7 +1384,7 @@
             <w:pStyle w:val="ListParagraph"/>
             <w:numPr>
               <w:ilvl w:val="1"/>
-              <w:numId w:val="45"/>
+              <w:numId w:val="4"/>
             </w:numPr>
             <w:spacing w:line="360" w:lineRule="auto"/>
             <w:rPr>
@@ -1473,7 +1487,7 @@
             <w:pStyle w:val="TOC1"/>
             <w:numPr>
               <w:ilvl w:val="0"/>
-              <w:numId w:val="45"/>
+              <w:numId w:val="4"/>
             </w:numPr>
             <w:spacing w:line="360" w:lineRule="auto"/>
             <w:rPr>
@@ -1545,7 +1559,7 @@
             <w:pStyle w:val="TOC2"/>
             <w:numPr>
               <w:ilvl w:val="1"/>
-              <w:numId w:val="45"/>
+              <w:numId w:val="4"/>
             </w:numPr>
             <w:spacing w:line="360" w:lineRule="auto"/>
             <w:rPr>
@@ -1595,7 +1609,7 @@
             <w:pStyle w:val="TOC2"/>
             <w:numPr>
               <w:ilvl w:val="1"/>
-              <w:numId w:val="45"/>
+              <w:numId w:val="4"/>
             </w:numPr>
             <w:spacing w:line="360" w:lineRule="auto"/>
           </w:pPr>
@@ -2090,7 +2104,7 @@
         <w:pStyle w:val="Heading2"/>
         <w:numPr>
           <w:ilvl w:val="0"/>
-          <w:numId w:val="46"/>
+          <w:numId w:val="5"/>
         </w:numPr>
         <w:spacing w:line="360" w:lineRule="auto"/>
         <w:rPr>
@@ -2142,7 +2156,7 @@
         <w:pStyle w:val="ListParagraph"/>
         <w:numPr>
           <w:ilvl w:val="0"/>
-          <w:numId w:val="60"/>
+          <w:numId w:val="11"/>
         </w:numPr>
         <w:spacing w:line="360" w:lineRule="auto"/>
         <w:jc w:val="both"/>
@@ -2216,7 +2230,7 @@
         <w:pStyle w:val="ListParagraph"/>
         <w:numPr>
           <w:ilvl w:val="0"/>
-          <w:numId w:val="60"/>
+          <w:numId w:val="11"/>
         </w:numPr>
         <w:spacing w:line="360" w:lineRule="auto"/>
         <w:rPr>
@@ -2351,7 +2365,7 @@
         <w:pStyle w:val="ListParagraph"/>
         <w:numPr>
           <w:ilvl w:val="1"/>
-          <w:numId w:val="49"/>
+          <w:numId w:val="6"/>
         </w:numPr>
         <w:spacing w:line="360" w:lineRule="auto"/>
         <w:rPr>
@@ -2684,7 +2698,7 @@
       <w:pPr>
         <w:numPr>
           <w:ilvl w:val="0"/>
-          <w:numId w:val="33"/>
+          <w:numId w:val="2"/>
         </w:numPr>
         <w:shd w:val="clear" w:color="auto" w:fill="FFFFFF"/>
         <w:spacing w:line="360" w:lineRule="auto"/>
@@ -2958,7 +2972,7 @@
         <w:pStyle w:val="ListParagraph"/>
         <w:numPr>
           <w:ilvl w:val="1"/>
-          <w:numId w:val="49"/>
+          <w:numId w:val="6"/>
         </w:numPr>
         <w:spacing w:line="360" w:lineRule="auto"/>
         <w:rPr>
@@ -3211,7 +3225,7 @@
               <w:pStyle w:val="ListParagraph"/>
               <w:numPr>
                 <w:ilvl w:val="0"/>
-                <w:numId w:val="57"/>
+                <w:numId w:val="8"/>
               </w:numPr>
               <w:spacing w:line="360" w:lineRule="auto"/>
               <w:rPr>
@@ -3266,7 +3280,7 @@
               <w:pStyle w:val="ListParagraph"/>
               <w:numPr>
                 <w:ilvl w:val="0"/>
-                <w:numId w:val="57"/>
+                <w:numId w:val="8"/>
               </w:numPr>
               <w:spacing w:line="360" w:lineRule="auto"/>
               <w:rPr>
@@ -3319,7 +3333,7 @@
               <w:pStyle w:val="ListParagraph"/>
               <w:numPr>
                 <w:ilvl w:val="0"/>
-                <w:numId w:val="57"/>
+                <w:numId w:val="8"/>
               </w:numPr>
               <w:spacing w:line="360" w:lineRule="auto"/>
               <w:rPr>
@@ -3372,7 +3386,7 @@
               <w:pStyle w:val="ListParagraph"/>
               <w:numPr>
                 <w:ilvl w:val="0"/>
-                <w:numId w:val="57"/>
+                <w:numId w:val="8"/>
               </w:numPr>
               <w:spacing w:line="360" w:lineRule="auto"/>
               <w:rPr>
@@ -3395,7 +3409,7 @@
               <w:pStyle w:val="ListParagraph"/>
               <w:numPr>
                 <w:ilvl w:val="1"/>
-                <w:numId w:val="57"/>
+                <w:numId w:val="8"/>
               </w:numPr>
               <w:spacing w:line="360" w:lineRule="auto"/>
               <w:rPr>
@@ -3418,7 +3432,7 @@
               <w:pStyle w:val="ListParagraph"/>
               <w:numPr>
                 <w:ilvl w:val="1"/>
-                <w:numId w:val="57"/>
+                <w:numId w:val="8"/>
               </w:numPr>
               <w:spacing w:line="360" w:lineRule="auto"/>
               <w:rPr>
@@ -3441,7 +3455,7 @@
               <w:pStyle w:val="ListParagraph"/>
               <w:numPr>
                 <w:ilvl w:val="1"/>
-                <w:numId w:val="57"/>
+                <w:numId w:val="8"/>
               </w:numPr>
               <w:spacing w:line="360" w:lineRule="auto"/>
               <w:rPr>
@@ -3464,7 +3478,7 @@
               <w:pStyle w:val="ListParagraph"/>
               <w:numPr>
                 <w:ilvl w:val="1"/>
-                <w:numId w:val="57"/>
+                <w:numId w:val="8"/>
               </w:numPr>
               <w:spacing w:line="360" w:lineRule="auto"/>
               <w:rPr>
@@ -3525,7 +3539,7 @@
         <w:pStyle w:val="Heading1"/>
         <w:numPr>
           <w:ilvl w:val="0"/>
-          <w:numId w:val="49"/>
+          <w:numId w:val="6"/>
         </w:numPr>
         <w:spacing w:line="360" w:lineRule="auto"/>
         <w:jc w:val="both"/>
@@ -3600,7 +3614,7 @@
         <w:pStyle w:val="Heading2"/>
         <w:numPr>
           <w:ilvl w:val="1"/>
-          <w:numId w:val="49"/>
+          <w:numId w:val="6"/>
         </w:numPr>
         <w:spacing w:line="360" w:lineRule="auto"/>
         <w:rPr>
@@ -3842,7 +3856,7 @@
         <w:pStyle w:val="11U"/>
         <w:numPr>
           <w:ilvl w:val="1"/>
-          <w:numId w:val="49"/>
+          <w:numId w:val="6"/>
         </w:numPr>
         <w:spacing w:line="360" w:lineRule="auto"/>
         <w:rPr>
@@ -4016,7 +4030,7 @@
         <w:pStyle w:val="Heading1"/>
         <w:numPr>
           <w:ilvl w:val="0"/>
-          <w:numId w:val="49"/>
+          <w:numId w:val="6"/>
         </w:numPr>
         <w:spacing w:line="360" w:lineRule="auto"/>
         <w:jc w:val="both"/>
@@ -4161,7 +4175,7 @@
         <w:pStyle w:val="ListParagraph"/>
         <w:numPr>
           <w:ilvl w:val="1"/>
-          <w:numId w:val="49"/>
+          <w:numId w:val="6"/>
         </w:numPr>
         <w:spacing w:line="360" w:lineRule="auto"/>
         <w:rPr>
@@ -4202,7 +4216,7 @@
         <w:pStyle w:val="ListParagraph"/>
         <w:numPr>
           <w:ilvl w:val="0"/>
-          <w:numId w:val="57"/>
+          <w:numId w:val="8"/>
         </w:numPr>
         <w:spacing w:line="360" w:lineRule="auto"/>
         <w:rPr>
@@ -4257,7 +4271,7 @@
         <w:pStyle w:val="ListParagraph"/>
         <w:numPr>
           <w:ilvl w:val="0"/>
-          <w:numId w:val="57"/>
+          <w:numId w:val="8"/>
         </w:numPr>
         <w:rPr>
           <w:rFonts w:ascii="Arial" w:hAnsi="Arial" w:cs="Arial"/>
@@ -4287,7 +4301,7 @@
         <w:pStyle w:val="ListParagraph"/>
         <w:numPr>
           <w:ilvl w:val="1"/>
-          <w:numId w:val="49"/>
+          <w:numId w:val="6"/>
         </w:numPr>
         <w:spacing w:line="360" w:lineRule="auto"/>
         <w:rPr>
@@ -4328,7 +4342,7 @@
         <w:pStyle w:val="ListParagraph"/>
         <w:numPr>
           <w:ilvl w:val="0"/>
-          <w:numId w:val="58"/>
+          <w:numId w:val="9"/>
         </w:numPr>
         <w:spacing w:line="360" w:lineRule="auto"/>
         <w:rPr>
@@ -4347,7 +4361,7 @@
         <w:pStyle w:val="ListParagraph"/>
         <w:numPr>
           <w:ilvl w:val="1"/>
-          <w:numId w:val="58"/>
+          <w:numId w:val="9"/>
         </w:numPr>
         <w:spacing w:line="360" w:lineRule="auto"/>
         <w:rPr>
@@ -4366,7 +4380,7 @@
         <w:pStyle w:val="ListParagraph"/>
         <w:numPr>
           <w:ilvl w:val="1"/>
-          <w:numId w:val="58"/>
+          <w:numId w:val="9"/>
         </w:numPr>
         <w:spacing w:line="360" w:lineRule="auto"/>
         <w:rPr>
@@ -4453,7 +4467,7 @@
         <w:pStyle w:val="ListParagraph"/>
         <w:numPr>
           <w:ilvl w:val="0"/>
-          <w:numId w:val="58"/>
+          <w:numId w:val="9"/>
         </w:numPr>
         <w:spacing w:line="360" w:lineRule="auto"/>
         <w:rPr>
@@ -4472,7 +4486,7 @@
         <w:pStyle w:val="ListParagraph"/>
         <w:numPr>
           <w:ilvl w:val="1"/>
-          <w:numId w:val="58"/>
+          <w:numId w:val="9"/>
         </w:numPr>
         <w:spacing w:line="360" w:lineRule="auto"/>
         <w:rPr>
@@ -4532,7 +4546,7 @@
         <w:pStyle w:val="ListParagraph"/>
         <w:numPr>
           <w:ilvl w:val="1"/>
-          <w:numId w:val="49"/>
+          <w:numId w:val="6"/>
         </w:numPr>
         <w:spacing w:line="360" w:lineRule="auto"/>
         <w:rPr>
@@ -4593,7 +4607,7 @@
         <w:pStyle w:val="ListParagraph"/>
         <w:numPr>
           <w:ilvl w:val="0"/>
-          <w:numId w:val="59"/>
+          <w:numId w:val="10"/>
         </w:numPr>
         <w:spacing w:line="360" w:lineRule="auto"/>
         <w:rPr>
@@ -4618,7 +4632,7 @@
         <w:pStyle w:val="ListParagraph"/>
         <w:numPr>
           <w:ilvl w:val="0"/>
-          <w:numId w:val="59"/>
+          <w:numId w:val="10"/>
         </w:numPr>
         <w:spacing w:line="360" w:lineRule="auto"/>
       </w:pPr>
@@ -4732,92 +4746,6 @@
 <file path=word/numbering.xml><?xml version="1.0" encoding="utf-8"?>
 <w:numbering xmlns:wpc="http://schemas.microsoft.com/office/word/2010/wordprocessingCanvas" xmlns:cx="http://schemas.microsoft.com/office/drawing/2014/chartex" xmlns:cx1="http://schemas.microsoft.com/office/drawing/2015/9/8/chartex" xmlns:cx2="http://schemas.microsoft.com/office/drawing/2015/10/21/chartex" xmlns:cx3="http://schemas.microsoft.com/office/drawing/2016/5/9/chartex" xmlns:cx4="http://schemas.microsoft.com/office/drawing/2016/5/10/chartex" xmlns:cx5="http://schemas.microsoft.com/office/drawing/2016/5/11/chartex" xmlns:cx6="http://schemas.microsoft.com/office/drawing/2016/5/12/chartex" xmlns:cx7="http://schemas.microsoft.com/office/drawing/2016/5/13/chartex" xmlns:cx8="http://schemas.microsoft.com/office/drawing/2016/5/14/chartex" xmlns:mc="http://schemas.openxmlformats.org/markup-compatibility/2006" xmlns:aink="http://schemas.microsoft.com/office/drawing/2016/ink" xmlns:am3d="http://schemas.microsoft.com/office/drawing/2017/model3d" xmlns:o="urn:schemas-microsoft-com:office:office" xmlns:oel="http://schemas.microsoft.com/office/2019/extlst" xmlns:r="http://schemas.openxmlformats.org/officeDocument/2006/relationships" xmlns:m="http://schemas.openxmlformats.org/officeDocument/2006/math" xmlns:v="urn:schemas-microsoft-com:vml" xmlns:wp14="http://schemas.microsoft.com/office/word/2010/wordprocessingDrawing" xmlns:wp="http://schemas.openxmlformats.org/drawingml/2006/wordprocessingDrawing" xmlns:w10="urn:schemas-microsoft-com:office:word" xmlns:w="http://schemas.openxmlformats.org/wordprocessingml/2006/main" xmlns:w14="http://schemas.microsoft.com/office/word/2010/wordml" xmlns:w15="http://schemas.microsoft.com/office/word/2012/wordml" xmlns:w16cex="http://schemas.microsoft.com/office/word/2018/wordml/cex" xmlns:w16cid="http://schemas.microsoft.com/office/word/2016/wordml/cid" xmlns:w16="http://schemas.microsoft.com/office/word/2018/wordml" xmlns:w16du="http://schemas.microsoft.com/office/word/2023/wordml/word16du" xmlns:w16sdtdh="http://schemas.microsoft.com/office/word/2020/wordml/sdtdatahash" xmlns:w16sdtfl="http://schemas.microsoft.com/office/word/2024/wordml/sdtformatlock" xmlns:w16se="http://schemas.microsoft.com/office/word/2015/wordml/symex" xmlns:wpg="http://schemas.microsoft.com/office/word/2010/wordprocessingGroup" xmlns:wpi="http://schemas.microsoft.com/office/word/2010/wordprocessingInk" xmlns:wne="http://schemas.microsoft.com/office/word/2006/wordml" xmlns:wps="http://schemas.microsoft.com/office/word/2010/wordprocessingShape" mc:Ignorable="w14 w15 w16se w16cid w16 w16cex w16sdtdh w16sdtfl w16du wp14">
   <w:abstractNum w:abstractNumId="0" w15:restartNumberingAfterBreak="0">
-    <w:nsid w:val="006C6D0C"/>
-    <w:multiLevelType w:val="hybridMultilevel"/>
-    <w:tmpl w:val="9A8C7348"/>
-    <w:lvl w:ilvl="0" w:tplc="0409001B">
-      <w:start w:val="1"/>
-      <w:numFmt w:val="lowerRoman"/>
-      <w:lvlText w:val="%1."/>
-      <w:lvlJc w:val="right"/>
-      <w:pPr>
-        <w:ind w:left="1860" w:hanging="360"/>
-      </w:pPr>
-    </w:lvl>
-    <w:lvl w:ilvl="1" w:tplc="FFFFFFFF" w:tentative="1">
-      <w:start w:val="1"/>
-      <w:numFmt w:val="lowerLetter"/>
-      <w:lvlText w:val="%2."/>
-      <w:lvlJc w:val="left"/>
-      <w:pPr>
-        <w:ind w:left="2580" w:hanging="360"/>
-      </w:pPr>
-    </w:lvl>
-    <w:lvl w:ilvl="2" w:tplc="FFFFFFFF" w:tentative="1">
-      <w:start w:val="1"/>
-      <w:numFmt w:val="lowerRoman"/>
-      <w:lvlText w:val="%3."/>
-      <w:lvlJc w:val="right"/>
-      <w:pPr>
-        <w:ind w:left="3300" w:hanging="180"/>
-      </w:pPr>
-    </w:lvl>
-    <w:lvl w:ilvl="3" w:tplc="FFFFFFFF" w:tentative="1">
-      <w:start w:val="1"/>
-      <w:numFmt w:val="decimal"/>
-      <w:lvlText w:val="%4."/>
-      <w:lvlJc w:val="left"/>
-      <w:pPr>
-        <w:ind w:left="4020" w:hanging="360"/>
-      </w:pPr>
-    </w:lvl>
-    <w:lvl w:ilvl="4" w:tplc="FFFFFFFF" w:tentative="1">
-      <w:start w:val="1"/>
-      <w:numFmt w:val="lowerLetter"/>
-      <w:lvlText w:val="%5."/>
-      <w:lvlJc w:val="left"/>
-      <w:pPr>
-        <w:ind w:left="4740" w:hanging="360"/>
-      </w:pPr>
-    </w:lvl>
-    <w:lvl w:ilvl="5" w:tplc="FFFFFFFF" w:tentative="1">
-      <w:start w:val="1"/>
-      <w:numFmt w:val="lowerRoman"/>
-      <w:lvlText w:val="%6."/>
-      <w:lvlJc w:val="right"/>
-      <w:pPr>
-        <w:ind w:left="5460" w:hanging="180"/>
-      </w:pPr>
-    </w:lvl>
-    <w:lvl w:ilvl="6" w:tplc="FFFFFFFF" w:tentative="1">
-      <w:start w:val="1"/>
-      <w:numFmt w:val="decimal"/>
-      <w:lvlText w:val="%7."/>
-      <w:lvlJc w:val="left"/>
-      <w:pPr>
-        <w:ind w:left="6180" w:hanging="360"/>
-      </w:pPr>
-    </w:lvl>
-    <w:lvl w:ilvl="7" w:tplc="FFFFFFFF" w:tentative="1">
-      <w:start w:val="1"/>
-      <w:numFmt w:val="lowerLetter"/>
-      <w:lvlText w:val="%8."/>
-      <w:lvlJc w:val="left"/>
-      <w:pPr>
-        <w:ind w:left="6900" w:hanging="360"/>
-      </w:pPr>
-    </w:lvl>
-    <w:lvl w:ilvl="8" w:tplc="FFFFFFFF" w:tentative="1">
-      <w:start w:val="1"/>
-      <w:numFmt w:val="lowerRoman"/>
-      <w:lvlText w:val="%9."/>
-      <w:lvlJc w:val="right"/>
-      <w:pPr>
-        <w:ind w:left="7620" w:hanging="180"/>
-      </w:pPr>
-    </w:lvl>
-  </w:abstractNum>
-  <w:abstractNum w:abstractNumId="1" w15:restartNumberingAfterBreak="0">
     <w:nsid w:val="0095037E"/>
     <w:multiLevelType w:val="multilevel"/>
     <w:tmpl w:val="18090025"/>
@@ -4912,321 +4840,7 @@
       </w:pPr>
     </w:lvl>
   </w:abstractNum>
-  <w:abstractNum w:abstractNumId="2" w15:restartNumberingAfterBreak="0">
-    <w:nsid w:val="045F60A8"/>
-    <w:multiLevelType w:val="multilevel"/>
-    <w:tmpl w:val="0C36D640"/>
-    <w:lvl w:ilvl="0">
-      <w:start w:val="1"/>
-      <w:numFmt w:val="decimal"/>
-      <w:lvlText w:val="%1"/>
-      <w:lvlJc w:val="left"/>
-      <w:pPr>
-        <w:ind w:left="468" w:hanging="468"/>
-      </w:pPr>
-      <w:rPr>
-        <w:rFonts w:hint="default"/>
-      </w:rPr>
-    </w:lvl>
-    <w:lvl w:ilvl="1">
-      <w:start w:val="1"/>
-      <w:numFmt w:val="decimal"/>
-      <w:lvlText w:val="%1.%2"/>
-      <w:lvlJc w:val="left"/>
-      <w:pPr>
-        <w:ind w:left="720" w:hanging="720"/>
-      </w:pPr>
-      <w:rPr>
-        <w:rFonts w:hint="default"/>
-        <w:b/>
-        <w:bCs/>
-      </w:rPr>
-    </w:lvl>
-    <w:lvl w:ilvl="2">
-      <w:start w:val="1"/>
-      <w:numFmt w:val="decimal"/>
-      <w:lvlText w:val="%1.%2.%3"/>
-      <w:lvlJc w:val="left"/>
-      <w:pPr>
-        <w:ind w:left="720" w:hanging="720"/>
-      </w:pPr>
-      <w:rPr>
-        <w:rFonts w:hint="default"/>
-      </w:rPr>
-    </w:lvl>
-    <w:lvl w:ilvl="3">
-      <w:start w:val="1"/>
-      <w:numFmt w:val="decimal"/>
-      <w:lvlText w:val="%1.%2.%3.%4"/>
-      <w:lvlJc w:val="left"/>
-      <w:pPr>
-        <w:ind w:left="1080" w:hanging="1080"/>
-      </w:pPr>
-      <w:rPr>
-        <w:rFonts w:hint="default"/>
-      </w:rPr>
-    </w:lvl>
-    <w:lvl w:ilvl="4">
-      <w:start w:val="1"/>
-      <w:numFmt w:val="decimal"/>
-      <w:lvlText w:val="%1.%2.%3.%4.%5"/>
-      <w:lvlJc w:val="left"/>
-      <w:pPr>
-        <w:ind w:left="1440" w:hanging="1440"/>
-      </w:pPr>
-      <w:rPr>
-        <w:rFonts w:hint="default"/>
-      </w:rPr>
-    </w:lvl>
-    <w:lvl w:ilvl="5">
-      <w:start w:val="1"/>
-      <w:numFmt w:val="decimal"/>
-      <w:lvlText w:val="%1.%2.%3.%4.%5.%6"/>
-      <w:lvlJc w:val="left"/>
-      <w:pPr>
-        <w:ind w:left="1440" w:hanging="1440"/>
-      </w:pPr>
-      <w:rPr>
-        <w:rFonts w:hint="default"/>
-      </w:rPr>
-    </w:lvl>
-    <w:lvl w:ilvl="6">
-      <w:start w:val="1"/>
-      <w:numFmt w:val="decimal"/>
-      <w:lvlText w:val="%1.%2.%3.%4.%5.%6.%7"/>
-      <w:lvlJc w:val="left"/>
-      <w:pPr>
-        <w:ind w:left="1800" w:hanging="1800"/>
-      </w:pPr>
-      <w:rPr>
-        <w:rFonts w:hint="default"/>
-      </w:rPr>
-    </w:lvl>
-    <w:lvl w:ilvl="7">
-      <w:start w:val="1"/>
-      <w:numFmt w:val="decimal"/>
-      <w:lvlText w:val="%1.%2.%3.%4.%5.%6.%7.%8"/>
-      <w:lvlJc w:val="left"/>
-      <w:pPr>
-        <w:ind w:left="1800" w:hanging="1800"/>
-      </w:pPr>
-      <w:rPr>
-        <w:rFonts w:hint="default"/>
-      </w:rPr>
-    </w:lvl>
-    <w:lvl w:ilvl="8">
-      <w:start w:val="1"/>
-      <w:numFmt w:val="decimal"/>
-      <w:lvlText w:val="%1.%2.%3.%4.%5.%6.%7.%8.%9"/>
-      <w:lvlJc w:val="left"/>
-      <w:pPr>
-        <w:ind w:left="2160" w:hanging="2160"/>
-      </w:pPr>
-      <w:rPr>
-        <w:rFonts w:hint="default"/>
-      </w:rPr>
-    </w:lvl>
-  </w:abstractNum>
-  <w:abstractNum w:abstractNumId="3" w15:restartNumberingAfterBreak="0">
-    <w:nsid w:val="07A86B11"/>
-    <w:multiLevelType w:val="hybridMultilevel"/>
-    <w:tmpl w:val="35EAC006"/>
-    <w:lvl w:ilvl="0" w:tplc="18090001">
-      <w:start w:val="1"/>
-      <w:numFmt w:val="bullet"/>
-      <w:lvlText w:val=""/>
-      <w:lvlJc w:val="left"/>
-      <w:pPr>
-        <w:ind w:left="720" w:hanging="360"/>
-      </w:pPr>
-      <w:rPr>
-        <w:rFonts w:ascii="Symbol" w:hAnsi="Symbol" w:hint="default"/>
-      </w:rPr>
-    </w:lvl>
-    <w:lvl w:ilvl="1" w:tplc="18090003">
-      <w:start w:val="1"/>
-      <w:numFmt w:val="bullet"/>
-      <w:lvlText w:val="o"/>
-      <w:lvlJc w:val="left"/>
-      <w:pPr>
-        <w:ind w:left="1440" w:hanging="360"/>
-      </w:pPr>
-      <w:rPr>
-        <w:rFonts w:ascii="Courier New" w:hAnsi="Courier New" w:cs="Courier New" w:hint="default"/>
-      </w:rPr>
-    </w:lvl>
-    <w:lvl w:ilvl="2" w:tplc="18090005">
-      <w:start w:val="1"/>
-      <w:numFmt w:val="bullet"/>
-      <w:lvlText w:val=""/>
-      <w:lvlJc w:val="left"/>
-      <w:pPr>
-        <w:ind w:left="2160" w:hanging="360"/>
-      </w:pPr>
-      <w:rPr>
-        <w:rFonts w:ascii="Wingdings" w:hAnsi="Wingdings" w:hint="default"/>
-      </w:rPr>
-    </w:lvl>
-    <w:lvl w:ilvl="3" w:tplc="18090001">
-      <w:start w:val="1"/>
-      <w:numFmt w:val="bullet"/>
-      <w:lvlText w:val=""/>
-      <w:lvlJc w:val="left"/>
-      <w:pPr>
-        <w:ind w:left="2880" w:hanging="360"/>
-      </w:pPr>
-      <w:rPr>
-        <w:rFonts w:ascii="Symbol" w:hAnsi="Symbol" w:hint="default"/>
-      </w:rPr>
-    </w:lvl>
-    <w:lvl w:ilvl="4" w:tplc="18090003">
-      <w:start w:val="1"/>
-      <w:numFmt w:val="bullet"/>
-      <w:lvlText w:val="o"/>
-      <w:lvlJc w:val="left"/>
-      <w:pPr>
-        <w:ind w:left="3600" w:hanging="360"/>
-      </w:pPr>
-      <w:rPr>
-        <w:rFonts w:ascii="Courier New" w:hAnsi="Courier New" w:cs="Courier New" w:hint="default"/>
-      </w:rPr>
-    </w:lvl>
-    <w:lvl w:ilvl="5" w:tplc="18090005">
-      <w:start w:val="1"/>
-      <w:numFmt w:val="bullet"/>
-      <w:lvlText w:val=""/>
-      <w:lvlJc w:val="left"/>
-      <w:pPr>
-        <w:ind w:left="4320" w:hanging="360"/>
-      </w:pPr>
-      <w:rPr>
-        <w:rFonts w:ascii="Wingdings" w:hAnsi="Wingdings" w:hint="default"/>
-      </w:rPr>
-    </w:lvl>
-    <w:lvl w:ilvl="6" w:tplc="18090001">
-      <w:start w:val="1"/>
-      <w:numFmt w:val="bullet"/>
-      <w:lvlText w:val=""/>
-      <w:lvlJc w:val="left"/>
-      <w:pPr>
-        <w:ind w:left="5040" w:hanging="360"/>
-      </w:pPr>
-      <w:rPr>
-        <w:rFonts w:ascii="Symbol" w:hAnsi="Symbol" w:hint="default"/>
-      </w:rPr>
-    </w:lvl>
-    <w:lvl w:ilvl="7" w:tplc="18090003">
-      <w:start w:val="1"/>
-      <w:numFmt w:val="bullet"/>
-      <w:lvlText w:val="o"/>
-      <w:lvlJc w:val="left"/>
-      <w:pPr>
-        <w:ind w:left="5760" w:hanging="360"/>
-      </w:pPr>
-      <w:rPr>
-        <w:rFonts w:ascii="Courier New" w:hAnsi="Courier New" w:cs="Courier New" w:hint="default"/>
-      </w:rPr>
-    </w:lvl>
-    <w:lvl w:ilvl="8" w:tplc="18090005">
-      <w:start w:val="1"/>
-      <w:numFmt w:val="bullet"/>
-      <w:lvlText w:val=""/>
-      <w:lvlJc w:val="left"/>
-      <w:pPr>
-        <w:ind w:left="6480" w:hanging="360"/>
-      </w:pPr>
-      <w:rPr>
-        <w:rFonts w:ascii="Wingdings" w:hAnsi="Wingdings" w:hint="default"/>
-      </w:rPr>
-    </w:lvl>
-  </w:abstractNum>
-  <w:abstractNum w:abstractNumId="4" w15:restartNumberingAfterBreak="0">
-    <w:nsid w:val="0852638A"/>
-    <w:multiLevelType w:val="hybridMultilevel"/>
-    <w:tmpl w:val="CCD25158"/>
-    <w:lvl w:ilvl="0" w:tplc="08090019">
-      <w:start w:val="1"/>
-      <w:numFmt w:val="lowerLetter"/>
-      <w:lvlText w:val="%1."/>
-      <w:lvlJc w:val="left"/>
-      <w:pPr>
-        <w:ind w:left="2160" w:hanging="360"/>
-      </w:pPr>
-    </w:lvl>
-    <w:lvl w:ilvl="1" w:tplc="04090019" w:tentative="1">
-      <w:start w:val="1"/>
-      <w:numFmt w:val="lowerLetter"/>
-      <w:lvlText w:val="%2."/>
-      <w:lvlJc w:val="left"/>
-      <w:pPr>
-        <w:ind w:left="2880" w:hanging="360"/>
-      </w:pPr>
-    </w:lvl>
-    <w:lvl w:ilvl="2" w:tplc="0409001B" w:tentative="1">
-      <w:start w:val="1"/>
-      <w:numFmt w:val="lowerRoman"/>
-      <w:lvlText w:val="%3."/>
-      <w:lvlJc w:val="right"/>
-      <w:pPr>
-        <w:ind w:left="3600" w:hanging="180"/>
-      </w:pPr>
-    </w:lvl>
-    <w:lvl w:ilvl="3" w:tplc="0409000F" w:tentative="1">
-      <w:start w:val="1"/>
-      <w:numFmt w:val="decimal"/>
-      <w:lvlText w:val="%4."/>
-      <w:lvlJc w:val="left"/>
-      <w:pPr>
-        <w:ind w:left="4320" w:hanging="360"/>
-      </w:pPr>
-    </w:lvl>
-    <w:lvl w:ilvl="4" w:tplc="04090019" w:tentative="1">
-      <w:start w:val="1"/>
-      <w:numFmt w:val="lowerLetter"/>
-      <w:lvlText w:val="%5."/>
-      <w:lvlJc w:val="left"/>
-      <w:pPr>
-        <w:ind w:left="5040" w:hanging="360"/>
-      </w:pPr>
-    </w:lvl>
-    <w:lvl w:ilvl="5" w:tplc="0409001B" w:tentative="1">
-      <w:start w:val="1"/>
-      <w:numFmt w:val="lowerRoman"/>
-      <w:lvlText w:val="%6."/>
-      <w:lvlJc w:val="right"/>
-      <w:pPr>
-        <w:ind w:left="5760" w:hanging="180"/>
-      </w:pPr>
-    </w:lvl>
-    <w:lvl w:ilvl="6" w:tplc="0409000F" w:tentative="1">
-      <w:start w:val="1"/>
-      <w:numFmt w:val="decimal"/>
-      <w:lvlText w:val="%7."/>
-      <w:lvlJc w:val="left"/>
-      <w:pPr>
-        <w:ind w:left="6480" w:hanging="360"/>
-      </w:pPr>
-    </w:lvl>
-    <w:lvl w:ilvl="7" w:tplc="04090019" w:tentative="1">
-      <w:start w:val="1"/>
-      <w:numFmt w:val="lowerLetter"/>
-      <w:lvlText w:val="%8."/>
-      <w:lvlJc w:val="left"/>
-      <w:pPr>
-        <w:ind w:left="7200" w:hanging="360"/>
-      </w:pPr>
-    </w:lvl>
-    <w:lvl w:ilvl="8" w:tplc="0409001B" w:tentative="1">
-      <w:start w:val="1"/>
-      <w:numFmt w:val="lowerRoman"/>
-      <w:lvlText w:val="%9."/>
-      <w:lvlJc w:val="right"/>
-      <w:pPr>
-        <w:ind w:left="7920" w:hanging="180"/>
-      </w:pPr>
-    </w:lvl>
-  </w:abstractNum>
-  <w:abstractNum w:abstractNumId="5" w15:restartNumberingAfterBreak="0">
+  <w:abstractNum w:abstractNumId="1" w15:restartNumberingAfterBreak="0">
     <w:nsid w:val="08A95CE6"/>
     <w:multiLevelType w:val="multilevel"/>
     <w:tmpl w:val="50B81D38"/>
@@ -5376,1147 +4990,7 @@
       </w:rPr>
     </w:lvl>
   </w:abstractNum>
-  <w:abstractNum w:abstractNumId="6" w15:restartNumberingAfterBreak="0">
-    <w:nsid w:val="09070B7A"/>
-    <w:multiLevelType w:val="multilevel"/>
-    <w:tmpl w:val="1809001F"/>
-    <w:lvl w:ilvl="0">
-      <w:start w:val="1"/>
-      <w:numFmt w:val="decimal"/>
-      <w:lvlText w:val="%1."/>
-      <w:lvlJc w:val="left"/>
-      <w:pPr>
-        <w:ind w:left="360" w:hanging="360"/>
-      </w:pPr>
-    </w:lvl>
-    <w:lvl w:ilvl="1">
-      <w:start w:val="1"/>
-      <w:numFmt w:val="decimal"/>
-      <w:lvlText w:val="%1.%2."/>
-      <w:lvlJc w:val="left"/>
-      <w:pPr>
-        <w:ind w:left="792" w:hanging="432"/>
-      </w:pPr>
-    </w:lvl>
-    <w:lvl w:ilvl="2">
-      <w:start w:val="1"/>
-      <w:numFmt w:val="decimal"/>
-      <w:lvlText w:val="%1.%2.%3."/>
-      <w:lvlJc w:val="left"/>
-      <w:pPr>
-        <w:ind w:left="1224" w:hanging="504"/>
-      </w:pPr>
-    </w:lvl>
-    <w:lvl w:ilvl="3">
-      <w:start w:val="1"/>
-      <w:numFmt w:val="decimal"/>
-      <w:lvlText w:val="%1.%2.%3.%4."/>
-      <w:lvlJc w:val="left"/>
-      <w:pPr>
-        <w:ind w:left="1728" w:hanging="648"/>
-      </w:pPr>
-    </w:lvl>
-    <w:lvl w:ilvl="4">
-      <w:start w:val="1"/>
-      <w:numFmt w:val="decimal"/>
-      <w:lvlText w:val="%1.%2.%3.%4.%5."/>
-      <w:lvlJc w:val="left"/>
-      <w:pPr>
-        <w:ind w:left="2232" w:hanging="792"/>
-      </w:pPr>
-    </w:lvl>
-    <w:lvl w:ilvl="5">
-      <w:start w:val="1"/>
-      <w:numFmt w:val="decimal"/>
-      <w:lvlText w:val="%1.%2.%3.%4.%5.%6."/>
-      <w:lvlJc w:val="left"/>
-      <w:pPr>
-        <w:ind w:left="2736" w:hanging="936"/>
-      </w:pPr>
-    </w:lvl>
-    <w:lvl w:ilvl="6">
-      <w:start w:val="1"/>
-      <w:numFmt w:val="decimal"/>
-      <w:lvlText w:val="%1.%2.%3.%4.%5.%6.%7."/>
-      <w:lvlJc w:val="left"/>
-      <w:pPr>
-        <w:ind w:left="3240" w:hanging="1080"/>
-      </w:pPr>
-    </w:lvl>
-    <w:lvl w:ilvl="7">
-      <w:start w:val="1"/>
-      <w:numFmt w:val="decimal"/>
-      <w:lvlText w:val="%1.%2.%3.%4.%5.%6.%7.%8."/>
-      <w:lvlJc w:val="left"/>
-      <w:pPr>
-        <w:ind w:left="3744" w:hanging="1224"/>
-      </w:pPr>
-    </w:lvl>
-    <w:lvl w:ilvl="8">
-      <w:start w:val="1"/>
-      <w:numFmt w:val="decimal"/>
-      <w:lvlText w:val="%1.%2.%3.%4.%5.%6.%7.%8.%9."/>
-      <w:lvlJc w:val="left"/>
-      <w:pPr>
-        <w:ind w:left="4320" w:hanging="1440"/>
-      </w:pPr>
-    </w:lvl>
-  </w:abstractNum>
-  <w:abstractNum w:abstractNumId="7" w15:restartNumberingAfterBreak="0">
-    <w:nsid w:val="0DED6370"/>
-    <w:multiLevelType w:val="multilevel"/>
-    <w:tmpl w:val="92925BB8"/>
-    <w:lvl w:ilvl="0">
-      <w:start w:val="1"/>
-      <w:numFmt w:val="decimal"/>
-      <w:lvlText w:val="%1"/>
-      <w:lvlJc w:val="left"/>
-      <w:pPr>
-        <w:ind w:left="432" w:hanging="432"/>
-      </w:pPr>
-    </w:lvl>
-    <w:lvl w:ilvl="1">
-      <w:start w:val="1"/>
-      <w:numFmt w:val="decimal"/>
-      <w:lvlText w:val="%1.%2"/>
-      <w:lvlJc w:val="left"/>
-      <w:pPr>
-        <w:ind w:left="576" w:hanging="576"/>
-      </w:pPr>
-    </w:lvl>
-    <w:lvl w:ilvl="2">
-      <w:start w:val="1"/>
-      <w:numFmt w:val="decimal"/>
-      <w:lvlText w:val="%1.%2.%3"/>
-      <w:lvlJc w:val="left"/>
-      <w:pPr>
-        <w:ind w:left="720" w:hanging="720"/>
-      </w:pPr>
-    </w:lvl>
-    <w:lvl w:ilvl="3">
-      <w:start w:val="1"/>
-      <w:numFmt w:val="decimal"/>
-      <w:lvlText w:val="%1.%2.%3.%4"/>
-      <w:lvlJc w:val="left"/>
-      <w:pPr>
-        <w:ind w:left="864" w:hanging="864"/>
-      </w:pPr>
-    </w:lvl>
-    <w:lvl w:ilvl="4">
-      <w:start w:val="1"/>
-      <w:numFmt w:val="decimal"/>
-      <w:lvlText w:val="%1.%2.%3.%4.%5"/>
-      <w:lvlJc w:val="left"/>
-      <w:pPr>
-        <w:ind w:left="1008" w:hanging="1008"/>
-      </w:pPr>
-    </w:lvl>
-    <w:lvl w:ilvl="5">
-      <w:start w:val="1"/>
-      <w:numFmt w:val="decimal"/>
-      <w:lvlText w:val="%1.%2.%3.%4.%5.%6"/>
-      <w:lvlJc w:val="left"/>
-      <w:pPr>
-        <w:ind w:left="1152" w:hanging="1152"/>
-      </w:pPr>
-    </w:lvl>
-    <w:lvl w:ilvl="6">
-      <w:start w:val="1"/>
-      <w:numFmt w:val="decimal"/>
-      <w:lvlText w:val="%1.%2.%3.%4.%5.%6.%7"/>
-      <w:lvlJc w:val="left"/>
-      <w:pPr>
-        <w:ind w:left="1296" w:hanging="1296"/>
-      </w:pPr>
-    </w:lvl>
-    <w:lvl w:ilvl="7">
-      <w:start w:val="1"/>
-      <w:numFmt w:val="decimal"/>
-      <w:lvlText w:val="%1.%2.%3.%4.%5.%6.%7.%8"/>
-      <w:lvlJc w:val="left"/>
-      <w:pPr>
-        <w:ind w:left="1440" w:hanging="1440"/>
-      </w:pPr>
-    </w:lvl>
-    <w:lvl w:ilvl="8">
-      <w:start w:val="1"/>
-      <w:numFmt w:val="decimal"/>
-      <w:lvlText w:val="%1.%2.%3.%4.%5.%6.%7.%8.%9"/>
-      <w:lvlJc w:val="left"/>
-      <w:pPr>
-        <w:ind w:left="1584" w:hanging="1584"/>
-      </w:pPr>
-    </w:lvl>
-  </w:abstractNum>
-  <w:abstractNum w:abstractNumId="8" w15:restartNumberingAfterBreak="0">
-    <w:nsid w:val="0E0A5A9B"/>
-    <w:multiLevelType w:val="hybridMultilevel"/>
-    <w:tmpl w:val="F190CD44"/>
-    <w:lvl w:ilvl="0" w:tplc="04090001">
-      <w:start w:val="1"/>
-      <w:numFmt w:val="bullet"/>
-      <w:lvlText w:val=""/>
-      <w:lvlJc w:val="left"/>
-      <w:pPr>
-        <w:ind w:left="720" w:hanging="360"/>
-      </w:pPr>
-      <w:rPr>
-        <w:rFonts w:ascii="Symbol" w:hAnsi="Symbol" w:hint="default"/>
-      </w:rPr>
-    </w:lvl>
-    <w:lvl w:ilvl="1" w:tplc="04090003">
-      <w:start w:val="1"/>
-      <w:numFmt w:val="bullet"/>
-      <w:lvlText w:val="o"/>
-      <w:lvlJc w:val="left"/>
-      <w:pPr>
-        <w:ind w:left="1440" w:hanging="360"/>
-      </w:pPr>
-      <w:rPr>
-        <w:rFonts w:ascii="Courier New" w:hAnsi="Courier New" w:cs="Courier New" w:hint="default"/>
-      </w:rPr>
-    </w:lvl>
-    <w:lvl w:ilvl="2" w:tplc="04090005" w:tentative="1">
-      <w:start w:val="1"/>
-      <w:numFmt w:val="bullet"/>
-      <w:lvlText w:val=""/>
-      <w:lvlJc w:val="left"/>
-      <w:pPr>
-        <w:ind w:left="2160" w:hanging="360"/>
-      </w:pPr>
-      <w:rPr>
-        <w:rFonts w:ascii="Wingdings" w:hAnsi="Wingdings" w:hint="default"/>
-      </w:rPr>
-    </w:lvl>
-    <w:lvl w:ilvl="3" w:tplc="04090001" w:tentative="1">
-      <w:start w:val="1"/>
-      <w:numFmt w:val="bullet"/>
-      <w:lvlText w:val=""/>
-      <w:lvlJc w:val="left"/>
-      <w:pPr>
-        <w:ind w:left="2880" w:hanging="360"/>
-      </w:pPr>
-      <w:rPr>
-        <w:rFonts w:ascii="Symbol" w:hAnsi="Symbol" w:hint="default"/>
-      </w:rPr>
-    </w:lvl>
-    <w:lvl w:ilvl="4" w:tplc="04090003" w:tentative="1">
-      <w:start w:val="1"/>
-      <w:numFmt w:val="bullet"/>
-      <w:lvlText w:val="o"/>
-      <w:lvlJc w:val="left"/>
-      <w:pPr>
-        <w:ind w:left="3600" w:hanging="360"/>
-      </w:pPr>
-      <w:rPr>
-        <w:rFonts w:ascii="Courier New" w:hAnsi="Courier New" w:cs="Courier New" w:hint="default"/>
-      </w:rPr>
-    </w:lvl>
-    <w:lvl w:ilvl="5" w:tplc="04090005" w:tentative="1">
-      <w:start w:val="1"/>
-      <w:numFmt w:val="bullet"/>
-      <w:lvlText w:val=""/>
-      <w:lvlJc w:val="left"/>
-      <w:pPr>
-        <w:ind w:left="4320" w:hanging="360"/>
-      </w:pPr>
-      <w:rPr>
-        <w:rFonts w:ascii="Wingdings" w:hAnsi="Wingdings" w:hint="default"/>
-      </w:rPr>
-    </w:lvl>
-    <w:lvl w:ilvl="6" w:tplc="04090001" w:tentative="1">
-      <w:start w:val="1"/>
-      <w:numFmt w:val="bullet"/>
-      <w:lvlText w:val=""/>
-      <w:lvlJc w:val="left"/>
-      <w:pPr>
-        <w:ind w:left="5040" w:hanging="360"/>
-      </w:pPr>
-      <w:rPr>
-        <w:rFonts w:ascii="Symbol" w:hAnsi="Symbol" w:hint="default"/>
-      </w:rPr>
-    </w:lvl>
-    <w:lvl w:ilvl="7" w:tplc="04090003" w:tentative="1">
-      <w:start w:val="1"/>
-      <w:numFmt w:val="bullet"/>
-      <w:lvlText w:val="o"/>
-      <w:lvlJc w:val="left"/>
-      <w:pPr>
-        <w:ind w:left="5760" w:hanging="360"/>
-      </w:pPr>
-      <w:rPr>
-        <w:rFonts w:ascii="Courier New" w:hAnsi="Courier New" w:cs="Courier New" w:hint="default"/>
-      </w:rPr>
-    </w:lvl>
-    <w:lvl w:ilvl="8" w:tplc="04090005" w:tentative="1">
-      <w:start w:val="1"/>
-      <w:numFmt w:val="bullet"/>
-      <w:lvlText w:val=""/>
-      <w:lvlJc w:val="left"/>
-      <w:pPr>
-        <w:ind w:left="6480" w:hanging="360"/>
-      </w:pPr>
-      <w:rPr>
-        <w:rFonts w:ascii="Wingdings" w:hAnsi="Wingdings" w:hint="default"/>
-      </w:rPr>
-    </w:lvl>
-  </w:abstractNum>
-  <w:abstractNum w:abstractNumId="9" w15:restartNumberingAfterBreak="0">
-    <w:nsid w:val="12D34DCB"/>
-    <w:multiLevelType w:val="hybridMultilevel"/>
-    <w:tmpl w:val="5D141C34"/>
-    <w:lvl w:ilvl="0" w:tplc="18090001">
-      <w:start w:val="1"/>
-      <w:numFmt w:val="bullet"/>
-      <w:lvlText w:val=""/>
-      <w:lvlJc w:val="left"/>
-      <w:pPr>
-        <w:ind w:left="720" w:hanging="360"/>
-      </w:pPr>
-      <w:rPr>
-        <w:rFonts w:ascii="Symbol" w:hAnsi="Symbol" w:hint="default"/>
-      </w:rPr>
-    </w:lvl>
-    <w:lvl w:ilvl="1" w:tplc="18090003" w:tentative="1">
-      <w:start w:val="1"/>
-      <w:numFmt w:val="bullet"/>
-      <w:lvlText w:val="o"/>
-      <w:lvlJc w:val="left"/>
-      <w:pPr>
-        <w:ind w:left="1440" w:hanging="360"/>
-      </w:pPr>
-      <w:rPr>
-        <w:rFonts w:ascii="Courier New" w:hAnsi="Courier New" w:cs="Courier New" w:hint="default"/>
-      </w:rPr>
-    </w:lvl>
-    <w:lvl w:ilvl="2" w:tplc="18090005" w:tentative="1">
-      <w:start w:val="1"/>
-      <w:numFmt w:val="bullet"/>
-      <w:lvlText w:val=""/>
-      <w:lvlJc w:val="left"/>
-      <w:pPr>
-        <w:ind w:left="2160" w:hanging="360"/>
-      </w:pPr>
-      <w:rPr>
-        <w:rFonts w:ascii="Wingdings" w:hAnsi="Wingdings" w:hint="default"/>
-      </w:rPr>
-    </w:lvl>
-    <w:lvl w:ilvl="3" w:tplc="18090001" w:tentative="1">
-      <w:start w:val="1"/>
-      <w:numFmt w:val="bullet"/>
-      <w:lvlText w:val=""/>
-      <w:lvlJc w:val="left"/>
-      <w:pPr>
-        <w:ind w:left="2880" w:hanging="360"/>
-      </w:pPr>
-      <w:rPr>
-        <w:rFonts w:ascii="Symbol" w:hAnsi="Symbol" w:hint="default"/>
-      </w:rPr>
-    </w:lvl>
-    <w:lvl w:ilvl="4" w:tplc="18090003" w:tentative="1">
-      <w:start w:val="1"/>
-      <w:numFmt w:val="bullet"/>
-      <w:lvlText w:val="o"/>
-      <w:lvlJc w:val="left"/>
-      <w:pPr>
-        <w:ind w:left="3600" w:hanging="360"/>
-      </w:pPr>
-      <w:rPr>
-        <w:rFonts w:ascii="Courier New" w:hAnsi="Courier New" w:cs="Courier New" w:hint="default"/>
-      </w:rPr>
-    </w:lvl>
-    <w:lvl w:ilvl="5" w:tplc="18090005" w:tentative="1">
-      <w:start w:val="1"/>
-      <w:numFmt w:val="bullet"/>
-      <w:lvlText w:val=""/>
-      <w:lvlJc w:val="left"/>
-      <w:pPr>
-        <w:ind w:left="4320" w:hanging="360"/>
-      </w:pPr>
-      <w:rPr>
-        <w:rFonts w:ascii="Wingdings" w:hAnsi="Wingdings" w:hint="default"/>
-      </w:rPr>
-    </w:lvl>
-    <w:lvl w:ilvl="6" w:tplc="18090001" w:tentative="1">
-      <w:start w:val="1"/>
-      <w:numFmt w:val="bullet"/>
-      <w:lvlText w:val=""/>
-      <w:lvlJc w:val="left"/>
-      <w:pPr>
-        <w:ind w:left="5040" w:hanging="360"/>
-      </w:pPr>
-      <w:rPr>
-        <w:rFonts w:ascii="Symbol" w:hAnsi="Symbol" w:hint="default"/>
-      </w:rPr>
-    </w:lvl>
-    <w:lvl w:ilvl="7" w:tplc="18090003" w:tentative="1">
-      <w:start w:val="1"/>
-      <w:numFmt w:val="bullet"/>
-      <w:lvlText w:val="o"/>
-      <w:lvlJc w:val="left"/>
-      <w:pPr>
-        <w:ind w:left="5760" w:hanging="360"/>
-      </w:pPr>
-      <w:rPr>
-        <w:rFonts w:ascii="Courier New" w:hAnsi="Courier New" w:cs="Courier New" w:hint="default"/>
-      </w:rPr>
-    </w:lvl>
-    <w:lvl w:ilvl="8" w:tplc="18090005" w:tentative="1">
-      <w:start w:val="1"/>
-      <w:numFmt w:val="bullet"/>
-      <w:lvlText w:val=""/>
-      <w:lvlJc w:val="left"/>
-      <w:pPr>
-        <w:ind w:left="6480" w:hanging="360"/>
-      </w:pPr>
-      <w:rPr>
-        <w:rFonts w:ascii="Wingdings" w:hAnsi="Wingdings" w:hint="default"/>
-      </w:rPr>
-    </w:lvl>
-  </w:abstractNum>
-  <w:abstractNum w:abstractNumId="10" w15:restartNumberingAfterBreak="0">
-    <w:nsid w:val="133B71C1"/>
-    <w:multiLevelType w:val="hybridMultilevel"/>
-    <w:tmpl w:val="8BE410F8"/>
-    <w:lvl w:ilvl="0" w:tplc="0409000F">
-      <w:start w:val="1"/>
-      <w:numFmt w:val="decimal"/>
-      <w:lvlText w:val="%1."/>
-      <w:lvlJc w:val="left"/>
-      <w:pPr>
-        <w:ind w:left="720" w:hanging="360"/>
-      </w:pPr>
-    </w:lvl>
-    <w:lvl w:ilvl="1" w:tplc="04090019" w:tentative="1">
-      <w:start w:val="1"/>
-      <w:numFmt w:val="lowerLetter"/>
-      <w:lvlText w:val="%2."/>
-      <w:lvlJc w:val="left"/>
-      <w:pPr>
-        <w:ind w:left="1440" w:hanging="360"/>
-      </w:pPr>
-    </w:lvl>
-    <w:lvl w:ilvl="2" w:tplc="0409001B" w:tentative="1">
-      <w:start w:val="1"/>
-      <w:numFmt w:val="lowerRoman"/>
-      <w:lvlText w:val="%3."/>
-      <w:lvlJc w:val="right"/>
-      <w:pPr>
-        <w:ind w:left="2160" w:hanging="180"/>
-      </w:pPr>
-    </w:lvl>
-    <w:lvl w:ilvl="3" w:tplc="0409000F" w:tentative="1">
-      <w:start w:val="1"/>
-      <w:numFmt w:val="decimal"/>
-      <w:lvlText w:val="%4."/>
-      <w:lvlJc w:val="left"/>
-      <w:pPr>
-        <w:ind w:left="2880" w:hanging="360"/>
-      </w:pPr>
-    </w:lvl>
-    <w:lvl w:ilvl="4" w:tplc="04090019" w:tentative="1">
-      <w:start w:val="1"/>
-      <w:numFmt w:val="lowerLetter"/>
-      <w:lvlText w:val="%5."/>
-      <w:lvlJc w:val="left"/>
-      <w:pPr>
-        <w:ind w:left="3600" w:hanging="360"/>
-      </w:pPr>
-    </w:lvl>
-    <w:lvl w:ilvl="5" w:tplc="0409001B" w:tentative="1">
-      <w:start w:val="1"/>
-      <w:numFmt w:val="lowerRoman"/>
-      <w:lvlText w:val="%6."/>
-      <w:lvlJc w:val="right"/>
-      <w:pPr>
-        <w:ind w:left="4320" w:hanging="180"/>
-      </w:pPr>
-    </w:lvl>
-    <w:lvl w:ilvl="6" w:tplc="0409000F" w:tentative="1">
-      <w:start w:val="1"/>
-      <w:numFmt w:val="decimal"/>
-      <w:lvlText w:val="%7."/>
-      <w:lvlJc w:val="left"/>
-      <w:pPr>
-        <w:ind w:left="5040" w:hanging="360"/>
-      </w:pPr>
-    </w:lvl>
-    <w:lvl w:ilvl="7" w:tplc="04090019" w:tentative="1">
-      <w:start w:val="1"/>
-      <w:numFmt w:val="lowerLetter"/>
-      <w:lvlText w:val="%8."/>
-      <w:lvlJc w:val="left"/>
-      <w:pPr>
-        <w:ind w:left="5760" w:hanging="360"/>
-      </w:pPr>
-    </w:lvl>
-    <w:lvl w:ilvl="8" w:tplc="0409001B" w:tentative="1">
-      <w:start w:val="1"/>
-      <w:numFmt w:val="lowerRoman"/>
-      <w:lvlText w:val="%9."/>
-      <w:lvlJc w:val="right"/>
-      <w:pPr>
-        <w:ind w:left="6480" w:hanging="180"/>
-      </w:pPr>
-    </w:lvl>
-  </w:abstractNum>
-  <w:abstractNum w:abstractNumId="11" w15:restartNumberingAfterBreak="0">
-    <w:nsid w:val="14147136"/>
-    <w:multiLevelType w:val="multilevel"/>
-    <w:tmpl w:val="1809001F"/>
-    <w:lvl w:ilvl="0">
-      <w:start w:val="1"/>
-      <w:numFmt w:val="decimal"/>
-      <w:lvlText w:val="%1."/>
-      <w:lvlJc w:val="left"/>
-      <w:pPr>
-        <w:ind w:left="360" w:hanging="360"/>
-      </w:pPr>
-    </w:lvl>
-    <w:lvl w:ilvl="1">
-      <w:start w:val="1"/>
-      <w:numFmt w:val="decimal"/>
-      <w:lvlText w:val="%1.%2."/>
-      <w:lvlJc w:val="left"/>
-      <w:pPr>
-        <w:ind w:left="792" w:hanging="432"/>
-      </w:pPr>
-    </w:lvl>
-    <w:lvl w:ilvl="2">
-      <w:start w:val="1"/>
-      <w:numFmt w:val="decimal"/>
-      <w:lvlText w:val="%1.%2.%3."/>
-      <w:lvlJc w:val="left"/>
-      <w:pPr>
-        <w:ind w:left="1224" w:hanging="504"/>
-      </w:pPr>
-    </w:lvl>
-    <w:lvl w:ilvl="3">
-      <w:start w:val="1"/>
-      <w:numFmt w:val="decimal"/>
-      <w:lvlText w:val="%1.%2.%3.%4."/>
-      <w:lvlJc w:val="left"/>
-      <w:pPr>
-        <w:ind w:left="1728" w:hanging="648"/>
-      </w:pPr>
-    </w:lvl>
-    <w:lvl w:ilvl="4">
-      <w:start w:val="1"/>
-      <w:numFmt w:val="decimal"/>
-      <w:lvlText w:val="%1.%2.%3.%4.%5."/>
-      <w:lvlJc w:val="left"/>
-      <w:pPr>
-        <w:ind w:left="2232" w:hanging="792"/>
-      </w:pPr>
-    </w:lvl>
-    <w:lvl w:ilvl="5">
-      <w:start w:val="1"/>
-      <w:numFmt w:val="decimal"/>
-      <w:lvlText w:val="%1.%2.%3.%4.%5.%6."/>
-      <w:lvlJc w:val="left"/>
-      <w:pPr>
-        <w:ind w:left="2736" w:hanging="936"/>
-      </w:pPr>
-    </w:lvl>
-    <w:lvl w:ilvl="6">
-      <w:start w:val="1"/>
-      <w:numFmt w:val="decimal"/>
-      <w:lvlText w:val="%1.%2.%3.%4.%5.%6.%7."/>
-      <w:lvlJc w:val="left"/>
-      <w:pPr>
-        <w:ind w:left="3240" w:hanging="1080"/>
-      </w:pPr>
-    </w:lvl>
-    <w:lvl w:ilvl="7">
-      <w:start w:val="1"/>
-      <w:numFmt w:val="decimal"/>
-      <w:lvlText w:val="%1.%2.%3.%4.%5.%6.%7.%8."/>
-      <w:lvlJc w:val="left"/>
-      <w:pPr>
-        <w:ind w:left="3744" w:hanging="1224"/>
-      </w:pPr>
-    </w:lvl>
-    <w:lvl w:ilvl="8">
-      <w:start w:val="1"/>
-      <w:numFmt w:val="decimal"/>
-      <w:lvlText w:val="%1.%2.%3.%4.%5.%6.%7.%8.%9."/>
-      <w:lvlJc w:val="left"/>
-      <w:pPr>
-        <w:ind w:left="4320" w:hanging="1440"/>
-      </w:pPr>
-    </w:lvl>
-  </w:abstractNum>
-  <w:abstractNum w:abstractNumId="12" w15:restartNumberingAfterBreak="0">
-    <w:nsid w:val="144430A1"/>
-    <w:multiLevelType w:val="hybridMultilevel"/>
-    <w:tmpl w:val="7736C532"/>
-    <w:lvl w:ilvl="0" w:tplc="1809000F">
-      <w:start w:val="1"/>
-      <w:numFmt w:val="decimal"/>
-      <w:lvlText w:val="%1."/>
-      <w:lvlJc w:val="left"/>
-      <w:pPr>
-        <w:ind w:left="720" w:hanging="360"/>
-      </w:pPr>
-    </w:lvl>
-    <w:lvl w:ilvl="1" w:tplc="18090019" w:tentative="1">
-      <w:start w:val="1"/>
-      <w:numFmt w:val="lowerLetter"/>
-      <w:lvlText w:val="%2."/>
-      <w:lvlJc w:val="left"/>
-      <w:pPr>
-        <w:ind w:left="1440" w:hanging="360"/>
-      </w:pPr>
-    </w:lvl>
-    <w:lvl w:ilvl="2" w:tplc="1809001B" w:tentative="1">
-      <w:start w:val="1"/>
-      <w:numFmt w:val="lowerRoman"/>
-      <w:lvlText w:val="%3."/>
-      <w:lvlJc w:val="right"/>
-      <w:pPr>
-        <w:ind w:left="2160" w:hanging="180"/>
-      </w:pPr>
-    </w:lvl>
-    <w:lvl w:ilvl="3" w:tplc="1809000F" w:tentative="1">
-      <w:start w:val="1"/>
-      <w:numFmt w:val="decimal"/>
-      <w:lvlText w:val="%4."/>
-      <w:lvlJc w:val="left"/>
-      <w:pPr>
-        <w:ind w:left="2880" w:hanging="360"/>
-      </w:pPr>
-    </w:lvl>
-    <w:lvl w:ilvl="4" w:tplc="18090019" w:tentative="1">
-      <w:start w:val="1"/>
-      <w:numFmt w:val="lowerLetter"/>
-      <w:lvlText w:val="%5."/>
-      <w:lvlJc w:val="left"/>
-      <w:pPr>
-        <w:ind w:left="3600" w:hanging="360"/>
-      </w:pPr>
-    </w:lvl>
-    <w:lvl w:ilvl="5" w:tplc="1809001B" w:tentative="1">
-      <w:start w:val="1"/>
-      <w:numFmt w:val="lowerRoman"/>
-      <w:lvlText w:val="%6."/>
-      <w:lvlJc w:val="right"/>
-      <w:pPr>
-        <w:ind w:left="4320" w:hanging="180"/>
-      </w:pPr>
-    </w:lvl>
-    <w:lvl w:ilvl="6" w:tplc="1809000F" w:tentative="1">
-      <w:start w:val="1"/>
-      <w:numFmt w:val="decimal"/>
-      <w:lvlText w:val="%7."/>
-      <w:lvlJc w:val="left"/>
-      <w:pPr>
-        <w:ind w:left="5040" w:hanging="360"/>
-      </w:pPr>
-    </w:lvl>
-    <w:lvl w:ilvl="7" w:tplc="18090019" w:tentative="1">
-      <w:start w:val="1"/>
-      <w:numFmt w:val="lowerLetter"/>
-      <w:lvlText w:val="%8."/>
-      <w:lvlJc w:val="left"/>
-      <w:pPr>
-        <w:ind w:left="5760" w:hanging="360"/>
-      </w:pPr>
-    </w:lvl>
-    <w:lvl w:ilvl="8" w:tplc="1809001B" w:tentative="1">
-      <w:start w:val="1"/>
-      <w:numFmt w:val="lowerRoman"/>
-      <w:lvlText w:val="%9."/>
-      <w:lvlJc w:val="right"/>
-      <w:pPr>
-        <w:ind w:left="6480" w:hanging="180"/>
-      </w:pPr>
-    </w:lvl>
-  </w:abstractNum>
-  <w:abstractNum w:abstractNumId="13" w15:restartNumberingAfterBreak="0">
-    <w:nsid w:val="17ED1C7F"/>
-    <w:multiLevelType w:val="multilevel"/>
-    <w:tmpl w:val="9B1E5CF2"/>
-    <w:lvl w:ilvl="0">
-      <w:start w:val="1"/>
-      <w:numFmt w:val="decimal"/>
-      <w:lvlText w:val="%1."/>
-      <w:lvlJc w:val="left"/>
-      <w:pPr>
-        <w:ind w:left="360" w:hanging="360"/>
-      </w:pPr>
-    </w:lvl>
-    <w:lvl w:ilvl="1">
-      <w:start w:val="1"/>
-      <w:numFmt w:val="decimal"/>
-      <w:lvlText w:val="%1.%2."/>
-      <w:lvlJc w:val="left"/>
-      <w:pPr>
-        <w:ind w:left="792" w:hanging="432"/>
-      </w:pPr>
-    </w:lvl>
-    <w:lvl w:ilvl="2">
-      <w:start w:val="1"/>
-      <w:numFmt w:val="decimal"/>
-      <w:lvlText w:val="%1.%2.%3."/>
-      <w:lvlJc w:val="left"/>
-      <w:pPr>
-        <w:ind w:left="1224" w:hanging="504"/>
-      </w:pPr>
-    </w:lvl>
-    <w:lvl w:ilvl="3">
-      <w:start w:val="1"/>
-      <w:numFmt w:val="decimal"/>
-      <w:lvlText w:val="%1.%2.%3.%4."/>
-      <w:lvlJc w:val="left"/>
-      <w:pPr>
-        <w:ind w:left="1728" w:hanging="648"/>
-      </w:pPr>
-    </w:lvl>
-    <w:lvl w:ilvl="4">
-      <w:start w:val="1"/>
-      <w:numFmt w:val="decimal"/>
-      <w:lvlText w:val="%1.%2.%3.%4.%5."/>
-      <w:lvlJc w:val="left"/>
-      <w:pPr>
-        <w:ind w:left="2232" w:hanging="792"/>
-      </w:pPr>
-    </w:lvl>
-    <w:lvl w:ilvl="5">
-      <w:start w:val="1"/>
-      <w:numFmt w:val="decimal"/>
-      <w:lvlText w:val="%1.%2.%3.%4.%5.%6."/>
-      <w:lvlJc w:val="left"/>
-      <w:pPr>
-        <w:ind w:left="2736" w:hanging="936"/>
-      </w:pPr>
-    </w:lvl>
-    <w:lvl w:ilvl="6">
-      <w:start w:val="1"/>
-      <w:numFmt w:val="decimal"/>
-      <w:lvlText w:val="%1.%2.%3.%4.%5.%6.%7."/>
-      <w:lvlJc w:val="left"/>
-      <w:pPr>
-        <w:ind w:left="3240" w:hanging="1080"/>
-      </w:pPr>
-    </w:lvl>
-    <w:lvl w:ilvl="7">
-      <w:start w:val="1"/>
-      <w:numFmt w:val="decimal"/>
-      <w:lvlText w:val="%1.%2.%3.%4.%5.%6.%7.%8."/>
-      <w:lvlJc w:val="left"/>
-      <w:pPr>
-        <w:ind w:left="3744" w:hanging="1224"/>
-      </w:pPr>
-    </w:lvl>
-    <w:lvl w:ilvl="8">
-      <w:start w:val="1"/>
-      <w:numFmt w:val="decimal"/>
-      <w:lvlText w:val="%1.%2.%3.%4.%5.%6.%7.%8.%9."/>
-      <w:lvlJc w:val="left"/>
-      <w:pPr>
-        <w:ind w:left="4320" w:hanging="1440"/>
-      </w:pPr>
-    </w:lvl>
-  </w:abstractNum>
-  <w:abstractNum w:abstractNumId="14" w15:restartNumberingAfterBreak="0">
-    <w:nsid w:val="19975BDF"/>
-    <w:multiLevelType w:val="multilevel"/>
-    <w:tmpl w:val="1809001F"/>
-    <w:lvl w:ilvl="0">
-      <w:start w:val="1"/>
-      <w:numFmt w:val="decimal"/>
-      <w:lvlText w:val="%1."/>
-      <w:lvlJc w:val="left"/>
-      <w:pPr>
-        <w:ind w:left="360" w:hanging="360"/>
-      </w:pPr>
-    </w:lvl>
-    <w:lvl w:ilvl="1">
-      <w:start w:val="1"/>
-      <w:numFmt w:val="decimal"/>
-      <w:lvlText w:val="%1.%2."/>
-      <w:lvlJc w:val="left"/>
-      <w:pPr>
-        <w:ind w:left="792" w:hanging="432"/>
-      </w:pPr>
-    </w:lvl>
-    <w:lvl w:ilvl="2">
-      <w:start w:val="1"/>
-      <w:numFmt w:val="decimal"/>
-      <w:lvlText w:val="%1.%2.%3."/>
-      <w:lvlJc w:val="left"/>
-      <w:pPr>
-        <w:ind w:left="1224" w:hanging="504"/>
-      </w:pPr>
-    </w:lvl>
-    <w:lvl w:ilvl="3">
-      <w:start w:val="1"/>
-      <w:numFmt w:val="decimal"/>
-      <w:lvlText w:val="%1.%2.%3.%4."/>
-      <w:lvlJc w:val="left"/>
-      <w:pPr>
-        <w:ind w:left="1728" w:hanging="648"/>
-      </w:pPr>
-    </w:lvl>
-    <w:lvl w:ilvl="4">
-      <w:start w:val="1"/>
-      <w:numFmt w:val="decimal"/>
-      <w:lvlText w:val="%1.%2.%3.%4.%5."/>
-      <w:lvlJc w:val="left"/>
-      <w:pPr>
-        <w:ind w:left="2232" w:hanging="792"/>
-      </w:pPr>
-    </w:lvl>
-    <w:lvl w:ilvl="5">
-      <w:start w:val="1"/>
-      <w:numFmt w:val="decimal"/>
-      <w:lvlText w:val="%1.%2.%3.%4.%5.%6."/>
-      <w:lvlJc w:val="left"/>
-      <w:pPr>
-        <w:ind w:left="2736" w:hanging="936"/>
-      </w:pPr>
-    </w:lvl>
-    <w:lvl w:ilvl="6">
-      <w:start w:val="1"/>
-      <w:numFmt w:val="decimal"/>
-      <w:lvlText w:val="%1.%2.%3.%4.%5.%6.%7."/>
-      <w:lvlJc w:val="left"/>
-      <w:pPr>
-        <w:ind w:left="3240" w:hanging="1080"/>
-      </w:pPr>
-    </w:lvl>
-    <w:lvl w:ilvl="7">
-      <w:start w:val="1"/>
-      <w:numFmt w:val="decimal"/>
-      <w:lvlText w:val="%1.%2.%3.%4.%5.%6.%7.%8."/>
-      <w:lvlJc w:val="left"/>
-      <w:pPr>
-        <w:ind w:left="3744" w:hanging="1224"/>
-      </w:pPr>
-    </w:lvl>
-    <w:lvl w:ilvl="8">
-      <w:start w:val="1"/>
-      <w:numFmt w:val="decimal"/>
-      <w:lvlText w:val="%1.%2.%3.%4.%5.%6.%7.%8.%9."/>
-      <w:lvlJc w:val="left"/>
-      <w:pPr>
-        <w:ind w:left="4320" w:hanging="1440"/>
-      </w:pPr>
-    </w:lvl>
-  </w:abstractNum>
-  <w:abstractNum w:abstractNumId="15" w15:restartNumberingAfterBreak="0">
-    <w:nsid w:val="19DD6C0C"/>
-    <w:multiLevelType w:val="hybridMultilevel"/>
-    <w:tmpl w:val="B4D0364A"/>
-    <w:lvl w:ilvl="0" w:tplc="18090001">
-      <w:start w:val="1"/>
-      <w:numFmt w:val="bullet"/>
-      <w:lvlText w:val=""/>
-      <w:lvlJc w:val="left"/>
-      <w:pPr>
-        <w:ind w:left="1188" w:hanging="360"/>
-      </w:pPr>
-      <w:rPr>
-        <w:rFonts w:ascii="Symbol" w:hAnsi="Symbol" w:hint="default"/>
-      </w:rPr>
-    </w:lvl>
-    <w:lvl w:ilvl="1" w:tplc="18090003" w:tentative="1">
-      <w:start w:val="1"/>
-      <w:numFmt w:val="bullet"/>
-      <w:lvlText w:val="o"/>
-      <w:lvlJc w:val="left"/>
-      <w:pPr>
-        <w:ind w:left="1908" w:hanging="360"/>
-      </w:pPr>
-      <w:rPr>
-        <w:rFonts w:ascii="Courier New" w:hAnsi="Courier New" w:cs="Courier New" w:hint="default"/>
-      </w:rPr>
-    </w:lvl>
-    <w:lvl w:ilvl="2" w:tplc="18090005" w:tentative="1">
-      <w:start w:val="1"/>
-      <w:numFmt w:val="bullet"/>
-      <w:lvlText w:val=""/>
-      <w:lvlJc w:val="left"/>
-      <w:pPr>
-        <w:ind w:left="2628" w:hanging="360"/>
-      </w:pPr>
-      <w:rPr>
-        <w:rFonts w:ascii="Wingdings" w:hAnsi="Wingdings" w:hint="default"/>
-      </w:rPr>
-    </w:lvl>
-    <w:lvl w:ilvl="3" w:tplc="18090001" w:tentative="1">
-      <w:start w:val="1"/>
-      <w:numFmt w:val="bullet"/>
-      <w:lvlText w:val=""/>
-      <w:lvlJc w:val="left"/>
-      <w:pPr>
-        <w:ind w:left="3348" w:hanging="360"/>
-      </w:pPr>
-      <w:rPr>
-        <w:rFonts w:ascii="Symbol" w:hAnsi="Symbol" w:hint="default"/>
-      </w:rPr>
-    </w:lvl>
-    <w:lvl w:ilvl="4" w:tplc="18090003" w:tentative="1">
-      <w:start w:val="1"/>
-      <w:numFmt w:val="bullet"/>
-      <w:lvlText w:val="o"/>
-      <w:lvlJc w:val="left"/>
-      <w:pPr>
-        <w:ind w:left="4068" w:hanging="360"/>
-      </w:pPr>
-      <w:rPr>
-        <w:rFonts w:ascii="Courier New" w:hAnsi="Courier New" w:cs="Courier New" w:hint="default"/>
-      </w:rPr>
-    </w:lvl>
-    <w:lvl w:ilvl="5" w:tplc="18090005" w:tentative="1">
-      <w:start w:val="1"/>
-      <w:numFmt w:val="bullet"/>
-      <w:lvlText w:val=""/>
-      <w:lvlJc w:val="left"/>
-      <w:pPr>
-        <w:ind w:left="4788" w:hanging="360"/>
-      </w:pPr>
-      <w:rPr>
-        <w:rFonts w:ascii="Wingdings" w:hAnsi="Wingdings" w:hint="default"/>
-      </w:rPr>
-    </w:lvl>
-    <w:lvl w:ilvl="6" w:tplc="18090001" w:tentative="1">
-      <w:start w:val="1"/>
-      <w:numFmt w:val="bullet"/>
-      <w:lvlText w:val=""/>
-      <w:lvlJc w:val="left"/>
-      <w:pPr>
-        <w:ind w:left="5508" w:hanging="360"/>
-      </w:pPr>
-      <w:rPr>
-        <w:rFonts w:ascii="Symbol" w:hAnsi="Symbol" w:hint="default"/>
-      </w:rPr>
-    </w:lvl>
-    <w:lvl w:ilvl="7" w:tplc="18090003" w:tentative="1">
-      <w:start w:val="1"/>
-      <w:numFmt w:val="bullet"/>
-      <w:lvlText w:val="o"/>
-      <w:lvlJc w:val="left"/>
-      <w:pPr>
-        <w:ind w:left="6228" w:hanging="360"/>
-      </w:pPr>
-      <w:rPr>
-        <w:rFonts w:ascii="Courier New" w:hAnsi="Courier New" w:cs="Courier New" w:hint="default"/>
-      </w:rPr>
-    </w:lvl>
-    <w:lvl w:ilvl="8" w:tplc="18090005" w:tentative="1">
-      <w:start w:val="1"/>
-      <w:numFmt w:val="bullet"/>
-      <w:lvlText w:val=""/>
-      <w:lvlJc w:val="left"/>
-      <w:pPr>
-        <w:ind w:left="6948" w:hanging="360"/>
-      </w:pPr>
-      <w:rPr>
-        <w:rFonts w:ascii="Wingdings" w:hAnsi="Wingdings" w:hint="default"/>
-      </w:rPr>
-    </w:lvl>
-  </w:abstractNum>
-  <w:abstractNum w:abstractNumId="16" w15:restartNumberingAfterBreak="0">
-    <w:nsid w:val="1B013AE1"/>
-    <w:multiLevelType w:val="hybridMultilevel"/>
-    <w:tmpl w:val="7B6A2B82"/>
-    <w:lvl w:ilvl="0" w:tplc="18090001">
-      <w:start w:val="1"/>
-      <w:numFmt w:val="bullet"/>
-      <w:lvlText w:val=""/>
-      <w:lvlJc w:val="left"/>
-      <w:pPr>
-        <w:ind w:left="720" w:hanging="360"/>
-      </w:pPr>
-      <w:rPr>
-        <w:rFonts w:ascii="Symbol" w:hAnsi="Symbol" w:hint="default"/>
-      </w:rPr>
-    </w:lvl>
-    <w:lvl w:ilvl="1" w:tplc="18090003" w:tentative="1">
-      <w:start w:val="1"/>
-      <w:numFmt w:val="bullet"/>
-      <w:lvlText w:val="o"/>
-      <w:lvlJc w:val="left"/>
-      <w:pPr>
-        <w:ind w:left="1440" w:hanging="360"/>
-      </w:pPr>
-      <w:rPr>
-        <w:rFonts w:ascii="Courier New" w:hAnsi="Courier New" w:cs="Courier New" w:hint="default"/>
-      </w:rPr>
-    </w:lvl>
-    <w:lvl w:ilvl="2" w:tplc="18090005" w:tentative="1">
-      <w:start w:val="1"/>
-      <w:numFmt w:val="bullet"/>
-      <w:lvlText w:val=""/>
-      <w:lvlJc w:val="left"/>
-      <w:pPr>
-        <w:ind w:left="2160" w:hanging="360"/>
-      </w:pPr>
-      <w:rPr>
-        <w:rFonts w:ascii="Wingdings" w:hAnsi="Wingdings" w:hint="default"/>
-      </w:rPr>
-    </w:lvl>
-    <w:lvl w:ilvl="3" w:tplc="18090001" w:tentative="1">
-      <w:start w:val="1"/>
-      <w:numFmt w:val="bullet"/>
-      <w:lvlText w:val=""/>
-      <w:lvlJc w:val="left"/>
-      <w:pPr>
-        <w:ind w:left="2880" w:hanging="360"/>
-      </w:pPr>
-      <w:rPr>
-        <w:rFonts w:ascii="Symbol" w:hAnsi="Symbol" w:hint="default"/>
-      </w:rPr>
-    </w:lvl>
-    <w:lvl w:ilvl="4" w:tplc="18090003" w:tentative="1">
-      <w:start w:val="1"/>
-      <w:numFmt w:val="bullet"/>
-      <w:lvlText w:val="o"/>
-      <w:lvlJc w:val="left"/>
-      <w:pPr>
-        <w:ind w:left="3600" w:hanging="360"/>
-      </w:pPr>
-      <w:rPr>
-        <w:rFonts w:ascii="Courier New" w:hAnsi="Courier New" w:cs="Courier New" w:hint="default"/>
-      </w:rPr>
-    </w:lvl>
-    <w:lvl w:ilvl="5" w:tplc="18090005" w:tentative="1">
-      <w:start w:val="1"/>
-      <w:numFmt w:val="bullet"/>
-      <w:lvlText w:val=""/>
-      <w:lvlJc w:val="left"/>
-      <w:pPr>
-        <w:ind w:left="4320" w:hanging="360"/>
-      </w:pPr>
-      <w:rPr>
-        <w:rFonts w:ascii="Wingdings" w:hAnsi="Wingdings" w:hint="default"/>
-      </w:rPr>
-    </w:lvl>
-    <w:lvl w:ilvl="6" w:tplc="18090001" w:tentative="1">
-      <w:start w:val="1"/>
-      <w:numFmt w:val="bullet"/>
-      <w:lvlText w:val=""/>
-      <w:lvlJc w:val="left"/>
-      <w:pPr>
-        <w:ind w:left="5040" w:hanging="360"/>
-      </w:pPr>
-      <w:rPr>
-        <w:rFonts w:ascii="Symbol" w:hAnsi="Symbol" w:hint="default"/>
-      </w:rPr>
-    </w:lvl>
-    <w:lvl w:ilvl="7" w:tplc="18090003" w:tentative="1">
-      <w:start w:val="1"/>
-      <w:numFmt w:val="bullet"/>
-      <w:lvlText w:val="o"/>
-      <w:lvlJc w:val="left"/>
-      <w:pPr>
-        <w:ind w:left="5760" w:hanging="360"/>
-      </w:pPr>
-      <w:rPr>
-        <w:rFonts w:ascii="Courier New" w:hAnsi="Courier New" w:cs="Courier New" w:hint="default"/>
-      </w:rPr>
-    </w:lvl>
-    <w:lvl w:ilvl="8" w:tplc="18090005" w:tentative="1">
-      <w:start w:val="1"/>
-      <w:numFmt w:val="bullet"/>
-      <w:lvlText w:val=""/>
-      <w:lvlJc w:val="left"/>
-      <w:pPr>
-        <w:ind w:left="6480" w:hanging="360"/>
-      </w:pPr>
-      <w:rPr>
-        <w:rFonts w:ascii="Wingdings" w:hAnsi="Wingdings" w:hint="default"/>
-      </w:rPr>
-    </w:lvl>
-  </w:abstractNum>
-  <w:abstractNum w:abstractNumId="17" w15:restartNumberingAfterBreak="0">
-    <w:nsid w:val="1E303C7C"/>
-    <w:multiLevelType w:val="multilevel"/>
-    <w:tmpl w:val="9CB2DDB4"/>
-    <w:lvl w:ilvl="0">
-      <w:start w:val="1"/>
-      <w:numFmt w:val="decimal"/>
-      <w:lvlText w:val="%1."/>
-      <w:lvlJc w:val="left"/>
-      <w:pPr>
-        <w:ind w:left="360" w:hanging="360"/>
-      </w:pPr>
-    </w:lvl>
-    <w:lvl w:ilvl="1">
-      <w:start w:val="1"/>
-      <w:numFmt w:val="decimal"/>
-      <w:lvlText w:val="%1.%2."/>
-      <w:lvlJc w:val="left"/>
-      <w:pPr>
-        <w:ind w:left="792" w:hanging="432"/>
-      </w:pPr>
-    </w:lvl>
-    <w:lvl w:ilvl="2">
-      <w:start w:val="1"/>
-      <w:numFmt w:val="decimal"/>
-      <w:lvlText w:val="%1.%2.%3."/>
-      <w:lvlJc w:val="left"/>
-      <w:pPr>
-        <w:ind w:left="1224" w:hanging="504"/>
-      </w:pPr>
-    </w:lvl>
-    <w:lvl w:ilvl="3">
-      <w:start w:val="1"/>
-      <w:numFmt w:val="decimal"/>
-      <w:lvlText w:val="%1.%2.%3.%4."/>
-      <w:lvlJc w:val="left"/>
-      <w:pPr>
-        <w:ind w:left="1728" w:hanging="648"/>
-      </w:pPr>
-    </w:lvl>
-    <w:lvl w:ilvl="4">
-      <w:start w:val="1"/>
-      <w:numFmt w:val="decimal"/>
-      <w:lvlText w:val="%1.%2.%3.%4.%5."/>
-      <w:lvlJc w:val="left"/>
-      <w:pPr>
-        <w:ind w:left="2232" w:hanging="792"/>
-      </w:pPr>
-    </w:lvl>
-    <w:lvl w:ilvl="5">
-      <w:start w:val="1"/>
-      <w:numFmt w:val="decimal"/>
-      <w:lvlText w:val="%1.%2.%3.%4.%5.%6."/>
-      <w:lvlJc w:val="left"/>
-      <w:pPr>
-        <w:ind w:left="2736" w:hanging="936"/>
-      </w:pPr>
-    </w:lvl>
-    <w:lvl w:ilvl="6">
-      <w:start w:val="1"/>
-      <w:numFmt w:val="decimal"/>
-      <w:lvlText w:val="%1.%2.%3.%4.%5.%6.%7."/>
-      <w:lvlJc w:val="left"/>
-      <w:pPr>
-        <w:ind w:left="3240" w:hanging="1080"/>
-      </w:pPr>
-    </w:lvl>
-    <w:lvl w:ilvl="7">
-      <w:start w:val="1"/>
-      <w:numFmt w:val="decimal"/>
-      <w:lvlText w:val="%1.%2.%3.%4.%5.%6.%7.%8."/>
-      <w:lvlJc w:val="left"/>
-      <w:pPr>
-        <w:ind w:left="3744" w:hanging="1224"/>
-      </w:pPr>
-    </w:lvl>
-    <w:lvl w:ilvl="8">
-      <w:start w:val="1"/>
-      <w:numFmt w:val="decimal"/>
-      <w:lvlText w:val="%1.%2.%3.%4.%5.%6.%7.%8.%9."/>
-      <w:lvlJc w:val="left"/>
-      <w:pPr>
-        <w:ind w:left="4320" w:hanging="1440"/>
-      </w:pPr>
-    </w:lvl>
-  </w:abstractNum>
-  <w:abstractNum w:abstractNumId="18" w15:restartNumberingAfterBreak="0">
+  <w:abstractNum w:abstractNumId="2" w15:restartNumberingAfterBreak="0">
     <w:nsid w:val="203B20F4"/>
     <w:multiLevelType w:val="hybridMultilevel"/>
     <w:tmpl w:val="AEEE762E"/>
@@ -6629,378 +5103,7 @@
       </w:rPr>
     </w:lvl>
   </w:abstractNum>
-  <w:abstractNum w:abstractNumId="19" w15:restartNumberingAfterBreak="0">
-    <w:nsid w:val="21863F5D"/>
-    <w:multiLevelType w:val="hybridMultilevel"/>
-    <w:tmpl w:val="1658B442"/>
-    <w:lvl w:ilvl="0" w:tplc="08090001">
-      <w:start w:val="1"/>
-      <w:numFmt w:val="bullet"/>
-      <w:lvlText w:val=""/>
-      <w:lvlJc w:val="left"/>
-      <w:pPr>
-        <w:ind w:left="720" w:hanging="360"/>
-      </w:pPr>
-      <w:rPr>
-        <w:rFonts w:ascii="Symbol" w:hAnsi="Symbol" w:hint="default"/>
-      </w:rPr>
-    </w:lvl>
-    <w:lvl w:ilvl="1" w:tplc="08090003" w:tentative="1">
-      <w:start w:val="1"/>
-      <w:numFmt w:val="bullet"/>
-      <w:lvlText w:val="o"/>
-      <w:lvlJc w:val="left"/>
-      <w:pPr>
-        <w:ind w:left="1440" w:hanging="360"/>
-      </w:pPr>
-      <w:rPr>
-        <w:rFonts w:ascii="Courier New" w:hAnsi="Courier New" w:cs="Courier New" w:hint="default"/>
-      </w:rPr>
-    </w:lvl>
-    <w:lvl w:ilvl="2" w:tplc="08090005" w:tentative="1">
-      <w:start w:val="1"/>
-      <w:numFmt w:val="bullet"/>
-      <w:lvlText w:val=""/>
-      <w:lvlJc w:val="left"/>
-      <w:pPr>
-        <w:ind w:left="2160" w:hanging="360"/>
-      </w:pPr>
-      <w:rPr>
-        <w:rFonts w:ascii="Wingdings" w:hAnsi="Wingdings" w:hint="default"/>
-      </w:rPr>
-    </w:lvl>
-    <w:lvl w:ilvl="3" w:tplc="08090001" w:tentative="1">
-      <w:start w:val="1"/>
-      <w:numFmt w:val="bullet"/>
-      <w:lvlText w:val=""/>
-      <w:lvlJc w:val="left"/>
-      <w:pPr>
-        <w:ind w:left="2880" w:hanging="360"/>
-      </w:pPr>
-      <w:rPr>
-        <w:rFonts w:ascii="Symbol" w:hAnsi="Symbol" w:hint="default"/>
-      </w:rPr>
-    </w:lvl>
-    <w:lvl w:ilvl="4" w:tplc="08090003" w:tentative="1">
-      <w:start w:val="1"/>
-      <w:numFmt w:val="bullet"/>
-      <w:lvlText w:val="o"/>
-      <w:lvlJc w:val="left"/>
-      <w:pPr>
-        <w:ind w:left="3600" w:hanging="360"/>
-      </w:pPr>
-      <w:rPr>
-        <w:rFonts w:ascii="Courier New" w:hAnsi="Courier New" w:cs="Courier New" w:hint="default"/>
-      </w:rPr>
-    </w:lvl>
-    <w:lvl w:ilvl="5" w:tplc="08090005" w:tentative="1">
-      <w:start w:val="1"/>
-      <w:numFmt w:val="bullet"/>
-      <w:lvlText w:val=""/>
-      <w:lvlJc w:val="left"/>
-      <w:pPr>
-        <w:ind w:left="4320" w:hanging="360"/>
-      </w:pPr>
-      <w:rPr>
-        <w:rFonts w:ascii="Wingdings" w:hAnsi="Wingdings" w:hint="default"/>
-      </w:rPr>
-    </w:lvl>
-    <w:lvl w:ilvl="6" w:tplc="08090001" w:tentative="1">
-      <w:start w:val="1"/>
-      <w:numFmt w:val="bullet"/>
-      <w:lvlText w:val=""/>
-      <w:lvlJc w:val="left"/>
-      <w:pPr>
-        <w:ind w:left="5040" w:hanging="360"/>
-      </w:pPr>
-      <w:rPr>
-        <w:rFonts w:ascii="Symbol" w:hAnsi="Symbol" w:hint="default"/>
-      </w:rPr>
-    </w:lvl>
-    <w:lvl w:ilvl="7" w:tplc="08090003" w:tentative="1">
-      <w:start w:val="1"/>
-      <w:numFmt w:val="bullet"/>
-      <w:lvlText w:val="o"/>
-      <w:lvlJc w:val="left"/>
-      <w:pPr>
-        <w:ind w:left="5760" w:hanging="360"/>
-      </w:pPr>
-      <w:rPr>
-        <w:rFonts w:ascii="Courier New" w:hAnsi="Courier New" w:cs="Courier New" w:hint="default"/>
-      </w:rPr>
-    </w:lvl>
-    <w:lvl w:ilvl="8" w:tplc="08090005" w:tentative="1">
-      <w:start w:val="1"/>
-      <w:numFmt w:val="bullet"/>
-      <w:lvlText w:val=""/>
-      <w:lvlJc w:val="left"/>
-      <w:pPr>
-        <w:ind w:left="6480" w:hanging="360"/>
-      </w:pPr>
-      <w:rPr>
-        <w:rFonts w:ascii="Wingdings" w:hAnsi="Wingdings" w:hint="default"/>
-      </w:rPr>
-    </w:lvl>
-  </w:abstractNum>
-  <w:abstractNum w:abstractNumId="20" w15:restartNumberingAfterBreak="0">
-    <w:nsid w:val="23B9377C"/>
-    <w:multiLevelType w:val="hybridMultilevel"/>
-    <w:tmpl w:val="9478683A"/>
-    <w:lvl w:ilvl="0" w:tplc="0409000F">
-      <w:start w:val="1"/>
-      <w:numFmt w:val="decimal"/>
-      <w:lvlText w:val="%1."/>
-      <w:lvlJc w:val="left"/>
-      <w:pPr>
-        <w:ind w:left="720" w:hanging="360"/>
-      </w:pPr>
-    </w:lvl>
-    <w:lvl w:ilvl="1" w:tplc="04090019" w:tentative="1">
-      <w:start w:val="1"/>
-      <w:numFmt w:val="lowerLetter"/>
-      <w:lvlText w:val="%2."/>
-      <w:lvlJc w:val="left"/>
-      <w:pPr>
-        <w:ind w:left="1440" w:hanging="360"/>
-      </w:pPr>
-    </w:lvl>
-    <w:lvl w:ilvl="2" w:tplc="0409001B" w:tentative="1">
-      <w:start w:val="1"/>
-      <w:numFmt w:val="lowerRoman"/>
-      <w:lvlText w:val="%3."/>
-      <w:lvlJc w:val="right"/>
-      <w:pPr>
-        <w:ind w:left="2160" w:hanging="180"/>
-      </w:pPr>
-    </w:lvl>
-    <w:lvl w:ilvl="3" w:tplc="0409000F" w:tentative="1">
-      <w:start w:val="1"/>
-      <w:numFmt w:val="decimal"/>
-      <w:lvlText w:val="%4."/>
-      <w:lvlJc w:val="left"/>
-      <w:pPr>
-        <w:ind w:left="2880" w:hanging="360"/>
-      </w:pPr>
-    </w:lvl>
-    <w:lvl w:ilvl="4" w:tplc="04090019" w:tentative="1">
-      <w:start w:val="1"/>
-      <w:numFmt w:val="lowerLetter"/>
-      <w:lvlText w:val="%5."/>
-      <w:lvlJc w:val="left"/>
-      <w:pPr>
-        <w:ind w:left="3600" w:hanging="360"/>
-      </w:pPr>
-    </w:lvl>
-    <w:lvl w:ilvl="5" w:tplc="0409001B" w:tentative="1">
-      <w:start w:val="1"/>
-      <w:numFmt w:val="lowerRoman"/>
-      <w:lvlText w:val="%6."/>
-      <w:lvlJc w:val="right"/>
-      <w:pPr>
-        <w:ind w:left="4320" w:hanging="180"/>
-      </w:pPr>
-    </w:lvl>
-    <w:lvl w:ilvl="6" w:tplc="0409000F" w:tentative="1">
-      <w:start w:val="1"/>
-      <w:numFmt w:val="decimal"/>
-      <w:lvlText w:val="%7."/>
-      <w:lvlJc w:val="left"/>
-      <w:pPr>
-        <w:ind w:left="5040" w:hanging="360"/>
-      </w:pPr>
-    </w:lvl>
-    <w:lvl w:ilvl="7" w:tplc="04090019" w:tentative="1">
-      <w:start w:val="1"/>
-      <w:numFmt w:val="lowerLetter"/>
-      <w:lvlText w:val="%8."/>
-      <w:lvlJc w:val="left"/>
-      <w:pPr>
-        <w:ind w:left="5760" w:hanging="360"/>
-      </w:pPr>
-    </w:lvl>
-    <w:lvl w:ilvl="8" w:tplc="0409001B" w:tentative="1">
-      <w:start w:val="1"/>
-      <w:numFmt w:val="lowerRoman"/>
-      <w:lvlText w:val="%9."/>
-      <w:lvlJc w:val="right"/>
-      <w:pPr>
-        <w:ind w:left="6480" w:hanging="180"/>
-      </w:pPr>
-    </w:lvl>
-  </w:abstractNum>
-  <w:abstractNum w:abstractNumId="21" w15:restartNumberingAfterBreak="0">
-    <w:nsid w:val="241B6058"/>
-    <w:multiLevelType w:val="multilevel"/>
-    <w:tmpl w:val="1809001F"/>
-    <w:lvl w:ilvl="0">
-      <w:start w:val="1"/>
-      <w:numFmt w:val="decimal"/>
-      <w:lvlText w:val="%1."/>
-      <w:lvlJc w:val="left"/>
-      <w:pPr>
-        <w:ind w:left="360" w:hanging="360"/>
-      </w:pPr>
-    </w:lvl>
-    <w:lvl w:ilvl="1">
-      <w:start w:val="1"/>
-      <w:numFmt w:val="decimal"/>
-      <w:lvlText w:val="%1.%2."/>
-      <w:lvlJc w:val="left"/>
-      <w:pPr>
-        <w:ind w:left="792" w:hanging="432"/>
-      </w:pPr>
-    </w:lvl>
-    <w:lvl w:ilvl="2">
-      <w:start w:val="1"/>
-      <w:numFmt w:val="decimal"/>
-      <w:lvlText w:val="%1.%2.%3."/>
-      <w:lvlJc w:val="left"/>
-      <w:pPr>
-        <w:ind w:left="1224" w:hanging="504"/>
-      </w:pPr>
-    </w:lvl>
-    <w:lvl w:ilvl="3">
-      <w:start w:val="1"/>
-      <w:numFmt w:val="decimal"/>
-      <w:lvlText w:val="%1.%2.%3.%4."/>
-      <w:lvlJc w:val="left"/>
-      <w:pPr>
-        <w:ind w:left="1728" w:hanging="648"/>
-      </w:pPr>
-    </w:lvl>
-    <w:lvl w:ilvl="4">
-      <w:start w:val="1"/>
-      <w:numFmt w:val="decimal"/>
-      <w:lvlText w:val="%1.%2.%3.%4.%5."/>
-      <w:lvlJc w:val="left"/>
-      <w:pPr>
-        <w:ind w:left="2232" w:hanging="792"/>
-      </w:pPr>
-    </w:lvl>
-    <w:lvl w:ilvl="5">
-      <w:start w:val="1"/>
-      <w:numFmt w:val="decimal"/>
-      <w:lvlText w:val="%1.%2.%3.%4.%5.%6."/>
-      <w:lvlJc w:val="left"/>
-      <w:pPr>
-        <w:ind w:left="2736" w:hanging="936"/>
-      </w:pPr>
-    </w:lvl>
-    <w:lvl w:ilvl="6">
-      <w:start w:val="1"/>
-      <w:numFmt w:val="decimal"/>
-      <w:lvlText w:val="%1.%2.%3.%4.%5.%6.%7."/>
-      <w:lvlJc w:val="left"/>
-      <w:pPr>
-        <w:ind w:left="3240" w:hanging="1080"/>
-      </w:pPr>
-    </w:lvl>
-    <w:lvl w:ilvl="7">
-      <w:start w:val="1"/>
-      <w:numFmt w:val="decimal"/>
-      <w:lvlText w:val="%1.%2.%3.%4.%5.%6.%7.%8."/>
-      <w:lvlJc w:val="left"/>
-      <w:pPr>
-        <w:ind w:left="3744" w:hanging="1224"/>
-      </w:pPr>
-    </w:lvl>
-    <w:lvl w:ilvl="8">
-      <w:start w:val="1"/>
-      <w:numFmt w:val="decimal"/>
-      <w:lvlText w:val="%1.%2.%3.%4.%5.%6.%7.%8.%9."/>
-      <w:lvlJc w:val="left"/>
-      <w:pPr>
-        <w:ind w:left="4320" w:hanging="1440"/>
-      </w:pPr>
-    </w:lvl>
-  </w:abstractNum>
-  <w:abstractNum w:abstractNumId="22" w15:restartNumberingAfterBreak="0">
-    <w:nsid w:val="25086DCB"/>
-    <w:multiLevelType w:val="multilevel"/>
-    <w:tmpl w:val="1809001F"/>
-    <w:lvl w:ilvl="0">
-      <w:start w:val="1"/>
-      <w:numFmt w:val="decimal"/>
-      <w:lvlText w:val="%1."/>
-      <w:lvlJc w:val="left"/>
-      <w:pPr>
-        <w:ind w:left="360" w:hanging="360"/>
-      </w:pPr>
-    </w:lvl>
-    <w:lvl w:ilvl="1">
-      <w:start w:val="1"/>
-      <w:numFmt w:val="decimal"/>
-      <w:lvlText w:val="%1.%2."/>
-      <w:lvlJc w:val="left"/>
-      <w:pPr>
-        <w:ind w:left="792" w:hanging="432"/>
-      </w:pPr>
-    </w:lvl>
-    <w:lvl w:ilvl="2">
-      <w:start w:val="1"/>
-      <w:numFmt w:val="decimal"/>
-      <w:lvlText w:val="%1.%2.%3."/>
-      <w:lvlJc w:val="left"/>
-      <w:pPr>
-        <w:ind w:left="1224" w:hanging="504"/>
-      </w:pPr>
-    </w:lvl>
-    <w:lvl w:ilvl="3">
-      <w:start w:val="1"/>
-      <w:numFmt w:val="decimal"/>
-      <w:lvlText w:val="%1.%2.%3.%4."/>
-      <w:lvlJc w:val="left"/>
-      <w:pPr>
-        <w:ind w:left="1728" w:hanging="648"/>
-      </w:pPr>
-    </w:lvl>
-    <w:lvl w:ilvl="4">
-      <w:start w:val="1"/>
-      <w:numFmt w:val="decimal"/>
-      <w:lvlText w:val="%1.%2.%3.%4.%5."/>
-      <w:lvlJc w:val="left"/>
-      <w:pPr>
-        <w:ind w:left="2232" w:hanging="792"/>
-      </w:pPr>
-    </w:lvl>
-    <w:lvl w:ilvl="5">
-      <w:start w:val="1"/>
-      <w:numFmt w:val="decimal"/>
-      <w:lvlText w:val="%1.%2.%3.%4.%5.%6."/>
-      <w:lvlJc w:val="left"/>
-      <w:pPr>
-        <w:ind w:left="2736" w:hanging="936"/>
-      </w:pPr>
-    </w:lvl>
-    <w:lvl w:ilvl="6">
-      <w:start w:val="1"/>
-      <w:numFmt w:val="decimal"/>
-      <w:lvlText w:val="%1.%2.%3.%4.%5.%6.%7."/>
-      <w:lvlJc w:val="left"/>
-      <w:pPr>
-        <w:ind w:left="3240" w:hanging="1080"/>
-      </w:pPr>
-    </w:lvl>
-    <w:lvl w:ilvl="7">
-      <w:start w:val="1"/>
-      <w:numFmt w:val="decimal"/>
-      <w:lvlText w:val="%1.%2.%3.%4.%5.%6.%7.%8."/>
-      <w:lvlJc w:val="left"/>
-      <w:pPr>
-        <w:ind w:left="3744" w:hanging="1224"/>
-      </w:pPr>
-    </w:lvl>
-    <w:lvl w:ilvl="8">
-      <w:start w:val="1"/>
-      <w:numFmt w:val="decimal"/>
-      <w:lvlText w:val="%1.%2.%3.%4.%5.%6.%7.%8.%9."/>
-      <w:lvlJc w:val="left"/>
-      <w:pPr>
-        <w:ind w:left="4320" w:hanging="1440"/>
-      </w:pPr>
-    </w:lvl>
-  </w:abstractNum>
-  <w:abstractNum w:abstractNumId="23" w15:restartNumberingAfterBreak="0">
+  <w:abstractNum w:abstractNumId="3" w15:restartNumberingAfterBreak="0">
     <w:nsid w:val="2AF95557"/>
     <w:multiLevelType w:val="multilevel"/>
     <w:tmpl w:val="1809001F"/>
@@ -7086,10 +5189,10 @@
       </w:pPr>
     </w:lvl>
   </w:abstractNum>
-  <w:abstractNum w:abstractNumId="24" w15:restartNumberingAfterBreak="0">
-    <w:nsid w:val="2B3C4575"/>
+  <w:abstractNum w:abstractNumId="4" w15:restartNumberingAfterBreak="0">
+    <w:nsid w:val="3DCC020E"/>
     <w:multiLevelType w:val="multilevel"/>
-    <w:tmpl w:val="B672AD0E"/>
+    <w:tmpl w:val="F568261C"/>
     <w:lvl w:ilvl="0">
       <w:start w:val="1"/>
       <w:numFmt w:val="bullet"/>
@@ -7106,10 +5209,10 @@
         <w:sz w:val="20"/>
       </w:rPr>
     </w:lvl>
-    <w:lvl w:ilvl="1">
+    <w:lvl w:ilvl="1" w:tentative="1">
       <w:start w:val="1"/>
       <w:numFmt w:val="bullet"/>
-      <w:lvlText w:val="o"/>
+      <w:lvlText w:val=""/>
       <w:lvlJc w:val="left"/>
       <w:pPr>
         <w:tabs>
@@ -7118,7 +5221,7 @@
         <w:ind w:left="1440" w:hanging="360"/>
       </w:pPr>
       <w:rPr>
-        <w:rFonts w:ascii="Courier New" w:hAnsi="Courier New" w:hint="default"/>
+        <w:rFonts w:ascii="Symbol" w:hAnsi="Symbol" w:hint="default"/>
         <w:sz w:val="20"/>
       </w:rPr>
     </w:lvl>
@@ -7235,974 +5338,7 @@
       </w:rPr>
     </w:lvl>
   </w:abstractNum>
-  <w:abstractNum w:abstractNumId="25" w15:restartNumberingAfterBreak="0">
-    <w:nsid w:val="30D34C64"/>
-    <w:multiLevelType w:val="multilevel"/>
-    <w:tmpl w:val="CD42D3CA"/>
-    <w:lvl w:ilvl="0">
-      <w:start w:val="1"/>
-      <w:numFmt w:val="bullet"/>
-      <w:lvlText w:val=""/>
-      <w:lvlJc w:val="left"/>
-      <w:pPr>
-        <w:tabs>
-          <w:tab w:val="num" w:pos="720"/>
-        </w:tabs>
-        <w:ind w:left="720" w:hanging="360"/>
-      </w:pPr>
-      <w:rPr>
-        <w:rFonts w:ascii="Symbol" w:hAnsi="Symbol" w:hint="default"/>
-        <w:sz w:val="20"/>
-      </w:rPr>
-    </w:lvl>
-    <w:lvl w:ilvl="1" w:tentative="1">
-      <w:start w:val="1"/>
-      <w:numFmt w:val="bullet"/>
-      <w:lvlText w:val=""/>
-      <w:lvlJc w:val="left"/>
-      <w:pPr>
-        <w:tabs>
-          <w:tab w:val="num" w:pos="1440"/>
-        </w:tabs>
-        <w:ind w:left="1440" w:hanging="360"/>
-      </w:pPr>
-      <w:rPr>
-        <w:rFonts w:ascii="Symbol" w:hAnsi="Symbol" w:hint="default"/>
-        <w:sz w:val="20"/>
-      </w:rPr>
-    </w:lvl>
-    <w:lvl w:ilvl="2" w:tentative="1">
-      <w:start w:val="1"/>
-      <w:numFmt w:val="bullet"/>
-      <w:lvlText w:val=""/>
-      <w:lvlJc w:val="left"/>
-      <w:pPr>
-        <w:tabs>
-          <w:tab w:val="num" w:pos="2160"/>
-        </w:tabs>
-        <w:ind w:left="2160" w:hanging="360"/>
-      </w:pPr>
-      <w:rPr>
-        <w:rFonts w:ascii="Symbol" w:hAnsi="Symbol" w:hint="default"/>
-        <w:sz w:val="20"/>
-      </w:rPr>
-    </w:lvl>
-    <w:lvl w:ilvl="3" w:tentative="1">
-      <w:start w:val="1"/>
-      <w:numFmt w:val="bullet"/>
-      <w:lvlText w:val=""/>
-      <w:lvlJc w:val="left"/>
-      <w:pPr>
-        <w:tabs>
-          <w:tab w:val="num" w:pos="2880"/>
-        </w:tabs>
-        <w:ind w:left="2880" w:hanging="360"/>
-      </w:pPr>
-      <w:rPr>
-        <w:rFonts w:ascii="Symbol" w:hAnsi="Symbol" w:hint="default"/>
-        <w:sz w:val="20"/>
-      </w:rPr>
-    </w:lvl>
-    <w:lvl w:ilvl="4" w:tentative="1">
-      <w:start w:val="1"/>
-      <w:numFmt w:val="bullet"/>
-      <w:lvlText w:val=""/>
-      <w:lvlJc w:val="left"/>
-      <w:pPr>
-        <w:tabs>
-          <w:tab w:val="num" w:pos="3600"/>
-        </w:tabs>
-        <w:ind w:left="3600" w:hanging="360"/>
-      </w:pPr>
-      <w:rPr>
-        <w:rFonts w:ascii="Symbol" w:hAnsi="Symbol" w:hint="default"/>
-        <w:sz w:val="20"/>
-      </w:rPr>
-    </w:lvl>
-    <w:lvl w:ilvl="5" w:tentative="1">
-      <w:start w:val="1"/>
-      <w:numFmt w:val="bullet"/>
-      <w:lvlText w:val=""/>
-      <w:lvlJc w:val="left"/>
-      <w:pPr>
-        <w:tabs>
-          <w:tab w:val="num" w:pos="4320"/>
-        </w:tabs>
-        <w:ind w:left="4320" w:hanging="360"/>
-      </w:pPr>
-      <w:rPr>
-        <w:rFonts w:ascii="Symbol" w:hAnsi="Symbol" w:hint="default"/>
-        <w:sz w:val="20"/>
-      </w:rPr>
-    </w:lvl>
-    <w:lvl w:ilvl="6" w:tentative="1">
-      <w:start w:val="1"/>
-      <w:numFmt w:val="bullet"/>
-      <w:lvlText w:val=""/>
-      <w:lvlJc w:val="left"/>
-      <w:pPr>
-        <w:tabs>
-          <w:tab w:val="num" w:pos="5040"/>
-        </w:tabs>
-        <w:ind w:left="5040" w:hanging="360"/>
-      </w:pPr>
-      <w:rPr>
-        <w:rFonts w:ascii="Symbol" w:hAnsi="Symbol" w:hint="default"/>
-        <w:sz w:val="20"/>
-      </w:rPr>
-    </w:lvl>
-    <w:lvl w:ilvl="7" w:tentative="1">
-      <w:start w:val="1"/>
-      <w:numFmt w:val="bullet"/>
-      <w:lvlText w:val=""/>
-      <w:lvlJc w:val="left"/>
-      <w:pPr>
-        <w:tabs>
-          <w:tab w:val="num" w:pos="5760"/>
-        </w:tabs>
-        <w:ind w:left="5760" w:hanging="360"/>
-      </w:pPr>
-      <w:rPr>
-        <w:rFonts w:ascii="Symbol" w:hAnsi="Symbol" w:hint="default"/>
-        <w:sz w:val="20"/>
-      </w:rPr>
-    </w:lvl>
-    <w:lvl w:ilvl="8" w:tentative="1">
-      <w:start w:val="1"/>
-      <w:numFmt w:val="bullet"/>
-      <w:lvlText w:val=""/>
-      <w:lvlJc w:val="left"/>
-      <w:pPr>
-        <w:tabs>
-          <w:tab w:val="num" w:pos="6480"/>
-        </w:tabs>
-        <w:ind w:left="6480" w:hanging="360"/>
-      </w:pPr>
-      <w:rPr>
-        <w:rFonts w:ascii="Symbol" w:hAnsi="Symbol" w:hint="default"/>
-        <w:sz w:val="20"/>
-      </w:rPr>
-    </w:lvl>
-  </w:abstractNum>
-  <w:abstractNum w:abstractNumId="26" w15:restartNumberingAfterBreak="0">
-    <w:nsid w:val="36325CCB"/>
-    <w:multiLevelType w:val="multilevel"/>
-    <w:tmpl w:val="1809001F"/>
-    <w:lvl w:ilvl="0">
-      <w:start w:val="1"/>
-      <w:numFmt w:val="decimal"/>
-      <w:lvlText w:val="%1."/>
-      <w:lvlJc w:val="left"/>
-      <w:pPr>
-        <w:ind w:left="360" w:hanging="360"/>
-      </w:pPr>
-    </w:lvl>
-    <w:lvl w:ilvl="1">
-      <w:start w:val="1"/>
-      <w:numFmt w:val="decimal"/>
-      <w:lvlText w:val="%1.%2."/>
-      <w:lvlJc w:val="left"/>
-      <w:pPr>
-        <w:ind w:left="792" w:hanging="432"/>
-      </w:pPr>
-    </w:lvl>
-    <w:lvl w:ilvl="2">
-      <w:start w:val="1"/>
-      <w:numFmt w:val="decimal"/>
-      <w:lvlText w:val="%1.%2.%3."/>
-      <w:lvlJc w:val="left"/>
-      <w:pPr>
-        <w:ind w:left="1224" w:hanging="504"/>
-      </w:pPr>
-    </w:lvl>
-    <w:lvl w:ilvl="3">
-      <w:start w:val="1"/>
-      <w:numFmt w:val="decimal"/>
-      <w:lvlText w:val="%1.%2.%3.%4."/>
-      <w:lvlJc w:val="left"/>
-      <w:pPr>
-        <w:ind w:left="1728" w:hanging="648"/>
-      </w:pPr>
-    </w:lvl>
-    <w:lvl w:ilvl="4">
-      <w:start w:val="1"/>
-      <w:numFmt w:val="decimal"/>
-      <w:lvlText w:val="%1.%2.%3.%4.%5."/>
-      <w:lvlJc w:val="left"/>
-      <w:pPr>
-        <w:ind w:left="2232" w:hanging="792"/>
-      </w:pPr>
-    </w:lvl>
-    <w:lvl w:ilvl="5">
-      <w:start w:val="1"/>
-      <w:numFmt w:val="decimal"/>
-      <w:lvlText w:val="%1.%2.%3.%4.%5.%6."/>
-      <w:lvlJc w:val="left"/>
-      <w:pPr>
-        <w:ind w:left="2736" w:hanging="936"/>
-      </w:pPr>
-    </w:lvl>
-    <w:lvl w:ilvl="6">
-      <w:start w:val="1"/>
-      <w:numFmt w:val="decimal"/>
-      <w:lvlText w:val="%1.%2.%3.%4.%5.%6.%7."/>
-      <w:lvlJc w:val="left"/>
-      <w:pPr>
-        <w:ind w:left="3240" w:hanging="1080"/>
-      </w:pPr>
-    </w:lvl>
-    <w:lvl w:ilvl="7">
-      <w:start w:val="1"/>
-      <w:numFmt w:val="decimal"/>
-      <w:lvlText w:val="%1.%2.%3.%4.%5.%6.%7.%8."/>
-      <w:lvlJc w:val="left"/>
-      <w:pPr>
-        <w:ind w:left="3744" w:hanging="1224"/>
-      </w:pPr>
-    </w:lvl>
-    <w:lvl w:ilvl="8">
-      <w:start w:val="1"/>
-      <w:numFmt w:val="decimal"/>
-      <w:lvlText w:val="%1.%2.%3.%4.%5.%6.%7.%8.%9."/>
-      <w:lvlJc w:val="left"/>
-      <w:pPr>
-        <w:ind w:left="4320" w:hanging="1440"/>
-      </w:pPr>
-    </w:lvl>
-  </w:abstractNum>
-  <w:abstractNum w:abstractNumId="27" w15:restartNumberingAfterBreak="0">
-    <w:nsid w:val="368B2A1A"/>
-    <w:multiLevelType w:val="multilevel"/>
-    <w:tmpl w:val="1809001F"/>
-    <w:lvl w:ilvl="0">
-      <w:start w:val="1"/>
-      <w:numFmt w:val="decimal"/>
-      <w:lvlText w:val="%1."/>
-      <w:lvlJc w:val="left"/>
-      <w:pPr>
-        <w:ind w:left="360" w:hanging="360"/>
-      </w:pPr>
-    </w:lvl>
-    <w:lvl w:ilvl="1">
-      <w:start w:val="1"/>
-      <w:numFmt w:val="decimal"/>
-      <w:lvlText w:val="%1.%2."/>
-      <w:lvlJc w:val="left"/>
-      <w:pPr>
-        <w:ind w:left="792" w:hanging="432"/>
-      </w:pPr>
-    </w:lvl>
-    <w:lvl w:ilvl="2">
-      <w:start w:val="1"/>
-      <w:numFmt w:val="decimal"/>
-      <w:lvlText w:val="%1.%2.%3."/>
-      <w:lvlJc w:val="left"/>
-      <w:pPr>
-        <w:ind w:left="1224" w:hanging="504"/>
-      </w:pPr>
-    </w:lvl>
-    <w:lvl w:ilvl="3">
-      <w:start w:val="1"/>
-      <w:numFmt w:val="decimal"/>
-      <w:lvlText w:val="%1.%2.%3.%4."/>
-      <w:lvlJc w:val="left"/>
-      <w:pPr>
-        <w:ind w:left="1728" w:hanging="648"/>
-      </w:pPr>
-    </w:lvl>
-    <w:lvl w:ilvl="4">
-      <w:start w:val="1"/>
-      <w:numFmt w:val="decimal"/>
-      <w:lvlText w:val="%1.%2.%3.%4.%5."/>
-      <w:lvlJc w:val="left"/>
-      <w:pPr>
-        <w:ind w:left="2232" w:hanging="792"/>
-      </w:pPr>
-    </w:lvl>
-    <w:lvl w:ilvl="5">
-      <w:start w:val="1"/>
-      <w:numFmt w:val="decimal"/>
-      <w:lvlText w:val="%1.%2.%3.%4.%5.%6."/>
-      <w:lvlJc w:val="left"/>
-      <w:pPr>
-        <w:ind w:left="2736" w:hanging="936"/>
-      </w:pPr>
-    </w:lvl>
-    <w:lvl w:ilvl="6">
-      <w:start w:val="1"/>
-      <w:numFmt w:val="decimal"/>
-      <w:lvlText w:val="%1.%2.%3.%4.%5.%6.%7."/>
-      <w:lvlJc w:val="left"/>
-      <w:pPr>
-        <w:ind w:left="3240" w:hanging="1080"/>
-      </w:pPr>
-    </w:lvl>
-    <w:lvl w:ilvl="7">
-      <w:start w:val="1"/>
-      <w:numFmt w:val="decimal"/>
-      <w:lvlText w:val="%1.%2.%3.%4.%5.%6.%7.%8."/>
-      <w:lvlJc w:val="left"/>
-      <w:pPr>
-        <w:ind w:left="3744" w:hanging="1224"/>
-      </w:pPr>
-    </w:lvl>
-    <w:lvl w:ilvl="8">
-      <w:start w:val="1"/>
-      <w:numFmt w:val="decimal"/>
-      <w:lvlText w:val="%1.%2.%3.%4.%5.%6.%7.%8.%9."/>
-      <w:lvlJc w:val="left"/>
-      <w:pPr>
-        <w:ind w:left="4320" w:hanging="1440"/>
-      </w:pPr>
-    </w:lvl>
-  </w:abstractNum>
-  <w:abstractNum w:abstractNumId="28" w15:restartNumberingAfterBreak="0">
-    <w:nsid w:val="39245568"/>
-    <w:multiLevelType w:val="multilevel"/>
-    <w:tmpl w:val="75D4B4E6"/>
-    <w:lvl w:ilvl="0">
-      <w:start w:val="1"/>
-      <w:numFmt w:val="bullet"/>
-      <w:lvlText w:val=""/>
-      <w:lvlJc w:val="left"/>
-      <w:pPr>
-        <w:tabs>
-          <w:tab w:val="num" w:pos="720"/>
-        </w:tabs>
-        <w:ind w:left="720" w:hanging="360"/>
-      </w:pPr>
-      <w:rPr>
-        <w:rFonts w:ascii="Symbol" w:hAnsi="Symbol" w:hint="default"/>
-        <w:sz w:val="20"/>
-      </w:rPr>
-    </w:lvl>
-    <w:lvl w:ilvl="1" w:tentative="1">
-      <w:start w:val="1"/>
-      <w:numFmt w:val="bullet"/>
-      <w:lvlText w:val=""/>
-      <w:lvlJc w:val="left"/>
-      <w:pPr>
-        <w:tabs>
-          <w:tab w:val="num" w:pos="1440"/>
-        </w:tabs>
-        <w:ind w:left="1440" w:hanging="360"/>
-      </w:pPr>
-      <w:rPr>
-        <w:rFonts w:ascii="Symbol" w:hAnsi="Symbol" w:hint="default"/>
-        <w:sz w:val="20"/>
-      </w:rPr>
-    </w:lvl>
-    <w:lvl w:ilvl="2" w:tentative="1">
-      <w:start w:val="1"/>
-      <w:numFmt w:val="bullet"/>
-      <w:lvlText w:val=""/>
-      <w:lvlJc w:val="left"/>
-      <w:pPr>
-        <w:tabs>
-          <w:tab w:val="num" w:pos="2160"/>
-        </w:tabs>
-        <w:ind w:left="2160" w:hanging="360"/>
-      </w:pPr>
-      <w:rPr>
-        <w:rFonts w:ascii="Symbol" w:hAnsi="Symbol" w:hint="default"/>
-        <w:sz w:val="20"/>
-      </w:rPr>
-    </w:lvl>
-    <w:lvl w:ilvl="3" w:tentative="1">
-      <w:start w:val="1"/>
-      <w:numFmt w:val="bullet"/>
-      <w:lvlText w:val=""/>
-      <w:lvlJc w:val="left"/>
-      <w:pPr>
-        <w:tabs>
-          <w:tab w:val="num" w:pos="2880"/>
-        </w:tabs>
-        <w:ind w:left="2880" w:hanging="360"/>
-      </w:pPr>
-      <w:rPr>
-        <w:rFonts w:ascii="Symbol" w:hAnsi="Symbol" w:hint="default"/>
-        <w:sz w:val="20"/>
-      </w:rPr>
-    </w:lvl>
-    <w:lvl w:ilvl="4" w:tentative="1">
-      <w:start w:val="1"/>
-      <w:numFmt w:val="bullet"/>
-      <w:lvlText w:val=""/>
-      <w:lvlJc w:val="left"/>
-      <w:pPr>
-        <w:tabs>
-          <w:tab w:val="num" w:pos="3600"/>
-        </w:tabs>
-        <w:ind w:left="3600" w:hanging="360"/>
-      </w:pPr>
-      <w:rPr>
-        <w:rFonts w:ascii="Symbol" w:hAnsi="Symbol" w:hint="default"/>
-        <w:sz w:val="20"/>
-      </w:rPr>
-    </w:lvl>
-    <w:lvl w:ilvl="5" w:tentative="1">
-      <w:start w:val="1"/>
-      <w:numFmt w:val="bullet"/>
-      <w:lvlText w:val=""/>
-      <w:lvlJc w:val="left"/>
-      <w:pPr>
-        <w:tabs>
-          <w:tab w:val="num" w:pos="4320"/>
-        </w:tabs>
-        <w:ind w:left="4320" w:hanging="360"/>
-      </w:pPr>
-      <w:rPr>
-        <w:rFonts w:ascii="Symbol" w:hAnsi="Symbol" w:hint="default"/>
-        <w:sz w:val="20"/>
-      </w:rPr>
-    </w:lvl>
-    <w:lvl w:ilvl="6" w:tentative="1">
-      <w:start w:val="1"/>
-      <w:numFmt w:val="bullet"/>
-      <w:lvlText w:val=""/>
-      <w:lvlJc w:val="left"/>
-      <w:pPr>
-        <w:tabs>
-          <w:tab w:val="num" w:pos="5040"/>
-        </w:tabs>
-        <w:ind w:left="5040" w:hanging="360"/>
-      </w:pPr>
-      <w:rPr>
-        <w:rFonts w:ascii="Symbol" w:hAnsi="Symbol" w:hint="default"/>
-        <w:sz w:val="20"/>
-      </w:rPr>
-    </w:lvl>
-    <w:lvl w:ilvl="7" w:tentative="1">
-      <w:start w:val="1"/>
-      <w:numFmt w:val="bullet"/>
-      <w:lvlText w:val=""/>
-      <w:lvlJc w:val="left"/>
-      <w:pPr>
-        <w:tabs>
-          <w:tab w:val="num" w:pos="5760"/>
-        </w:tabs>
-        <w:ind w:left="5760" w:hanging="360"/>
-      </w:pPr>
-      <w:rPr>
-        <w:rFonts w:ascii="Symbol" w:hAnsi="Symbol" w:hint="default"/>
-        <w:sz w:val="20"/>
-      </w:rPr>
-    </w:lvl>
-    <w:lvl w:ilvl="8" w:tentative="1">
-      <w:start w:val="1"/>
-      <w:numFmt w:val="bullet"/>
-      <w:lvlText w:val=""/>
-      <w:lvlJc w:val="left"/>
-      <w:pPr>
-        <w:tabs>
-          <w:tab w:val="num" w:pos="6480"/>
-        </w:tabs>
-        <w:ind w:left="6480" w:hanging="360"/>
-      </w:pPr>
-      <w:rPr>
-        <w:rFonts w:ascii="Symbol" w:hAnsi="Symbol" w:hint="default"/>
-        <w:sz w:val="20"/>
-      </w:rPr>
-    </w:lvl>
-  </w:abstractNum>
-  <w:abstractNum w:abstractNumId="29" w15:restartNumberingAfterBreak="0">
-    <w:nsid w:val="3A6277A8"/>
-    <w:multiLevelType w:val="multilevel"/>
-    <w:tmpl w:val="1809001F"/>
-    <w:lvl w:ilvl="0">
-      <w:start w:val="1"/>
-      <w:numFmt w:val="decimal"/>
-      <w:lvlText w:val="%1."/>
-      <w:lvlJc w:val="left"/>
-      <w:pPr>
-        <w:ind w:left="360" w:hanging="360"/>
-      </w:pPr>
-    </w:lvl>
-    <w:lvl w:ilvl="1">
-      <w:start w:val="1"/>
-      <w:numFmt w:val="decimal"/>
-      <w:lvlText w:val="%1.%2."/>
-      <w:lvlJc w:val="left"/>
-      <w:pPr>
-        <w:ind w:left="792" w:hanging="432"/>
-      </w:pPr>
-    </w:lvl>
-    <w:lvl w:ilvl="2">
-      <w:start w:val="1"/>
-      <w:numFmt w:val="decimal"/>
-      <w:lvlText w:val="%1.%2.%3."/>
-      <w:lvlJc w:val="left"/>
-      <w:pPr>
-        <w:ind w:left="1224" w:hanging="504"/>
-      </w:pPr>
-    </w:lvl>
-    <w:lvl w:ilvl="3">
-      <w:start w:val="1"/>
-      <w:numFmt w:val="decimal"/>
-      <w:lvlText w:val="%1.%2.%3.%4."/>
-      <w:lvlJc w:val="left"/>
-      <w:pPr>
-        <w:ind w:left="1728" w:hanging="648"/>
-      </w:pPr>
-    </w:lvl>
-    <w:lvl w:ilvl="4">
-      <w:start w:val="1"/>
-      <w:numFmt w:val="decimal"/>
-      <w:lvlText w:val="%1.%2.%3.%4.%5."/>
-      <w:lvlJc w:val="left"/>
-      <w:pPr>
-        <w:ind w:left="2232" w:hanging="792"/>
-      </w:pPr>
-    </w:lvl>
-    <w:lvl w:ilvl="5">
-      <w:start w:val="1"/>
-      <w:numFmt w:val="decimal"/>
-      <w:lvlText w:val="%1.%2.%3.%4.%5.%6."/>
-      <w:lvlJc w:val="left"/>
-      <w:pPr>
-        <w:ind w:left="2736" w:hanging="936"/>
-      </w:pPr>
-    </w:lvl>
-    <w:lvl w:ilvl="6">
-      <w:start w:val="1"/>
-      <w:numFmt w:val="decimal"/>
-      <w:lvlText w:val="%1.%2.%3.%4.%5.%6.%7."/>
-      <w:lvlJc w:val="left"/>
-      <w:pPr>
-        <w:ind w:left="3240" w:hanging="1080"/>
-      </w:pPr>
-    </w:lvl>
-    <w:lvl w:ilvl="7">
-      <w:start w:val="1"/>
-      <w:numFmt w:val="decimal"/>
-      <w:lvlText w:val="%1.%2.%3.%4.%5.%6.%7.%8."/>
-      <w:lvlJc w:val="left"/>
-      <w:pPr>
-        <w:ind w:left="3744" w:hanging="1224"/>
-      </w:pPr>
-    </w:lvl>
-    <w:lvl w:ilvl="8">
-      <w:start w:val="1"/>
-      <w:numFmt w:val="decimal"/>
-      <w:lvlText w:val="%1.%2.%3.%4.%5.%6.%7.%8.%9."/>
-      <w:lvlJc w:val="left"/>
-      <w:pPr>
-        <w:ind w:left="4320" w:hanging="1440"/>
-      </w:pPr>
-    </w:lvl>
-  </w:abstractNum>
-  <w:abstractNum w:abstractNumId="30" w15:restartNumberingAfterBreak="0">
-    <w:nsid w:val="3D343E45"/>
-    <w:multiLevelType w:val="hybridMultilevel"/>
-    <w:tmpl w:val="4EFEE504"/>
-    <w:lvl w:ilvl="0" w:tplc="18090001">
-      <w:start w:val="1"/>
-      <w:numFmt w:val="bullet"/>
-      <w:lvlText w:val=""/>
-      <w:lvlJc w:val="left"/>
-      <w:pPr>
-        <w:ind w:left="720" w:hanging="360"/>
-      </w:pPr>
-      <w:rPr>
-        <w:rFonts w:ascii="Symbol" w:hAnsi="Symbol" w:hint="default"/>
-      </w:rPr>
-    </w:lvl>
-    <w:lvl w:ilvl="1" w:tplc="18090003" w:tentative="1">
-      <w:start w:val="1"/>
-      <w:numFmt w:val="bullet"/>
-      <w:lvlText w:val="o"/>
-      <w:lvlJc w:val="left"/>
-      <w:pPr>
-        <w:ind w:left="1440" w:hanging="360"/>
-      </w:pPr>
-      <w:rPr>
-        <w:rFonts w:ascii="Courier New" w:hAnsi="Courier New" w:cs="Courier New" w:hint="default"/>
-      </w:rPr>
-    </w:lvl>
-    <w:lvl w:ilvl="2" w:tplc="18090005" w:tentative="1">
-      <w:start w:val="1"/>
-      <w:numFmt w:val="bullet"/>
-      <w:lvlText w:val=""/>
-      <w:lvlJc w:val="left"/>
-      <w:pPr>
-        <w:ind w:left="2160" w:hanging="360"/>
-      </w:pPr>
-      <w:rPr>
-        <w:rFonts w:ascii="Wingdings" w:hAnsi="Wingdings" w:hint="default"/>
-      </w:rPr>
-    </w:lvl>
-    <w:lvl w:ilvl="3" w:tplc="18090001" w:tentative="1">
-      <w:start w:val="1"/>
-      <w:numFmt w:val="bullet"/>
-      <w:lvlText w:val=""/>
-      <w:lvlJc w:val="left"/>
-      <w:pPr>
-        <w:ind w:left="2880" w:hanging="360"/>
-      </w:pPr>
-      <w:rPr>
-        <w:rFonts w:ascii="Symbol" w:hAnsi="Symbol" w:hint="default"/>
-      </w:rPr>
-    </w:lvl>
-    <w:lvl w:ilvl="4" w:tplc="18090003" w:tentative="1">
-      <w:start w:val="1"/>
-      <w:numFmt w:val="bullet"/>
-      <w:lvlText w:val="o"/>
-      <w:lvlJc w:val="left"/>
-      <w:pPr>
-        <w:ind w:left="3600" w:hanging="360"/>
-      </w:pPr>
-      <w:rPr>
-        <w:rFonts w:ascii="Courier New" w:hAnsi="Courier New" w:cs="Courier New" w:hint="default"/>
-      </w:rPr>
-    </w:lvl>
-    <w:lvl w:ilvl="5" w:tplc="18090005" w:tentative="1">
-      <w:start w:val="1"/>
-      <w:numFmt w:val="bullet"/>
-      <w:lvlText w:val=""/>
-      <w:lvlJc w:val="left"/>
-      <w:pPr>
-        <w:ind w:left="4320" w:hanging="360"/>
-      </w:pPr>
-      <w:rPr>
-        <w:rFonts w:ascii="Wingdings" w:hAnsi="Wingdings" w:hint="default"/>
-      </w:rPr>
-    </w:lvl>
-    <w:lvl w:ilvl="6" w:tplc="18090001" w:tentative="1">
-      <w:start w:val="1"/>
-      <w:numFmt w:val="bullet"/>
-      <w:lvlText w:val=""/>
-      <w:lvlJc w:val="left"/>
-      <w:pPr>
-        <w:ind w:left="5040" w:hanging="360"/>
-      </w:pPr>
-      <w:rPr>
-        <w:rFonts w:ascii="Symbol" w:hAnsi="Symbol" w:hint="default"/>
-      </w:rPr>
-    </w:lvl>
-    <w:lvl w:ilvl="7" w:tplc="18090003" w:tentative="1">
-      <w:start w:val="1"/>
-      <w:numFmt w:val="bullet"/>
-      <w:lvlText w:val="o"/>
-      <w:lvlJc w:val="left"/>
-      <w:pPr>
-        <w:ind w:left="5760" w:hanging="360"/>
-      </w:pPr>
-      <w:rPr>
-        <w:rFonts w:ascii="Courier New" w:hAnsi="Courier New" w:cs="Courier New" w:hint="default"/>
-      </w:rPr>
-    </w:lvl>
-    <w:lvl w:ilvl="8" w:tplc="18090005" w:tentative="1">
-      <w:start w:val="1"/>
-      <w:numFmt w:val="bullet"/>
-      <w:lvlText w:val=""/>
-      <w:lvlJc w:val="left"/>
-      <w:pPr>
-        <w:ind w:left="6480" w:hanging="360"/>
-      </w:pPr>
-      <w:rPr>
-        <w:rFonts w:ascii="Wingdings" w:hAnsi="Wingdings" w:hint="default"/>
-      </w:rPr>
-    </w:lvl>
-  </w:abstractNum>
-  <w:abstractNum w:abstractNumId="31" w15:restartNumberingAfterBreak="0">
-    <w:nsid w:val="3DCC020E"/>
-    <w:multiLevelType w:val="multilevel"/>
-    <w:tmpl w:val="F568261C"/>
-    <w:lvl w:ilvl="0">
-      <w:start w:val="1"/>
-      <w:numFmt w:val="bullet"/>
-      <w:lvlText w:val=""/>
-      <w:lvlJc w:val="left"/>
-      <w:pPr>
-        <w:tabs>
-          <w:tab w:val="num" w:pos="720"/>
-        </w:tabs>
-        <w:ind w:left="720" w:hanging="360"/>
-      </w:pPr>
-      <w:rPr>
-        <w:rFonts w:ascii="Symbol" w:hAnsi="Symbol" w:hint="default"/>
-        <w:sz w:val="20"/>
-      </w:rPr>
-    </w:lvl>
-    <w:lvl w:ilvl="1" w:tentative="1">
-      <w:start w:val="1"/>
-      <w:numFmt w:val="bullet"/>
-      <w:lvlText w:val=""/>
-      <w:lvlJc w:val="left"/>
-      <w:pPr>
-        <w:tabs>
-          <w:tab w:val="num" w:pos="1440"/>
-        </w:tabs>
-        <w:ind w:left="1440" w:hanging="360"/>
-      </w:pPr>
-      <w:rPr>
-        <w:rFonts w:ascii="Symbol" w:hAnsi="Symbol" w:hint="default"/>
-        <w:sz w:val="20"/>
-      </w:rPr>
-    </w:lvl>
-    <w:lvl w:ilvl="2" w:tentative="1">
-      <w:start w:val="1"/>
-      <w:numFmt w:val="bullet"/>
-      <w:lvlText w:val=""/>
-      <w:lvlJc w:val="left"/>
-      <w:pPr>
-        <w:tabs>
-          <w:tab w:val="num" w:pos="2160"/>
-        </w:tabs>
-        <w:ind w:left="2160" w:hanging="360"/>
-      </w:pPr>
-      <w:rPr>
-        <w:rFonts w:ascii="Symbol" w:hAnsi="Symbol" w:hint="default"/>
-        <w:sz w:val="20"/>
-      </w:rPr>
-    </w:lvl>
-    <w:lvl w:ilvl="3" w:tentative="1">
-      <w:start w:val="1"/>
-      <w:numFmt w:val="bullet"/>
-      <w:lvlText w:val=""/>
-      <w:lvlJc w:val="left"/>
-      <w:pPr>
-        <w:tabs>
-          <w:tab w:val="num" w:pos="2880"/>
-        </w:tabs>
-        <w:ind w:left="2880" w:hanging="360"/>
-      </w:pPr>
-      <w:rPr>
-        <w:rFonts w:ascii="Symbol" w:hAnsi="Symbol" w:hint="default"/>
-        <w:sz w:val="20"/>
-      </w:rPr>
-    </w:lvl>
-    <w:lvl w:ilvl="4" w:tentative="1">
-      <w:start w:val="1"/>
-      <w:numFmt w:val="bullet"/>
-      <w:lvlText w:val=""/>
-      <w:lvlJc w:val="left"/>
-      <w:pPr>
-        <w:tabs>
-          <w:tab w:val="num" w:pos="3600"/>
-        </w:tabs>
-        <w:ind w:left="3600" w:hanging="360"/>
-      </w:pPr>
-      <w:rPr>
-        <w:rFonts w:ascii="Symbol" w:hAnsi="Symbol" w:hint="default"/>
-        <w:sz w:val="20"/>
-      </w:rPr>
-    </w:lvl>
-    <w:lvl w:ilvl="5" w:tentative="1">
-      <w:start w:val="1"/>
-      <w:numFmt w:val="bullet"/>
-      <w:lvlText w:val=""/>
-      <w:lvlJc w:val="left"/>
-      <w:pPr>
-        <w:tabs>
-          <w:tab w:val="num" w:pos="4320"/>
-        </w:tabs>
-        <w:ind w:left="4320" w:hanging="360"/>
-      </w:pPr>
-      <w:rPr>
-        <w:rFonts w:ascii="Symbol" w:hAnsi="Symbol" w:hint="default"/>
-        <w:sz w:val="20"/>
-      </w:rPr>
-    </w:lvl>
-    <w:lvl w:ilvl="6" w:tentative="1">
-      <w:start w:val="1"/>
-      <w:numFmt w:val="bullet"/>
-      <w:lvlText w:val=""/>
-      <w:lvlJc w:val="left"/>
-      <w:pPr>
-        <w:tabs>
-          <w:tab w:val="num" w:pos="5040"/>
-        </w:tabs>
-        <w:ind w:left="5040" w:hanging="360"/>
-      </w:pPr>
-      <w:rPr>
-        <w:rFonts w:ascii="Symbol" w:hAnsi="Symbol" w:hint="default"/>
-        <w:sz w:val="20"/>
-      </w:rPr>
-    </w:lvl>
-    <w:lvl w:ilvl="7" w:tentative="1">
-      <w:start w:val="1"/>
-      <w:numFmt w:val="bullet"/>
-      <w:lvlText w:val=""/>
-      <w:lvlJc w:val="left"/>
-      <w:pPr>
-        <w:tabs>
-          <w:tab w:val="num" w:pos="5760"/>
-        </w:tabs>
-        <w:ind w:left="5760" w:hanging="360"/>
-      </w:pPr>
-      <w:rPr>
-        <w:rFonts w:ascii="Symbol" w:hAnsi="Symbol" w:hint="default"/>
-        <w:sz w:val="20"/>
-      </w:rPr>
-    </w:lvl>
-    <w:lvl w:ilvl="8" w:tentative="1">
-      <w:start w:val="1"/>
-      <w:numFmt w:val="bullet"/>
-      <w:lvlText w:val=""/>
-      <w:lvlJc w:val="left"/>
-      <w:pPr>
-        <w:tabs>
-          <w:tab w:val="num" w:pos="6480"/>
-        </w:tabs>
-        <w:ind w:left="6480" w:hanging="360"/>
-      </w:pPr>
-      <w:rPr>
-        <w:rFonts w:ascii="Symbol" w:hAnsi="Symbol" w:hint="default"/>
-        <w:sz w:val="20"/>
-      </w:rPr>
-    </w:lvl>
-  </w:abstractNum>
-  <w:abstractNum w:abstractNumId="32" w15:restartNumberingAfterBreak="0">
-    <w:nsid w:val="43BE10D6"/>
-    <w:multiLevelType w:val="multilevel"/>
-    <w:tmpl w:val="16A40BC4"/>
-    <w:lvl w:ilvl="0">
-      <w:start w:val="1"/>
-      <w:numFmt w:val="bullet"/>
-      <w:lvlText w:val=""/>
-      <w:lvlJc w:val="left"/>
-      <w:pPr>
-        <w:tabs>
-          <w:tab w:val="num" w:pos="720"/>
-        </w:tabs>
-        <w:ind w:left="720" w:hanging="360"/>
-      </w:pPr>
-      <w:rPr>
-        <w:rFonts w:ascii="Symbol" w:hAnsi="Symbol" w:hint="default"/>
-        <w:sz w:val="20"/>
-      </w:rPr>
-    </w:lvl>
-    <w:lvl w:ilvl="1" w:tentative="1">
-      <w:start w:val="1"/>
-      <w:numFmt w:val="bullet"/>
-      <w:lvlText w:val=""/>
-      <w:lvlJc w:val="left"/>
-      <w:pPr>
-        <w:tabs>
-          <w:tab w:val="num" w:pos="1440"/>
-        </w:tabs>
-        <w:ind w:left="1440" w:hanging="360"/>
-      </w:pPr>
-      <w:rPr>
-        <w:rFonts w:ascii="Symbol" w:hAnsi="Symbol" w:hint="default"/>
-        <w:sz w:val="20"/>
-      </w:rPr>
-    </w:lvl>
-    <w:lvl w:ilvl="2" w:tentative="1">
-      <w:start w:val="1"/>
-      <w:numFmt w:val="bullet"/>
-      <w:lvlText w:val=""/>
-      <w:lvlJc w:val="left"/>
-      <w:pPr>
-        <w:tabs>
-          <w:tab w:val="num" w:pos="2160"/>
-        </w:tabs>
-        <w:ind w:left="2160" w:hanging="360"/>
-      </w:pPr>
-      <w:rPr>
-        <w:rFonts w:ascii="Symbol" w:hAnsi="Symbol" w:hint="default"/>
-        <w:sz w:val="20"/>
-      </w:rPr>
-    </w:lvl>
-    <w:lvl w:ilvl="3" w:tentative="1">
-      <w:start w:val="1"/>
-      <w:numFmt w:val="bullet"/>
-      <w:lvlText w:val=""/>
-      <w:lvlJc w:val="left"/>
-      <w:pPr>
-        <w:tabs>
-          <w:tab w:val="num" w:pos="2880"/>
-        </w:tabs>
-        <w:ind w:left="2880" w:hanging="360"/>
-      </w:pPr>
-      <w:rPr>
-        <w:rFonts w:ascii="Symbol" w:hAnsi="Symbol" w:hint="default"/>
-        <w:sz w:val="20"/>
-      </w:rPr>
-    </w:lvl>
-    <w:lvl w:ilvl="4" w:tentative="1">
-      <w:start w:val="1"/>
-      <w:numFmt w:val="bullet"/>
-      <w:lvlText w:val=""/>
-      <w:lvlJc w:val="left"/>
-      <w:pPr>
-        <w:tabs>
-          <w:tab w:val="num" w:pos="3600"/>
-        </w:tabs>
-        <w:ind w:left="3600" w:hanging="360"/>
-      </w:pPr>
-      <w:rPr>
-        <w:rFonts w:ascii="Symbol" w:hAnsi="Symbol" w:hint="default"/>
-        <w:sz w:val="20"/>
-      </w:rPr>
-    </w:lvl>
-    <w:lvl w:ilvl="5" w:tentative="1">
-      <w:start w:val="1"/>
-      <w:numFmt w:val="bullet"/>
-      <w:lvlText w:val=""/>
-      <w:lvlJc w:val="left"/>
-      <w:pPr>
-        <w:tabs>
-          <w:tab w:val="num" w:pos="4320"/>
-        </w:tabs>
-        <w:ind w:left="4320" w:hanging="360"/>
-      </w:pPr>
-      <w:rPr>
-        <w:rFonts w:ascii="Symbol" w:hAnsi="Symbol" w:hint="default"/>
-        <w:sz w:val="20"/>
-      </w:rPr>
-    </w:lvl>
-    <w:lvl w:ilvl="6" w:tentative="1">
-      <w:start w:val="1"/>
-      <w:numFmt w:val="bullet"/>
-      <w:lvlText w:val=""/>
-      <w:lvlJc w:val="left"/>
-      <w:pPr>
-        <w:tabs>
-          <w:tab w:val="num" w:pos="5040"/>
-        </w:tabs>
-        <w:ind w:left="5040" w:hanging="360"/>
-      </w:pPr>
-      <w:rPr>
-        <w:rFonts w:ascii="Symbol" w:hAnsi="Symbol" w:hint="default"/>
-        <w:sz w:val="20"/>
-      </w:rPr>
-    </w:lvl>
-    <w:lvl w:ilvl="7" w:tentative="1">
-      <w:start w:val="1"/>
-      <w:numFmt w:val="bullet"/>
-      <w:lvlText w:val=""/>
-      <w:lvlJc w:val="left"/>
-      <w:pPr>
-        <w:tabs>
-          <w:tab w:val="num" w:pos="5760"/>
-        </w:tabs>
-        <w:ind w:left="5760" w:hanging="360"/>
-      </w:pPr>
-      <w:rPr>
-        <w:rFonts w:ascii="Symbol" w:hAnsi="Symbol" w:hint="default"/>
-        <w:sz w:val="20"/>
-      </w:rPr>
-    </w:lvl>
-    <w:lvl w:ilvl="8" w:tentative="1">
-      <w:start w:val="1"/>
-      <w:numFmt w:val="bullet"/>
-      <w:lvlText w:val=""/>
-      <w:lvlJc w:val="left"/>
-      <w:pPr>
-        <w:tabs>
-          <w:tab w:val="num" w:pos="6480"/>
-        </w:tabs>
-        <w:ind w:left="6480" w:hanging="360"/>
-      </w:pPr>
-      <w:rPr>
-        <w:rFonts w:ascii="Symbol" w:hAnsi="Symbol" w:hint="default"/>
-        <w:sz w:val="20"/>
-      </w:rPr>
-    </w:lvl>
-  </w:abstractNum>
-  <w:abstractNum w:abstractNumId="33" w15:restartNumberingAfterBreak="0">
+  <w:abstractNum w:abstractNumId="5" w15:restartNumberingAfterBreak="0">
     <w:nsid w:val="45F50455"/>
     <w:multiLevelType w:val="hybridMultilevel"/>
     <w:tmpl w:val="53AEA994"/>
@@ -8315,93 +5451,7 @@
       </w:rPr>
     </w:lvl>
   </w:abstractNum>
-  <w:abstractNum w:abstractNumId="34" w15:restartNumberingAfterBreak="0">
-    <w:nsid w:val="477D40E3"/>
-    <w:multiLevelType w:val="hybridMultilevel"/>
-    <w:tmpl w:val="16B8D3A2"/>
-    <w:lvl w:ilvl="0" w:tplc="0409001B">
-      <w:start w:val="1"/>
-      <w:numFmt w:val="lowerRoman"/>
-      <w:lvlText w:val="%1."/>
-      <w:lvlJc w:val="right"/>
-      <w:pPr>
-        <w:ind w:left="2160" w:hanging="360"/>
-      </w:pPr>
-    </w:lvl>
-    <w:lvl w:ilvl="1" w:tplc="FFFFFFFF" w:tentative="1">
-      <w:start w:val="1"/>
-      <w:numFmt w:val="lowerLetter"/>
-      <w:lvlText w:val="%2."/>
-      <w:lvlJc w:val="left"/>
-      <w:pPr>
-        <w:ind w:left="2880" w:hanging="360"/>
-      </w:pPr>
-    </w:lvl>
-    <w:lvl w:ilvl="2" w:tplc="FFFFFFFF" w:tentative="1">
-      <w:start w:val="1"/>
-      <w:numFmt w:val="lowerRoman"/>
-      <w:lvlText w:val="%3."/>
-      <w:lvlJc w:val="right"/>
-      <w:pPr>
-        <w:ind w:left="3600" w:hanging="180"/>
-      </w:pPr>
-    </w:lvl>
-    <w:lvl w:ilvl="3" w:tplc="FFFFFFFF" w:tentative="1">
-      <w:start w:val="1"/>
-      <w:numFmt w:val="decimal"/>
-      <w:lvlText w:val="%4."/>
-      <w:lvlJc w:val="left"/>
-      <w:pPr>
-        <w:ind w:left="4320" w:hanging="360"/>
-      </w:pPr>
-    </w:lvl>
-    <w:lvl w:ilvl="4" w:tplc="FFFFFFFF" w:tentative="1">
-      <w:start w:val="1"/>
-      <w:numFmt w:val="lowerLetter"/>
-      <w:lvlText w:val="%5."/>
-      <w:lvlJc w:val="left"/>
-      <w:pPr>
-        <w:ind w:left="5040" w:hanging="360"/>
-      </w:pPr>
-    </w:lvl>
-    <w:lvl w:ilvl="5" w:tplc="FFFFFFFF" w:tentative="1">
-      <w:start w:val="1"/>
-      <w:numFmt w:val="lowerRoman"/>
-      <w:lvlText w:val="%6."/>
-      <w:lvlJc w:val="right"/>
-      <w:pPr>
-        <w:ind w:left="5760" w:hanging="180"/>
-      </w:pPr>
-    </w:lvl>
-    <w:lvl w:ilvl="6" w:tplc="FFFFFFFF" w:tentative="1">
-      <w:start w:val="1"/>
-      <w:numFmt w:val="decimal"/>
-      <w:lvlText w:val="%7."/>
-      <w:lvlJc w:val="left"/>
-      <w:pPr>
-        <w:ind w:left="6480" w:hanging="360"/>
-      </w:pPr>
-    </w:lvl>
-    <w:lvl w:ilvl="7" w:tplc="FFFFFFFF" w:tentative="1">
-      <w:start w:val="1"/>
-      <w:numFmt w:val="lowerLetter"/>
-      <w:lvlText w:val="%8."/>
-      <w:lvlJc w:val="left"/>
-      <w:pPr>
-        <w:ind w:left="7200" w:hanging="360"/>
-      </w:pPr>
-    </w:lvl>
-    <w:lvl w:ilvl="8" w:tplc="FFFFFFFF" w:tentative="1">
-      <w:start w:val="1"/>
-      <w:numFmt w:val="lowerRoman"/>
-      <w:lvlText w:val="%9."/>
-      <w:lvlJc w:val="right"/>
-      <w:pPr>
-        <w:ind w:left="7920" w:hanging="180"/>
-      </w:pPr>
-    </w:lvl>
-  </w:abstractNum>
-  <w:abstractNum w:abstractNumId="35" w15:restartNumberingAfterBreak="0">
+  <w:abstractNum w:abstractNumId="6" w15:restartNumberingAfterBreak="0">
     <w:nsid w:val="489259DD"/>
     <w:multiLevelType w:val="multilevel"/>
     <w:tmpl w:val="1809001F"/>
@@ -8487,96 +5537,7 @@
       </w:pPr>
     </w:lvl>
   </w:abstractNum>
-  <w:abstractNum w:abstractNumId="36" w15:restartNumberingAfterBreak="0">
-    <w:nsid w:val="49D76F93"/>
-    <w:multiLevelType w:val="hybridMultilevel"/>
-    <w:tmpl w:val="79180D9C"/>
-    <w:lvl w:ilvl="0" w:tplc="1809000F">
-      <w:start w:val="1"/>
-      <w:numFmt w:val="decimal"/>
-      <w:lvlText w:val="%1."/>
-      <w:lvlJc w:val="left"/>
-      <w:pPr>
-        <w:ind w:left="720" w:hanging="360"/>
-      </w:pPr>
-      <w:rPr>
-        <w:rFonts w:hint="default"/>
-      </w:rPr>
-    </w:lvl>
-    <w:lvl w:ilvl="1" w:tplc="18090019">
-      <w:start w:val="1"/>
-      <w:numFmt w:val="lowerLetter"/>
-      <w:lvlText w:val="%2."/>
-      <w:lvlJc w:val="left"/>
-      <w:pPr>
-        <w:ind w:left="1440" w:hanging="360"/>
-      </w:pPr>
-    </w:lvl>
-    <w:lvl w:ilvl="2" w:tplc="1809001B" w:tentative="1">
-      <w:start w:val="1"/>
-      <w:numFmt w:val="lowerRoman"/>
-      <w:lvlText w:val="%3."/>
-      <w:lvlJc w:val="right"/>
-      <w:pPr>
-        <w:ind w:left="2160" w:hanging="180"/>
-      </w:pPr>
-    </w:lvl>
-    <w:lvl w:ilvl="3" w:tplc="1809000F" w:tentative="1">
-      <w:start w:val="1"/>
-      <w:numFmt w:val="decimal"/>
-      <w:lvlText w:val="%4."/>
-      <w:lvlJc w:val="left"/>
-      <w:pPr>
-        <w:ind w:left="2880" w:hanging="360"/>
-      </w:pPr>
-    </w:lvl>
-    <w:lvl w:ilvl="4" w:tplc="18090019" w:tentative="1">
-      <w:start w:val="1"/>
-      <w:numFmt w:val="lowerLetter"/>
-      <w:lvlText w:val="%5."/>
-      <w:lvlJc w:val="left"/>
-      <w:pPr>
-        <w:ind w:left="3600" w:hanging="360"/>
-      </w:pPr>
-    </w:lvl>
-    <w:lvl w:ilvl="5" w:tplc="1809001B" w:tentative="1">
-      <w:start w:val="1"/>
-      <w:numFmt w:val="lowerRoman"/>
-      <w:lvlText w:val="%6."/>
-      <w:lvlJc w:val="right"/>
-      <w:pPr>
-        <w:ind w:left="4320" w:hanging="180"/>
-      </w:pPr>
-    </w:lvl>
-    <w:lvl w:ilvl="6" w:tplc="1809000F" w:tentative="1">
-      <w:start w:val="1"/>
-      <w:numFmt w:val="decimal"/>
-      <w:lvlText w:val="%7."/>
-      <w:lvlJc w:val="left"/>
-      <w:pPr>
-        <w:ind w:left="5040" w:hanging="360"/>
-      </w:pPr>
-    </w:lvl>
-    <w:lvl w:ilvl="7" w:tplc="18090019" w:tentative="1">
-      <w:start w:val="1"/>
-      <w:numFmt w:val="lowerLetter"/>
-      <w:lvlText w:val="%8."/>
-      <w:lvlJc w:val="left"/>
-      <w:pPr>
-        <w:ind w:left="5760" w:hanging="360"/>
-      </w:pPr>
-    </w:lvl>
-    <w:lvl w:ilvl="8" w:tplc="1809001B" w:tentative="1">
-      <w:start w:val="1"/>
-      <w:numFmt w:val="lowerRoman"/>
-      <w:lvlText w:val="%9."/>
-      <w:lvlJc w:val="right"/>
-      <w:pPr>
-        <w:ind w:left="6480" w:hanging="180"/>
-      </w:pPr>
-    </w:lvl>
-  </w:abstractNum>
-  <w:abstractNum w:abstractNumId="37" w15:restartNumberingAfterBreak="0">
+  <w:abstractNum w:abstractNumId="7" w15:restartNumberingAfterBreak="0">
     <w:nsid w:val="4BD45AE1"/>
     <w:multiLevelType w:val="hybridMultilevel"/>
     <w:tmpl w:val="5F56DBBC"/>
@@ -8663,567 +5624,7 @@
       </w:pPr>
     </w:lvl>
   </w:abstractNum>
-  <w:abstractNum w:abstractNumId="38" w15:restartNumberingAfterBreak="0">
-    <w:nsid w:val="4DA461BA"/>
-    <w:multiLevelType w:val="multilevel"/>
-    <w:tmpl w:val="F21A8740"/>
-    <w:lvl w:ilvl="0">
-      <w:start w:val="1"/>
-      <w:numFmt w:val="bullet"/>
-      <w:lvlText w:val=""/>
-      <w:lvlJc w:val="left"/>
-      <w:pPr>
-        <w:tabs>
-          <w:tab w:val="num" w:pos="720"/>
-        </w:tabs>
-        <w:ind w:left="720" w:hanging="360"/>
-      </w:pPr>
-      <w:rPr>
-        <w:rFonts w:ascii="Symbol" w:hAnsi="Symbol" w:hint="default"/>
-        <w:sz w:val="20"/>
-      </w:rPr>
-    </w:lvl>
-    <w:lvl w:ilvl="1" w:tentative="1">
-      <w:start w:val="1"/>
-      <w:numFmt w:val="bullet"/>
-      <w:lvlText w:val=""/>
-      <w:lvlJc w:val="left"/>
-      <w:pPr>
-        <w:tabs>
-          <w:tab w:val="num" w:pos="1440"/>
-        </w:tabs>
-        <w:ind w:left="1440" w:hanging="360"/>
-      </w:pPr>
-      <w:rPr>
-        <w:rFonts w:ascii="Symbol" w:hAnsi="Symbol" w:hint="default"/>
-        <w:sz w:val="20"/>
-      </w:rPr>
-    </w:lvl>
-    <w:lvl w:ilvl="2" w:tentative="1">
-      <w:start w:val="1"/>
-      <w:numFmt w:val="bullet"/>
-      <w:lvlText w:val=""/>
-      <w:lvlJc w:val="left"/>
-      <w:pPr>
-        <w:tabs>
-          <w:tab w:val="num" w:pos="2160"/>
-        </w:tabs>
-        <w:ind w:left="2160" w:hanging="360"/>
-      </w:pPr>
-      <w:rPr>
-        <w:rFonts w:ascii="Symbol" w:hAnsi="Symbol" w:hint="default"/>
-        <w:sz w:val="20"/>
-      </w:rPr>
-    </w:lvl>
-    <w:lvl w:ilvl="3" w:tentative="1">
-      <w:start w:val="1"/>
-      <w:numFmt w:val="bullet"/>
-      <w:lvlText w:val=""/>
-      <w:lvlJc w:val="left"/>
-      <w:pPr>
-        <w:tabs>
-          <w:tab w:val="num" w:pos="2880"/>
-        </w:tabs>
-        <w:ind w:left="2880" w:hanging="360"/>
-      </w:pPr>
-      <w:rPr>
-        <w:rFonts w:ascii="Symbol" w:hAnsi="Symbol" w:hint="default"/>
-        <w:sz w:val="20"/>
-      </w:rPr>
-    </w:lvl>
-    <w:lvl w:ilvl="4" w:tentative="1">
-      <w:start w:val="1"/>
-      <w:numFmt w:val="bullet"/>
-      <w:lvlText w:val=""/>
-      <w:lvlJc w:val="left"/>
-      <w:pPr>
-        <w:tabs>
-          <w:tab w:val="num" w:pos="3600"/>
-        </w:tabs>
-        <w:ind w:left="3600" w:hanging="360"/>
-      </w:pPr>
-      <w:rPr>
-        <w:rFonts w:ascii="Symbol" w:hAnsi="Symbol" w:hint="default"/>
-        <w:sz w:val="20"/>
-      </w:rPr>
-    </w:lvl>
-    <w:lvl w:ilvl="5" w:tentative="1">
-      <w:start w:val="1"/>
-      <w:numFmt w:val="bullet"/>
-      <w:lvlText w:val=""/>
-      <w:lvlJc w:val="left"/>
-      <w:pPr>
-        <w:tabs>
-          <w:tab w:val="num" w:pos="4320"/>
-        </w:tabs>
-        <w:ind w:left="4320" w:hanging="360"/>
-      </w:pPr>
-      <w:rPr>
-        <w:rFonts w:ascii="Symbol" w:hAnsi="Symbol" w:hint="default"/>
-        <w:sz w:val="20"/>
-      </w:rPr>
-    </w:lvl>
-    <w:lvl w:ilvl="6" w:tentative="1">
-      <w:start w:val="1"/>
-      <w:numFmt w:val="bullet"/>
-      <w:lvlText w:val=""/>
-      <w:lvlJc w:val="left"/>
-      <w:pPr>
-        <w:tabs>
-          <w:tab w:val="num" w:pos="5040"/>
-        </w:tabs>
-        <w:ind w:left="5040" w:hanging="360"/>
-      </w:pPr>
-      <w:rPr>
-        <w:rFonts w:ascii="Symbol" w:hAnsi="Symbol" w:hint="default"/>
-        <w:sz w:val="20"/>
-      </w:rPr>
-    </w:lvl>
-    <w:lvl w:ilvl="7" w:tentative="1">
-      <w:start w:val="1"/>
-      <w:numFmt w:val="bullet"/>
-      <w:lvlText w:val=""/>
-      <w:lvlJc w:val="left"/>
-      <w:pPr>
-        <w:tabs>
-          <w:tab w:val="num" w:pos="5760"/>
-        </w:tabs>
-        <w:ind w:left="5760" w:hanging="360"/>
-      </w:pPr>
-      <w:rPr>
-        <w:rFonts w:ascii="Symbol" w:hAnsi="Symbol" w:hint="default"/>
-        <w:sz w:val="20"/>
-      </w:rPr>
-    </w:lvl>
-    <w:lvl w:ilvl="8" w:tentative="1">
-      <w:start w:val="1"/>
-      <w:numFmt w:val="bullet"/>
-      <w:lvlText w:val=""/>
-      <w:lvlJc w:val="left"/>
-      <w:pPr>
-        <w:tabs>
-          <w:tab w:val="num" w:pos="6480"/>
-        </w:tabs>
-        <w:ind w:left="6480" w:hanging="360"/>
-      </w:pPr>
-      <w:rPr>
-        <w:rFonts w:ascii="Symbol" w:hAnsi="Symbol" w:hint="default"/>
-        <w:sz w:val="20"/>
-      </w:rPr>
-    </w:lvl>
-  </w:abstractNum>
-  <w:abstractNum w:abstractNumId="39" w15:restartNumberingAfterBreak="0">
-    <w:nsid w:val="4E5D7CF2"/>
-    <w:multiLevelType w:val="multilevel"/>
-    <w:tmpl w:val="31EC8994"/>
-    <w:lvl w:ilvl="0">
-      <w:start w:val="1"/>
-      <w:numFmt w:val="bullet"/>
-      <w:lvlText w:val=""/>
-      <w:lvlJc w:val="left"/>
-      <w:pPr>
-        <w:tabs>
-          <w:tab w:val="num" w:pos="720"/>
-        </w:tabs>
-        <w:ind w:left="720" w:hanging="360"/>
-      </w:pPr>
-      <w:rPr>
-        <w:rFonts w:ascii="Symbol" w:hAnsi="Symbol" w:hint="default"/>
-        <w:sz w:val="20"/>
-      </w:rPr>
-    </w:lvl>
-    <w:lvl w:ilvl="1" w:tentative="1">
-      <w:start w:val="1"/>
-      <w:numFmt w:val="bullet"/>
-      <w:lvlText w:val="o"/>
-      <w:lvlJc w:val="left"/>
-      <w:pPr>
-        <w:tabs>
-          <w:tab w:val="num" w:pos="1440"/>
-        </w:tabs>
-        <w:ind w:left="1440" w:hanging="360"/>
-      </w:pPr>
-      <w:rPr>
-        <w:rFonts w:ascii="Courier New" w:hAnsi="Courier New" w:hint="default"/>
-        <w:sz w:val="20"/>
-      </w:rPr>
-    </w:lvl>
-    <w:lvl w:ilvl="2" w:tentative="1">
-      <w:start w:val="1"/>
-      <w:numFmt w:val="bullet"/>
-      <w:lvlText w:val=""/>
-      <w:lvlJc w:val="left"/>
-      <w:pPr>
-        <w:tabs>
-          <w:tab w:val="num" w:pos="2160"/>
-        </w:tabs>
-        <w:ind w:left="2160" w:hanging="360"/>
-      </w:pPr>
-      <w:rPr>
-        <w:rFonts w:ascii="Wingdings" w:hAnsi="Wingdings" w:hint="default"/>
-        <w:sz w:val="20"/>
-      </w:rPr>
-    </w:lvl>
-    <w:lvl w:ilvl="3" w:tentative="1">
-      <w:start w:val="1"/>
-      <w:numFmt w:val="bullet"/>
-      <w:lvlText w:val=""/>
-      <w:lvlJc w:val="left"/>
-      <w:pPr>
-        <w:tabs>
-          <w:tab w:val="num" w:pos="2880"/>
-        </w:tabs>
-        <w:ind w:left="2880" w:hanging="360"/>
-      </w:pPr>
-      <w:rPr>
-        <w:rFonts w:ascii="Wingdings" w:hAnsi="Wingdings" w:hint="default"/>
-        <w:sz w:val="20"/>
-      </w:rPr>
-    </w:lvl>
-    <w:lvl w:ilvl="4" w:tentative="1">
-      <w:start w:val="1"/>
-      <w:numFmt w:val="bullet"/>
-      <w:lvlText w:val=""/>
-      <w:lvlJc w:val="left"/>
-      <w:pPr>
-        <w:tabs>
-          <w:tab w:val="num" w:pos="3600"/>
-        </w:tabs>
-        <w:ind w:left="3600" w:hanging="360"/>
-      </w:pPr>
-      <w:rPr>
-        <w:rFonts w:ascii="Wingdings" w:hAnsi="Wingdings" w:hint="default"/>
-        <w:sz w:val="20"/>
-      </w:rPr>
-    </w:lvl>
-    <w:lvl w:ilvl="5" w:tentative="1">
-      <w:start w:val="1"/>
-      <w:numFmt w:val="bullet"/>
-      <w:lvlText w:val=""/>
-      <w:lvlJc w:val="left"/>
-      <w:pPr>
-        <w:tabs>
-          <w:tab w:val="num" w:pos="4320"/>
-        </w:tabs>
-        <w:ind w:left="4320" w:hanging="360"/>
-      </w:pPr>
-      <w:rPr>
-        <w:rFonts w:ascii="Wingdings" w:hAnsi="Wingdings" w:hint="default"/>
-        <w:sz w:val="20"/>
-      </w:rPr>
-    </w:lvl>
-    <w:lvl w:ilvl="6" w:tentative="1">
-      <w:start w:val="1"/>
-      <w:numFmt w:val="bullet"/>
-      <w:lvlText w:val=""/>
-      <w:lvlJc w:val="left"/>
-      <w:pPr>
-        <w:tabs>
-          <w:tab w:val="num" w:pos="5040"/>
-        </w:tabs>
-        <w:ind w:left="5040" w:hanging="360"/>
-      </w:pPr>
-      <w:rPr>
-        <w:rFonts w:ascii="Wingdings" w:hAnsi="Wingdings" w:hint="default"/>
-        <w:sz w:val="20"/>
-      </w:rPr>
-    </w:lvl>
-    <w:lvl w:ilvl="7" w:tentative="1">
-      <w:start w:val="1"/>
-      <w:numFmt w:val="bullet"/>
-      <w:lvlText w:val=""/>
-      <w:lvlJc w:val="left"/>
-      <w:pPr>
-        <w:tabs>
-          <w:tab w:val="num" w:pos="5760"/>
-        </w:tabs>
-        <w:ind w:left="5760" w:hanging="360"/>
-      </w:pPr>
-      <w:rPr>
-        <w:rFonts w:ascii="Wingdings" w:hAnsi="Wingdings" w:hint="default"/>
-        <w:sz w:val="20"/>
-      </w:rPr>
-    </w:lvl>
-    <w:lvl w:ilvl="8" w:tentative="1">
-      <w:start w:val="1"/>
-      <w:numFmt w:val="bullet"/>
-      <w:lvlText w:val=""/>
-      <w:lvlJc w:val="left"/>
-      <w:pPr>
-        <w:tabs>
-          <w:tab w:val="num" w:pos="6480"/>
-        </w:tabs>
-        <w:ind w:left="6480" w:hanging="360"/>
-      </w:pPr>
-      <w:rPr>
-        <w:rFonts w:ascii="Wingdings" w:hAnsi="Wingdings" w:hint="default"/>
-        <w:sz w:val="20"/>
-      </w:rPr>
-    </w:lvl>
-  </w:abstractNum>
-  <w:abstractNum w:abstractNumId="40" w15:restartNumberingAfterBreak="0">
-    <w:nsid w:val="4E8E747A"/>
-    <w:multiLevelType w:val="multilevel"/>
-    <w:tmpl w:val="577832B0"/>
-    <w:lvl w:ilvl="0">
-      <w:start w:val="1"/>
-      <w:numFmt w:val="bullet"/>
-      <w:lvlText w:val=""/>
-      <w:lvlJc w:val="left"/>
-      <w:pPr>
-        <w:tabs>
-          <w:tab w:val="num" w:pos="720"/>
-        </w:tabs>
-        <w:ind w:left="720" w:hanging="360"/>
-      </w:pPr>
-      <w:rPr>
-        <w:rFonts w:ascii="Symbol" w:hAnsi="Symbol" w:hint="default"/>
-        <w:sz w:val="20"/>
-      </w:rPr>
-    </w:lvl>
-    <w:lvl w:ilvl="1" w:tentative="1">
-      <w:start w:val="1"/>
-      <w:numFmt w:val="bullet"/>
-      <w:lvlText w:val=""/>
-      <w:lvlJc w:val="left"/>
-      <w:pPr>
-        <w:tabs>
-          <w:tab w:val="num" w:pos="1440"/>
-        </w:tabs>
-        <w:ind w:left="1440" w:hanging="360"/>
-      </w:pPr>
-      <w:rPr>
-        <w:rFonts w:ascii="Symbol" w:hAnsi="Symbol" w:hint="default"/>
-        <w:sz w:val="20"/>
-      </w:rPr>
-    </w:lvl>
-    <w:lvl w:ilvl="2" w:tentative="1">
-      <w:start w:val="1"/>
-      <w:numFmt w:val="bullet"/>
-      <w:lvlText w:val=""/>
-      <w:lvlJc w:val="left"/>
-      <w:pPr>
-        <w:tabs>
-          <w:tab w:val="num" w:pos="2160"/>
-        </w:tabs>
-        <w:ind w:left="2160" w:hanging="360"/>
-      </w:pPr>
-      <w:rPr>
-        <w:rFonts w:ascii="Symbol" w:hAnsi="Symbol" w:hint="default"/>
-        <w:sz w:val="20"/>
-      </w:rPr>
-    </w:lvl>
-    <w:lvl w:ilvl="3" w:tentative="1">
-      <w:start w:val="1"/>
-      <w:numFmt w:val="bullet"/>
-      <w:lvlText w:val=""/>
-      <w:lvlJc w:val="left"/>
-      <w:pPr>
-        <w:tabs>
-          <w:tab w:val="num" w:pos="2880"/>
-        </w:tabs>
-        <w:ind w:left="2880" w:hanging="360"/>
-      </w:pPr>
-      <w:rPr>
-        <w:rFonts w:ascii="Symbol" w:hAnsi="Symbol" w:hint="default"/>
-        <w:sz w:val="20"/>
-      </w:rPr>
-    </w:lvl>
-    <w:lvl w:ilvl="4" w:tentative="1">
-      <w:start w:val="1"/>
-      <w:numFmt w:val="bullet"/>
-      <w:lvlText w:val=""/>
-      <w:lvlJc w:val="left"/>
-      <w:pPr>
-        <w:tabs>
-          <w:tab w:val="num" w:pos="3600"/>
-        </w:tabs>
-        <w:ind w:left="3600" w:hanging="360"/>
-      </w:pPr>
-      <w:rPr>
-        <w:rFonts w:ascii="Symbol" w:hAnsi="Symbol" w:hint="default"/>
-        <w:sz w:val="20"/>
-      </w:rPr>
-    </w:lvl>
-    <w:lvl w:ilvl="5" w:tentative="1">
-      <w:start w:val="1"/>
-      <w:numFmt w:val="bullet"/>
-      <w:lvlText w:val=""/>
-      <w:lvlJc w:val="left"/>
-      <w:pPr>
-        <w:tabs>
-          <w:tab w:val="num" w:pos="4320"/>
-        </w:tabs>
-        <w:ind w:left="4320" w:hanging="360"/>
-      </w:pPr>
-      <w:rPr>
-        <w:rFonts w:ascii="Symbol" w:hAnsi="Symbol" w:hint="default"/>
-        <w:sz w:val="20"/>
-      </w:rPr>
-    </w:lvl>
-    <w:lvl w:ilvl="6" w:tentative="1">
-      <w:start w:val="1"/>
-      <w:numFmt w:val="bullet"/>
-      <w:lvlText w:val=""/>
-      <w:lvlJc w:val="left"/>
-      <w:pPr>
-        <w:tabs>
-          <w:tab w:val="num" w:pos="5040"/>
-        </w:tabs>
-        <w:ind w:left="5040" w:hanging="360"/>
-      </w:pPr>
-      <w:rPr>
-        <w:rFonts w:ascii="Symbol" w:hAnsi="Symbol" w:hint="default"/>
-        <w:sz w:val="20"/>
-      </w:rPr>
-    </w:lvl>
-    <w:lvl w:ilvl="7" w:tentative="1">
-      <w:start w:val="1"/>
-      <w:numFmt w:val="bullet"/>
-      <w:lvlText w:val=""/>
-      <w:lvlJc w:val="left"/>
-      <w:pPr>
-        <w:tabs>
-          <w:tab w:val="num" w:pos="5760"/>
-        </w:tabs>
-        <w:ind w:left="5760" w:hanging="360"/>
-      </w:pPr>
-      <w:rPr>
-        <w:rFonts w:ascii="Symbol" w:hAnsi="Symbol" w:hint="default"/>
-        <w:sz w:val="20"/>
-      </w:rPr>
-    </w:lvl>
-    <w:lvl w:ilvl="8" w:tentative="1">
-      <w:start w:val="1"/>
-      <w:numFmt w:val="bullet"/>
-      <w:lvlText w:val=""/>
-      <w:lvlJc w:val="left"/>
-      <w:pPr>
-        <w:tabs>
-          <w:tab w:val="num" w:pos="6480"/>
-        </w:tabs>
-        <w:ind w:left="6480" w:hanging="360"/>
-      </w:pPr>
-      <w:rPr>
-        <w:rFonts w:ascii="Symbol" w:hAnsi="Symbol" w:hint="default"/>
-        <w:sz w:val="20"/>
-      </w:rPr>
-    </w:lvl>
-  </w:abstractNum>
-  <w:abstractNum w:abstractNumId="41" w15:restartNumberingAfterBreak="0">
-    <w:nsid w:val="538C776C"/>
-    <w:multiLevelType w:val="hybridMultilevel"/>
-    <w:tmpl w:val="885E0892"/>
-    <w:lvl w:ilvl="0" w:tplc="04090001">
-      <w:start w:val="1"/>
-      <w:numFmt w:val="bullet"/>
-      <w:lvlText w:val=""/>
-      <w:lvlJc w:val="left"/>
-      <w:pPr>
-        <w:ind w:left="720" w:hanging="360"/>
-      </w:pPr>
-      <w:rPr>
-        <w:rFonts w:ascii="Symbol" w:hAnsi="Symbol" w:hint="default"/>
-      </w:rPr>
-    </w:lvl>
-    <w:lvl w:ilvl="1" w:tplc="04090003">
-      <w:start w:val="1"/>
-      <w:numFmt w:val="bullet"/>
-      <w:lvlText w:val="o"/>
-      <w:lvlJc w:val="left"/>
-      <w:pPr>
-        <w:ind w:left="1440" w:hanging="360"/>
-      </w:pPr>
-      <w:rPr>
-        <w:rFonts w:ascii="Courier New" w:hAnsi="Courier New" w:cs="Courier New" w:hint="default"/>
-      </w:rPr>
-    </w:lvl>
-    <w:lvl w:ilvl="2" w:tplc="04090005">
-      <w:start w:val="1"/>
-      <w:numFmt w:val="bullet"/>
-      <w:lvlText w:val=""/>
-      <w:lvlJc w:val="left"/>
-      <w:pPr>
-        <w:ind w:left="2160" w:hanging="360"/>
-      </w:pPr>
-      <w:rPr>
-        <w:rFonts w:ascii="Wingdings" w:hAnsi="Wingdings" w:hint="default"/>
-      </w:rPr>
-    </w:lvl>
-    <w:lvl w:ilvl="3" w:tplc="04090001" w:tentative="1">
-      <w:start w:val="1"/>
-      <w:numFmt w:val="bullet"/>
-      <w:lvlText w:val=""/>
-      <w:lvlJc w:val="left"/>
-      <w:pPr>
-        <w:ind w:left="2880" w:hanging="360"/>
-      </w:pPr>
-      <w:rPr>
-        <w:rFonts w:ascii="Symbol" w:hAnsi="Symbol" w:hint="default"/>
-      </w:rPr>
-    </w:lvl>
-    <w:lvl w:ilvl="4" w:tplc="04090003" w:tentative="1">
-      <w:start w:val="1"/>
-      <w:numFmt w:val="bullet"/>
-      <w:lvlText w:val="o"/>
-      <w:lvlJc w:val="left"/>
-      <w:pPr>
-        <w:ind w:left="3600" w:hanging="360"/>
-      </w:pPr>
-      <w:rPr>
-        <w:rFonts w:ascii="Courier New" w:hAnsi="Courier New" w:cs="Courier New" w:hint="default"/>
-      </w:rPr>
-    </w:lvl>
-    <w:lvl w:ilvl="5" w:tplc="04090005" w:tentative="1">
-      <w:start w:val="1"/>
-      <w:numFmt w:val="bullet"/>
-      <w:lvlText w:val=""/>
-      <w:lvlJc w:val="left"/>
-      <w:pPr>
-        <w:ind w:left="4320" w:hanging="360"/>
-      </w:pPr>
-      <w:rPr>
-        <w:rFonts w:ascii="Wingdings" w:hAnsi="Wingdings" w:hint="default"/>
-      </w:rPr>
-    </w:lvl>
-    <w:lvl w:ilvl="6" w:tplc="04090001" w:tentative="1">
-      <w:start w:val="1"/>
-      <w:numFmt w:val="bullet"/>
-      <w:lvlText w:val=""/>
-      <w:lvlJc w:val="left"/>
-      <w:pPr>
-        <w:ind w:left="5040" w:hanging="360"/>
-      </w:pPr>
-      <w:rPr>
-        <w:rFonts w:ascii="Symbol" w:hAnsi="Symbol" w:hint="default"/>
-      </w:rPr>
-    </w:lvl>
-    <w:lvl w:ilvl="7" w:tplc="04090003" w:tentative="1">
-      <w:start w:val="1"/>
-      <w:numFmt w:val="bullet"/>
-      <w:lvlText w:val="o"/>
-      <w:lvlJc w:val="left"/>
-      <w:pPr>
-        <w:ind w:left="5760" w:hanging="360"/>
-      </w:pPr>
-      <w:rPr>
-        <w:rFonts w:ascii="Courier New" w:hAnsi="Courier New" w:cs="Courier New" w:hint="default"/>
-      </w:rPr>
-    </w:lvl>
-    <w:lvl w:ilvl="8" w:tplc="04090005" w:tentative="1">
-      <w:start w:val="1"/>
-      <w:numFmt w:val="bullet"/>
-      <w:lvlText w:val=""/>
-      <w:lvlJc w:val="left"/>
-      <w:pPr>
-        <w:ind w:left="6480" w:hanging="360"/>
-      </w:pPr>
-      <w:rPr>
-        <w:rFonts w:ascii="Wingdings" w:hAnsi="Wingdings" w:hint="default"/>
-      </w:rPr>
-    </w:lvl>
-  </w:abstractNum>
-  <w:abstractNum w:abstractNumId="42" w15:restartNumberingAfterBreak="0">
+  <w:abstractNum w:abstractNumId="8" w15:restartNumberingAfterBreak="0">
     <w:nsid w:val="57EA66A7"/>
     <w:multiLevelType w:val="hybridMultilevel"/>
     <w:tmpl w:val="A0EAC076"/>
@@ -9336,120 +5737,7 @@
       </w:rPr>
     </w:lvl>
   </w:abstractNum>
-  <w:abstractNum w:abstractNumId="43" w15:restartNumberingAfterBreak="0">
-    <w:nsid w:val="5B174D32"/>
-    <w:multiLevelType w:val="hybridMultilevel"/>
-    <w:tmpl w:val="895ABDAE"/>
-    <w:lvl w:ilvl="0" w:tplc="20000001">
-      <w:start w:val="1"/>
-      <w:numFmt w:val="bullet"/>
-      <w:lvlText w:val=""/>
-      <w:lvlJc w:val="left"/>
-      <w:pPr>
-        <w:ind w:left="720" w:hanging="360"/>
-      </w:pPr>
-      <w:rPr>
-        <w:rFonts w:ascii="Symbol" w:hAnsi="Symbol" w:hint="default"/>
-      </w:rPr>
-    </w:lvl>
-    <w:lvl w:ilvl="1" w:tplc="20000003" w:tentative="1">
-      <w:start w:val="1"/>
-      <w:numFmt w:val="bullet"/>
-      <w:lvlText w:val="o"/>
-      <w:lvlJc w:val="left"/>
-      <w:pPr>
-        <w:ind w:left="1440" w:hanging="360"/>
-      </w:pPr>
-      <w:rPr>
-        <w:rFonts w:ascii="Courier New" w:hAnsi="Courier New" w:cs="Courier New" w:hint="default"/>
-      </w:rPr>
-    </w:lvl>
-    <w:lvl w:ilvl="2" w:tplc="20000005" w:tentative="1">
-      <w:start w:val="1"/>
-      <w:numFmt w:val="bullet"/>
-      <w:lvlText w:val=""/>
-      <w:lvlJc w:val="left"/>
-      <w:pPr>
-        <w:ind w:left="2160" w:hanging="360"/>
-      </w:pPr>
-      <w:rPr>
-        <w:rFonts w:ascii="Wingdings" w:hAnsi="Wingdings" w:hint="default"/>
-      </w:rPr>
-    </w:lvl>
-    <w:lvl w:ilvl="3" w:tplc="20000001" w:tentative="1">
-      <w:start w:val="1"/>
-      <w:numFmt w:val="bullet"/>
-      <w:lvlText w:val=""/>
-      <w:lvlJc w:val="left"/>
-      <w:pPr>
-        <w:ind w:left="2880" w:hanging="360"/>
-      </w:pPr>
-      <w:rPr>
-        <w:rFonts w:ascii="Symbol" w:hAnsi="Symbol" w:hint="default"/>
-      </w:rPr>
-    </w:lvl>
-    <w:lvl w:ilvl="4" w:tplc="20000003" w:tentative="1">
-      <w:start w:val="1"/>
-      <w:numFmt w:val="bullet"/>
-      <w:lvlText w:val="o"/>
-      <w:lvlJc w:val="left"/>
-      <w:pPr>
-        <w:ind w:left="3600" w:hanging="360"/>
-      </w:pPr>
-      <w:rPr>
-        <w:rFonts w:ascii="Courier New" w:hAnsi="Courier New" w:cs="Courier New" w:hint="default"/>
-      </w:rPr>
-    </w:lvl>
-    <w:lvl w:ilvl="5" w:tplc="20000005" w:tentative="1">
-      <w:start w:val="1"/>
-      <w:numFmt w:val="bullet"/>
-      <w:lvlText w:val=""/>
-      <w:lvlJc w:val="left"/>
-      <w:pPr>
-        <w:ind w:left="4320" w:hanging="360"/>
-      </w:pPr>
-      <w:rPr>
-        <w:rFonts w:ascii="Wingdings" w:hAnsi="Wingdings" w:hint="default"/>
-      </w:rPr>
-    </w:lvl>
-    <w:lvl w:ilvl="6" w:tplc="20000001" w:tentative="1">
-      <w:start w:val="1"/>
-      <w:numFmt w:val="bullet"/>
-      <w:lvlText w:val=""/>
-      <w:lvlJc w:val="left"/>
-      <w:pPr>
-        <w:ind w:left="5040" w:hanging="360"/>
-      </w:pPr>
-      <w:rPr>
-        <w:rFonts w:ascii="Symbol" w:hAnsi="Symbol" w:hint="default"/>
-      </w:rPr>
-    </w:lvl>
-    <w:lvl w:ilvl="7" w:tplc="20000003" w:tentative="1">
-      <w:start w:val="1"/>
-      <w:numFmt w:val="bullet"/>
-      <w:lvlText w:val="o"/>
-      <w:lvlJc w:val="left"/>
-      <w:pPr>
-        <w:ind w:left="5760" w:hanging="360"/>
-      </w:pPr>
-      <w:rPr>
-        <w:rFonts w:ascii="Courier New" w:hAnsi="Courier New" w:cs="Courier New" w:hint="default"/>
-      </w:rPr>
-    </w:lvl>
-    <w:lvl w:ilvl="8" w:tplc="20000005" w:tentative="1">
-      <w:start w:val="1"/>
-      <w:numFmt w:val="bullet"/>
-      <w:lvlText w:val=""/>
-      <w:lvlJc w:val="left"/>
-      <w:pPr>
-        <w:ind w:left="6480" w:hanging="360"/>
-      </w:pPr>
-      <w:rPr>
-        <w:rFonts w:ascii="Wingdings" w:hAnsi="Wingdings" w:hint="default"/>
-      </w:rPr>
-    </w:lvl>
-  </w:abstractNum>
-  <w:abstractNum w:abstractNumId="44" w15:restartNumberingAfterBreak="0">
+  <w:abstractNum w:abstractNumId="9" w15:restartNumberingAfterBreak="0">
     <w:nsid w:val="5C0F6B86"/>
     <w:multiLevelType w:val="hybridMultilevel"/>
     <w:tmpl w:val="85DE2466"/>
@@ -9562,470 +5850,7 @@
       </w:rPr>
     </w:lvl>
   </w:abstractNum>
-  <w:abstractNum w:abstractNumId="45" w15:restartNumberingAfterBreak="0">
-    <w:nsid w:val="5C2121BE"/>
-    <w:multiLevelType w:val="hybridMultilevel"/>
-    <w:tmpl w:val="66A2F0AC"/>
-    <w:lvl w:ilvl="0" w:tplc="0409000F">
-      <w:start w:val="1"/>
-      <w:numFmt w:val="decimal"/>
-      <w:lvlText w:val="%1."/>
-      <w:lvlJc w:val="left"/>
-      <w:pPr>
-        <w:ind w:left="720" w:hanging="360"/>
-      </w:pPr>
-    </w:lvl>
-    <w:lvl w:ilvl="1" w:tplc="04090019">
-      <w:start w:val="1"/>
-      <w:numFmt w:val="lowerLetter"/>
-      <w:lvlText w:val="%2."/>
-      <w:lvlJc w:val="left"/>
-      <w:pPr>
-        <w:ind w:left="1440" w:hanging="360"/>
-      </w:pPr>
-    </w:lvl>
-    <w:lvl w:ilvl="2" w:tplc="0409001B" w:tentative="1">
-      <w:start w:val="1"/>
-      <w:numFmt w:val="lowerRoman"/>
-      <w:lvlText w:val="%3."/>
-      <w:lvlJc w:val="right"/>
-      <w:pPr>
-        <w:ind w:left="2160" w:hanging="180"/>
-      </w:pPr>
-    </w:lvl>
-    <w:lvl w:ilvl="3" w:tplc="0409000F" w:tentative="1">
-      <w:start w:val="1"/>
-      <w:numFmt w:val="decimal"/>
-      <w:lvlText w:val="%4."/>
-      <w:lvlJc w:val="left"/>
-      <w:pPr>
-        <w:ind w:left="2880" w:hanging="360"/>
-      </w:pPr>
-    </w:lvl>
-    <w:lvl w:ilvl="4" w:tplc="04090019" w:tentative="1">
-      <w:start w:val="1"/>
-      <w:numFmt w:val="lowerLetter"/>
-      <w:lvlText w:val="%5."/>
-      <w:lvlJc w:val="left"/>
-      <w:pPr>
-        <w:ind w:left="3600" w:hanging="360"/>
-      </w:pPr>
-    </w:lvl>
-    <w:lvl w:ilvl="5" w:tplc="0409001B" w:tentative="1">
-      <w:start w:val="1"/>
-      <w:numFmt w:val="lowerRoman"/>
-      <w:lvlText w:val="%6."/>
-      <w:lvlJc w:val="right"/>
-      <w:pPr>
-        <w:ind w:left="4320" w:hanging="180"/>
-      </w:pPr>
-    </w:lvl>
-    <w:lvl w:ilvl="6" w:tplc="0409000F" w:tentative="1">
-      <w:start w:val="1"/>
-      <w:numFmt w:val="decimal"/>
-      <w:lvlText w:val="%7."/>
-      <w:lvlJc w:val="left"/>
-      <w:pPr>
-        <w:ind w:left="5040" w:hanging="360"/>
-      </w:pPr>
-    </w:lvl>
-    <w:lvl w:ilvl="7" w:tplc="04090019" w:tentative="1">
-      <w:start w:val="1"/>
-      <w:numFmt w:val="lowerLetter"/>
-      <w:lvlText w:val="%8."/>
-      <w:lvlJc w:val="left"/>
-      <w:pPr>
-        <w:ind w:left="5760" w:hanging="360"/>
-      </w:pPr>
-    </w:lvl>
-    <w:lvl w:ilvl="8" w:tplc="0409001B" w:tentative="1">
-      <w:start w:val="1"/>
-      <w:numFmt w:val="lowerRoman"/>
-      <w:lvlText w:val="%9."/>
-      <w:lvlJc w:val="right"/>
-      <w:pPr>
-        <w:ind w:left="6480" w:hanging="180"/>
-      </w:pPr>
-    </w:lvl>
-  </w:abstractNum>
-  <w:abstractNum w:abstractNumId="46" w15:restartNumberingAfterBreak="0">
-    <w:nsid w:val="5CBD7906"/>
-    <w:multiLevelType w:val="multilevel"/>
-    <w:tmpl w:val="7A521C2A"/>
-    <w:lvl w:ilvl="0">
-      <w:start w:val="1"/>
-      <w:numFmt w:val="bullet"/>
-      <w:lvlText w:val=""/>
-      <w:lvlJc w:val="left"/>
-      <w:pPr>
-        <w:tabs>
-          <w:tab w:val="num" w:pos="720"/>
-        </w:tabs>
-        <w:ind w:left="720" w:hanging="360"/>
-      </w:pPr>
-      <w:rPr>
-        <w:rFonts w:ascii="Symbol" w:hAnsi="Symbol" w:hint="default"/>
-        <w:sz w:val="20"/>
-      </w:rPr>
-    </w:lvl>
-    <w:lvl w:ilvl="1">
-      <w:start w:val="1"/>
-      <w:numFmt w:val="bullet"/>
-      <w:lvlText w:val="o"/>
-      <w:lvlJc w:val="left"/>
-      <w:pPr>
-        <w:tabs>
-          <w:tab w:val="num" w:pos="1440"/>
-        </w:tabs>
-        <w:ind w:left="1440" w:hanging="360"/>
-      </w:pPr>
-      <w:rPr>
-        <w:rFonts w:ascii="Courier New" w:hAnsi="Courier New" w:hint="default"/>
-        <w:sz w:val="20"/>
-      </w:rPr>
-    </w:lvl>
-    <w:lvl w:ilvl="2" w:tentative="1">
-      <w:start w:val="1"/>
-      <w:numFmt w:val="bullet"/>
-      <w:lvlText w:val=""/>
-      <w:lvlJc w:val="left"/>
-      <w:pPr>
-        <w:tabs>
-          <w:tab w:val="num" w:pos="2160"/>
-        </w:tabs>
-        <w:ind w:left="2160" w:hanging="360"/>
-      </w:pPr>
-      <w:rPr>
-        <w:rFonts w:ascii="Symbol" w:hAnsi="Symbol" w:hint="default"/>
-        <w:sz w:val="20"/>
-      </w:rPr>
-    </w:lvl>
-    <w:lvl w:ilvl="3" w:tentative="1">
-      <w:start w:val="1"/>
-      <w:numFmt w:val="bullet"/>
-      <w:lvlText w:val=""/>
-      <w:lvlJc w:val="left"/>
-      <w:pPr>
-        <w:tabs>
-          <w:tab w:val="num" w:pos="2880"/>
-        </w:tabs>
-        <w:ind w:left="2880" w:hanging="360"/>
-      </w:pPr>
-      <w:rPr>
-        <w:rFonts w:ascii="Symbol" w:hAnsi="Symbol" w:hint="default"/>
-        <w:sz w:val="20"/>
-      </w:rPr>
-    </w:lvl>
-    <w:lvl w:ilvl="4" w:tentative="1">
-      <w:start w:val="1"/>
-      <w:numFmt w:val="bullet"/>
-      <w:lvlText w:val=""/>
-      <w:lvlJc w:val="left"/>
-      <w:pPr>
-        <w:tabs>
-          <w:tab w:val="num" w:pos="3600"/>
-        </w:tabs>
-        <w:ind w:left="3600" w:hanging="360"/>
-      </w:pPr>
-      <w:rPr>
-        <w:rFonts w:ascii="Symbol" w:hAnsi="Symbol" w:hint="default"/>
-        <w:sz w:val="20"/>
-      </w:rPr>
-    </w:lvl>
-    <w:lvl w:ilvl="5" w:tentative="1">
-      <w:start w:val="1"/>
-      <w:numFmt w:val="bullet"/>
-      <w:lvlText w:val=""/>
-      <w:lvlJc w:val="left"/>
-      <w:pPr>
-        <w:tabs>
-          <w:tab w:val="num" w:pos="4320"/>
-        </w:tabs>
-        <w:ind w:left="4320" w:hanging="360"/>
-      </w:pPr>
-      <w:rPr>
-        <w:rFonts w:ascii="Symbol" w:hAnsi="Symbol" w:hint="default"/>
-        <w:sz w:val="20"/>
-      </w:rPr>
-    </w:lvl>
-    <w:lvl w:ilvl="6" w:tentative="1">
-      <w:start w:val="1"/>
-      <w:numFmt w:val="bullet"/>
-      <w:lvlText w:val=""/>
-      <w:lvlJc w:val="left"/>
-      <w:pPr>
-        <w:tabs>
-          <w:tab w:val="num" w:pos="5040"/>
-        </w:tabs>
-        <w:ind w:left="5040" w:hanging="360"/>
-      </w:pPr>
-      <w:rPr>
-        <w:rFonts w:ascii="Symbol" w:hAnsi="Symbol" w:hint="default"/>
-        <w:sz w:val="20"/>
-      </w:rPr>
-    </w:lvl>
-    <w:lvl w:ilvl="7" w:tentative="1">
-      <w:start w:val="1"/>
-      <w:numFmt w:val="bullet"/>
-      <w:lvlText w:val=""/>
-      <w:lvlJc w:val="left"/>
-      <w:pPr>
-        <w:tabs>
-          <w:tab w:val="num" w:pos="5760"/>
-        </w:tabs>
-        <w:ind w:left="5760" w:hanging="360"/>
-      </w:pPr>
-      <w:rPr>
-        <w:rFonts w:ascii="Symbol" w:hAnsi="Symbol" w:hint="default"/>
-        <w:sz w:val="20"/>
-      </w:rPr>
-    </w:lvl>
-    <w:lvl w:ilvl="8" w:tentative="1">
-      <w:start w:val="1"/>
-      <w:numFmt w:val="bullet"/>
-      <w:lvlText w:val=""/>
-      <w:lvlJc w:val="left"/>
-      <w:pPr>
-        <w:tabs>
-          <w:tab w:val="num" w:pos="6480"/>
-        </w:tabs>
-        <w:ind w:left="6480" w:hanging="360"/>
-      </w:pPr>
-      <w:rPr>
-        <w:rFonts w:ascii="Symbol" w:hAnsi="Symbol" w:hint="default"/>
-        <w:sz w:val="20"/>
-      </w:rPr>
-    </w:lvl>
-  </w:abstractNum>
-  <w:abstractNum w:abstractNumId="47" w15:restartNumberingAfterBreak="0">
-    <w:nsid w:val="610A1B04"/>
-    <w:multiLevelType w:val="multilevel"/>
-    <w:tmpl w:val="0C36D640"/>
-    <w:lvl w:ilvl="0">
-      <w:start w:val="1"/>
-      <w:numFmt w:val="decimal"/>
-      <w:lvlText w:val="%1"/>
-      <w:lvlJc w:val="left"/>
-      <w:pPr>
-        <w:ind w:left="468" w:hanging="468"/>
-      </w:pPr>
-      <w:rPr>
-        <w:rFonts w:hint="default"/>
-      </w:rPr>
-    </w:lvl>
-    <w:lvl w:ilvl="1">
-      <w:start w:val="1"/>
-      <w:numFmt w:val="decimal"/>
-      <w:lvlText w:val="%1.%2"/>
-      <w:lvlJc w:val="left"/>
-      <w:pPr>
-        <w:ind w:left="720" w:hanging="720"/>
-      </w:pPr>
-      <w:rPr>
-        <w:rFonts w:hint="default"/>
-        <w:b/>
-        <w:bCs/>
-      </w:rPr>
-    </w:lvl>
-    <w:lvl w:ilvl="2">
-      <w:start w:val="1"/>
-      <w:numFmt w:val="decimal"/>
-      <w:lvlText w:val="%1.%2.%3"/>
-      <w:lvlJc w:val="left"/>
-      <w:pPr>
-        <w:ind w:left="720" w:hanging="720"/>
-      </w:pPr>
-      <w:rPr>
-        <w:rFonts w:hint="default"/>
-      </w:rPr>
-    </w:lvl>
-    <w:lvl w:ilvl="3">
-      <w:start w:val="1"/>
-      <w:numFmt w:val="decimal"/>
-      <w:lvlText w:val="%1.%2.%3.%4"/>
-      <w:lvlJc w:val="left"/>
-      <w:pPr>
-        <w:ind w:left="1080" w:hanging="1080"/>
-      </w:pPr>
-      <w:rPr>
-        <w:rFonts w:hint="default"/>
-      </w:rPr>
-    </w:lvl>
-    <w:lvl w:ilvl="4">
-      <w:start w:val="1"/>
-      <w:numFmt w:val="decimal"/>
-      <w:lvlText w:val="%1.%2.%3.%4.%5"/>
-      <w:lvlJc w:val="left"/>
-      <w:pPr>
-        <w:ind w:left="1440" w:hanging="1440"/>
-      </w:pPr>
-      <w:rPr>
-        <w:rFonts w:hint="default"/>
-      </w:rPr>
-    </w:lvl>
-    <w:lvl w:ilvl="5">
-      <w:start w:val="1"/>
-      <w:numFmt w:val="decimal"/>
-      <w:lvlText w:val="%1.%2.%3.%4.%5.%6"/>
-      <w:lvlJc w:val="left"/>
-      <w:pPr>
-        <w:ind w:left="1440" w:hanging="1440"/>
-      </w:pPr>
-      <w:rPr>
-        <w:rFonts w:hint="default"/>
-      </w:rPr>
-    </w:lvl>
-    <w:lvl w:ilvl="6">
-      <w:start w:val="1"/>
-      <w:numFmt w:val="decimal"/>
-      <w:lvlText w:val="%1.%2.%3.%4.%5.%6.%7"/>
-      <w:lvlJc w:val="left"/>
-      <w:pPr>
-        <w:ind w:left="1800" w:hanging="1800"/>
-      </w:pPr>
-      <w:rPr>
-        <w:rFonts w:hint="default"/>
-      </w:rPr>
-    </w:lvl>
-    <w:lvl w:ilvl="7">
-      <w:start w:val="1"/>
-      <w:numFmt w:val="decimal"/>
-      <w:lvlText w:val="%1.%2.%3.%4.%5.%6.%7.%8"/>
-      <w:lvlJc w:val="left"/>
-      <w:pPr>
-        <w:ind w:left="1800" w:hanging="1800"/>
-      </w:pPr>
-      <w:rPr>
-        <w:rFonts w:hint="default"/>
-      </w:rPr>
-    </w:lvl>
-    <w:lvl w:ilvl="8">
-      <w:start w:val="1"/>
-      <w:numFmt w:val="decimal"/>
-      <w:lvlText w:val="%1.%2.%3.%4.%5.%6.%7.%8.%9"/>
-      <w:lvlJc w:val="left"/>
-      <w:pPr>
-        <w:ind w:left="2160" w:hanging="2160"/>
-      </w:pPr>
-      <w:rPr>
-        <w:rFonts w:hint="default"/>
-      </w:rPr>
-    </w:lvl>
-  </w:abstractNum>
-  <w:abstractNum w:abstractNumId="48" w15:restartNumberingAfterBreak="0">
-    <w:nsid w:val="62797E1F"/>
-    <w:multiLevelType w:val="hybridMultilevel"/>
-    <w:tmpl w:val="739ED324"/>
-    <w:lvl w:ilvl="0" w:tplc="20000001">
-      <w:start w:val="1"/>
-      <w:numFmt w:val="bullet"/>
-      <w:lvlText w:val=""/>
-      <w:lvlJc w:val="left"/>
-      <w:pPr>
-        <w:ind w:left="720" w:hanging="360"/>
-      </w:pPr>
-      <w:rPr>
-        <w:rFonts w:ascii="Symbol" w:hAnsi="Symbol" w:hint="default"/>
-      </w:rPr>
-    </w:lvl>
-    <w:lvl w:ilvl="1" w:tplc="20000003" w:tentative="1">
-      <w:start w:val="1"/>
-      <w:numFmt w:val="bullet"/>
-      <w:lvlText w:val="o"/>
-      <w:lvlJc w:val="left"/>
-      <w:pPr>
-        <w:ind w:left="1440" w:hanging="360"/>
-      </w:pPr>
-      <w:rPr>
-        <w:rFonts w:ascii="Courier New" w:hAnsi="Courier New" w:cs="Courier New" w:hint="default"/>
-      </w:rPr>
-    </w:lvl>
-    <w:lvl w:ilvl="2" w:tplc="20000005" w:tentative="1">
-      <w:start w:val="1"/>
-      <w:numFmt w:val="bullet"/>
-      <w:lvlText w:val=""/>
-      <w:lvlJc w:val="left"/>
-      <w:pPr>
-        <w:ind w:left="2160" w:hanging="360"/>
-      </w:pPr>
-      <w:rPr>
-        <w:rFonts w:ascii="Wingdings" w:hAnsi="Wingdings" w:hint="default"/>
-      </w:rPr>
-    </w:lvl>
-    <w:lvl w:ilvl="3" w:tplc="20000001" w:tentative="1">
-      <w:start w:val="1"/>
-      <w:numFmt w:val="bullet"/>
-      <w:lvlText w:val=""/>
-      <w:lvlJc w:val="left"/>
-      <w:pPr>
-        <w:ind w:left="2880" w:hanging="360"/>
-      </w:pPr>
-      <w:rPr>
-        <w:rFonts w:ascii="Symbol" w:hAnsi="Symbol" w:hint="default"/>
-      </w:rPr>
-    </w:lvl>
-    <w:lvl w:ilvl="4" w:tplc="20000003" w:tentative="1">
-      <w:start w:val="1"/>
-      <w:numFmt w:val="bullet"/>
-      <w:lvlText w:val="o"/>
-      <w:lvlJc w:val="left"/>
-      <w:pPr>
-        <w:ind w:left="3600" w:hanging="360"/>
-      </w:pPr>
-      <w:rPr>
-        <w:rFonts w:ascii="Courier New" w:hAnsi="Courier New" w:cs="Courier New" w:hint="default"/>
-      </w:rPr>
-    </w:lvl>
-    <w:lvl w:ilvl="5" w:tplc="20000005" w:tentative="1">
-      <w:start w:val="1"/>
-      <w:numFmt w:val="bullet"/>
-      <w:lvlText w:val=""/>
-      <w:lvlJc w:val="left"/>
-      <w:pPr>
-        <w:ind w:left="4320" w:hanging="360"/>
-      </w:pPr>
-      <w:rPr>
-        <w:rFonts w:ascii="Wingdings" w:hAnsi="Wingdings" w:hint="default"/>
-      </w:rPr>
-    </w:lvl>
-    <w:lvl w:ilvl="6" w:tplc="20000001" w:tentative="1">
-      <w:start w:val="1"/>
-      <w:numFmt w:val="bullet"/>
-      <w:lvlText w:val=""/>
-      <w:lvlJc w:val="left"/>
-      <w:pPr>
-        <w:ind w:left="5040" w:hanging="360"/>
-      </w:pPr>
-      <w:rPr>
-        <w:rFonts w:ascii="Symbol" w:hAnsi="Symbol" w:hint="default"/>
-      </w:rPr>
-    </w:lvl>
-    <w:lvl w:ilvl="7" w:tplc="20000003" w:tentative="1">
-      <w:start w:val="1"/>
-      <w:numFmt w:val="bullet"/>
-      <w:lvlText w:val="o"/>
-      <w:lvlJc w:val="left"/>
-      <w:pPr>
-        <w:ind w:left="5760" w:hanging="360"/>
-      </w:pPr>
-      <w:rPr>
-        <w:rFonts w:ascii="Courier New" w:hAnsi="Courier New" w:cs="Courier New" w:hint="default"/>
-      </w:rPr>
-    </w:lvl>
-    <w:lvl w:ilvl="8" w:tplc="20000005" w:tentative="1">
-      <w:start w:val="1"/>
-      <w:numFmt w:val="bullet"/>
-      <w:lvlText w:val=""/>
-      <w:lvlJc w:val="left"/>
-      <w:pPr>
-        <w:ind w:left="6480" w:hanging="360"/>
-      </w:pPr>
-      <w:rPr>
-        <w:rFonts w:ascii="Wingdings" w:hAnsi="Wingdings" w:hint="default"/>
-      </w:rPr>
-    </w:lvl>
-  </w:abstractNum>
-  <w:abstractNum w:abstractNumId="49" w15:restartNumberingAfterBreak="0">
+  <w:abstractNum w:abstractNumId="10" w15:restartNumberingAfterBreak="0">
     <w:nsid w:val="66D2429A"/>
     <w:multiLevelType w:val="multilevel"/>
     <w:tmpl w:val="57B2D334"/>
@@ -10143,1207 +5968,40 @@
       </w:rPr>
     </w:lvl>
   </w:abstractNum>
-  <w:abstractNum w:abstractNumId="50" w15:restartNumberingAfterBreak="0">
-    <w:nsid w:val="6C845283"/>
-    <w:multiLevelType w:val="multilevel"/>
-    <w:tmpl w:val="755A70FE"/>
-    <w:lvl w:ilvl="0">
-      <w:start w:val="1"/>
-      <w:numFmt w:val="bullet"/>
-      <w:lvlText w:val=""/>
-      <w:lvlJc w:val="left"/>
-      <w:pPr>
-        <w:tabs>
-          <w:tab w:val="num" w:pos="720"/>
-        </w:tabs>
-        <w:ind w:left="720" w:hanging="360"/>
-      </w:pPr>
-      <w:rPr>
-        <w:rFonts w:ascii="Symbol" w:hAnsi="Symbol" w:hint="default"/>
-        <w:sz w:val="20"/>
-      </w:rPr>
-    </w:lvl>
-    <w:lvl w:ilvl="1">
-      <w:start w:val="1"/>
-      <w:numFmt w:val="bullet"/>
-      <w:lvlText w:val="o"/>
-      <w:lvlJc w:val="left"/>
-      <w:pPr>
-        <w:tabs>
-          <w:tab w:val="num" w:pos="1440"/>
-        </w:tabs>
-        <w:ind w:left="1440" w:hanging="360"/>
-      </w:pPr>
-      <w:rPr>
-        <w:rFonts w:ascii="Courier New" w:hAnsi="Courier New" w:hint="default"/>
-        <w:sz w:val="20"/>
-      </w:rPr>
-    </w:lvl>
-    <w:lvl w:ilvl="2" w:tentative="1">
-      <w:start w:val="1"/>
-      <w:numFmt w:val="bullet"/>
-      <w:lvlText w:val=""/>
-      <w:lvlJc w:val="left"/>
-      <w:pPr>
-        <w:tabs>
-          <w:tab w:val="num" w:pos="2160"/>
-        </w:tabs>
-        <w:ind w:left="2160" w:hanging="360"/>
-      </w:pPr>
-      <w:rPr>
-        <w:rFonts w:ascii="Symbol" w:hAnsi="Symbol" w:hint="default"/>
-        <w:sz w:val="20"/>
-      </w:rPr>
-    </w:lvl>
-    <w:lvl w:ilvl="3" w:tentative="1">
-      <w:start w:val="1"/>
-      <w:numFmt w:val="bullet"/>
-      <w:lvlText w:val=""/>
-      <w:lvlJc w:val="left"/>
-      <w:pPr>
-        <w:tabs>
-          <w:tab w:val="num" w:pos="2880"/>
-        </w:tabs>
-        <w:ind w:left="2880" w:hanging="360"/>
-      </w:pPr>
-      <w:rPr>
-        <w:rFonts w:ascii="Symbol" w:hAnsi="Symbol" w:hint="default"/>
-        <w:sz w:val="20"/>
-      </w:rPr>
-    </w:lvl>
-    <w:lvl w:ilvl="4" w:tentative="1">
-      <w:start w:val="1"/>
-      <w:numFmt w:val="bullet"/>
-      <w:lvlText w:val=""/>
-      <w:lvlJc w:val="left"/>
-      <w:pPr>
-        <w:tabs>
-          <w:tab w:val="num" w:pos="3600"/>
-        </w:tabs>
-        <w:ind w:left="3600" w:hanging="360"/>
-      </w:pPr>
-      <w:rPr>
-        <w:rFonts w:ascii="Symbol" w:hAnsi="Symbol" w:hint="default"/>
-        <w:sz w:val="20"/>
-      </w:rPr>
-    </w:lvl>
-    <w:lvl w:ilvl="5" w:tentative="1">
-      <w:start w:val="1"/>
-      <w:numFmt w:val="bullet"/>
-      <w:lvlText w:val=""/>
-      <w:lvlJc w:val="left"/>
-      <w:pPr>
-        <w:tabs>
-          <w:tab w:val="num" w:pos="4320"/>
-        </w:tabs>
-        <w:ind w:left="4320" w:hanging="360"/>
-      </w:pPr>
-      <w:rPr>
-        <w:rFonts w:ascii="Symbol" w:hAnsi="Symbol" w:hint="default"/>
-        <w:sz w:val="20"/>
-      </w:rPr>
-    </w:lvl>
-    <w:lvl w:ilvl="6" w:tentative="1">
-      <w:start w:val="1"/>
-      <w:numFmt w:val="bullet"/>
-      <w:lvlText w:val=""/>
-      <w:lvlJc w:val="left"/>
-      <w:pPr>
-        <w:tabs>
-          <w:tab w:val="num" w:pos="5040"/>
-        </w:tabs>
-        <w:ind w:left="5040" w:hanging="360"/>
-      </w:pPr>
-      <w:rPr>
-        <w:rFonts w:ascii="Symbol" w:hAnsi="Symbol" w:hint="default"/>
-        <w:sz w:val="20"/>
-      </w:rPr>
-    </w:lvl>
-    <w:lvl w:ilvl="7" w:tentative="1">
-      <w:start w:val="1"/>
-      <w:numFmt w:val="bullet"/>
-      <w:lvlText w:val=""/>
-      <w:lvlJc w:val="left"/>
-      <w:pPr>
-        <w:tabs>
-          <w:tab w:val="num" w:pos="5760"/>
-        </w:tabs>
-        <w:ind w:left="5760" w:hanging="360"/>
-      </w:pPr>
-      <w:rPr>
-        <w:rFonts w:ascii="Symbol" w:hAnsi="Symbol" w:hint="default"/>
-        <w:sz w:val="20"/>
-      </w:rPr>
-    </w:lvl>
-    <w:lvl w:ilvl="8" w:tentative="1">
-      <w:start w:val="1"/>
-      <w:numFmt w:val="bullet"/>
-      <w:lvlText w:val=""/>
-      <w:lvlJc w:val="left"/>
-      <w:pPr>
-        <w:tabs>
-          <w:tab w:val="num" w:pos="6480"/>
-        </w:tabs>
-        <w:ind w:left="6480" w:hanging="360"/>
-      </w:pPr>
-      <w:rPr>
-        <w:rFonts w:ascii="Symbol" w:hAnsi="Symbol" w:hint="default"/>
-        <w:sz w:val="20"/>
-      </w:rPr>
-    </w:lvl>
-  </w:abstractNum>
-  <w:abstractNum w:abstractNumId="51" w15:restartNumberingAfterBreak="0">
-    <w:nsid w:val="6CB51E3B"/>
-    <w:multiLevelType w:val="multilevel"/>
-    <w:tmpl w:val="1809001F"/>
-    <w:lvl w:ilvl="0">
-      <w:start w:val="1"/>
-      <w:numFmt w:val="decimal"/>
-      <w:lvlText w:val="%1."/>
-      <w:lvlJc w:val="left"/>
-      <w:pPr>
-        <w:ind w:left="360" w:hanging="360"/>
-      </w:pPr>
-    </w:lvl>
-    <w:lvl w:ilvl="1">
-      <w:start w:val="1"/>
-      <w:numFmt w:val="decimal"/>
-      <w:lvlText w:val="%1.%2."/>
-      <w:lvlJc w:val="left"/>
-      <w:pPr>
-        <w:ind w:left="792" w:hanging="432"/>
-      </w:pPr>
-    </w:lvl>
-    <w:lvl w:ilvl="2">
-      <w:start w:val="1"/>
-      <w:numFmt w:val="decimal"/>
-      <w:lvlText w:val="%1.%2.%3."/>
-      <w:lvlJc w:val="left"/>
-      <w:pPr>
-        <w:ind w:left="1224" w:hanging="504"/>
-      </w:pPr>
-    </w:lvl>
-    <w:lvl w:ilvl="3">
-      <w:start w:val="1"/>
-      <w:numFmt w:val="decimal"/>
-      <w:lvlText w:val="%1.%2.%3.%4."/>
-      <w:lvlJc w:val="left"/>
-      <w:pPr>
-        <w:ind w:left="1728" w:hanging="648"/>
-      </w:pPr>
-    </w:lvl>
-    <w:lvl w:ilvl="4">
-      <w:start w:val="1"/>
-      <w:numFmt w:val="decimal"/>
-      <w:lvlText w:val="%1.%2.%3.%4.%5."/>
-      <w:lvlJc w:val="left"/>
-      <w:pPr>
-        <w:ind w:left="2232" w:hanging="792"/>
-      </w:pPr>
-    </w:lvl>
-    <w:lvl w:ilvl="5">
-      <w:start w:val="1"/>
-      <w:numFmt w:val="decimal"/>
-      <w:lvlText w:val="%1.%2.%3.%4.%5.%6."/>
-      <w:lvlJc w:val="left"/>
-      <w:pPr>
-        <w:ind w:left="2736" w:hanging="936"/>
-      </w:pPr>
-    </w:lvl>
-    <w:lvl w:ilvl="6">
-      <w:start w:val="1"/>
-      <w:numFmt w:val="decimal"/>
-      <w:lvlText w:val="%1.%2.%3.%4.%5.%6.%7."/>
-      <w:lvlJc w:val="left"/>
-      <w:pPr>
-        <w:ind w:left="3240" w:hanging="1080"/>
-      </w:pPr>
-    </w:lvl>
-    <w:lvl w:ilvl="7">
-      <w:start w:val="1"/>
-      <w:numFmt w:val="decimal"/>
-      <w:lvlText w:val="%1.%2.%3.%4.%5.%6.%7.%8."/>
-      <w:lvlJc w:val="left"/>
-      <w:pPr>
-        <w:ind w:left="3744" w:hanging="1224"/>
-      </w:pPr>
-    </w:lvl>
-    <w:lvl w:ilvl="8">
-      <w:start w:val="1"/>
-      <w:numFmt w:val="decimal"/>
-      <w:lvlText w:val="%1.%2.%3.%4.%5.%6.%7.%8.%9."/>
-      <w:lvlJc w:val="left"/>
-      <w:pPr>
-        <w:ind w:left="4320" w:hanging="1440"/>
-      </w:pPr>
-    </w:lvl>
-  </w:abstractNum>
-  <w:abstractNum w:abstractNumId="52" w15:restartNumberingAfterBreak="0">
-    <w:nsid w:val="6EA27EF6"/>
-    <w:multiLevelType w:val="multilevel"/>
-    <w:tmpl w:val="0FB2826E"/>
-    <w:lvl w:ilvl="0">
-      <w:start w:val="1"/>
-      <w:numFmt w:val="bullet"/>
-      <w:lvlText w:val=""/>
-      <w:lvlJc w:val="left"/>
-      <w:pPr>
-        <w:tabs>
-          <w:tab w:val="num" w:pos="720"/>
-        </w:tabs>
-        <w:ind w:left="720" w:hanging="360"/>
-      </w:pPr>
-      <w:rPr>
-        <w:rFonts w:ascii="Symbol" w:hAnsi="Symbol" w:hint="default"/>
-        <w:sz w:val="20"/>
-      </w:rPr>
-    </w:lvl>
-    <w:lvl w:ilvl="1" w:tentative="1">
-      <w:start w:val="1"/>
-      <w:numFmt w:val="bullet"/>
-      <w:lvlText w:val="o"/>
-      <w:lvlJc w:val="left"/>
-      <w:pPr>
-        <w:tabs>
-          <w:tab w:val="num" w:pos="1440"/>
-        </w:tabs>
-        <w:ind w:left="1440" w:hanging="360"/>
-      </w:pPr>
-      <w:rPr>
-        <w:rFonts w:ascii="Courier New" w:hAnsi="Courier New" w:hint="default"/>
-        <w:sz w:val="20"/>
-      </w:rPr>
-    </w:lvl>
-    <w:lvl w:ilvl="2" w:tentative="1">
-      <w:start w:val="1"/>
-      <w:numFmt w:val="bullet"/>
-      <w:lvlText w:val=""/>
-      <w:lvlJc w:val="left"/>
-      <w:pPr>
-        <w:tabs>
-          <w:tab w:val="num" w:pos="2160"/>
-        </w:tabs>
-        <w:ind w:left="2160" w:hanging="360"/>
-      </w:pPr>
-      <w:rPr>
-        <w:rFonts w:ascii="Wingdings" w:hAnsi="Wingdings" w:hint="default"/>
-        <w:sz w:val="20"/>
-      </w:rPr>
-    </w:lvl>
-    <w:lvl w:ilvl="3" w:tentative="1">
-      <w:start w:val="1"/>
-      <w:numFmt w:val="bullet"/>
-      <w:lvlText w:val=""/>
-      <w:lvlJc w:val="left"/>
-      <w:pPr>
-        <w:tabs>
-          <w:tab w:val="num" w:pos="2880"/>
-        </w:tabs>
-        <w:ind w:left="2880" w:hanging="360"/>
-      </w:pPr>
-      <w:rPr>
-        <w:rFonts w:ascii="Wingdings" w:hAnsi="Wingdings" w:hint="default"/>
-        <w:sz w:val="20"/>
-      </w:rPr>
-    </w:lvl>
-    <w:lvl w:ilvl="4" w:tentative="1">
-      <w:start w:val="1"/>
-      <w:numFmt w:val="bullet"/>
-      <w:lvlText w:val=""/>
-      <w:lvlJc w:val="left"/>
-      <w:pPr>
-        <w:tabs>
-          <w:tab w:val="num" w:pos="3600"/>
-        </w:tabs>
-        <w:ind w:left="3600" w:hanging="360"/>
-      </w:pPr>
-      <w:rPr>
-        <w:rFonts w:ascii="Wingdings" w:hAnsi="Wingdings" w:hint="default"/>
-        <w:sz w:val="20"/>
-      </w:rPr>
-    </w:lvl>
-    <w:lvl w:ilvl="5" w:tentative="1">
-      <w:start w:val="1"/>
-      <w:numFmt w:val="bullet"/>
-      <w:lvlText w:val=""/>
-      <w:lvlJc w:val="left"/>
-      <w:pPr>
-        <w:tabs>
-          <w:tab w:val="num" w:pos="4320"/>
-        </w:tabs>
-        <w:ind w:left="4320" w:hanging="360"/>
-      </w:pPr>
-      <w:rPr>
-        <w:rFonts w:ascii="Wingdings" w:hAnsi="Wingdings" w:hint="default"/>
-        <w:sz w:val="20"/>
-      </w:rPr>
-    </w:lvl>
-    <w:lvl w:ilvl="6" w:tentative="1">
-      <w:start w:val="1"/>
-      <w:numFmt w:val="bullet"/>
-      <w:lvlText w:val=""/>
-      <w:lvlJc w:val="left"/>
-      <w:pPr>
-        <w:tabs>
-          <w:tab w:val="num" w:pos="5040"/>
-        </w:tabs>
-        <w:ind w:left="5040" w:hanging="360"/>
-      </w:pPr>
-      <w:rPr>
-        <w:rFonts w:ascii="Wingdings" w:hAnsi="Wingdings" w:hint="default"/>
-        <w:sz w:val="20"/>
-      </w:rPr>
-    </w:lvl>
-    <w:lvl w:ilvl="7" w:tentative="1">
-      <w:start w:val="1"/>
-      <w:numFmt w:val="bullet"/>
-      <w:lvlText w:val=""/>
-      <w:lvlJc w:val="left"/>
-      <w:pPr>
-        <w:tabs>
-          <w:tab w:val="num" w:pos="5760"/>
-        </w:tabs>
-        <w:ind w:left="5760" w:hanging="360"/>
-      </w:pPr>
-      <w:rPr>
-        <w:rFonts w:ascii="Wingdings" w:hAnsi="Wingdings" w:hint="default"/>
-        <w:sz w:val="20"/>
-      </w:rPr>
-    </w:lvl>
-    <w:lvl w:ilvl="8" w:tentative="1">
-      <w:start w:val="1"/>
-      <w:numFmt w:val="bullet"/>
-      <w:lvlText w:val=""/>
-      <w:lvlJc w:val="left"/>
-      <w:pPr>
-        <w:tabs>
-          <w:tab w:val="num" w:pos="6480"/>
-        </w:tabs>
-        <w:ind w:left="6480" w:hanging="360"/>
-      </w:pPr>
-      <w:rPr>
-        <w:rFonts w:ascii="Wingdings" w:hAnsi="Wingdings" w:hint="default"/>
-        <w:sz w:val="20"/>
-      </w:rPr>
-    </w:lvl>
-  </w:abstractNum>
-  <w:abstractNum w:abstractNumId="53" w15:restartNumberingAfterBreak="0">
-    <w:nsid w:val="6FAF6132"/>
-    <w:multiLevelType w:val="hybridMultilevel"/>
-    <w:tmpl w:val="1BC841FA"/>
-    <w:lvl w:ilvl="0" w:tplc="0409000F">
-      <w:start w:val="1"/>
-      <w:numFmt w:val="decimal"/>
-      <w:lvlText w:val="%1."/>
-      <w:lvlJc w:val="left"/>
-      <w:pPr>
-        <w:ind w:left="720" w:hanging="360"/>
-      </w:pPr>
-    </w:lvl>
-    <w:lvl w:ilvl="1" w:tplc="04090019">
-      <w:start w:val="1"/>
-      <w:numFmt w:val="lowerLetter"/>
-      <w:lvlText w:val="%2."/>
-      <w:lvlJc w:val="left"/>
-      <w:pPr>
-        <w:ind w:left="1440" w:hanging="360"/>
-      </w:pPr>
-    </w:lvl>
-    <w:lvl w:ilvl="2" w:tplc="0409001B">
-      <w:start w:val="1"/>
-      <w:numFmt w:val="lowerRoman"/>
-      <w:lvlText w:val="%3."/>
-      <w:lvlJc w:val="right"/>
-      <w:pPr>
-        <w:ind w:left="2160" w:hanging="180"/>
-      </w:pPr>
-    </w:lvl>
-    <w:lvl w:ilvl="3" w:tplc="0409000F" w:tentative="1">
-      <w:start w:val="1"/>
-      <w:numFmt w:val="decimal"/>
-      <w:lvlText w:val="%4."/>
-      <w:lvlJc w:val="left"/>
-      <w:pPr>
-        <w:ind w:left="2880" w:hanging="360"/>
-      </w:pPr>
-    </w:lvl>
-    <w:lvl w:ilvl="4" w:tplc="04090019" w:tentative="1">
-      <w:start w:val="1"/>
-      <w:numFmt w:val="lowerLetter"/>
-      <w:lvlText w:val="%5."/>
-      <w:lvlJc w:val="left"/>
-      <w:pPr>
-        <w:ind w:left="3600" w:hanging="360"/>
-      </w:pPr>
-    </w:lvl>
-    <w:lvl w:ilvl="5" w:tplc="0409001B" w:tentative="1">
-      <w:start w:val="1"/>
-      <w:numFmt w:val="lowerRoman"/>
-      <w:lvlText w:val="%6."/>
-      <w:lvlJc w:val="right"/>
-      <w:pPr>
-        <w:ind w:left="4320" w:hanging="180"/>
-      </w:pPr>
-    </w:lvl>
-    <w:lvl w:ilvl="6" w:tplc="0409000F" w:tentative="1">
-      <w:start w:val="1"/>
-      <w:numFmt w:val="decimal"/>
-      <w:lvlText w:val="%7."/>
-      <w:lvlJc w:val="left"/>
-      <w:pPr>
-        <w:ind w:left="5040" w:hanging="360"/>
-      </w:pPr>
-    </w:lvl>
-    <w:lvl w:ilvl="7" w:tplc="04090019" w:tentative="1">
-      <w:start w:val="1"/>
-      <w:numFmt w:val="lowerLetter"/>
-      <w:lvlText w:val="%8."/>
-      <w:lvlJc w:val="left"/>
-      <w:pPr>
-        <w:ind w:left="5760" w:hanging="360"/>
-      </w:pPr>
-    </w:lvl>
-    <w:lvl w:ilvl="8" w:tplc="0409001B" w:tentative="1">
-      <w:start w:val="1"/>
-      <w:numFmt w:val="lowerRoman"/>
-      <w:lvlText w:val="%9."/>
-      <w:lvlJc w:val="right"/>
-      <w:pPr>
-        <w:ind w:left="6480" w:hanging="180"/>
-      </w:pPr>
-    </w:lvl>
-  </w:abstractNum>
-  <w:abstractNum w:abstractNumId="54" w15:restartNumberingAfterBreak="0">
-    <w:nsid w:val="727B2A3C"/>
-    <w:multiLevelType w:val="multilevel"/>
-    <w:tmpl w:val="1809001F"/>
-    <w:lvl w:ilvl="0">
-      <w:start w:val="1"/>
-      <w:numFmt w:val="decimal"/>
-      <w:lvlText w:val="%1."/>
-      <w:lvlJc w:val="left"/>
-      <w:pPr>
-        <w:ind w:left="360" w:hanging="360"/>
-      </w:pPr>
-    </w:lvl>
-    <w:lvl w:ilvl="1">
-      <w:start w:val="1"/>
-      <w:numFmt w:val="decimal"/>
-      <w:lvlText w:val="%1.%2."/>
-      <w:lvlJc w:val="left"/>
-      <w:pPr>
-        <w:ind w:left="792" w:hanging="432"/>
-      </w:pPr>
-    </w:lvl>
-    <w:lvl w:ilvl="2">
-      <w:start w:val="1"/>
-      <w:numFmt w:val="decimal"/>
-      <w:lvlText w:val="%1.%2.%3."/>
-      <w:lvlJc w:val="left"/>
-      <w:pPr>
-        <w:ind w:left="1224" w:hanging="504"/>
-      </w:pPr>
-    </w:lvl>
-    <w:lvl w:ilvl="3">
-      <w:start w:val="1"/>
-      <w:numFmt w:val="decimal"/>
-      <w:lvlText w:val="%1.%2.%3.%4."/>
-      <w:lvlJc w:val="left"/>
-      <w:pPr>
-        <w:ind w:left="1728" w:hanging="648"/>
-      </w:pPr>
-    </w:lvl>
-    <w:lvl w:ilvl="4">
-      <w:start w:val="1"/>
-      <w:numFmt w:val="decimal"/>
-      <w:lvlText w:val="%1.%2.%3.%4.%5."/>
-      <w:lvlJc w:val="left"/>
-      <w:pPr>
-        <w:ind w:left="2232" w:hanging="792"/>
-      </w:pPr>
-    </w:lvl>
-    <w:lvl w:ilvl="5">
-      <w:start w:val="1"/>
-      <w:numFmt w:val="decimal"/>
-      <w:lvlText w:val="%1.%2.%3.%4.%5.%6."/>
-      <w:lvlJc w:val="left"/>
-      <w:pPr>
-        <w:ind w:left="2736" w:hanging="936"/>
-      </w:pPr>
-    </w:lvl>
-    <w:lvl w:ilvl="6">
-      <w:start w:val="1"/>
-      <w:numFmt w:val="decimal"/>
-      <w:lvlText w:val="%1.%2.%3.%4.%5.%6.%7."/>
-      <w:lvlJc w:val="left"/>
-      <w:pPr>
-        <w:ind w:left="3240" w:hanging="1080"/>
-      </w:pPr>
-    </w:lvl>
-    <w:lvl w:ilvl="7">
-      <w:start w:val="1"/>
-      <w:numFmt w:val="decimal"/>
-      <w:lvlText w:val="%1.%2.%3.%4.%5.%6.%7.%8."/>
-      <w:lvlJc w:val="left"/>
-      <w:pPr>
-        <w:ind w:left="3744" w:hanging="1224"/>
-      </w:pPr>
-    </w:lvl>
-    <w:lvl w:ilvl="8">
-      <w:start w:val="1"/>
-      <w:numFmt w:val="decimal"/>
-      <w:lvlText w:val="%1.%2.%3.%4.%5.%6.%7.%8.%9."/>
-      <w:lvlJc w:val="left"/>
-      <w:pPr>
-        <w:ind w:left="4320" w:hanging="1440"/>
-      </w:pPr>
-    </w:lvl>
-  </w:abstractNum>
-  <w:abstractNum w:abstractNumId="55" w15:restartNumberingAfterBreak="0">
-    <w:nsid w:val="72945962"/>
-    <w:multiLevelType w:val="hybridMultilevel"/>
-    <w:tmpl w:val="B0D42912"/>
-    <w:lvl w:ilvl="0" w:tplc="1809000F">
-      <w:start w:val="1"/>
-      <w:numFmt w:val="decimal"/>
-      <w:lvlText w:val="%1."/>
-      <w:lvlJc w:val="left"/>
-      <w:pPr>
-        <w:ind w:left="720" w:hanging="360"/>
-      </w:pPr>
-    </w:lvl>
-    <w:lvl w:ilvl="1" w:tplc="18090019" w:tentative="1">
-      <w:start w:val="1"/>
-      <w:numFmt w:val="lowerLetter"/>
-      <w:lvlText w:val="%2."/>
-      <w:lvlJc w:val="left"/>
-      <w:pPr>
-        <w:ind w:left="1440" w:hanging="360"/>
-      </w:pPr>
-    </w:lvl>
-    <w:lvl w:ilvl="2" w:tplc="1809001B" w:tentative="1">
-      <w:start w:val="1"/>
-      <w:numFmt w:val="lowerRoman"/>
-      <w:lvlText w:val="%3."/>
-      <w:lvlJc w:val="right"/>
-      <w:pPr>
-        <w:ind w:left="2160" w:hanging="180"/>
-      </w:pPr>
-    </w:lvl>
-    <w:lvl w:ilvl="3" w:tplc="1809000F" w:tentative="1">
-      <w:start w:val="1"/>
-      <w:numFmt w:val="decimal"/>
-      <w:lvlText w:val="%4."/>
-      <w:lvlJc w:val="left"/>
-      <w:pPr>
-        <w:ind w:left="2880" w:hanging="360"/>
-      </w:pPr>
-    </w:lvl>
-    <w:lvl w:ilvl="4" w:tplc="18090019" w:tentative="1">
-      <w:start w:val="1"/>
-      <w:numFmt w:val="lowerLetter"/>
-      <w:lvlText w:val="%5."/>
-      <w:lvlJc w:val="left"/>
-      <w:pPr>
-        <w:ind w:left="3600" w:hanging="360"/>
-      </w:pPr>
-    </w:lvl>
-    <w:lvl w:ilvl="5" w:tplc="1809001B" w:tentative="1">
-      <w:start w:val="1"/>
-      <w:numFmt w:val="lowerRoman"/>
-      <w:lvlText w:val="%6."/>
-      <w:lvlJc w:val="right"/>
-      <w:pPr>
-        <w:ind w:left="4320" w:hanging="180"/>
-      </w:pPr>
-    </w:lvl>
-    <w:lvl w:ilvl="6" w:tplc="1809000F" w:tentative="1">
-      <w:start w:val="1"/>
-      <w:numFmt w:val="decimal"/>
-      <w:lvlText w:val="%7."/>
-      <w:lvlJc w:val="left"/>
-      <w:pPr>
-        <w:ind w:left="5040" w:hanging="360"/>
-      </w:pPr>
-    </w:lvl>
-    <w:lvl w:ilvl="7" w:tplc="18090019" w:tentative="1">
-      <w:start w:val="1"/>
-      <w:numFmt w:val="lowerLetter"/>
-      <w:lvlText w:val="%8."/>
-      <w:lvlJc w:val="left"/>
-      <w:pPr>
-        <w:ind w:left="5760" w:hanging="360"/>
-      </w:pPr>
-    </w:lvl>
-    <w:lvl w:ilvl="8" w:tplc="1809001B" w:tentative="1">
-      <w:start w:val="1"/>
-      <w:numFmt w:val="lowerRoman"/>
-      <w:lvlText w:val="%9."/>
-      <w:lvlJc w:val="right"/>
-      <w:pPr>
-        <w:ind w:left="6480" w:hanging="180"/>
-      </w:pPr>
-    </w:lvl>
-  </w:abstractNum>
-  <w:abstractNum w:abstractNumId="56" w15:restartNumberingAfterBreak="0">
-    <w:nsid w:val="78C7376D"/>
-    <w:multiLevelType w:val="multilevel"/>
-    <w:tmpl w:val="1809001F"/>
-    <w:lvl w:ilvl="0">
-      <w:start w:val="1"/>
-      <w:numFmt w:val="decimal"/>
-      <w:lvlText w:val="%1."/>
-      <w:lvlJc w:val="left"/>
-      <w:pPr>
-        <w:ind w:left="360" w:hanging="360"/>
-      </w:pPr>
-    </w:lvl>
-    <w:lvl w:ilvl="1">
-      <w:start w:val="1"/>
-      <w:numFmt w:val="decimal"/>
-      <w:lvlText w:val="%1.%2."/>
-      <w:lvlJc w:val="left"/>
-      <w:pPr>
-        <w:ind w:left="792" w:hanging="432"/>
-      </w:pPr>
-    </w:lvl>
-    <w:lvl w:ilvl="2">
-      <w:start w:val="1"/>
-      <w:numFmt w:val="decimal"/>
-      <w:lvlText w:val="%1.%2.%3."/>
-      <w:lvlJc w:val="left"/>
-      <w:pPr>
-        <w:ind w:left="1224" w:hanging="504"/>
-      </w:pPr>
-    </w:lvl>
-    <w:lvl w:ilvl="3">
-      <w:start w:val="1"/>
-      <w:numFmt w:val="decimal"/>
-      <w:lvlText w:val="%1.%2.%3.%4."/>
-      <w:lvlJc w:val="left"/>
-      <w:pPr>
-        <w:ind w:left="1728" w:hanging="648"/>
-      </w:pPr>
-    </w:lvl>
-    <w:lvl w:ilvl="4">
-      <w:start w:val="1"/>
-      <w:numFmt w:val="decimal"/>
-      <w:lvlText w:val="%1.%2.%3.%4.%5."/>
-      <w:lvlJc w:val="left"/>
-      <w:pPr>
-        <w:ind w:left="2232" w:hanging="792"/>
-      </w:pPr>
-    </w:lvl>
-    <w:lvl w:ilvl="5">
-      <w:start w:val="1"/>
-      <w:numFmt w:val="decimal"/>
-      <w:lvlText w:val="%1.%2.%3.%4.%5.%6."/>
-      <w:lvlJc w:val="left"/>
-      <w:pPr>
-        <w:ind w:left="2736" w:hanging="936"/>
-      </w:pPr>
-    </w:lvl>
-    <w:lvl w:ilvl="6">
-      <w:start w:val="1"/>
-      <w:numFmt w:val="decimal"/>
-      <w:lvlText w:val="%1.%2.%3.%4.%5.%6.%7."/>
-      <w:lvlJc w:val="left"/>
-      <w:pPr>
-        <w:ind w:left="3240" w:hanging="1080"/>
-      </w:pPr>
-    </w:lvl>
-    <w:lvl w:ilvl="7">
-      <w:start w:val="1"/>
-      <w:numFmt w:val="decimal"/>
-      <w:lvlText w:val="%1.%2.%3.%4.%5.%6.%7.%8."/>
-      <w:lvlJc w:val="left"/>
-      <w:pPr>
-        <w:ind w:left="3744" w:hanging="1224"/>
-      </w:pPr>
-    </w:lvl>
-    <w:lvl w:ilvl="8">
-      <w:start w:val="1"/>
-      <w:numFmt w:val="decimal"/>
-      <w:lvlText w:val="%1.%2.%3.%4.%5.%6.%7.%8.%9."/>
-      <w:lvlJc w:val="left"/>
-      <w:pPr>
-        <w:ind w:left="4320" w:hanging="1440"/>
-      </w:pPr>
-    </w:lvl>
-  </w:abstractNum>
-  <w:abstractNum w:abstractNumId="57" w15:restartNumberingAfterBreak="0">
-    <w:nsid w:val="7A1B2C03"/>
-    <w:multiLevelType w:val="hybridMultilevel"/>
-    <w:tmpl w:val="CA5A6F14"/>
-    <w:lvl w:ilvl="0" w:tplc="D940F428">
-      <w:start w:val="1"/>
-      <w:numFmt w:val="decimal"/>
-      <w:lvlText w:val="%1."/>
-      <w:lvlJc w:val="left"/>
-      <w:pPr>
-        <w:ind w:left="720" w:hanging="360"/>
-      </w:pPr>
-      <w:rPr>
-        <w:rFonts w:hint="default"/>
-        <w:sz w:val="20"/>
-        <w:szCs w:val="20"/>
-      </w:rPr>
-    </w:lvl>
-    <w:lvl w:ilvl="1" w:tplc="08090019">
-      <w:start w:val="1"/>
-      <w:numFmt w:val="lowerLetter"/>
-      <w:lvlText w:val="%2."/>
-      <w:lvlJc w:val="left"/>
-      <w:pPr>
-        <w:ind w:left="1440" w:hanging="360"/>
-      </w:pPr>
-    </w:lvl>
-    <w:lvl w:ilvl="2" w:tplc="0809001B" w:tentative="1">
-      <w:start w:val="1"/>
-      <w:numFmt w:val="lowerRoman"/>
-      <w:lvlText w:val="%3."/>
-      <w:lvlJc w:val="right"/>
-      <w:pPr>
-        <w:ind w:left="2160" w:hanging="180"/>
-      </w:pPr>
-    </w:lvl>
-    <w:lvl w:ilvl="3" w:tplc="0809000F" w:tentative="1">
-      <w:start w:val="1"/>
-      <w:numFmt w:val="decimal"/>
-      <w:lvlText w:val="%4."/>
-      <w:lvlJc w:val="left"/>
-      <w:pPr>
-        <w:ind w:left="2880" w:hanging="360"/>
-      </w:pPr>
-    </w:lvl>
-    <w:lvl w:ilvl="4" w:tplc="08090019" w:tentative="1">
-      <w:start w:val="1"/>
-      <w:numFmt w:val="lowerLetter"/>
-      <w:lvlText w:val="%5."/>
-      <w:lvlJc w:val="left"/>
-      <w:pPr>
-        <w:ind w:left="3600" w:hanging="360"/>
-      </w:pPr>
-    </w:lvl>
-    <w:lvl w:ilvl="5" w:tplc="0809001B" w:tentative="1">
-      <w:start w:val="1"/>
-      <w:numFmt w:val="lowerRoman"/>
-      <w:lvlText w:val="%6."/>
-      <w:lvlJc w:val="right"/>
-      <w:pPr>
-        <w:ind w:left="4320" w:hanging="180"/>
-      </w:pPr>
-    </w:lvl>
-    <w:lvl w:ilvl="6" w:tplc="0809000F" w:tentative="1">
-      <w:start w:val="1"/>
-      <w:numFmt w:val="decimal"/>
-      <w:lvlText w:val="%7."/>
-      <w:lvlJc w:val="left"/>
-      <w:pPr>
-        <w:ind w:left="5040" w:hanging="360"/>
-      </w:pPr>
-    </w:lvl>
-    <w:lvl w:ilvl="7" w:tplc="08090019" w:tentative="1">
-      <w:start w:val="1"/>
-      <w:numFmt w:val="lowerLetter"/>
-      <w:lvlText w:val="%8."/>
-      <w:lvlJc w:val="left"/>
-      <w:pPr>
-        <w:ind w:left="5760" w:hanging="360"/>
-      </w:pPr>
-    </w:lvl>
-    <w:lvl w:ilvl="8" w:tplc="0809001B" w:tentative="1">
-      <w:start w:val="1"/>
-      <w:numFmt w:val="lowerRoman"/>
-      <w:lvlText w:val="%9."/>
-      <w:lvlJc w:val="right"/>
-      <w:pPr>
-        <w:ind w:left="6480" w:hanging="180"/>
-      </w:pPr>
-    </w:lvl>
-  </w:abstractNum>
-  <w:abstractNum w:abstractNumId="58" w15:restartNumberingAfterBreak="0">
-    <w:nsid w:val="7E944868"/>
-    <w:multiLevelType w:val="hybridMultilevel"/>
-    <w:tmpl w:val="21A62FD0"/>
-    <w:lvl w:ilvl="0" w:tplc="08090019">
-      <w:start w:val="1"/>
-      <w:numFmt w:val="lowerLetter"/>
-      <w:lvlText w:val="%1."/>
-      <w:lvlJc w:val="left"/>
-      <w:pPr>
-        <w:ind w:left="2220" w:hanging="360"/>
-      </w:pPr>
-    </w:lvl>
-    <w:lvl w:ilvl="1" w:tplc="04090019" w:tentative="1">
-      <w:start w:val="1"/>
-      <w:numFmt w:val="lowerLetter"/>
-      <w:lvlText w:val="%2."/>
-      <w:lvlJc w:val="left"/>
-      <w:pPr>
-        <w:ind w:left="2940" w:hanging="360"/>
-      </w:pPr>
-    </w:lvl>
-    <w:lvl w:ilvl="2" w:tplc="0409001B" w:tentative="1">
-      <w:start w:val="1"/>
-      <w:numFmt w:val="lowerRoman"/>
-      <w:lvlText w:val="%3."/>
-      <w:lvlJc w:val="right"/>
-      <w:pPr>
-        <w:ind w:left="3660" w:hanging="180"/>
-      </w:pPr>
-    </w:lvl>
-    <w:lvl w:ilvl="3" w:tplc="0409000F" w:tentative="1">
-      <w:start w:val="1"/>
-      <w:numFmt w:val="decimal"/>
-      <w:lvlText w:val="%4."/>
-      <w:lvlJc w:val="left"/>
-      <w:pPr>
-        <w:ind w:left="4380" w:hanging="360"/>
-      </w:pPr>
-    </w:lvl>
-    <w:lvl w:ilvl="4" w:tplc="04090019" w:tentative="1">
-      <w:start w:val="1"/>
-      <w:numFmt w:val="lowerLetter"/>
-      <w:lvlText w:val="%5."/>
-      <w:lvlJc w:val="left"/>
-      <w:pPr>
-        <w:ind w:left="5100" w:hanging="360"/>
-      </w:pPr>
-    </w:lvl>
-    <w:lvl w:ilvl="5" w:tplc="0409001B" w:tentative="1">
-      <w:start w:val="1"/>
-      <w:numFmt w:val="lowerRoman"/>
-      <w:lvlText w:val="%6."/>
-      <w:lvlJc w:val="right"/>
-      <w:pPr>
-        <w:ind w:left="5820" w:hanging="180"/>
-      </w:pPr>
-    </w:lvl>
-    <w:lvl w:ilvl="6" w:tplc="0409000F" w:tentative="1">
-      <w:start w:val="1"/>
-      <w:numFmt w:val="decimal"/>
-      <w:lvlText w:val="%7."/>
-      <w:lvlJc w:val="left"/>
-      <w:pPr>
-        <w:ind w:left="6540" w:hanging="360"/>
-      </w:pPr>
-    </w:lvl>
-    <w:lvl w:ilvl="7" w:tplc="04090019" w:tentative="1">
-      <w:start w:val="1"/>
-      <w:numFmt w:val="lowerLetter"/>
-      <w:lvlText w:val="%8."/>
-      <w:lvlJc w:val="left"/>
-      <w:pPr>
-        <w:ind w:left="7260" w:hanging="360"/>
-      </w:pPr>
-    </w:lvl>
-    <w:lvl w:ilvl="8" w:tplc="0409001B" w:tentative="1">
-      <w:start w:val="1"/>
-      <w:numFmt w:val="lowerRoman"/>
-      <w:lvlText w:val="%9."/>
-      <w:lvlJc w:val="right"/>
-      <w:pPr>
-        <w:ind w:left="7980" w:hanging="180"/>
-      </w:pPr>
-    </w:lvl>
-  </w:abstractNum>
-  <w:abstractNum w:abstractNumId="59" w15:restartNumberingAfterBreak="0">
-    <w:nsid w:val="7F90124A"/>
-    <w:multiLevelType w:val="multilevel"/>
-    <w:tmpl w:val="1809001F"/>
-    <w:lvl w:ilvl="0">
-      <w:start w:val="1"/>
-      <w:numFmt w:val="decimal"/>
-      <w:lvlText w:val="%1."/>
-      <w:lvlJc w:val="left"/>
-      <w:pPr>
-        <w:ind w:left="360" w:hanging="360"/>
-      </w:pPr>
-    </w:lvl>
-    <w:lvl w:ilvl="1">
-      <w:start w:val="1"/>
-      <w:numFmt w:val="decimal"/>
-      <w:lvlText w:val="%1.%2."/>
-      <w:lvlJc w:val="left"/>
-      <w:pPr>
-        <w:ind w:left="792" w:hanging="432"/>
-      </w:pPr>
-    </w:lvl>
-    <w:lvl w:ilvl="2">
-      <w:start w:val="1"/>
-      <w:numFmt w:val="decimal"/>
-      <w:lvlText w:val="%1.%2.%3."/>
-      <w:lvlJc w:val="left"/>
-      <w:pPr>
-        <w:ind w:left="1224" w:hanging="504"/>
-      </w:pPr>
-    </w:lvl>
-    <w:lvl w:ilvl="3">
-      <w:start w:val="1"/>
-      <w:numFmt w:val="decimal"/>
-      <w:lvlText w:val="%1.%2.%3.%4."/>
-      <w:lvlJc w:val="left"/>
-      <w:pPr>
-        <w:ind w:left="1728" w:hanging="648"/>
-      </w:pPr>
-    </w:lvl>
-    <w:lvl w:ilvl="4">
-      <w:start w:val="1"/>
-      <w:numFmt w:val="decimal"/>
-      <w:lvlText w:val="%1.%2.%3.%4.%5."/>
-      <w:lvlJc w:val="left"/>
-      <w:pPr>
-        <w:ind w:left="2232" w:hanging="792"/>
-      </w:pPr>
-    </w:lvl>
-    <w:lvl w:ilvl="5">
-      <w:start w:val="1"/>
-      <w:numFmt w:val="decimal"/>
-      <w:lvlText w:val="%1.%2.%3.%4.%5.%6."/>
-      <w:lvlJc w:val="left"/>
-      <w:pPr>
-        <w:ind w:left="2736" w:hanging="936"/>
-      </w:pPr>
-    </w:lvl>
-    <w:lvl w:ilvl="6">
-      <w:start w:val="1"/>
-      <w:numFmt w:val="decimal"/>
-      <w:lvlText w:val="%1.%2.%3.%4.%5.%6.%7."/>
-      <w:lvlJc w:val="left"/>
-      <w:pPr>
-        <w:ind w:left="3240" w:hanging="1080"/>
-      </w:pPr>
-    </w:lvl>
-    <w:lvl w:ilvl="7">
-      <w:start w:val="1"/>
-      <w:numFmt w:val="decimal"/>
-      <w:lvlText w:val="%1.%2.%3.%4.%5.%6.%7.%8."/>
-      <w:lvlJc w:val="left"/>
-      <w:pPr>
-        <w:ind w:left="3744" w:hanging="1224"/>
-      </w:pPr>
-    </w:lvl>
-    <w:lvl w:ilvl="8">
-      <w:start w:val="1"/>
-      <w:numFmt w:val="decimal"/>
-      <w:lvlText w:val="%1.%2.%3.%4.%5.%6.%7.%8.%9."/>
-      <w:lvlJc w:val="left"/>
-      <w:pPr>
-        <w:ind w:left="4320" w:hanging="1440"/>
-      </w:pPr>
-    </w:lvl>
-  </w:abstractNum>
   <w:num w:numId="1" w16cid:durableId="1445422662">
+    <w:abstractNumId w:val="1"/>
+  </w:num>
+  <w:num w:numId="2" w16cid:durableId="666858873">
+    <w:abstractNumId w:val="4"/>
+  </w:num>
+  <w:num w:numId="3" w16cid:durableId="1846357136">
+    <w:abstractNumId w:val="7"/>
+  </w:num>
+  <w:num w:numId="4" w16cid:durableId="1353193013">
+    <w:abstractNumId w:val="3"/>
+  </w:num>
+  <w:num w:numId="5" w16cid:durableId="1617441393">
+    <w:abstractNumId w:val="10"/>
+  </w:num>
+  <w:num w:numId="6" w16cid:durableId="1437215177">
+    <w:abstractNumId w:val="6"/>
+  </w:num>
+  <w:num w:numId="7" w16cid:durableId="1157769905">
+    <w:abstractNumId w:val="0"/>
+  </w:num>
+  <w:num w:numId="8" w16cid:durableId="1374382518">
     <w:abstractNumId w:val="5"/>
   </w:num>
-  <w:num w:numId="2" w16cid:durableId="1481919879">
-    <w:abstractNumId w:val="38"/>
+  <w:num w:numId="9" w16cid:durableId="1493369757">
+    <w:abstractNumId w:val="9"/>
   </w:num>
-  <w:num w:numId="3" w16cid:durableId="476461155">
-    <w:abstractNumId w:val="46"/>
+  <w:num w:numId="10" w16cid:durableId="1311977974">
+    <w:abstractNumId w:val="8"/>
   </w:num>
-  <w:num w:numId="4" w16cid:durableId="1999723208">
-    <w:abstractNumId w:val="50"/>
-  </w:num>
-  <w:num w:numId="5" w16cid:durableId="1157645921">
-    <w:abstractNumId w:val="24"/>
-  </w:num>
-  <w:num w:numId="6" w16cid:durableId="1437402629">
-    <w:abstractNumId w:val="28"/>
-  </w:num>
-  <w:num w:numId="7" w16cid:durableId="41298589">
-    <w:abstractNumId w:val="25"/>
-  </w:num>
-  <w:num w:numId="8" w16cid:durableId="635453746">
-    <w:abstractNumId w:val="40"/>
-  </w:num>
-  <w:num w:numId="9" w16cid:durableId="664168065">
-    <w:abstractNumId w:val="57"/>
-  </w:num>
-  <w:num w:numId="10" w16cid:durableId="1419715314">
-    <w:abstractNumId w:val="19"/>
-  </w:num>
-  <w:num w:numId="11" w16cid:durableId="797143504">
-    <w:abstractNumId w:val="10"/>
-  </w:num>
-  <w:num w:numId="12" w16cid:durableId="1816337197">
+  <w:num w:numId="11" w16cid:durableId="473714500">
     <w:abstractNumId w:val="2"/>
   </w:num>
-  <w:num w:numId="13" w16cid:durableId="302004486">
-    <w:abstractNumId w:val="36"/>
-  </w:num>
-  <w:num w:numId="14" w16cid:durableId="474492022">
-    <w:abstractNumId w:val="9"/>
-  </w:num>
-  <w:num w:numId="15" w16cid:durableId="539636645">
-    <w:abstractNumId w:val="4"/>
-  </w:num>
-  <w:num w:numId="16" w16cid:durableId="1233152430">
-    <w:abstractNumId w:val="58"/>
-  </w:num>
-  <w:num w:numId="17" w16cid:durableId="399837834">
-    <w:abstractNumId w:val="34"/>
-  </w:num>
-  <w:num w:numId="18" w16cid:durableId="649285518">
-    <w:abstractNumId w:val="0"/>
-  </w:num>
-  <w:num w:numId="19" w16cid:durableId="2048413754">
-    <w:abstractNumId w:val="13"/>
-  </w:num>
-  <w:num w:numId="20" w16cid:durableId="625891978">
-    <w:abstractNumId w:val="15"/>
-  </w:num>
-  <w:num w:numId="21" w16cid:durableId="2031252932">
-    <w:abstractNumId w:val="20"/>
-  </w:num>
-  <w:num w:numId="22" w16cid:durableId="2099323886">
-    <w:abstractNumId w:val="52"/>
-  </w:num>
-  <w:num w:numId="23" w16cid:durableId="1790472875">
-    <w:abstractNumId w:val="47"/>
-  </w:num>
-  <w:num w:numId="24" w16cid:durableId="2094424870">
-    <w:abstractNumId w:val="39"/>
-  </w:num>
-  <w:num w:numId="25" w16cid:durableId="647632683">
-    <w:abstractNumId w:val="8"/>
-  </w:num>
-  <w:num w:numId="26" w16cid:durableId="1905680329">
-    <w:abstractNumId w:val="45"/>
-  </w:num>
-  <w:num w:numId="27" w16cid:durableId="1691057156">
-    <w:abstractNumId w:val="53"/>
-  </w:num>
-  <w:num w:numId="28" w16cid:durableId="1373073796">
-    <w:abstractNumId w:val="21"/>
-  </w:num>
-  <w:num w:numId="29" w16cid:durableId="275480460">
-    <w:abstractNumId w:val="3"/>
-  </w:num>
-  <w:num w:numId="30" w16cid:durableId="2115006385">
-    <w:abstractNumId w:val="30"/>
-  </w:num>
-  <w:num w:numId="31" w16cid:durableId="918564766">
-    <w:abstractNumId w:val="16"/>
-  </w:num>
-  <w:num w:numId="32" w16cid:durableId="1931431692">
-    <w:abstractNumId w:val="41"/>
-  </w:num>
-  <w:num w:numId="33" w16cid:durableId="666858873">
-    <w:abstractNumId w:val="31"/>
-  </w:num>
-  <w:num w:numId="34" w16cid:durableId="1105613935">
-    <w:abstractNumId w:val="43"/>
-  </w:num>
-  <w:num w:numId="35" w16cid:durableId="369452861">
-    <w:abstractNumId w:val="48"/>
-  </w:num>
-  <w:num w:numId="36" w16cid:durableId="862941104">
-    <w:abstractNumId w:val="55"/>
-  </w:num>
-  <w:num w:numId="37" w16cid:durableId="480512253">
-    <w:abstractNumId w:val="12"/>
-  </w:num>
-  <w:num w:numId="38" w16cid:durableId="1670206824">
-    <w:abstractNumId w:val="26"/>
-  </w:num>
-  <w:num w:numId="39" w16cid:durableId="1041977229">
-    <w:abstractNumId w:val="7"/>
-  </w:num>
-  <w:num w:numId="40" w16cid:durableId="197397945">
-    <w:abstractNumId w:val="17"/>
-  </w:num>
-  <w:num w:numId="41" w16cid:durableId="1453358663">
-    <w:abstractNumId w:val="27"/>
-  </w:num>
-  <w:num w:numId="42" w16cid:durableId="1846357136">
-    <w:abstractNumId w:val="37"/>
-  </w:num>
-  <w:num w:numId="43" w16cid:durableId="932592553">
-    <w:abstractNumId w:val="59"/>
-  </w:num>
-  <w:num w:numId="44" w16cid:durableId="201216128">
-    <w:abstractNumId w:val="56"/>
-  </w:num>
-  <w:num w:numId="45" w16cid:durableId="1353193013">
-    <w:abstractNumId w:val="23"/>
-  </w:num>
-  <w:num w:numId="46" w16cid:durableId="1617441393">
-    <w:abstractNumId w:val="49"/>
-  </w:num>
-  <w:num w:numId="47" w16cid:durableId="642858498">
-    <w:abstractNumId w:val="22"/>
-  </w:num>
-  <w:num w:numId="48" w16cid:durableId="2001351870">
-    <w:abstractNumId w:val="54"/>
-  </w:num>
-  <w:num w:numId="49" w16cid:durableId="1437215177">
-    <w:abstractNumId w:val="35"/>
-  </w:num>
-  <w:num w:numId="50" w16cid:durableId="392239763">
-    <w:abstractNumId w:val="29"/>
-  </w:num>
-  <w:num w:numId="51" w16cid:durableId="1869756012">
-    <w:abstractNumId w:val="14"/>
-  </w:num>
-  <w:num w:numId="52" w16cid:durableId="1787195478">
-    <w:abstractNumId w:val="51"/>
-  </w:num>
-  <w:num w:numId="53" w16cid:durableId="1157769905">
-    <w:abstractNumId w:val="1"/>
-  </w:num>
-  <w:num w:numId="54" w16cid:durableId="1631938360">
-    <w:abstractNumId w:val="11"/>
-  </w:num>
-  <w:num w:numId="55" w16cid:durableId="1834640470">
-    <w:abstractNumId w:val="6"/>
-  </w:num>
-  <w:num w:numId="56" w16cid:durableId="1294554684">
-    <w:abstractNumId w:val="23"/>
-    <w:lvlOverride w:ilvl="0">
-      <w:startOverride w:val="1"/>
-    </w:lvlOverride>
-    <w:lvlOverride w:ilvl="1">
-      <w:startOverride w:val="1"/>
-    </w:lvlOverride>
-    <w:lvlOverride w:ilvl="2">
-      <w:startOverride w:val="1"/>
-    </w:lvlOverride>
-    <w:lvlOverride w:ilvl="3">
-      <w:startOverride w:val="1"/>
-    </w:lvlOverride>
-    <w:lvlOverride w:ilvl="4">
-      <w:startOverride w:val="1"/>
-    </w:lvlOverride>
-    <w:lvlOverride w:ilvl="5">
-      <w:startOverride w:val="1"/>
-    </w:lvlOverride>
-    <w:lvlOverride w:ilvl="6">
-      <w:startOverride w:val="1"/>
-    </w:lvlOverride>
-    <w:lvlOverride w:ilvl="7">
-      <w:startOverride w:val="1"/>
-    </w:lvlOverride>
-    <w:lvlOverride w:ilvl="8">
-      <w:startOverride w:val="1"/>
-    </w:lvlOverride>
-  </w:num>
-  <w:num w:numId="57" w16cid:durableId="1374382518">
-    <w:abstractNumId w:val="33"/>
-  </w:num>
-  <w:num w:numId="58" w16cid:durableId="1493369757">
-    <w:abstractNumId w:val="44"/>
-  </w:num>
-  <w:num w:numId="59" w16cid:durableId="1311977974">
-    <w:abstractNumId w:val="42"/>
-  </w:num>
-  <w:num w:numId="60" w16cid:durableId="473714500">
-    <w:abstractNumId w:val="18"/>
-  </w:num>
-  <w:num w:numId="61" w16cid:durableId="1472283103">
-    <w:abstractNumId w:val="32"/>
-  </w:num>
+  <w:numIdMacAtCleanup w:val="11"/>
 </w:numbering>
 </file>
 
@@ -11768,7 +6426,7 @@
       <w:keepNext/>
       <w:keepLines/>
       <w:numPr>
-        <w:numId w:val="53"/>
+        <w:numId w:val="7"/>
       </w:numPr>
       <w:spacing w:before="240"/>
       <w:outlineLvl w:val="0"/>
@@ -11790,7 +6448,7 @@
     <w:pPr>
       <w:numPr>
         <w:ilvl w:val="1"/>
-        <w:numId w:val="53"/>
+        <w:numId w:val="7"/>
       </w:numPr>
       <w:spacing w:before="100" w:beforeAutospacing="1" w:after="100" w:afterAutospacing="1"/>
       <w:outlineLvl w:val="1"/>
@@ -11817,7 +6475,7 @@
       <w:keepLines/>
       <w:numPr>
         <w:ilvl w:val="2"/>
-        <w:numId w:val="53"/>
+        <w:numId w:val="7"/>
       </w:numPr>
       <w:spacing w:before="40"/>
       <w:outlineLvl w:val="2"/>
@@ -11843,7 +6501,7 @@
       <w:keepLines/>
       <w:numPr>
         <w:ilvl w:val="3"/>
-        <w:numId w:val="53"/>
+        <w:numId w:val="7"/>
       </w:numPr>
       <w:spacing w:before="40"/>
       <w:outlineLvl w:val="3"/>
@@ -11869,7 +6527,7 @@
       <w:keepLines/>
       <w:numPr>
         <w:ilvl w:val="4"/>
-        <w:numId w:val="53"/>
+        <w:numId w:val="7"/>
       </w:numPr>
       <w:spacing w:before="40"/>
       <w:outlineLvl w:val="4"/>
@@ -11893,7 +6551,7 @@
       <w:keepLines/>
       <w:numPr>
         <w:ilvl w:val="5"/>
-        <w:numId w:val="53"/>
+        <w:numId w:val="7"/>
       </w:numPr>
       <w:spacing w:before="40"/>
       <w:outlineLvl w:val="5"/>
@@ -11918,7 +6576,7 @@
       <w:keepLines/>
       <w:numPr>
         <w:ilvl w:val="6"/>
-        <w:numId w:val="53"/>
+        <w:numId w:val="7"/>
       </w:numPr>
       <w:spacing w:before="40"/>
       <w:outlineLvl w:val="6"/>
@@ -11945,7 +6603,7 @@
       <w:keepLines/>
       <w:numPr>
         <w:ilvl w:val="7"/>
-        <w:numId w:val="53"/>
+        <w:numId w:val="7"/>
       </w:numPr>
       <w:spacing w:before="40"/>
       <w:outlineLvl w:val="7"/>
@@ -11972,7 +6630,7 @@
       <w:keepLines/>
       <w:numPr>
         <w:ilvl w:val="8"/>
-        <w:numId w:val="53"/>
+        <w:numId w:val="7"/>
       </w:numPr>
       <w:spacing w:before="40"/>
       <w:outlineLvl w:val="8"/>
@@ -11989,7 +6647,6 @@
   <w:style w:type="character" w:default="1" w:styleId="DefaultParagraphFont">
     <w:name w:val="Default Paragraph Font"/>
     <w:uiPriority w:val="1"/>
-    <w:semiHidden/>
     <w:unhideWhenUsed/>
   </w:style>
   <w:style w:type="table" w:default="1" w:styleId="TableNormal">
@@ -12059,20 +6716,19 @@
     <w:basedOn w:val="DefaultParagraphFont"/>
     <w:link w:val="Heading3"/>
     <w:uiPriority w:val="9"/>
-    <w:semiHidden/>
     <w:rsid w:val="004A06A4"/>
     <w:rPr>
       <w:rFonts w:asciiTheme="majorHAnsi" w:eastAsiaTheme="majorEastAsia" w:hAnsiTheme="majorHAnsi" w:cstheme="majorBidi"/>
       <w:color w:val="1F3763" w:themeColor="accent1" w:themeShade="7F"/>
       <w:sz w:val="24"/>
       <w:szCs w:val="24"/>
+      <w:lang w:eastAsia="en-IE"/>
     </w:rPr>
   </w:style>
   <w:style w:type="character" w:customStyle="1" w:styleId="Heading4Char">
     <w:name w:val="Heading 4 Char"/>
     <w:basedOn w:val="DefaultParagraphFont"/>
     <w:link w:val="Heading4"/>
-    <w:uiPriority w:val="9"/>
     <w:semiHidden/>
     <w:rsid w:val="004A06A4"/>
     <w:rPr>
@@ -12080,30 +6736,37 @@
       <w:i/>
       <w:iCs/>
       <w:color w:val="2F5496" w:themeColor="accent1" w:themeShade="BF"/>
+      <w:sz w:val="20"/>
+      <w:szCs w:val="20"/>
+      <w:lang w:eastAsia="en-IE"/>
     </w:rPr>
   </w:style>
   <w:style w:type="character" w:customStyle="1" w:styleId="Heading5Char">
     <w:name w:val="Heading 5 Char"/>
     <w:basedOn w:val="DefaultParagraphFont"/>
     <w:link w:val="Heading5"/>
-    <w:uiPriority w:val="9"/>
     <w:semiHidden/>
     <w:rsid w:val="004A06A4"/>
     <w:rPr>
       <w:rFonts w:asciiTheme="majorHAnsi" w:eastAsiaTheme="majorEastAsia" w:hAnsiTheme="majorHAnsi" w:cstheme="majorBidi"/>
       <w:color w:val="2F5496" w:themeColor="accent1" w:themeShade="BF"/>
+      <w:sz w:val="20"/>
+      <w:szCs w:val="20"/>
+      <w:lang w:eastAsia="en-IE"/>
     </w:rPr>
   </w:style>
   <w:style w:type="character" w:customStyle="1" w:styleId="Heading6Char">
     <w:name w:val="Heading 6 Char"/>
     <w:basedOn w:val="DefaultParagraphFont"/>
     <w:link w:val="Heading6"/>
-    <w:uiPriority w:val="9"/>
     <w:semiHidden/>
     <w:rsid w:val="004A06A4"/>
     <w:rPr>
       <w:rFonts w:asciiTheme="majorHAnsi" w:eastAsiaTheme="majorEastAsia" w:hAnsiTheme="majorHAnsi" w:cstheme="majorBidi"/>
       <w:color w:val="1F3763" w:themeColor="accent1" w:themeShade="7F"/>
+      <w:sz w:val="20"/>
+      <w:szCs w:val="20"/>
+      <w:lang w:eastAsia="en-IE"/>
     </w:rPr>
   </w:style>
   <w:style w:type="character" w:customStyle="1" w:styleId="Heading1Char">
@@ -12117,6 +6780,7 @@
       <w:color w:val="2F5496" w:themeColor="accent1" w:themeShade="BF"/>
       <w:sz w:val="32"/>
       <w:szCs w:val="32"/>
+      <w:lang w:eastAsia="en-IE"/>
     </w:rPr>
   </w:style>
   <w:style w:type="paragraph" w:styleId="NoSpacing">
@@ -12313,7 +6977,7 @@
     <w:rsid w:val="00253EA2"/>
     <w:pPr>
       <w:numPr>
-        <w:numId w:val="42"/>
+        <w:numId w:val="3"/>
       </w:numPr>
       <w:tabs>
         <w:tab w:val="left" w:pos="792"/>

--- a/link_eshopworld/Documentation/eShopWorld_Integration_Monitoring.docx
+++ b/link_eshopworld/Documentation/eShopWorld_Integration_Monitoring.docx
@@ -92,7 +92,28 @@
                                     <w:sz w:val="20"/>
                                     <w:szCs w:val="20"/>
                                   </w:rPr>
-                                  <w:t>5.0.0</w:t>
+                                  <w:t>5.</w:t>
+                                </w:r>
+                                <w:r>
+                                  <w:rPr>
+                                    <w:sz w:val="20"/>
+                                    <w:szCs w:val="20"/>
+                                  </w:rPr>
+                                  <w:t>1</w:t>
+                                </w:r>
+                                <w:r>
+                                  <w:rPr>
+                                    <w:sz w:val="20"/>
+                                    <w:szCs w:val="20"/>
+                                  </w:rPr>
+                                  <w:t>.</w:t>
+                                </w:r>
+                                <w:r>
+                                  <w:rPr>
+                                    <w:sz w:val="20"/>
+                                    <w:szCs w:val="20"/>
+                                  </w:rPr>
+                                  <w:t>1</w:t>
                                 </w:r>
                               </w:p>
                               <w:p>
@@ -124,7 +145,7 @@
                                     <w:sz w:val="20"/>
                                     <w:szCs w:val="20"/>
                                   </w:rPr>
-                                  <w:t>February</w:t>
+                                  <w:t>June</w:t>
                                 </w:r>
                                 <w:r>
                                   <w:rPr>
@@ -249,7 +270,28 @@
                               <w:sz w:val="20"/>
                               <w:szCs w:val="20"/>
                             </w:rPr>
-                            <w:t>5.0.0</w:t>
+                            <w:t>5.</w:t>
+                          </w:r>
+                          <w:r>
+                            <w:rPr>
+                              <w:sz w:val="20"/>
+                              <w:szCs w:val="20"/>
+                            </w:rPr>
+                            <w:t>1</w:t>
+                          </w:r>
+                          <w:r>
+                            <w:rPr>
+                              <w:sz w:val="20"/>
+                              <w:szCs w:val="20"/>
+                            </w:rPr>
+                            <w:t>.</w:t>
+                          </w:r>
+                          <w:r>
+                            <w:rPr>
+                              <w:sz w:val="20"/>
+                              <w:szCs w:val="20"/>
+                            </w:rPr>
+                            <w:t>1</w:t>
                           </w:r>
                         </w:p>
                         <w:p>
@@ -281,7 +323,7 @@
                               <w:sz w:val="20"/>
                               <w:szCs w:val="20"/>
                             </w:rPr>
-                            <w:t>February</w:t>
+                            <w:t>June</w:t>
                           </w:r>
                           <w:r>
                             <w:rPr>
@@ -1057,7 +1099,7 @@
             <w:pStyle w:val="TOC1"/>
             <w:numPr>
               <w:ilvl w:val="0"/>
-              <w:numId w:val="45"/>
+              <w:numId w:val="4"/>
             </w:numPr>
             <w:spacing w:line="360" w:lineRule="auto"/>
             <w:rPr>
@@ -1189,7 +1231,7 @@
             <w:pStyle w:val="TOC2"/>
             <w:numPr>
               <w:ilvl w:val="1"/>
-              <w:numId w:val="45"/>
+              <w:numId w:val="4"/>
             </w:numPr>
             <w:spacing w:line="360" w:lineRule="auto"/>
             <w:rPr>
@@ -1342,7 +1384,7 @@
             <w:pStyle w:val="ListParagraph"/>
             <w:numPr>
               <w:ilvl w:val="1"/>
-              <w:numId w:val="45"/>
+              <w:numId w:val="4"/>
             </w:numPr>
             <w:spacing w:line="360" w:lineRule="auto"/>
             <w:rPr>
@@ -1445,7 +1487,7 @@
             <w:pStyle w:val="TOC1"/>
             <w:numPr>
               <w:ilvl w:val="0"/>
-              <w:numId w:val="45"/>
+              <w:numId w:val="4"/>
             </w:numPr>
             <w:spacing w:line="360" w:lineRule="auto"/>
             <w:rPr>
@@ -1517,7 +1559,7 @@
             <w:pStyle w:val="TOC2"/>
             <w:numPr>
               <w:ilvl w:val="1"/>
-              <w:numId w:val="45"/>
+              <w:numId w:val="4"/>
             </w:numPr>
             <w:spacing w:line="360" w:lineRule="auto"/>
             <w:rPr>
@@ -1567,7 +1609,7 @@
             <w:pStyle w:val="TOC2"/>
             <w:numPr>
               <w:ilvl w:val="1"/>
-              <w:numId w:val="45"/>
+              <w:numId w:val="4"/>
             </w:numPr>
             <w:spacing w:line="360" w:lineRule="auto"/>
           </w:pPr>
@@ -2062,7 +2104,7 @@
         <w:pStyle w:val="Heading2"/>
         <w:numPr>
           <w:ilvl w:val="0"/>
-          <w:numId w:val="46"/>
+          <w:numId w:val="5"/>
         </w:numPr>
         <w:spacing w:line="360" w:lineRule="auto"/>
         <w:rPr>
@@ -2114,7 +2156,7 @@
         <w:pStyle w:val="ListParagraph"/>
         <w:numPr>
           <w:ilvl w:val="0"/>
-          <w:numId w:val="60"/>
+          <w:numId w:val="11"/>
         </w:numPr>
         <w:spacing w:line="360" w:lineRule="auto"/>
         <w:jc w:val="both"/>
@@ -2188,7 +2230,7 @@
         <w:pStyle w:val="ListParagraph"/>
         <w:numPr>
           <w:ilvl w:val="0"/>
-          <w:numId w:val="60"/>
+          <w:numId w:val="11"/>
         </w:numPr>
         <w:spacing w:line="360" w:lineRule="auto"/>
         <w:rPr>
@@ -2323,7 +2365,7 @@
         <w:pStyle w:val="ListParagraph"/>
         <w:numPr>
           <w:ilvl w:val="1"/>
-          <w:numId w:val="49"/>
+          <w:numId w:val="6"/>
         </w:numPr>
         <w:spacing w:line="360" w:lineRule="auto"/>
         <w:rPr>
@@ -2656,7 +2698,7 @@
       <w:pPr>
         <w:numPr>
           <w:ilvl w:val="0"/>
-          <w:numId w:val="33"/>
+          <w:numId w:val="2"/>
         </w:numPr>
         <w:shd w:val="clear" w:color="auto" w:fill="FFFFFF"/>
         <w:spacing w:line="360" w:lineRule="auto"/>
@@ -2930,7 +2972,7 @@
         <w:pStyle w:val="ListParagraph"/>
         <w:numPr>
           <w:ilvl w:val="1"/>
-          <w:numId w:val="49"/>
+          <w:numId w:val="6"/>
         </w:numPr>
         <w:spacing w:line="360" w:lineRule="auto"/>
         <w:rPr>
@@ -3183,7 +3225,7 @@
               <w:pStyle w:val="ListParagraph"/>
               <w:numPr>
                 <w:ilvl w:val="0"/>
-                <w:numId w:val="57"/>
+                <w:numId w:val="8"/>
               </w:numPr>
               <w:spacing w:line="360" w:lineRule="auto"/>
               <w:rPr>
@@ -3238,7 +3280,7 @@
               <w:pStyle w:val="ListParagraph"/>
               <w:numPr>
                 <w:ilvl w:val="0"/>
-                <w:numId w:val="57"/>
+                <w:numId w:val="8"/>
               </w:numPr>
               <w:spacing w:line="360" w:lineRule="auto"/>
               <w:rPr>
@@ -3291,7 +3333,7 @@
               <w:pStyle w:val="ListParagraph"/>
               <w:numPr>
                 <w:ilvl w:val="0"/>
-                <w:numId w:val="57"/>
+                <w:numId w:val="8"/>
               </w:numPr>
               <w:spacing w:line="360" w:lineRule="auto"/>
               <w:rPr>
@@ -3344,7 +3386,7 @@
               <w:pStyle w:val="ListParagraph"/>
               <w:numPr>
                 <w:ilvl w:val="0"/>
-                <w:numId w:val="57"/>
+                <w:numId w:val="8"/>
               </w:numPr>
               <w:spacing w:line="360" w:lineRule="auto"/>
               <w:rPr>
@@ -3367,7 +3409,7 @@
               <w:pStyle w:val="ListParagraph"/>
               <w:numPr>
                 <w:ilvl w:val="1"/>
-                <w:numId w:val="57"/>
+                <w:numId w:val="8"/>
               </w:numPr>
               <w:spacing w:line="360" w:lineRule="auto"/>
               <w:rPr>
@@ -3390,7 +3432,7 @@
               <w:pStyle w:val="ListParagraph"/>
               <w:numPr>
                 <w:ilvl w:val="1"/>
-                <w:numId w:val="57"/>
+                <w:numId w:val="8"/>
               </w:numPr>
               <w:spacing w:line="360" w:lineRule="auto"/>
               <w:rPr>
@@ -3413,7 +3455,7 @@
               <w:pStyle w:val="ListParagraph"/>
               <w:numPr>
                 <w:ilvl w:val="1"/>
-                <w:numId w:val="57"/>
+                <w:numId w:val="8"/>
               </w:numPr>
               <w:spacing w:line="360" w:lineRule="auto"/>
               <w:rPr>
@@ -3436,7 +3478,7 @@
               <w:pStyle w:val="ListParagraph"/>
               <w:numPr>
                 <w:ilvl w:val="1"/>
-                <w:numId w:val="57"/>
+                <w:numId w:val="8"/>
               </w:numPr>
               <w:spacing w:line="360" w:lineRule="auto"/>
               <w:rPr>
@@ -3497,7 +3539,7 @@
         <w:pStyle w:val="Heading1"/>
         <w:numPr>
           <w:ilvl w:val="0"/>
-          <w:numId w:val="49"/>
+          <w:numId w:val="6"/>
         </w:numPr>
         <w:spacing w:line="360" w:lineRule="auto"/>
         <w:jc w:val="both"/>
@@ -3572,7 +3614,7 @@
         <w:pStyle w:val="Heading2"/>
         <w:numPr>
           <w:ilvl w:val="1"/>
-          <w:numId w:val="49"/>
+          <w:numId w:val="6"/>
         </w:numPr>
         <w:spacing w:line="360" w:lineRule="auto"/>
         <w:rPr>
@@ -3814,7 +3856,7 @@
         <w:pStyle w:val="11U"/>
         <w:numPr>
           <w:ilvl w:val="1"/>
-          <w:numId w:val="49"/>
+          <w:numId w:val="6"/>
         </w:numPr>
         <w:spacing w:line="360" w:lineRule="auto"/>
         <w:rPr>
@@ -3988,7 +4030,7 @@
         <w:pStyle w:val="Heading1"/>
         <w:numPr>
           <w:ilvl w:val="0"/>
-          <w:numId w:val="49"/>
+          <w:numId w:val="6"/>
         </w:numPr>
         <w:spacing w:line="360" w:lineRule="auto"/>
         <w:jc w:val="both"/>
@@ -4133,7 +4175,7 @@
         <w:pStyle w:val="ListParagraph"/>
         <w:numPr>
           <w:ilvl w:val="1"/>
-          <w:numId w:val="49"/>
+          <w:numId w:val="6"/>
         </w:numPr>
         <w:spacing w:line="360" w:lineRule="auto"/>
         <w:rPr>
@@ -4174,7 +4216,7 @@
         <w:pStyle w:val="ListParagraph"/>
         <w:numPr>
           <w:ilvl w:val="0"/>
-          <w:numId w:val="57"/>
+          <w:numId w:val="8"/>
         </w:numPr>
         <w:spacing w:line="360" w:lineRule="auto"/>
         <w:rPr>
@@ -4229,7 +4271,7 @@
         <w:pStyle w:val="ListParagraph"/>
         <w:numPr>
           <w:ilvl w:val="0"/>
-          <w:numId w:val="57"/>
+          <w:numId w:val="8"/>
         </w:numPr>
         <w:rPr>
           <w:rFonts w:ascii="Arial" w:hAnsi="Arial" w:cs="Arial"/>
@@ -4259,7 +4301,7 @@
         <w:pStyle w:val="ListParagraph"/>
         <w:numPr>
           <w:ilvl w:val="1"/>
-          <w:numId w:val="49"/>
+          <w:numId w:val="6"/>
         </w:numPr>
         <w:spacing w:line="360" w:lineRule="auto"/>
         <w:rPr>
@@ -4300,7 +4342,7 @@
         <w:pStyle w:val="ListParagraph"/>
         <w:numPr>
           <w:ilvl w:val="0"/>
-          <w:numId w:val="58"/>
+          <w:numId w:val="9"/>
         </w:numPr>
         <w:spacing w:line="360" w:lineRule="auto"/>
         <w:rPr>
@@ -4319,7 +4361,7 @@
         <w:pStyle w:val="ListParagraph"/>
         <w:numPr>
           <w:ilvl w:val="1"/>
-          <w:numId w:val="58"/>
+          <w:numId w:val="9"/>
         </w:numPr>
         <w:spacing w:line="360" w:lineRule="auto"/>
         <w:rPr>
@@ -4338,7 +4380,7 @@
         <w:pStyle w:val="ListParagraph"/>
         <w:numPr>
           <w:ilvl w:val="1"/>
-          <w:numId w:val="58"/>
+          <w:numId w:val="9"/>
         </w:numPr>
         <w:spacing w:line="360" w:lineRule="auto"/>
         <w:rPr>
@@ -4425,7 +4467,7 @@
         <w:pStyle w:val="ListParagraph"/>
         <w:numPr>
           <w:ilvl w:val="0"/>
-          <w:numId w:val="58"/>
+          <w:numId w:val="9"/>
         </w:numPr>
         <w:spacing w:line="360" w:lineRule="auto"/>
         <w:rPr>
@@ -4444,7 +4486,7 @@
         <w:pStyle w:val="ListParagraph"/>
         <w:numPr>
           <w:ilvl w:val="1"/>
-          <w:numId w:val="58"/>
+          <w:numId w:val="9"/>
         </w:numPr>
         <w:spacing w:line="360" w:lineRule="auto"/>
         <w:rPr>
@@ -4504,7 +4546,7 @@
         <w:pStyle w:val="ListParagraph"/>
         <w:numPr>
           <w:ilvl w:val="1"/>
-          <w:numId w:val="49"/>
+          <w:numId w:val="6"/>
         </w:numPr>
         <w:spacing w:line="360" w:lineRule="auto"/>
         <w:rPr>
@@ -4565,7 +4607,7 @@
         <w:pStyle w:val="ListParagraph"/>
         <w:numPr>
           <w:ilvl w:val="0"/>
-          <w:numId w:val="59"/>
+          <w:numId w:val="10"/>
         </w:numPr>
         <w:spacing w:line="360" w:lineRule="auto"/>
         <w:rPr>
@@ -4590,7 +4632,7 @@
         <w:pStyle w:val="ListParagraph"/>
         <w:numPr>
           <w:ilvl w:val="0"/>
-          <w:numId w:val="59"/>
+          <w:numId w:val="10"/>
         </w:numPr>
         <w:spacing w:line="360" w:lineRule="auto"/>
       </w:pPr>
@@ -4704,92 +4746,6 @@
 <file path=word/numbering.xml><?xml version="1.0" encoding="utf-8"?>
 <w:numbering xmlns:wpc="http://schemas.microsoft.com/office/word/2010/wordprocessingCanvas" xmlns:cx="http://schemas.microsoft.com/office/drawing/2014/chartex" xmlns:cx1="http://schemas.microsoft.com/office/drawing/2015/9/8/chartex" xmlns:cx2="http://schemas.microsoft.com/office/drawing/2015/10/21/chartex" xmlns:cx3="http://schemas.microsoft.com/office/drawing/2016/5/9/chartex" xmlns:cx4="http://schemas.microsoft.com/office/drawing/2016/5/10/chartex" xmlns:cx5="http://schemas.microsoft.com/office/drawing/2016/5/11/chartex" xmlns:cx6="http://schemas.microsoft.com/office/drawing/2016/5/12/chartex" xmlns:cx7="http://schemas.microsoft.com/office/drawing/2016/5/13/chartex" xmlns:cx8="http://schemas.microsoft.com/office/drawing/2016/5/14/chartex" xmlns:mc="http://schemas.openxmlformats.org/markup-compatibility/2006" xmlns:aink="http://schemas.microsoft.com/office/drawing/2016/ink" xmlns:am3d="http://schemas.microsoft.com/office/drawing/2017/model3d" xmlns:o="urn:schemas-microsoft-com:office:office" xmlns:oel="http://schemas.microsoft.com/office/2019/extlst" xmlns:r="http://schemas.openxmlformats.org/officeDocument/2006/relationships" xmlns:m="http://schemas.openxmlformats.org/officeDocument/2006/math" xmlns:v="urn:schemas-microsoft-com:vml" xmlns:wp14="http://schemas.microsoft.com/office/word/2010/wordprocessingDrawing" xmlns:wp="http://schemas.openxmlformats.org/drawingml/2006/wordprocessingDrawing" xmlns:w10="urn:schemas-microsoft-com:office:word" xmlns:w="http://schemas.openxmlformats.org/wordprocessingml/2006/main" xmlns:w14="http://schemas.microsoft.com/office/word/2010/wordml" xmlns:w15="http://schemas.microsoft.com/office/word/2012/wordml" xmlns:w16cex="http://schemas.microsoft.com/office/word/2018/wordml/cex" xmlns:w16cid="http://schemas.microsoft.com/office/word/2016/wordml/cid" xmlns:w16="http://schemas.microsoft.com/office/word/2018/wordml" xmlns:w16du="http://schemas.microsoft.com/office/word/2023/wordml/word16du" xmlns:w16sdtdh="http://schemas.microsoft.com/office/word/2020/wordml/sdtdatahash" xmlns:w16sdtfl="http://schemas.microsoft.com/office/word/2024/wordml/sdtformatlock" xmlns:w16se="http://schemas.microsoft.com/office/word/2015/wordml/symex" xmlns:wpg="http://schemas.microsoft.com/office/word/2010/wordprocessingGroup" xmlns:wpi="http://schemas.microsoft.com/office/word/2010/wordprocessingInk" xmlns:wne="http://schemas.microsoft.com/office/word/2006/wordml" xmlns:wps="http://schemas.microsoft.com/office/word/2010/wordprocessingShape" mc:Ignorable="w14 w15 w16se w16cid w16 w16cex w16sdtdh w16sdtfl w16du wp14">
   <w:abstractNum w:abstractNumId="0" w15:restartNumberingAfterBreak="0">
-    <w:nsid w:val="006C6D0C"/>
-    <w:multiLevelType w:val="hybridMultilevel"/>
-    <w:tmpl w:val="9A8C7348"/>
-    <w:lvl w:ilvl="0" w:tplc="0409001B">
-      <w:start w:val="1"/>
-      <w:numFmt w:val="lowerRoman"/>
-      <w:lvlText w:val="%1."/>
-      <w:lvlJc w:val="right"/>
-      <w:pPr>
-        <w:ind w:left="1860" w:hanging="360"/>
-      </w:pPr>
-    </w:lvl>
-    <w:lvl w:ilvl="1" w:tplc="FFFFFFFF" w:tentative="1">
-      <w:start w:val="1"/>
-      <w:numFmt w:val="lowerLetter"/>
-      <w:lvlText w:val="%2."/>
-      <w:lvlJc w:val="left"/>
-      <w:pPr>
-        <w:ind w:left="2580" w:hanging="360"/>
-      </w:pPr>
-    </w:lvl>
-    <w:lvl w:ilvl="2" w:tplc="FFFFFFFF" w:tentative="1">
-      <w:start w:val="1"/>
-      <w:numFmt w:val="lowerRoman"/>
-      <w:lvlText w:val="%3."/>
-      <w:lvlJc w:val="right"/>
-      <w:pPr>
-        <w:ind w:left="3300" w:hanging="180"/>
-      </w:pPr>
-    </w:lvl>
-    <w:lvl w:ilvl="3" w:tplc="FFFFFFFF" w:tentative="1">
-      <w:start w:val="1"/>
-      <w:numFmt w:val="decimal"/>
-      <w:lvlText w:val="%4."/>
-      <w:lvlJc w:val="left"/>
-      <w:pPr>
-        <w:ind w:left="4020" w:hanging="360"/>
-      </w:pPr>
-    </w:lvl>
-    <w:lvl w:ilvl="4" w:tplc="FFFFFFFF" w:tentative="1">
-      <w:start w:val="1"/>
-      <w:numFmt w:val="lowerLetter"/>
-      <w:lvlText w:val="%5."/>
-      <w:lvlJc w:val="left"/>
-      <w:pPr>
-        <w:ind w:left="4740" w:hanging="360"/>
-      </w:pPr>
-    </w:lvl>
-    <w:lvl w:ilvl="5" w:tplc="FFFFFFFF" w:tentative="1">
-      <w:start w:val="1"/>
-      <w:numFmt w:val="lowerRoman"/>
-      <w:lvlText w:val="%6."/>
-      <w:lvlJc w:val="right"/>
-      <w:pPr>
-        <w:ind w:left="5460" w:hanging="180"/>
-      </w:pPr>
-    </w:lvl>
-    <w:lvl w:ilvl="6" w:tplc="FFFFFFFF" w:tentative="1">
-      <w:start w:val="1"/>
-      <w:numFmt w:val="decimal"/>
-      <w:lvlText w:val="%7."/>
-      <w:lvlJc w:val="left"/>
-      <w:pPr>
-        <w:ind w:left="6180" w:hanging="360"/>
-      </w:pPr>
-    </w:lvl>
-    <w:lvl w:ilvl="7" w:tplc="FFFFFFFF" w:tentative="1">
-      <w:start w:val="1"/>
-      <w:numFmt w:val="lowerLetter"/>
-      <w:lvlText w:val="%8."/>
-      <w:lvlJc w:val="left"/>
-      <w:pPr>
-        <w:ind w:left="6900" w:hanging="360"/>
-      </w:pPr>
-    </w:lvl>
-    <w:lvl w:ilvl="8" w:tplc="FFFFFFFF" w:tentative="1">
-      <w:start w:val="1"/>
-      <w:numFmt w:val="lowerRoman"/>
-      <w:lvlText w:val="%9."/>
-      <w:lvlJc w:val="right"/>
-      <w:pPr>
-        <w:ind w:left="7620" w:hanging="180"/>
-      </w:pPr>
-    </w:lvl>
-  </w:abstractNum>
-  <w:abstractNum w:abstractNumId="1" w15:restartNumberingAfterBreak="0">
     <w:nsid w:val="0095037E"/>
     <w:multiLevelType w:val="multilevel"/>
     <w:tmpl w:val="18090025"/>
@@ -4884,321 +4840,7 @@
       </w:pPr>
     </w:lvl>
   </w:abstractNum>
-  <w:abstractNum w:abstractNumId="2" w15:restartNumberingAfterBreak="0">
-    <w:nsid w:val="045F60A8"/>
-    <w:multiLevelType w:val="multilevel"/>
-    <w:tmpl w:val="0C36D640"/>
-    <w:lvl w:ilvl="0">
-      <w:start w:val="1"/>
-      <w:numFmt w:val="decimal"/>
-      <w:lvlText w:val="%1"/>
-      <w:lvlJc w:val="left"/>
-      <w:pPr>
-        <w:ind w:left="468" w:hanging="468"/>
-      </w:pPr>
-      <w:rPr>
-        <w:rFonts w:hint="default"/>
-      </w:rPr>
-    </w:lvl>
-    <w:lvl w:ilvl="1">
-      <w:start w:val="1"/>
-      <w:numFmt w:val="decimal"/>
-      <w:lvlText w:val="%1.%2"/>
-      <w:lvlJc w:val="left"/>
-      <w:pPr>
-        <w:ind w:left="720" w:hanging="720"/>
-      </w:pPr>
-      <w:rPr>
-        <w:rFonts w:hint="default"/>
-        <w:b/>
-        <w:bCs/>
-      </w:rPr>
-    </w:lvl>
-    <w:lvl w:ilvl="2">
-      <w:start w:val="1"/>
-      <w:numFmt w:val="decimal"/>
-      <w:lvlText w:val="%1.%2.%3"/>
-      <w:lvlJc w:val="left"/>
-      <w:pPr>
-        <w:ind w:left="720" w:hanging="720"/>
-      </w:pPr>
-      <w:rPr>
-        <w:rFonts w:hint="default"/>
-      </w:rPr>
-    </w:lvl>
-    <w:lvl w:ilvl="3">
-      <w:start w:val="1"/>
-      <w:numFmt w:val="decimal"/>
-      <w:lvlText w:val="%1.%2.%3.%4"/>
-      <w:lvlJc w:val="left"/>
-      <w:pPr>
-        <w:ind w:left="1080" w:hanging="1080"/>
-      </w:pPr>
-      <w:rPr>
-        <w:rFonts w:hint="default"/>
-      </w:rPr>
-    </w:lvl>
-    <w:lvl w:ilvl="4">
-      <w:start w:val="1"/>
-      <w:numFmt w:val="decimal"/>
-      <w:lvlText w:val="%1.%2.%3.%4.%5"/>
-      <w:lvlJc w:val="left"/>
-      <w:pPr>
-        <w:ind w:left="1440" w:hanging="1440"/>
-      </w:pPr>
-      <w:rPr>
-        <w:rFonts w:hint="default"/>
-      </w:rPr>
-    </w:lvl>
-    <w:lvl w:ilvl="5">
-      <w:start w:val="1"/>
-      <w:numFmt w:val="decimal"/>
-      <w:lvlText w:val="%1.%2.%3.%4.%5.%6"/>
-      <w:lvlJc w:val="left"/>
-      <w:pPr>
-        <w:ind w:left="1440" w:hanging="1440"/>
-      </w:pPr>
-      <w:rPr>
-        <w:rFonts w:hint="default"/>
-      </w:rPr>
-    </w:lvl>
-    <w:lvl w:ilvl="6">
-      <w:start w:val="1"/>
-      <w:numFmt w:val="decimal"/>
-      <w:lvlText w:val="%1.%2.%3.%4.%5.%6.%7"/>
-      <w:lvlJc w:val="left"/>
-      <w:pPr>
-        <w:ind w:left="1800" w:hanging="1800"/>
-      </w:pPr>
-      <w:rPr>
-        <w:rFonts w:hint="default"/>
-      </w:rPr>
-    </w:lvl>
-    <w:lvl w:ilvl="7">
-      <w:start w:val="1"/>
-      <w:numFmt w:val="decimal"/>
-      <w:lvlText w:val="%1.%2.%3.%4.%5.%6.%7.%8"/>
-      <w:lvlJc w:val="left"/>
-      <w:pPr>
-        <w:ind w:left="1800" w:hanging="1800"/>
-      </w:pPr>
-      <w:rPr>
-        <w:rFonts w:hint="default"/>
-      </w:rPr>
-    </w:lvl>
-    <w:lvl w:ilvl="8">
-      <w:start w:val="1"/>
-      <w:numFmt w:val="decimal"/>
-      <w:lvlText w:val="%1.%2.%3.%4.%5.%6.%7.%8.%9"/>
-      <w:lvlJc w:val="left"/>
-      <w:pPr>
-        <w:ind w:left="2160" w:hanging="2160"/>
-      </w:pPr>
-      <w:rPr>
-        <w:rFonts w:hint="default"/>
-      </w:rPr>
-    </w:lvl>
-  </w:abstractNum>
-  <w:abstractNum w:abstractNumId="3" w15:restartNumberingAfterBreak="0">
-    <w:nsid w:val="07A86B11"/>
-    <w:multiLevelType w:val="hybridMultilevel"/>
-    <w:tmpl w:val="35EAC006"/>
-    <w:lvl w:ilvl="0" w:tplc="18090001">
-      <w:start w:val="1"/>
-      <w:numFmt w:val="bullet"/>
-      <w:lvlText w:val=""/>
-      <w:lvlJc w:val="left"/>
-      <w:pPr>
-        <w:ind w:left="720" w:hanging="360"/>
-      </w:pPr>
-      <w:rPr>
-        <w:rFonts w:ascii="Symbol" w:hAnsi="Symbol" w:hint="default"/>
-      </w:rPr>
-    </w:lvl>
-    <w:lvl w:ilvl="1" w:tplc="18090003">
-      <w:start w:val="1"/>
-      <w:numFmt w:val="bullet"/>
-      <w:lvlText w:val="o"/>
-      <w:lvlJc w:val="left"/>
-      <w:pPr>
-        <w:ind w:left="1440" w:hanging="360"/>
-      </w:pPr>
-      <w:rPr>
-        <w:rFonts w:ascii="Courier New" w:hAnsi="Courier New" w:cs="Courier New" w:hint="default"/>
-      </w:rPr>
-    </w:lvl>
-    <w:lvl w:ilvl="2" w:tplc="18090005">
-      <w:start w:val="1"/>
-      <w:numFmt w:val="bullet"/>
-      <w:lvlText w:val=""/>
-      <w:lvlJc w:val="left"/>
-      <w:pPr>
-        <w:ind w:left="2160" w:hanging="360"/>
-      </w:pPr>
-      <w:rPr>
-        <w:rFonts w:ascii="Wingdings" w:hAnsi="Wingdings" w:hint="default"/>
-      </w:rPr>
-    </w:lvl>
-    <w:lvl w:ilvl="3" w:tplc="18090001">
-      <w:start w:val="1"/>
-      <w:numFmt w:val="bullet"/>
-      <w:lvlText w:val=""/>
-      <w:lvlJc w:val="left"/>
-      <w:pPr>
-        <w:ind w:left="2880" w:hanging="360"/>
-      </w:pPr>
-      <w:rPr>
-        <w:rFonts w:ascii="Symbol" w:hAnsi="Symbol" w:hint="default"/>
-      </w:rPr>
-    </w:lvl>
-    <w:lvl w:ilvl="4" w:tplc="18090003">
-      <w:start w:val="1"/>
-      <w:numFmt w:val="bullet"/>
-      <w:lvlText w:val="o"/>
-      <w:lvlJc w:val="left"/>
-      <w:pPr>
-        <w:ind w:left="3600" w:hanging="360"/>
-      </w:pPr>
-      <w:rPr>
-        <w:rFonts w:ascii="Courier New" w:hAnsi="Courier New" w:cs="Courier New" w:hint="default"/>
-      </w:rPr>
-    </w:lvl>
-    <w:lvl w:ilvl="5" w:tplc="18090005">
-      <w:start w:val="1"/>
-      <w:numFmt w:val="bullet"/>
-      <w:lvlText w:val=""/>
-      <w:lvlJc w:val="left"/>
-      <w:pPr>
-        <w:ind w:left="4320" w:hanging="360"/>
-      </w:pPr>
-      <w:rPr>
-        <w:rFonts w:ascii="Wingdings" w:hAnsi="Wingdings" w:hint="default"/>
-      </w:rPr>
-    </w:lvl>
-    <w:lvl w:ilvl="6" w:tplc="18090001">
-      <w:start w:val="1"/>
-      <w:numFmt w:val="bullet"/>
-      <w:lvlText w:val=""/>
-      <w:lvlJc w:val="left"/>
-      <w:pPr>
-        <w:ind w:left="5040" w:hanging="360"/>
-      </w:pPr>
-      <w:rPr>
-        <w:rFonts w:ascii="Symbol" w:hAnsi="Symbol" w:hint="default"/>
-      </w:rPr>
-    </w:lvl>
-    <w:lvl w:ilvl="7" w:tplc="18090003">
-      <w:start w:val="1"/>
-      <w:numFmt w:val="bullet"/>
-      <w:lvlText w:val="o"/>
-      <w:lvlJc w:val="left"/>
-      <w:pPr>
-        <w:ind w:left="5760" w:hanging="360"/>
-      </w:pPr>
-      <w:rPr>
-        <w:rFonts w:ascii="Courier New" w:hAnsi="Courier New" w:cs="Courier New" w:hint="default"/>
-      </w:rPr>
-    </w:lvl>
-    <w:lvl w:ilvl="8" w:tplc="18090005">
-      <w:start w:val="1"/>
-      <w:numFmt w:val="bullet"/>
-      <w:lvlText w:val=""/>
-      <w:lvlJc w:val="left"/>
-      <w:pPr>
-        <w:ind w:left="6480" w:hanging="360"/>
-      </w:pPr>
-      <w:rPr>
-        <w:rFonts w:ascii="Wingdings" w:hAnsi="Wingdings" w:hint="default"/>
-      </w:rPr>
-    </w:lvl>
-  </w:abstractNum>
-  <w:abstractNum w:abstractNumId="4" w15:restartNumberingAfterBreak="0">
-    <w:nsid w:val="0852638A"/>
-    <w:multiLevelType w:val="hybridMultilevel"/>
-    <w:tmpl w:val="CCD25158"/>
-    <w:lvl w:ilvl="0" w:tplc="08090019">
-      <w:start w:val="1"/>
-      <w:numFmt w:val="lowerLetter"/>
-      <w:lvlText w:val="%1."/>
-      <w:lvlJc w:val="left"/>
-      <w:pPr>
-        <w:ind w:left="2160" w:hanging="360"/>
-      </w:pPr>
-    </w:lvl>
-    <w:lvl w:ilvl="1" w:tplc="04090019" w:tentative="1">
-      <w:start w:val="1"/>
-      <w:numFmt w:val="lowerLetter"/>
-      <w:lvlText w:val="%2."/>
-      <w:lvlJc w:val="left"/>
-      <w:pPr>
-        <w:ind w:left="2880" w:hanging="360"/>
-      </w:pPr>
-    </w:lvl>
-    <w:lvl w:ilvl="2" w:tplc="0409001B" w:tentative="1">
-      <w:start w:val="1"/>
-      <w:numFmt w:val="lowerRoman"/>
-      <w:lvlText w:val="%3."/>
-      <w:lvlJc w:val="right"/>
-      <w:pPr>
-        <w:ind w:left="3600" w:hanging="180"/>
-      </w:pPr>
-    </w:lvl>
-    <w:lvl w:ilvl="3" w:tplc="0409000F" w:tentative="1">
-      <w:start w:val="1"/>
-      <w:numFmt w:val="decimal"/>
-      <w:lvlText w:val="%4."/>
-      <w:lvlJc w:val="left"/>
-      <w:pPr>
-        <w:ind w:left="4320" w:hanging="360"/>
-      </w:pPr>
-    </w:lvl>
-    <w:lvl w:ilvl="4" w:tplc="04090019" w:tentative="1">
-      <w:start w:val="1"/>
-      <w:numFmt w:val="lowerLetter"/>
-      <w:lvlText w:val="%5."/>
-      <w:lvlJc w:val="left"/>
-      <w:pPr>
-        <w:ind w:left="5040" w:hanging="360"/>
-      </w:pPr>
-    </w:lvl>
-    <w:lvl w:ilvl="5" w:tplc="0409001B" w:tentative="1">
-      <w:start w:val="1"/>
-      <w:numFmt w:val="lowerRoman"/>
-      <w:lvlText w:val="%6."/>
-      <w:lvlJc w:val="right"/>
-      <w:pPr>
-        <w:ind w:left="5760" w:hanging="180"/>
-      </w:pPr>
-    </w:lvl>
-    <w:lvl w:ilvl="6" w:tplc="0409000F" w:tentative="1">
-      <w:start w:val="1"/>
-      <w:numFmt w:val="decimal"/>
-      <w:lvlText w:val="%7."/>
-      <w:lvlJc w:val="left"/>
-      <w:pPr>
-        <w:ind w:left="6480" w:hanging="360"/>
-      </w:pPr>
-    </w:lvl>
-    <w:lvl w:ilvl="7" w:tplc="04090019" w:tentative="1">
-      <w:start w:val="1"/>
-      <w:numFmt w:val="lowerLetter"/>
-      <w:lvlText w:val="%8."/>
-      <w:lvlJc w:val="left"/>
-      <w:pPr>
-        <w:ind w:left="7200" w:hanging="360"/>
-      </w:pPr>
-    </w:lvl>
-    <w:lvl w:ilvl="8" w:tplc="0409001B" w:tentative="1">
-      <w:start w:val="1"/>
-      <w:numFmt w:val="lowerRoman"/>
-      <w:lvlText w:val="%9."/>
-      <w:lvlJc w:val="right"/>
-      <w:pPr>
-        <w:ind w:left="7920" w:hanging="180"/>
-      </w:pPr>
-    </w:lvl>
-  </w:abstractNum>
-  <w:abstractNum w:abstractNumId="5" w15:restartNumberingAfterBreak="0">
+  <w:abstractNum w:abstractNumId="1" w15:restartNumberingAfterBreak="0">
     <w:nsid w:val="08A95CE6"/>
     <w:multiLevelType w:val="multilevel"/>
     <w:tmpl w:val="50B81D38"/>
@@ -5348,1147 +4990,7 @@
       </w:rPr>
     </w:lvl>
   </w:abstractNum>
-  <w:abstractNum w:abstractNumId="6" w15:restartNumberingAfterBreak="0">
-    <w:nsid w:val="09070B7A"/>
-    <w:multiLevelType w:val="multilevel"/>
-    <w:tmpl w:val="1809001F"/>
-    <w:lvl w:ilvl="0">
-      <w:start w:val="1"/>
-      <w:numFmt w:val="decimal"/>
-      <w:lvlText w:val="%1."/>
-      <w:lvlJc w:val="left"/>
-      <w:pPr>
-        <w:ind w:left="360" w:hanging="360"/>
-      </w:pPr>
-    </w:lvl>
-    <w:lvl w:ilvl="1">
-      <w:start w:val="1"/>
-      <w:numFmt w:val="decimal"/>
-      <w:lvlText w:val="%1.%2."/>
-      <w:lvlJc w:val="left"/>
-      <w:pPr>
-        <w:ind w:left="792" w:hanging="432"/>
-      </w:pPr>
-    </w:lvl>
-    <w:lvl w:ilvl="2">
-      <w:start w:val="1"/>
-      <w:numFmt w:val="decimal"/>
-      <w:lvlText w:val="%1.%2.%3."/>
-      <w:lvlJc w:val="left"/>
-      <w:pPr>
-        <w:ind w:left="1224" w:hanging="504"/>
-      </w:pPr>
-    </w:lvl>
-    <w:lvl w:ilvl="3">
-      <w:start w:val="1"/>
-      <w:numFmt w:val="decimal"/>
-      <w:lvlText w:val="%1.%2.%3.%4."/>
-      <w:lvlJc w:val="left"/>
-      <w:pPr>
-        <w:ind w:left="1728" w:hanging="648"/>
-      </w:pPr>
-    </w:lvl>
-    <w:lvl w:ilvl="4">
-      <w:start w:val="1"/>
-      <w:numFmt w:val="decimal"/>
-      <w:lvlText w:val="%1.%2.%3.%4.%5."/>
-      <w:lvlJc w:val="left"/>
-      <w:pPr>
-        <w:ind w:left="2232" w:hanging="792"/>
-      </w:pPr>
-    </w:lvl>
-    <w:lvl w:ilvl="5">
-      <w:start w:val="1"/>
-      <w:numFmt w:val="decimal"/>
-      <w:lvlText w:val="%1.%2.%3.%4.%5.%6."/>
-      <w:lvlJc w:val="left"/>
-      <w:pPr>
-        <w:ind w:left="2736" w:hanging="936"/>
-      </w:pPr>
-    </w:lvl>
-    <w:lvl w:ilvl="6">
-      <w:start w:val="1"/>
-      <w:numFmt w:val="decimal"/>
-      <w:lvlText w:val="%1.%2.%3.%4.%5.%6.%7."/>
-      <w:lvlJc w:val="left"/>
-      <w:pPr>
-        <w:ind w:left="3240" w:hanging="1080"/>
-      </w:pPr>
-    </w:lvl>
-    <w:lvl w:ilvl="7">
-      <w:start w:val="1"/>
-      <w:numFmt w:val="decimal"/>
-      <w:lvlText w:val="%1.%2.%3.%4.%5.%6.%7.%8."/>
-      <w:lvlJc w:val="left"/>
-      <w:pPr>
-        <w:ind w:left="3744" w:hanging="1224"/>
-      </w:pPr>
-    </w:lvl>
-    <w:lvl w:ilvl="8">
-      <w:start w:val="1"/>
-      <w:numFmt w:val="decimal"/>
-      <w:lvlText w:val="%1.%2.%3.%4.%5.%6.%7.%8.%9."/>
-      <w:lvlJc w:val="left"/>
-      <w:pPr>
-        <w:ind w:left="4320" w:hanging="1440"/>
-      </w:pPr>
-    </w:lvl>
-  </w:abstractNum>
-  <w:abstractNum w:abstractNumId="7" w15:restartNumberingAfterBreak="0">
-    <w:nsid w:val="0DED6370"/>
-    <w:multiLevelType w:val="multilevel"/>
-    <w:tmpl w:val="92925BB8"/>
-    <w:lvl w:ilvl="0">
-      <w:start w:val="1"/>
-      <w:numFmt w:val="decimal"/>
-      <w:lvlText w:val="%1"/>
-      <w:lvlJc w:val="left"/>
-      <w:pPr>
-        <w:ind w:left="432" w:hanging="432"/>
-      </w:pPr>
-    </w:lvl>
-    <w:lvl w:ilvl="1">
-      <w:start w:val="1"/>
-      <w:numFmt w:val="decimal"/>
-      <w:lvlText w:val="%1.%2"/>
-      <w:lvlJc w:val="left"/>
-      <w:pPr>
-        <w:ind w:left="576" w:hanging="576"/>
-      </w:pPr>
-    </w:lvl>
-    <w:lvl w:ilvl="2">
-      <w:start w:val="1"/>
-      <w:numFmt w:val="decimal"/>
-      <w:lvlText w:val="%1.%2.%3"/>
-      <w:lvlJc w:val="left"/>
-      <w:pPr>
-        <w:ind w:left="720" w:hanging="720"/>
-      </w:pPr>
-    </w:lvl>
-    <w:lvl w:ilvl="3">
-      <w:start w:val="1"/>
-      <w:numFmt w:val="decimal"/>
-      <w:lvlText w:val="%1.%2.%3.%4"/>
-      <w:lvlJc w:val="left"/>
-      <w:pPr>
-        <w:ind w:left="864" w:hanging="864"/>
-      </w:pPr>
-    </w:lvl>
-    <w:lvl w:ilvl="4">
-      <w:start w:val="1"/>
-      <w:numFmt w:val="decimal"/>
-      <w:lvlText w:val="%1.%2.%3.%4.%5"/>
-      <w:lvlJc w:val="left"/>
-      <w:pPr>
-        <w:ind w:left="1008" w:hanging="1008"/>
-      </w:pPr>
-    </w:lvl>
-    <w:lvl w:ilvl="5">
-      <w:start w:val="1"/>
-      <w:numFmt w:val="decimal"/>
-      <w:lvlText w:val="%1.%2.%3.%4.%5.%6"/>
-      <w:lvlJc w:val="left"/>
-      <w:pPr>
-        <w:ind w:left="1152" w:hanging="1152"/>
-      </w:pPr>
-    </w:lvl>
-    <w:lvl w:ilvl="6">
-      <w:start w:val="1"/>
-      <w:numFmt w:val="decimal"/>
-      <w:lvlText w:val="%1.%2.%3.%4.%5.%6.%7"/>
-      <w:lvlJc w:val="left"/>
-      <w:pPr>
-        <w:ind w:left="1296" w:hanging="1296"/>
-      </w:pPr>
-    </w:lvl>
-    <w:lvl w:ilvl="7">
-      <w:start w:val="1"/>
-      <w:numFmt w:val="decimal"/>
-      <w:lvlText w:val="%1.%2.%3.%4.%5.%6.%7.%8"/>
-      <w:lvlJc w:val="left"/>
-      <w:pPr>
-        <w:ind w:left="1440" w:hanging="1440"/>
-      </w:pPr>
-    </w:lvl>
-    <w:lvl w:ilvl="8">
-      <w:start w:val="1"/>
-      <w:numFmt w:val="decimal"/>
-      <w:lvlText w:val="%1.%2.%3.%4.%5.%6.%7.%8.%9"/>
-      <w:lvlJc w:val="left"/>
-      <w:pPr>
-        <w:ind w:left="1584" w:hanging="1584"/>
-      </w:pPr>
-    </w:lvl>
-  </w:abstractNum>
-  <w:abstractNum w:abstractNumId="8" w15:restartNumberingAfterBreak="0">
-    <w:nsid w:val="0E0A5A9B"/>
-    <w:multiLevelType w:val="hybridMultilevel"/>
-    <w:tmpl w:val="F190CD44"/>
-    <w:lvl w:ilvl="0" w:tplc="04090001">
-      <w:start w:val="1"/>
-      <w:numFmt w:val="bullet"/>
-      <w:lvlText w:val=""/>
-      <w:lvlJc w:val="left"/>
-      <w:pPr>
-        <w:ind w:left="720" w:hanging="360"/>
-      </w:pPr>
-      <w:rPr>
-        <w:rFonts w:ascii="Symbol" w:hAnsi="Symbol" w:hint="default"/>
-      </w:rPr>
-    </w:lvl>
-    <w:lvl w:ilvl="1" w:tplc="04090003">
-      <w:start w:val="1"/>
-      <w:numFmt w:val="bullet"/>
-      <w:lvlText w:val="o"/>
-      <w:lvlJc w:val="left"/>
-      <w:pPr>
-        <w:ind w:left="1440" w:hanging="360"/>
-      </w:pPr>
-      <w:rPr>
-        <w:rFonts w:ascii="Courier New" w:hAnsi="Courier New" w:cs="Courier New" w:hint="default"/>
-      </w:rPr>
-    </w:lvl>
-    <w:lvl w:ilvl="2" w:tplc="04090005" w:tentative="1">
-      <w:start w:val="1"/>
-      <w:numFmt w:val="bullet"/>
-      <w:lvlText w:val=""/>
-      <w:lvlJc w:val="left"/>
-      <w:pPr>
-        <w:ind w:left="2160" w:hanging="360"/>
-      </w:pPr>
-      <w:rPr>
-        <w:rFonts w:ascii="Wingdings" w:hAnsi="Wingdings" w:hint="default"/>
-      </w:rPr>
-    </w:lvl>
-    <w:lvl w:ilvl="3" w:tplc="04090001" w:tentative="1">
-      <w:start w:val="1"/>
-      <w:numFmt w:val="bullet"/>
-      <w:lvlText w:val=""/>
-      <w:lvlJc w:val="left"/>
-      <w:pPr>
-        <w:ind w:left="2880" w:hanging="360"/>
-      </w:pPr>
-      <w:rPr>
-        <w:rFonts w:ascii="Symbol" w:hAnsi="Symbol" w:hint="default"/>
-      </w:rPr>
-    </w:lvl>
-    <w:lvl w:ilvl="4" w:tplc="04090003" w:tentative="1">
-      <w:start w:val="1"/>
-      <w:numFmt w:val="bullet"/>
-      <w:lvlText w:val="o"/>
-      <w:lvlJc w:val="left"/>
-      <w:pPr>
-        <w:ind w:left="3600" w:hanging="360"/>
-      </w:pPr>
-      <w:rPr>
-        <w:rFonts w:ascii="Courier New" w:hAnsi="Courier New" w:cs="Courier New" w:hint="default"/>
-      </w:rPr>
-    </w:lvl>
-    <w:lvl w:ilvl="5" w:tplc="04090005" w:tentative="1">
-      <w:start w:val="1"/>
-      <w:numFmt w:val="bullet"/>
-      <w:lvlText w:val=""/>
-      <w:lvlJc w:val="left"/>
-      <w:pPr>
-        <w:ind w:left="4320" w:hanging="360"/>
-      </w:pPr>
-      <w:rPr>
-        <w:rFonts w:ascii="Wingdings" w:hAnsi="Wingdings" w:hint="default"/>
-      </w:rPr>
-    </w:lvl>
-    <w:lvl w:ilvl="6" w:tplc="04090001" w:tentative="1">
-      <w:start w:val="1"/>
-      <w:numFmt w:val="bullet"/>
-      <w:lvlText w:val=""/>
-      <w:lvlJc w:val="left"/>
-      <w:pPr>
-        <w:ind w:left="5040" w:hanging="360"/>
-      </w:pPr>
-      <w:rPr>
-        <w:rFonts w:ascii="Symbol" w:hAnsi="Symbol" w:hint="default"/>
-      </w:rPr>
-    </w:lvl>
-    <w:lvl w:ilvl="7" w:tplc="04090003" w:tentative="1">
-      <w:start w:val="1"/>
-      <w:numFmt w:val="bullet"/>
-      <w:lvlText w:val="o"/>
-      <w:lvlJc w:val="left"/>
-      <w:pPr>
-        <w:ind w:left="5760" w:hanging="360"/>
-      </w:pPr>
-      <w:rPr>
-        <w:rFonts w:ascii="Courier New" w:hAnsi="Courier New" w:cs="Courier New" w:hint="default"/>
-      </w:rPr>
-    </w:lvl>
-    <w:lvl w:ilvl="8" w:tplc="04090005" w:tentative="1">
-      <w:start w:val="1"/>
-      <w:numFmt w:val="bullet"/>
-      <w:lvlText w:val=""/>
-      <w:lvlJc w:val="left"/>
-      <w:pPr>
-        <w:ind w:left="6480" w:hanging="360"/>
-      </w:pPr>
-      <w:rPr>
-        <w:rFonts w:ascii="Wingdings" w:hAnsi="Wingdings" w:hint="default"/>
-      </w:rPr>
-    </w:lvl>
-  </w:abstractNum>
-  <w:abstractNum w:abstractNumId="9" w15:restartNumberingAfterBreak="0">
-    <w:nsid w:val="12D34DCB"/>
-    <w:multiLevelType w:val="hybridMultilevel"/>
-    <w:tmpl w:val="5D141C34"/>
-    <w:lvl w:ilvl="0" w:tplc="18090001">
-      <w:start w:val="1"/>
-      <w:numFmt w:val="bullet"/>
-      <w:lvlText w:val=""/>
-      <w:lvlJc w:val="left"/>
-      <w:pPr>
-        <w:ind w:left="720" w:hanging="360"/>
-      </w:pPr>
-      <w:rPr>
-        <w:rFonts w:ascii="Symbol" w:hAnsi="Symbol" w:hint="default"/>
-      </w:rPr>
-    </w:lvl>
-    <w:lvl w:ilvl="1" w:tplc="18090003" w:tentative="1">
-      <w:start w:val="1"/>
-      <w:numFmt w:val="bullet"/>
-      <w:lvlText w:val="o"/>
-      <w:lvlJc w:val="left"/>
-      <w:pPr>
-        <w:ind w:left="1440" w:hanging="360"/>
-      </w:pPr>
-      <w:rPr>
-        <w:rFonts w:ascii="Courier New" w:hAnsi="Courier New" w:cs="Courier New" w:hint="default"/>
-      </w:rPr>
-    </w:lvl>
-    <w:lvl w:ilvl="2" w:tplc="18090005" w:tentative="1">
-      <w:start w:val="1"/>
-      <w:numFmt w:val="bullet"/>
-      <w:lvlText w:val=""/>
-      <w:lvlJc w:val="left"/>
-      <w:pPr>
-        <w:ind w:left="2160" w:hanging="360"/>
-      </w:pPr>
-      <w:rPr>
-        <w:rFonts w:ascii="Wingdings" w:hAnsi="Wingdings" w:hint="default"/>
-      </w:rPr>
-    </w:lvl>
-    <w:lvl w:ilvl="3" w:tplc="18090001" w:tentative="1">
-      <w:start w:val="1"/>
-      <w:numFmt w:val="bullet"/>
-      <w:lvlText w:val=""/>
-      <w:lvlJc w:val="left"/>
-      <w:pPr>
-        <w:ind w:left="2880" w:hanging="360"/>
-      </w:pPr>
-      <w:rPr>
-        <w:rFonts w:ascii="Symbol" w:hAnsi="Symbol" w:hint="default"/>
-      </w:rPr>
-    </w:lvl>
-    <w:lvl w:ilvl="4" w:tplc="18090003" w:tentative="1">
-      <w:start w:val="1"/>
-      <w:numFmt w:val="bullet"/>
-      <w:lvlText w:val="o"/>
-      <w:lvlJc w:val="left"/>
-      <w:pPr>
-        <w:ind w:left="3600" w:hanging="360"/>
-      </w:pPr>
-      <w:rPr>
-        <w:rFonts w:ascii="Courier New" w:hAnsi="Courier New" w:cs="Courier New" w:hint="default"/>
-      </w:rPr>
-    </w:lvl>
-    <w:lvl w:ilvl="5" w:tplc="18090005" w:tentative="1">
-      <w:start w:val="1"/>
-      <w:numFmt w:val="bullet"/>
-      <w:lvlText w:val=""/>
-      <w:lvlJc w:val="left"/>
-      <w:pPr>
-        <w:ind w:left="4320" w:hanging="360"/>
-      </w:pPr>
-      <w:rPr>
-        <w:rFonts w:ascii="Wingdings" w:hAnsi="Wingdings" w:hint="default"/>
-      </w:rPr>
-    </w:lvl>
-    <w:lvl w:ilvl="6" w:tplc="18090001" w:tentative="1">
-      <w:start w:val="1"/>
-      <w:numFmt w:val="bullet"/>
-      <w:lvlText w:val=""/>
-      <w:lvlJc w:val="left"/>
-      <w:pPr>
-        <w:ind w:left="5040" w:hanging="360"/>
-      </w:pPr>
-      <w:rPr>
-        <w:rFonts w:ascii="Symbol" w:hAnsi="Symbol" w:hint="default"/>
-      </w:rPr>
-    </w:lvl>
-    <w:lvl w:ilvl="7" w:tplc="18090003" w:tentative="1">
-      <w:start w:val="1"/>
-      <w:numFmt w:val="bullet"/>
-      <w:lvlText w:val="o"/>
-      <w:lvlJc w:val="left"/>
-      <w:pPr>
-        <w:ind w:left="5760" w:hanging="360"/>
-      </w:pPr>
-      <w:rPr>
-        <w:rFonts w:ascii="Courier New" w:hAnsi="Courier New" w:cs="Courier New" w:hint="default"/>
-      </w:rPr>
-    </w:lvl>
-    <w:lvl w:ilvl="8" w:tplc="18090005" w:tentative="1">
-      <w:start w:val="1"/>
-      <w:numFmt w:val="bullet"/>
-      <w:lvlText w:val=""/>
-      <w:lvlJc w:val="left"/>
-      <w:pPr>
-        <w:ind w:left="6480" w:hanging="360"/>
-      </w:pPr>
-      <w:rPr>
-        <w:rFonts w:ascii="Wingdings" w:hAnsi="Wingdings" w:hint="default"/>
-      </w:rPr>
-    </w:lvl>
-  </w:abstractNum>
-  <w:abstractNum w:abstractNumId="10" w15:restartNumberingAfterBreak="0">
-    <w:nsid w:val="133B71C1"/>
-    <w:multiLevelType w:val="hybridMultilevel"/>
-    <w:tmpl w:val="8BE410F8"/>
-    <w:lvl w:ilvl="0" w:tplc="0409000F">
-      <w:start w:val="1"/>
-      <w:numFmt w:val="decimal"/>
-      <w:lvlText w:val="%1."/>
-      <w:lvlJc w:val="left"/>
-      <w:pPr>
-        <w:ind w:left="720" w:hanging="360"/>
-      </w:pPr>
-    </w:lvl>
-    <w:lvl w:ilvl="1" w:tplc="04090019" w:tentative="1">
-      <w:start w:val="1"/>
-      <w:numFmt w:val="lowerLetter"/>
-      <w:lvlText w:val="%2."/>
-      <w:lvlJc w:val="left"/>
-      <w:pPr>
-        <w:ind w:left="1440" w:hanging="360"/>
-      </w:pPr>
-    </w:lvl>
-    <w:lvl w:ilvl="2" w:tplc="0409001B" w:tentative="1">
-      <w:start w:val="1"/>
-      <w:numFmt w:val="lowerRoman"/>
-      <w:lvlText w:val="%3."/>
-      <w:lvlJc w:val="right"/>
-      <w:pPr>
-        <w:ind w:left="2160" w:hanging="180"/>
-      </w:pPr>
-    </w:lvl>
-    <w:lvl w:ilvl="3" w:tplc="0409000F" w:tentative="1">
-      <w:start w:val="1"/>
-      <w:numFmt w:val="decimal"/>
-      <w:lvlText w:val="%4."/>
-      <w:lvlJc w:val="left"/>
-      <w:pPr>
-        <w:ind w:left="2880" w:hanging="360"/>
-      </w:pPr>
-    </w:lvl>
-    <w:lvl w:ilvl="4" w:tplc="04090019" w:tentative="1">
-      <w:start w:val="1"/>
-      <w:numFmt w:val="lowerLetter"/>
-      <w:lvlText w:val="%5."/>
-      <w:lvlJc w:val="left"/>
-      <w:pPr>
-        <w:ind w:left="3600" w:hanging="360"/>
-      </w:pPr>
-    </w:lvl>
-    <w:lvl w:ilvl="5" w:tplc="0409001B" w:tentative="1">
-      <w:start w:val="1"/>
-      <w:numFmt w:val="lowerRoman"/>
-      <w:lvlText w:val="%6."/>
-      <w:lvlJc w:val="right"/>
-      <w:pPr>
-        <w:ind w:left="4320" w:hanging="180"/>
-      </w:pPr>
-    </w:lvl>
-    <w:lvl w:ilvl="6" w:tplc="0409000F" w:tentative="1">
-      <w:start w:val="1"/>
-      <w:numFmt w:val="decimal"/>
-      <w:lvlText w:val="%7."/>
-      <w:lvlJc w:val="left"/>
-      <w:pPr>
-        <w:ind w:left="5040" w:hanging="360"/>
-      </w:pPr>
-    </w:lvl>
-    <w:lvl w:ilvl="7" w:tplc="04090019" w:tentative="1">
-      <w:start w:val="1"/>
-      <w:numFmt w:val="lowerLetter"/>
-      <w:lvlText w:val="%8."/>
-      <w:lvlJc w:val="left"/>
-      <w:pPr>
-        <w:ind w:left="5760" w:hanging="360"/>
-      </w:pPr>
-    </w:lvl>
-    <w:lvl w:ilvl="8" w:tplc="0409001B" w:tentative="1">
-      <w:start w:val="1"/>
-      <w:numFmt w:val="lowerRoman"/>
-      <w:lvlText w:val="%9."/>
-      <w:lvlJc w:val="right"/>
-      <w:pPr>
-        <w:ind w:left="6480" w:hanging="180"/>
-      </w:pPr>
-    </w:lvl>
-  </w:abstractNum>
-  <w:abstractNum w:abstractNumId="11" w15:restartNumberingAfterBreak="0">
-    <w:nsid w:val="14147136"/>
-    <w:multiLevelType w:val="multilevel"/>
-    <w:tmpl w:val="1809001F"/>
-    <w:lvl w:ilvl="0">
-      <w:start w:val="1"/>
-      <w:numFmt w:val="decimal"/>
-      <w:lvlText w:val="%1."/>
-      <w:lvlJc w:val="left"/>
-      <w:pPr>
-        <w:ind w:left="360" w:hanging="360"/>
-      </w:pPr>
-    </w:lvl>
-    <w:lvl w:ilvl="1">
-      <w:start w:val="1"/>
-      <w:numFmt w:val="decimal"/>
-      <w:lvlText w:val="%1.%2."/>
-      <w:lvlJc w:val="left"/>
-      <w:pPr>
-        <w:ind w:left="792" w:hanging="432"/>
-      </w:pPr>
-    </w:lvl>
-    <w:lvl w:ilvl="2">
-      <w:start w:val="1"/>
-      <w:numFmt w:val="decimal"/>
-      <w:lvlText w:val="%1.%2.%3."/>
-      <w:lvlJc w:val="left"/>
-      <w:pPr>
-        <w:ind w:left="1224" w:hanging="504"/>
-      </w:pPr>
-    </w:lvl>
-    <w:lvl w:ilvl="3">
-      <w:start w:val="1"/>
-      <w:numFmt w:val="decimal"/>
-      <w:lvlText w:val="%1.%2.%3.%4."/>
-      <w:lvlJc w:val="left"/>
-      <w:pPr>
-        <w:ind w:left="1728" w:hanging="648"/>
-      </w:pPr>
-    </w:lvl>
-    <w:lvl w:ilvl="4">
-      <w:start w:val="1"/>
-      <w:numFmt w:val="decimal"/>
-      <w:lvlText w:val="%1.%2.%3.%4.%5."/>
-      <w:lvlJc w:val="left"/>
-      <w:pPr>
-        <w:ind w:left="2232" w:hanging="792"/>
-      </w:pPr>
-    </w:lvl>
-    <w:lvl w:ilvl="5">
-      <w:start w:val="1"/>
-      <w:numFmt w:val="decimal"/>
-      <w:lvlText w:val="%1.%2.%3.%4.%5.%6."/>
-      <w:lvlJc w:val="left"/>
-      <w:pPr>
-        <w:ind w:left="2736" w:hanging="936"/>
-      </w:pPr>
-    </w:lvl>
-    <w:lvl w:ilvl="6">
-      <w:start w:val="1"/>
-      <w:numFmt w:val="decimal"/>
-      <w:lvlText w:val="%1.%2.%3.%4.%5.%6.%7."/>
-      <w:lvlJc w:val="left"/>
-      <w:pPr>
-        <w:ind w:left="3240" w:hanging="1080"/>
-      </w:pPr>
-    </w:lvl>
-    <w:lvl w:ilvl="7">
-      <w:start w:val="1"/>
-      <w:numFmt w:val="decimal"/>
-      <w:lvlText w:val="%1.%2.%3.%4.%5.%6.%7.%8."/>
-      <w:lvlJc w:val="left"/>
-      <w:pPr>
-        <w:ind w:left="3744" w:hanging="1224"/>
-      </w:pPr>
-    </w:lvl>
-    <w:lvl w:ilvl="8">
-      <w:start w:val="1"/>
-      <w:numFmt w:val="decimal"/>
-      <w:lvlText w:val="%1.%2.%3.%4.%5.%6.%7.%8.%9."/>
-      <w:lvlJc w:val="left"/>
-      <w:pPr>
-        <w:ind w:left="4320" w:hanging="1440"/>
-      </w:pPr>
-    </w:lvl>
-  </w:abstractNum>
-  <w:abstractNum w:abstractNumId="12" w15:restartNumberingAfterBreak="0">
-    <w:nsid w:val="144430A1"/>
-    <w:multiLevelType w:val="hybridMultilevel"/>
-    <w:tmpl w:val="7736C532"/>
-    <w:lvl w:ilvl="0" w:tplc="1809000F">
-      <w:start w:val="1"/>
-      <w:numFmt w:val="decimal"/>
-      <w:lvlText w:val="%1."/>
-      <w:lvlJc w:val="left"/>
-      <w:pPr>
-        <w:ind w:left="720" w:hanging="360"/>
-      </w:pPr>
-    </w:lvl>
-    <w:lvl w:ilvl="1" w:tplc="18090019" w:tentative="1">
-      <w:start w:val="1"/>
-      <w:numFmt w:val="lowerLetter"/>
-      <w:lvlText w:val="%2."/>
-      <w:lvlJc w:val="left"/>
-      <w:pPr>
-        <w:ind w:left="1440" w:hanging="360"/>
-      </w:pPr>
-    </w:lvl>
-    <w:lvl w:ilvl="2" w:tplc="1809001B" w:tentative="1">
-      <w:start w:val="1"/>
-      <w:numFmt w:val="lowerRoman"/>
-      <w:lvlText w:val="%3."/>
-      <w:lvlJc w:val="right"/>
-      <w:pPr>
-        <w:ind w:left="2160" w:hanging="180"/>
-      </w:pPr>
-    </w:lvl>
-    <w:lvl w:ilvl="3" w:tplc="1809000F" w:tentative="1">
-      <w:start w:val="1"/>
-      <w:numFmt w:val="decimal"/>
-      <w:lvlText w:val="%4."/>
-      <w:lvlJc w:val="left"/>
-      <w:pPr>
-        <w:ind w:left="2880" w:hanging="360"/>
-      </w:pPr>
-    </w:lvl>
-    <w:lvl w:ilvl="4" w:tplc="18090019" w:tentative="1">
-      <w:start w:val="1"/>
-      <w:numFmt w:val="lowerLetter"/>
-      <w:lvlText w:val="%5."/>
-      <w:lvlJc w:val="left"/>
-      <w:pPr>
-        <w:ind w:left="3600" w:hanging="360"/>
-      </w:pPr>
-    </w:lvl>
-    <w:lvl w:ilvl="5" w:tplc="1809001B" w:tentative="1">
-      <w:start w:val="1"/>
-      <w:numFmt w:val="lowerRoman"/>
-      <w:lvlText w:val="%6."/>
-      <w:lvlJc w:val="right"/>
-      <w:pPr>
-        <w:ind w:left="4320" w:hanging="180"/>
-      </w:pPr>
-    </w:lvl>
-    <w:lvl w:ilvl="6" w:tplc="1809000F" w:tentative="1">
-      <w:start w:val="1"/>
-      <w:numFmt w:val="decimal"/>
-      <w:lvlText w:val="%7."/>
-      <w:lvlJc w:val="left"/>
-      <w:pPr>
-        <w:ind w:left="5040" w:hanging="360"/>
-      </w:pPr>
-    </w:lvl>
-    <w:lvl w:ilvl="7" w:tplc="18090019" w:tentative="1">
-      <w:start w:val="1"/>
-      <w:numFmt w:val="lowerLetter"/>
-      <w:lvlText w:val="%8."/>
-      <w:lvlJc w:val="left"/>
-      <w:pPr>
-        <w:ind w:left="5760" w:hanging="360"/>
-      </w:pPr>
-    </w:lvl>
-    <w:lvl w:ilvl="8" w:tplc="1809001B" w:tentative="1">
-      <w:start w:val="1"/>
-      <w:numFmt w:val="lowerRoman"/>
-      <w:lvlText w:val="%9."/>
-      <w:lvlJc w:val="right"/>
-      <w:pPr>
-        <w:ind w:left="6480" w:hanging="180"/>
-      </w:pPr>
-    </w:lvl>
-  </w:abstractNum>
-  <w:abstractNum w:abstractNumId="13" w15:restartNumberingAfterBreak="0">
-    <w:nsid w:val="17ED1C7F"/>
-    <w:multiLevelType w:val="multilevel"/>
-    <w:tmpl w:val="9B1E5CF2"/>
-    <w:lvl w:ilvl="0">
-      <w:start w:val="1"/>
-      <w:numFmt w:val="decimal"/>
-      <w:lvlText w:val="%1."/>
-      <w:lvlJc w:val="left"/>
-      <w:pPr>
-        <w:ind w:left="360" w:hanging="360"/>
-      </w:pPr>
-    </w:lvl>
-    <w:lvl w:ilvl="1">
-      <w:start w:val="1"/>
-      <w:numFmt w:val="decimal"/>
-      <w:lvlText w:val="%1.%2."/>
-      <w:lvlJc w:val="left"/>
-      <w:pPr>
-        <w:ind w:left="792" w:hanging="432"/>
-      </w:pPr>
-    </w:lvl>
-    <w:lvl w:ilvl="2">
-      <w:start w:val="1"/>
-      <w:numFmt w:val="decimal"/>
-      <w:lvlText w:val="%1.%2.%3."/>
-      <w:lvlJc w:val="left"/>
-      <w:pPr>
-        <w:ind w:left="1224" w:hanging="504"/>
-      </w:pPr>
-    </w:lvl>
-    <w:lvl w:ilvl="3">
-      <w:start w:val="1"/>
-      <w:numFmt w:val="decimal"/>
-      <w:lvlText w:val="%1.%2.%3.%4."/>
-      <w:lvlJc w:val="left"/>
-      <w:pPr>
-        <w:ind w:left="1728" w:hanging="648"/>
-      </w:pPr>
-    </w:lvl>
-    <w:lvl w:ilvl="4">
-      <w:start w:val="1"/>
-      <w:numFmt w:val="decimal"/>
-      <w:lvlText w:val="%1.%2.%3.%4.%5."/>
-      <w:lvlJc w:val="left"/>
-      <w:pPr>
-        <w:ind w:left="2232" w:hanging="792"/>
-      </w:pPr>
-    </w:lvl>
-    <w:lvl w:ilvl="5">
-      <w:start w:val="1"/>
-      <w:numFmt w:val="decimal"/>
-      <w:lvlText w:val="%1.%2.%3.%4.%5.%6."/>
-      <w:lvlJc w:val="left"/>
-      <w:pPr>
-        <w:ind w:left="2736" w:hanging="936"/>
-      </w:pPr>
-    </w:lvl>
-    <w:lvl w:ilvl="6">
-      <w:start w:val="1"/>
-      <w:numFmt w:val="decimal"/>
-      <w:lvlText w:val="%1.%2.%3.%4.%5.%6.%7."/>
-      <w:lvlJc w:val="left"/>
-      <w:pPr>
-        <w:ind w:left="3240" w:hanging="1080"/>
-      </w:pPr>
-    </w:lvl>
-    <w:lvl w:ilvl="7">
-      <w:start w:val="1"/>
-      <w:numFmt w:val="decimal"/>
-      <w:lvlText w:val="%1.%2.%3.%4.%5.%6.%7.%8."/>
-      <w:lvlJc w:val="left"/>
-      <w:pPr>
-        <w:ind w:left="3744" w:hanging="1224"/>
-      </w:pPr>
-    </w:lvl>
-    <w:lvl w:ilvl="8">
-      <w:start w:val="1"/>
-      <w:numFmt w:val="decimal"/>
-      <w:lvlText w:val="%1.%2.%3.%4.%5.%6.%7.%8.%9."/>
-      <w:lvlJc w:val="left"/>
-      <w:pPr>
-        <w:ind w:left="4320" w:hanging="1440"/>
-      </w:pPr>
-    </w:lvl>
-  </w:abstractNum>
-  <w:abstractNum w:abstractNumId="14" w15:restartNumberingAfterBreak="0">
-    <w:nsid w:val="19975BDF"/>
-    <w:multiLevelType w:val="multilevel"/>
-    <w:tmpl w:val="1809001F"/>
-    <w:lvl w:ilvl="0">
-      <w:start w:val="1"/>
-      <w:numFmt w:val="decimal"/>
-      <w:lvlText w:val="%1."/>
-      <w:lvlJc w:val="left"/>
-      <w:pPr>
-        <w:ind w:left="360" w:hanging="360"/>
-      </w:pPr>
-    </w:lvl>
-    <w:lvl w:ilvl="1">
-      <w:start w:val="1"/>
-      <w:numFmt w:val="decimal"/>
-      <w:lvlText w:val="%1.%2."/>
-      <w:lvlJc w:val="left"/>
-      <w:pPr>
-        <w:ind w:left="792" w:hanging="432"/>
-      </w:pPr>
-    </w:lvl>
-    <w:lvl w:ilvl="2">
-      <w:start w:val="1"/>
-      <w:numFmt w:val="decimal"/>
-      <w:lvlText w:val="%1.%2.%3."/>
-      <w:lvlJc w:val="left"/>
-      <w:pPr>
-        <w:ind w:left="1224" w:hanging="504"/>
-      </w:pPr>
-    </w:lvl>
-    <w:lvl w:ilvl="3">
-      <w:start w:val="1"/>
-      <w:numFmt w:val="decimal"/>
-      <w:lvlText w:val="%1.%2.%3.%4."/>
-      <w:lvlJc w:val="left"/>
-      <w:pPr>
-        <w:ind w:left="1728" w:hanging="648"/>
-      </w:pPr>
-    </w:lvl>
-    <w:lvl w:ilvl="4">
-      <w:start w:val="1"/>
-      <w:numFmt w:val="decimal"/>
-      <w:lvlText w:val="%1.%2.%3.%4.%5."/>
-      <w:lvlJc w:val="left"/>
-      <w:pPr>
-        <w:ind w:left="2232" w:hanging="792"/>
-      </w:pPr>
-    </w:lvl>
-    <w:lvl w:ilvl="5">
-      <w:start w:val="1"/>
-      <w:numFmt w:val="decimal"/>
-      <w:lvlText w:val="%1.%2.%3.%4.%5.%6."/>
-      <w:lvlJc w:val="left"/>
-      <w:pPr>
-        <w:ind w:left="2736" w:hanging="936"/>
-      </w:pPr>
-    </w:lvl>
-    <w:lvl w:ilvl="6">
-      <w:start w:val="1"/>
-      <w:numFmt w:val="decimal"/>
-      <w:lvlText w:val="%1.%2.%3.%4.%5.%6.%7."/>
-      <w:lvlJc w:val="left"/>
-      <w:pPr>
-        <w:ind w:left="3240" w:hanging="1080"/>
-      </w:pPr>
-    </w:lvl>
-    <w:lvl w:ilvl="7">
-      <w:start w:val="1"/>
-      <w:numFmt w:val="decimal"/>
-      <w:lvlText w:val="%1.%2.%3.%4.%5.%6.%7.%8."/>
-      <w:lvlJc w:val="left"/>
-      <w:pPr>
-        <w:ind w:left="3744" w:hanging="1224"/>
-      </w:pPr>
-    </w:lvl>
-    <w:lvl w:ilvl="8">
-      <w:start w:val="1"/>
-      <w:numFmt w:val="decimal"/>
-      <w:lvlText w:val="%1.%2.%3.%4.%5.%6.%7.%8.%9."/>
-      <w:lvlJc w:val="left"/>
-      <w:pPr>
-        <w:ind w:left="4320" w:hanging="1440"/>
-      </w:pPr>
-    </w:lvl>
-  </w:abstractNum>
-  <w:abstractNum w:abstractNumId="15" w15:restartNumberingAfterBreak="0">
-    <w:nsid w:val="19DD6C0C"/>
-    <w:multiLevelType w:val="hybridMultilevel"/>
-    <w:tmpl w:val="B4D0364A"/>
-    <w:lvl w:ilvl="0" w:tplc="18090001">
-      <w:start w:val="1"/>
-      <w:numFmt w:val="bullet"/>
-      <w:lvlText w:val=""/>
-      <w:lvlJc w:val="left"/>
-      <w:pPr>
-        <w:ind w:left="1188" w:hanging="360"/>
-      </w:pPr>
-      <w:rPr>
-        <w:rFonts w:ascii="Symbol" w:hAnsi="Symbol" w:hint="default"/>
-      </w:rPr>
-    </w:lvl>
-    <w:lvl w:ilvl="1" w:tplc="18090003" w:tentative="1">
-      <w:start w:val="1"/>
-      <w:numFmt w:val="bullet"/>
-      <w:lvlText w:val="o"/>
-      <w:lvlJc w:val="left"/>
-      <w:pPr>
-        <w:ind w:left="1908" w:hanging="360"/>
-      </w:pPr>
-      <w:rPr>
-        <w:rFonts w:ascii="Courier New" w:hAnsi="Courier New" w:cs="Courier New" w:hint="default"/>
-      </w:rPr>
-    </w:lvl>
-    <w:lvl w:ilvl="2" w:tplc="18090005" w:tentative="1">
-      <w:start w:val="1"/>
-      <w:numFmt w:val="bullet"/>
-      <w:lvlText w:val=""/>
-      <w:lvlJc w:val="left"/>
-      <w:pPr>
-        <w:ind w:left="2628" w:hanging="360"/>
-      </w:pPr>
-      <w:rPr>
-        <w:rFonts w:ascii="Wingdings" w:hAnsi="Wingdings" w:hint="default"/>
-      </w:rPr>
-    </w:lvl>
-    <w:lvl w:ilvl="3" w:tplc="18090001" w:tentative="1">
-      <w:start w:val="1"/>
-      <w:numFmt w:val="bullet"/>
-      <w:lvlText w:val=""/>
-      <w:lvlJc w:val="left"/>
-      <w:pPr>
-        <w:ind w:left="3348" w:hanging="360"/>
-      </w:pPr>
-      <w:rPr>
-        <w:rFonts w:ascii="Symbol" w:hAnsi="Symbol" w:hint="default"/>
-      </w:rPr>
-    </w:lvl>
-    <w:lvl w:ilvl="4" w:tplc="18090003" w:tentative="1">
-      <w:start w:val="1"/>
-      <w:numFmt w:val="bullet"/>
-      <w:lvlText w:val="o"/>
-      <w:lvlJc w:val="left"/>
-      <w:pPr>
-        <w:ind w:left="4068" w:hanging="360"/>
-      </w:pPr>
-      <w:rPr>
-        <w:rFonts w:ascii="Courier New" w:hAnsi="Courier New" w:cs="Courier New" w:hint="default"/>
-      </w:rPr>
-    </w:lvl>
-    <w:lvl w:ilvl="5" w:tplc="18090005" w:tentative="1">
-      <w:start w:val="1"/>
-      <w:numFmt w:val="bullet"/>
-      <w:lvlText w:val=""/>
-      <w:lvlJc w:val="left"/>
-      <w:pPr>
-        <w:ind w:left="4788" w:hanging="360"/>
-      </w:pPr>
-      <w:rPr>
-        <w:rFonts w:ascii="Wingdings" w:hAnsi="Wingdings" w:hint="default"/>
-      </w:rPr>
-    </w:lvl>
-    <w:lvl w:ilvl="6" w:tplc="18090001" w:tentative="1">
-      <w:start w:val="1"/>
-      <w:numFmt w:val="bullet"/>
-      <w:lvlText w:val=""/>
-      <w:lvlJc w:val="left"/>
-      <w:pPr>
-        <w:ind w:left="5508" w:hanging="360"/>
-      </w:pPr>
-      <w:rPr>
-        <w:rFonts w:ascii="Symbol" w:hAnsi="Symbol" w:hint="default"/>
-      </w:rPr>
-    </w:lvl>
-    <w:lvl w:ilvl="7" w:tplc="18090003" w:tentative="1">
-      <w:start w:val="1"/>
-      <w:numFmt w:val="bullet"/>
-      <w:lvlText w:val="o"/>
-      <w:lvlJc w:val="left"/>
-      <w:pPr>
-        <w:ind w:left="6228" w:hanging="360"/>
-      </w:pPr>
-      <w:rPr>
-        <w:rFonts w:ascii="Courier New" w:hAnsi="Courier New" w:cs="Courier New" w:hint="default"/>
-      </w:rPr>
-    </w:lvl>
-    <w:lvl w:ilvl="8" w:tplc="18090005" w:tentative="1">
-      <w:start w:val="1"/>
-      <w:numFmt w:val="bullet"/>
-      <w:lvlText w:val=""/>
-      <w:lvlJc w:val="left"/>
-      <w:pPr>
-        <w:ind w:left="6948" w:hanging="360"/>
-      </w:pPr>
-      <w:rPr>
-        <w:rFonts w:ascii="Wingdings" w:hAnsi="Wingdings" w:hint="default"/>
-      </w:rPr>
-    </w:lvl>
-  </w:abstractNum>
-  <w:abstractNum w:abstractNumId="16" w15:restartNumberingAfterBreak="0">
-    <w:nsid w:val="1B013AE1"/>
-    <w:multiLevelType w:val="hybridMultilevel"/>
-    <w:tmpl w:val="7B6A2B82"/>
-    <w:lvl w:ilvl="0" w:tplc="18090001">
-      <w:start w:val="1"/>
-      <w:numFmt w:val="bullet"/>
-      <w:lvlText w:val=""/>
-      <w:lvlJc w:val="left"/>
-      <w:pPr>
-        <w:ind w:left="720" w:hanging="360"/>
-      </w:pPr>
-      <w:rPr>
-        <w:rFonts w:ascii="Symbol" w:hAnsi="Symbol" w:hint="default"/>
-      </w:rPr>
-    </w:lvl>
-    <w:lvl w:ilvl="1" w:tplc="18090003" w:tentative="1">
-      <w:start w:val="1"/>
-      <w:numFmt w:val="bullet"/>
-      <w:lvlText w:val="o"/>
-      <w:lvlJc w:val="left"/>
-      <w:pPr>
-        <w:ind w:left="1440" w:hanging="360"/>
-      </w:pPr>
-      <w:rPr>
-        <w:rFonts w:ascii="Courier New" w:hAnsi="Courier New" w:cs="Courier New" w:hint="default"/>
-      </w:rPr>
-    </w:lvl>
-    <w:lvl w:ilvl="2" w:tplc="18090005" w:tentative="1">
-      <w:start w:val="1"/>
-      <w:numFmt w:val="bullet"/>
-      <w:lvlText w:val=""/>
-      <w:lvlJc w:val="left"/>
-      <w:pPr>
-        <w:ind w:left="2160" w:hanging="360"/>
-      </w:pPr>
-      <w:rPr>
-        <w:rFonts w:ascii="Wingdings" w:hAnsi="Wingdings" w:hint="default"/>
-      </w:rPr>
-    </w:lvl>
-    <w:lvl w:ilvl="3" w:tplc="18090001" w:tentative="1">
-      <w:start w:val="1"/>
-      <w:numFmt w:val="bullet"/>
-      <w:lvlText w:val=""/>
-      <w:lvlJc w:val="left"/>
-      <w:pPr>
-        <w:ind w:left="2880" w:hanging="360"/>
-      </w:pPr>
-      <w:rPr>
-        <w:rFonts w:ascii="Symbol" w:hAnsi="Symbol" w:hint="default"/>
-      </w:rPr>
-    </w:lvl>
-    <w:lvl w:ilvl="4" w:tplc="18090003" w:tentative="1">
-      <w:start w:val="1"/>
-      <w:numFmt w:val="bullet"/>
-      <w:lvlText w:val="o"/>
-      <w:lvlJc w:val="left"/>
-      <w:pPr>
-        <w:ind w:left="3600" w:hanging="360"/>
-      </w:pPr>
-      <w:rPr>
-        <w:rFonts w:ascii="Courier New" w:hAnsi="Courier New" w:cs="Courier New" w:hint="default"/>
-      </w:rPr>
-    </w:lvl>
-    <w:lvl w:ilvl="5" w:tplc="18090005" w:tentative="1">
-      <w:start w:val="1"/>
-      <w:numFmt w:val="bullet"/>
-      <w:lvlText w:val=""/>
-      <w:lvlJc w:val="left"/>
-      <w:pPr>
-        <w:ind w:left="4320" w:hanging="360"/>
-      </w:pPr>
-      <w:rPr>
-        <w:rFonts w:ascii="Wingdings" w:hAnsi="Wingdings" w:hint="default"/>
-      </w:rPr>
-    </w:lvl>
-    <w:lvl w:ilvl="6" w:tplc="18090001" w:tentative="1">
-      <w:start w:val="1"/>
-      <w:numFmt w:val="bullet"/>
-      <w:lvlText w:val=""/>
-      <w:lvlJc w:val="left"/>
-      <w:pPr>
-        <w:ind w:left="5040" w:hanging="360"/>
-      </w:pPr>
-      <w:rPr>
-        <w:rFonts w:ascii="Symbol" w:hAnsi="Symbol" w:hint="default"/>
-      </w:rPr>
-    </w:lvl>
-    <w:lvl w:ilvl="7" w:tplc="18090003" w:tentative="1">
-      <w:start w:val="1"/>
-      <w:numFmt w:val="bullet"/>
-      <w:lvlText w:val="o"/>
-      <w:lvlJc w:val="left"/>
-      <w:pPr>
-        <w:ind w:left="5760" w:hanging="360"/>
-      </w:pPr>
-      <w:rPr>
-        <w:rFonts w:ascii="Courier New" w:hAnsi="Courier New" w:cs="Courier New" w:hint="default"/>
-      </w:rPr>
-    </w:lvl>
-    <w:lvl w:ilvl="8" w:tplc="18090005" w:tentative="1">
-      <w:start w:val="1"/>
-      <w:numFmt w:val="bullet"/>
-      <w:lvlText w:val=""/>
-      <w:lvlJc w:val="left"/>
-      <w:pPr>
-        <w:ind w:left="6480" w:hanging="360"/>
-      </w:pPr>
-      <w:rPr>
-        <w:rFonts w:ascii="Wingdings" w:hAnsi="Wingdings" w:hint="default"/>
-      </w:rPr>
-    </w:lvl>
-  </w:abstractNum>
-  <w:abstractNum w:abstractNumId="17" w15:restartNumberingAfterBreak="0">
-    <w:nsid w:val="1E303C7C"/>
-    <w:multiLevelType w:val="multilevel"/>
-    <w:tmpl w:val="9CB2DDB4"/>
-    <w:lvl w:ilvl="0">
-      <w:start w:val="1"/>
-      <w:numFmt w:val="decimal"/>
-      <w:lvlText w:val="%1."/>
-      <w:lvlJc w:val="left"/>
-      <w:pPr>
-        <w:ind w:left="360" w:hanging="360"/>
-      </w:pPr>
-    </w:lvl>
-    <w:lvl w:ilvl="1">
-      <w:start w:val="1"/>
-      <w:numFmt w:val="decimal"/>
-      <w:lvlText w:val="%1.%2."/>
-      <w:lvlJc w:val="left"/>
-      <w:pPr>
-        <w:ind w:left="792" w:hanging="432"/>
-      </w:pPr>
-    </w:lvl>
-    <w:lvl w:ilvl="2">
-      <w:start w:val="1"/>
-      <w:numFmt w:val="decimal"/>
-      <w:lvlText w:val="%1.%2.%3."/>
-      <w:lvlJc w:val="left"/>
-      <w:pPr>
-        <w:ind w:left="1224" w:hanging="504"/>
-      </w:pPr>
-    </w:lvl>
-    <w:lvl w:ilvl="3">
-      <w:start w:val="1"/>
-      <w:numFmt w:val="decimal"/>
-      <w:lvlText w:val="%1.%2.%3.%4."/>
-      <w:lvlJc w:val="left"/>
-      <w:pPr>
-        <w:ind w:left="1728" w:hanging="648"/>
-      </w:pPr>
-    </w:lvl>
-    <w:lvl w:ilvl="4">
-      <w:start w:val="1"/>
-      <w:numFmt w:val="decimal"/>
-      <w:lvlText w:val="%1.%2.%3.%4.%5."/>
-      <w:lvlJc w:val="left"/>
-      <w:pPr>
-        <w:ind w:left="2232" w:hanging="792"/>
-      </w:pPr>
-    </w:lvl>
-    <w:lvl w:ilvl="5">
-      <w:start w:val="1"/>
-      <w:numFmt w:val="decimal"/>
-      <w:lvlText w:val="%1.%2.%3.%4.%5.%6."/>
-      <w:lvlJc w:val="left"/>
-      <w:pPr>
-        <w:ind w:left="2736" w:hanging="936"/>
-      </w:pPr>
-    </w:lvl>
-    <w:lvl w:ilvl="6">
-      <w:start w:val="1"/>
-      <w:numFmt w:val="decimal"/>
-      <w:lvlText w:val="%1.%2.%3.%4.%5.%6.%7."/>
-      <w:lvlJc w:val="left"/>
-      <w:pPr>
-        <w:ind w:left="3240" w:hanging="1080"/>
-      </w:pPr>
-    </w:lvl>
-    <w:lvl w:ilvl="7">
-      <w:start w:val="1"/>
-      <w:numFmt w:val="decimal"/>
-      <w:lvlText w:val="%1.%2.%3.%4.%5.%6.%7.%8."/>
-      <w:lvlJc w:val="left"/>
-      <w:pPr>
-        <w:ind w:left="3744" w:hanging="1224"/>
-      </w:pPr>
-    </w:lvl>
-    <w:lvl w:ilvl="8">
-      <w:start w:val="1"/>
-      <w:numFmt w:val="decimal"/>
-      <w:lvlText w:val="%1.%2.%3.%4.%5.%6.%7.%8.%9."/>
-      <w:lvlJc w:val="left"/>
-      <w:pPr>
-        <w:ind w:left="4320" w:hanging="1440"/>
-      </w:pPr>
-    </w:lvl>
-  </w:abstractNum>
-  <w:abstractNum w:abstractNumId="18" w15:restartNumberingAfterBreak="0">
+  <w:abstractNum w:abstractNumId="2" w15:restartNumberingAfterBreak="0">
     <w:nsid w:val="203B20F4"/>
     <w:multiLevelType w:val="hybridMultilevel"/>
     <w:tmpl w:val="AEEE762E"/>
@@ -6601,378 +5103,7 @@
       </w:rPr>
     </w:lvl>
   </w:abstractNum>
-  <w:abstractNum w:abstractNumId="19" w15:restartNumberingAfterBreak="0">
-    <w:nsid w:val="21863F5D"/>
-    <w:multiLevelType w:val="hybridMultilevel"/>
-    <w:tmpl w:val="1658B442"/>
-    <w:lvl w:ilvl="0" w:tplc="08090001">
-      <w:start w:val="1"/>
-      <w:numFmt w:val="bullet"/>
-      <w:lvlText w:val=""/>
-      <w:lvlJc w:val="left"/>
-      <w:pPr>
-        <w:ind w:left="720" w:hanging="360"/>
-      </w:pPr>
-      <w:rPr>
-        <w:rFonts w:ascii="Symbol" w:hAnsi="Symbol" w:hint="default"/>
-      </w:rPr>
-    </w:lvl>
-    <w:lvl w:ilvl="1" w:tplc="08090003" w:tentative="1">
-      <w:start w:val="1"/>
-      <w:numFmt w:val="bullet"/>
-      <w:lvlText w:val="o"/>
-      <w:lvlJc w:val="left"/>
-      <w:pPr>
-        <w:ind w:left="1440" w:hanging="360"/>
-      </w:pPr>
-      <w:rPr>
-        <w:rFonts w:ascii="Courier New" w:hAnsi="Courier New" w:cs="Courier New" w:hint="default"/>
-      </w:rPr>
-    </w:lvl>
-    <w:lvl w:ilvl="2" w:tplc="08090005" w:tentative="1">
-      <w:start w:val="1"/>
-      <w:numFmt w:val="bullet"/>
-      <w:lvlText w:val=""/>
-      <w:lvlJc w:val="left"/>
-      <w:pPr>
-        <w:ind w:left="2160" w:hanging="360"/>
-      </w:pPr>
-      <w:rPr>
-        <w:rFonts w:ascii="Wingdings" w:hAnsi="Wingdings" w:hint="default"/>
-      </w:rPr>
-    </w:lvl>
-    <w:lvl w:ilvl="3" w:tplc="08090001" w:tentative="1">
-      <w:start w:val="1"/>
-      <w:numFmt w:val="bullet"/>
-      <w:lvlText w:val=""/>
-      <w:lvlJc w:val="left"/>
-      <w:pPr>
-        <w:ind w:left="2880" w:hanging="360"/>
-      </w:pPr>
-      <w:rPr>
-        <w:rFonts w:ascii="Symbol" w:hAnsi="Symbol" w:hint="default"/>
-      </w:rPr>
-    </w:lvl>
-    <w:lvl w:ilvl="4" w:tplc="08090003" w:tentative="1">
-      <w:start w:val="1"/>
-      <w:numFmt w:val="bullet"/>
-      <w:lvlText w:val="o"/>
-      <w:lvlJc w:val="left"/>
-      <w:pPr>
-        <w:ind w:left="3600" w:hanging="360"/>
-      </w:pPr>
-      <w:rPr>
-        <w:rFonts w:ascii="Courier New" w:hAnsi="Courier New" w:cs="Courier New" w:hint="default"/>
-      </w:rPr>
-    </w:lvl>
-    <w:lvl w:ilvl="5" w:tplc="08090005" w:tentative="1">
-      <w:start w:val="1"/>
-      <w:numFmt w:val="bullet"/>
-      <w:lvlText w:val=""/>
-      <w:lvlJc w:val="left"/>
-      <w:pPr>
-        <w:ind w:left="4320" w:hanging="360"/>
-      </w:pPr>
-      <w:rPr>
-        <w:rFonts w:ascii="Wingdings" w:hAnsi="Wingdings" w:hint="default"/>
-      </w:rPr>
-    </w:lvl>
-    <w:lvl w:ilvl="6" w:tplc="08090001" w:tentative="1">
-      <w:start w:val="1"/>
-      <w:numFmt w:val="bullet"/>
-      <w:lvlText w:val=""/>
-      <w:lvlJc w:val="left"/>
-      <w:pPr>
-        <w:ind w:left="5040" w:hanging="360"/>
-      </w:pPr>
-      <w:rPr>
-        <w:rFonts w:ascii="Symbol" w:hAnsi="Symbol" w:hint="default"/>
-      </w:rPr>
-    </w:lvl>
-    <w:lvl w:ilvl="7" w:tplc="08090003" w:tentative="1">
-      <w:start w:val="1"/>
-      <w:numFmt w:val="bullet"/>
-      <w:lvlText w:val="o"/>
-      <w:lvlJc w:val="left"/>
-      <w:pPr>
-        <w:ind w:left="5760" w:hanging="360"/>
-      </w:pPr>
-      <w:rPr>
-        <w:rFonts w:ascii="Courier New" w:hAnsi="Courier New" w:cs="Courier New" w:hint="default"/>
-      </w:rPr>
-    </w:lvl>
-    <w:lvl w:ilvl="8" w:tplc="08090005" w:tentative="1">
-      <w:start w:val="1"/>
-      <w:numFmt w:val="bullet"/>
-      <w:lvlText w:val=""/>
-      <w:lvlJc w:val="left"/>
-      <w:pPr>
-        <w:ind w:left="6480" w:hanging="360"/>
-      </w:pPr>
-      <w:rPr>
-        <w:rFonts w:ascii="Wingdings" w:hAnsi="Wingdings" w:hint="default"/>
-      </w:rPr>
-    </w:lvl>
-  </w:abstractNum>
-  <w:abstractNum w:abstractNumId="20" w15:restartNumberingAfterBreak="0">
-    <w:nsid w:val="23B9377C"/>
-    <w:multiLevelType w:val="hybridMultilevel"/>
-    <w:tmpl w:val="9478683A"/>
-    <w:lvl w:ilvl="0" w:tplc="0409000F">
-      <w:start w:val="1"/>
-      <w:numFmt w:val="decimal"/>
-      <w:lvlText w:val="%1."/>
-      <w:lvlJc w:val="left"/>
-      <w:pPr>
-        <w:ind w:left="720" w:hanging="360"/>
-      </w:pPr>
-    </w:lvl>
-    <w:lvl w:ilvl="1" w:tplc="04090019" w:tentative="1">
-      <w:start w:val="1"/>
-      <w:numFmt w:val="lowerLetter"/>
-      <w:lvlText w:val="%2."/>
-      <w:lvlJc w:val="left"/>
-      <w:pPr>
-        <w:ind w:left="1440" w:hanging="360"/>
-      </w:pPr>
-    </w:lvl>
-    <w:lvl w:ilvl="2" w:tplc="0409001B" w:tentative="1">
-      <w:start w:val="1"/>
-      <w:numFmt w:val="lowerRoman"/>
-      <w:lvlText w:val="%3."/>
-      <w:lvlJc w:val="right"/>
-      <w:pPr>
-        <w:ind w:left="2160" w:hanging="180"/>
-      </w:pPr>
-    </w:lvl>
-    <w:lvl w:ilvl="3" w:tplc="0409000F" w:tentative="1">
-      <w:start w:val="1"/>
-      <w:numFmt w:val="decimal"/>
-      <w:lvlText w:val="%4."/>
-      <w:lvlJc w:val="left"/>
-      <w:pPr>
-        <w:ind w:left="2880" w:hanging="360"/>
-      </w:pPr>
-    </w:lvl>
-    <w:lvl w:ilvl="4" w:tplc="04090019" w:tentative="1">
-      <w:start w:val="1"/>
-      <w:numFmt w:val="lowerLetter"/>
-      <w:lvlText w:val="%5."/>
-      <w:lvlJc w:val="left"/>
-      <w:pPr>
-        <w:ind w:left="3600" w:hanging="360"/>
-      </w:pPr>
-    </w:lvl>
-    <w:lvl w:ilvl="5" w:tplc="0409001B" w:tentative="1">
-      <w:start w:val="1"/>
-      <w:numFmt w:val="lowerRoman"/>
-      <w:lvlText w:val="%6."/>
-      <w:lvlJc w:val="right"/>
-      <w:pPr>
-        <w:ind w:left="4320" w:hanging="180"/>
-      </w:pPr>
-    </w:lvl>
-    <w:lvl w:ilvl="6" w:tplc="0409000F" w:tentative="1">
-      <w:start w:val="1"/>
-      <w:numFmt w:val="decimal"/>
-      <w:lvlText w:val="%7."/>
-      <w:lvlJc w:val="left"/>
-      <w:pPr>
-        <w:ind w:left="5040" w:hanging="360"/>
-      </w:pPr>
-    </w:lvl>
-    <w:lvl w:ilvl="7" w:tplc="04090019" w:tentative="1">
-      <w:start w:val="1"/>
-      <w:numFmt w:val="lowerLetter"/>
-      <w:lvlText w:val="%8."/>
-      <w:lvlJc w:val="left"/>
-      <w:pPr>
-        <w:ind w:left="5760" w:hanging="360"/>
-      </w:pPr>
-    </w:lvl>
-    <w:lvl w:ilvl="8" w:tplc="0409001B" w:tentative="1">
-      <w:start w:val="1"/>
-      <w:numFmt w:val="lowerRoman"/>
-      <w:lvlText w:val="%9."/>
-      <w:lvlJc w:val="right"/>
-      <w:pPr>
-        <w:ind w:left="6480" w:hanging="180"/>
-      </w:pPr>
-    </w:lvl>
-  </w:abstractNum>
-  <w:abstractNum w:abstractNumId="21" w15:restartNumberingAfterBreak="0">
-    <w:nsid w:val="241B6058"/>
-    <w:multiLevelType w:val="multilevel"/>
-    <w:tmpl w:val="1809001F"/>
-    <w:lvl w:ilvl="0">
-      <w:start w:val="1"/>
-      <w:numFmt w:val="decimal"/>
-      <w:lvlText w:val="%1."/>
-      <w:lvlJc w:val="left"/>
-      <w:pPr>
-        <w:ind w:left="360" w:hanging="360"/>
-      </w:pPr>
-    </w:lvl>
-    <w:lvl w:ilvl="1">
-      <w:start w:val="1"/>
-      <w:numFmt w:val="decimal"/>
-      <w:lvlText w:val="%1.%2."/>
-      <w:lvlJc w:val="left"/>
-      <w:pPr>
-        <w:ind w:left="792" w:hanging="432"/>
-      </w:pPr>
-    </w:lvl>
-    <w:lvl w:ilvl="2">
-      <w:start w:val="1"/>
-      <w:numFmt w:val="decimal"/>
-      <w:lvlText w:val="%1.%2.%3."/>
-      <w:lvlJc w:val="left"/>
-      <w:pPr>
-        <w:ind w:left="1224" w:hanging="504"/>
-      </w:pPr>
-    </w:lvl>
-    <w:lvl w:ilvl="3">
-      <w:start w:val="1"/>
-      <w:numFmt w:val="decimal"/>
-      <w:lvlText w:val="%1.%2.%3.%4."/>
-      <w:lvlJc w:val="left"/>
-      <w:pPr>
-        <w:ind w:left="1728" w:hanging="648"/>
-      </w:pPr>
-    </w:lvl>
-    <w:lvl w:ilvl="4">
-      <w:start w:val="1"/>
-      <w:numFmt w:val="decimal"/>
-      <w:lvlText w:val="%1.%2.%3.%4.%5."/>
-      <w:lvlJc w:val="left"/>
-      <w:pPr>
-        <w:ind w:left="2232" w:hanging="792"/>
-      </w:pPr>
-    </w:lvl>
-    <w:lvl w:ilvl="5">
-      <w:start w:val="1"/>
-      <w:numFmt w:val="decimal"/>
-      <w:lvlText w:val="%1.%2.%3.%4.%5.%6."/>
-      <w:lvlJc w:val="left"/>
-      <w:pPr>
-        <w:ind w:left="2736" w:hanging="936"/>
-      </w:pPr>
-    </w:lvl>
-    <w:lvl w:ilvl="6">
-      <w:start w:val="1"/>
-      <w:numFmt w:val="decimal"/>
-      <w:lvlText w:val="%1.%2.%3.%4.%5.%6.%7."/>
-      <w:lvlJc w:val="left"/>
-      <w:pPr>
-        <w:ind w:left="3240" w:hanging="1080"/>
-      </w:pPr>
-    </w:lvl>
-    <w:lvl w:ilvl="7">
-      <w:start w:val="1"/>
-      <w:numFmt w:val="decimal"/>
-      <w:lvlText w:val="%1.%2.%3.%4.%5.%6.%7.%8."/>
-      <w:lvlJc w:val="left"/>
-      <w:pPr>
-        <w:ind w:left="3744" w:hanging="1224"/>
-      </w:pPr>
-    </w:lvl>
-    <w:lvl w:ilvl="8">
-      <w:start w:val="1"/>
-      <w:numFmt w:val="decimal"/>
-      <w:lvlText w:val="%1.%2.%3.%4.%5.%6.%7.%8.%9."/>
-      <w:lvlJc w:val="left"/>
-      <w:pPr>
-        <w:ind w:left="4320" w:hanging="1440"/>
-      </w:pPr>
-    </w:lvl>
-  </w:abstractNum>
-  <w:abstractNum w:abstractNumId="22" w15:restartNumberingAfterBreak="0">
-    <w:nsid w:val="25086DCB"/>
-    <w:multiLevelType w:val="multilevel"/>
-    <w:tmpl w:val="1809001F"/>
-    <w:lvl w:ilvl="0">
-      <w:start w:val="1"/>
-      <w:numFmt w:val="decimal"/>
-      <w:lvlText w:val="%1."/>
-      <w:lvlJc w:val="left"/>
-      <w:pPr>
-        <w:ind w:left="360" w:hanging="360"/>
-      </w:pPr>
-    </w:lvl>
-    <w:lvl w:ilvl="1">
-      <w:start w:val="1"/>
-      <w:numFmt w:val="decimal"/>
-      <w:lvlText w:val="%1.%2."/>
-      <w:lvlJc w:val="left"/>
-      <w:pPr>
-        <w:ind w:left="792" w:hanging="432"/>
-      </w:pPr>
-    </w:lvl>
-    <w:lvl w:ilvl="2">
-      <w:start w:val="1"/>
-      <w:numFmt w:val="decimal"/>
-      <w:lvlText w:val="%1.%2.%3."/>
-      <w:lvlJc w:val="left"/>
-      <w:pPr>
-        <w:ind w:left="1224" w:hanging="504"/>
-      </w:pPr>
-    </w:lvl>
-    <w:lvl w:ilvl="3">
-      <w:start w:val="1"/>
-      <w:numFmt w:val="decimal"/>
-      <w:lvlText w:val="%1.%2.%3.%4."/>
-      <w:lvlJc w:val="left"/>
-      <w:pPr>
-        <w:ind w:left="1728" w:hanging="648"/>
-      </w:pPr>
-    </w:lvl>
-    <w:lvl w:ilvl="4">
-      <w:start w:val="1"/>
-      <w:numFmt w:val="decimal"/>
-      <w:lvlText w:val="%1.%2.%3.%4.%5."/>
-      <w:lvlJc w:val="left"/>
-      <w:pPr>
-        <w:ind w:left="2232" w:hanging="792"/>
-      </w:pPr>
-    </w:lvl>
-    <w:lvl w:ilvl="5">
-      <w:start w:val="1"/>
-      <w:numFmt w:val="decimal"/>
-      <w:lvlText w:val="%1.%2.%3.%4.%5.%6."/>
-      <w:lvlJc w:val="left"/>
-      <w:pPr>
-        <w:ind w:left="2736" w:hanging="936"/>
-      </w:pPr>
-    </w:lvl>
-    <w:lvl w:ilvl="6">
-      <w:start w:val="1"/>
-      <w:numFmt w:val="decimal"/>
-      <w:lvlText w:val="%1.%2.%3.%4.%5.%6.%7."/>
-      <w:lvlJc w:val="left"/>
-      <w:pPr>
-        <w:ind w:left="3240" w:hanging="1080"/>
-      </w:pPr>
-    </w:lvl>
-    <w:lvl w:ilvl="7">
-      <w:start w:val="1"/>
-      <w:numFmt w:val="decimal"/>
-      <w:lvlText w:val="%1.%2.%3.%4.%5.%6.%7.%8."/>
-      <w:lvlJc w:val="left"/>
-      <w:pPr>
-        <w:ind w:left="3744" w:hanging="1224"/>
-      </w:pPr>
-    </w:lvl>
-    <w:lvl w:ilvl="8">
-      <w:start w:val="1"/>
-      <w:numFmt w:val="decimal"/>
-      <w:lvlText w:val="%1.%2.%3.%4.%5.%6.%7.%8.%9."/>
-      <w:lvlJc w:val="left"/>
-      <w:pPr>
-        <w:ind w:left="4320" w:hanging="1440"/>
-      </w:pPr>
-    </w:lvl>
-  </w:abstractNum>
-  <w:abstractNum w:abstractNumId="23" w15:restartNumberingAfterBreak="0">
+  <w:abstractNum w:abstractNumId="3" w15:restartNumberingAfterBreak="0">
     <w:nsid w:val="2AF95557"/>
     <w:multiLevelType w:val="multilevel"/>
     <w:tmpl w:val="1809001F"/>
@@ -7058,10 +5189,10 @@
       </w:pPr>
     </w:lvl>
   </w:abstractNum>
-  <w:abstractNum w:abstractNumId="24" w15:restartNumberingAfterBreak="0">
-    <w:nsid w:val="2B3C4575"/>
+  <w:abstractNum w:abstractNumId="4" w15:restartNumberingAfterBreak="0">
+    <w:nsid w:val="3DCC020E"/>
     <w:multiLevelType w:val="multilevel"/>
-    <w:tmpl w:val="B672AD0E"/>
+    <w:tmpl w:val="F568261C"/>
     <w:lvl w:ilvl="0">
       <w:start w:val="1"/>
       <w:numFmt w:val="bullet"/>
@@ -7078,10 +5209,10 @@
         <w:sz w:val="20"/>
       </w:rPr>
     </w:lvl>
-    <w:lvl w:ilvl="1">
+    <w:lvl w:ilvl="1" w:tentative="1">
       <w:start w:val="1"/>
       <w:numFmt w:val="bullet"/>
-      <w:lvlText w:val="o"/>
+      <w:lvlText w:val=""/>
       <w:lvlJc w:val="left"/>
       <w:pPr>
         <w:tabs>
@@ -7090,7 +5221,7 @@
         <w:ind w:left="1440" w:hanging="360"/>
       </w:pPr>
       <w:rPr>
-        <w:rFonts w:ascii="Courier New" w:hAnsi="Courier New" w:hint="default"/>
+        <w:rFonts w:ascii="Symbol" w:hAnsi="Symbol" w:hint="default"/>
         <w:sz w:val="20"/>
       </w:rPr>
     </w:lvl>
@@ -7207,974 +5338,7 @@
       </w:rPr>
     </w:lvl>
   </w:abstractNum>
-  <w:abstractNum w:abstractNumId="25" w15:restartNumberingAfterBreak="0">
-    <w:nsid w:val="30D34C64"/>
-    <w:multiLevelType w:val="multilevel"/>
-    <w:tmpl w:val="CD42D3CA"/>
-    <w:lvl w:ilvl="0">
-      <w:start w:val="1"/>
-      <w:numFmt w:val="bullet"/>
-      <w:lvlText w:val=""/>
-      <w:lvlJc w:val="left"/>
-      <w:pPr>
-        <w:tabs>
-          <w:tab w:val="num" w:pos="720"/>
-        </w:tabs>
-        <w:ind w:left="720" w:hanging="360"/>
-      </w:pPr>
-      <w:rPr>
-        <w:rFonts w:ascii="Symbol" w:hAnsi="Symbol" w:hint="default"/>
-        <w:sz w:val="20"/>
-      </w:rPr>
-    </w:lvl>
-    <w:lvl w:ilvl="1" w:tentative="1">
-      <w:start w:val="1"/>
-      <w:numFmt w:val="bullet"/>
-      <w:lvlText w:val=""/>
-      <w:lvlJc w:val="left"/>
-      <w:pPr>
-        <w:tabs>
-          <w:tab w:val="num" w:pos="1440"/>
-        </w:tabs>
-        <w:ind w:left="1440" w:hanging="360"/>
-      </w:pPr>
-      <w:rPr>
-        <w:rFonts w:ascii="Symbol" w:hAnsi="Symbol" w:hint="default"/>
-        <w:sz w:val="20"/>
-      </w:rPr>
-    </w:lvl>
-    <w:lvl w:ilvl="2" w:tentative="1">
-      <w:start w:val="1"/>
-      <w:numFmt w:val="bullet"/>
-      <w:lvlText w:val=""/>
-      <w:lvlJc w:val="left"/>
-      <w:pPr>
-        <w:tabs>
-          <w:tab w:val="num" w:pos="2160"/>
-        </w:tabs>
-        <w:ind w:left="2160" w:hanging="360"/>
-      </w:pPr>
-      <w:rPr>
-        <w:rFonts w:ascii="Symbol" w:hAnsi="Symbol" w:hint="default"/>
-        <w:sz w:val="20"/>
-      </w:rPr>
-    </w:lvl>
-    <w:lvl w:ilvl="3" w:tentative="1">
-      <w:start w:val="1"/>
-      <w:numFmt w:val="bullet"/>
-      <w:lvlText w:val=""/>
-      <w:lvlJc w:val="left"/>
-      <w:pPr>
-        <w:tabs>
-          <w:tab w:val="num" w:pos="2880"/>
-        </w:tabs>
-        <w:ind w:left="2880" w:hanging="360"/>
-      </w:pPr>
-      <w:rPr>
-        <w:rFonts w:ascii="Symbol" w:hAnsi="Symbol" w:hint="default"/>
-        <w:sz w:val="20"/>
-      </w:rPr>
-    </w:lvl>
-    <w:lvl w:ilvl="4" w:tentative="1">
-      <w:start w:val="1"/>
-      <w:numFmt w:val="bullet"/>
-      <w:lvlText w:val=""/>
-      <w:lvlJc w:val="left"/>
-      <w:pPr>
-        <w:tabs>
-          <w:tab w:val="num" w:pos="3600"/>
-        </w:tabs>
-        <w:ind w:left="3600" w:hanging="360"/>
-      </w:pPr>
-      <w:rPr>
-        <w:rFonts w:ascii="Symbol" w:hAnsi="Symbol" w:hint="default"/>
-        <w:sz w:val="20"/>
-      </w:rPr>
-    </w:lvl>
-    <w:lvl w:ilvl="5" w:tentative="1">
-      <w:start w:val="1"/>
-      <w:numFmt w:val="bullet"/>
-      <w:lvlText w:val=""/>
-      <w:lvlJc w:val="left"/>
-      <w:pPr>
-        <w:tabs>
-          <w:tab w:val="num" w:pos="4320"/>
-        </w:tabs>
-        <w:ind w:left="4320" w:hanging="360"/>
-      </w:pPr>
-      <w:rPr>
-        <w:rFonts w:ascii="Symbol" w:hAnsi="Symbol" w:hint="default"/>
-        <w:sz w:val="20"/>
-      </w:rPr>
-    </w:lvl>
-    <w:lvl w:ilvl="6" w:tentative="1">
-      <w:start w:val="1"/>
-      <w:numFmt w:val="bullet"/>
-      <w:lvlText w:val=""/>
-      <w:lvlJc w:val="left"/>
-      <w:pPr>
-        <w:tabs>
-          <w:tab w:val="num" w:pos="5040"/>
-        </w:tabs>
-        <w:ind w:left="5040" w:hanging="360"/>
-      </w:pPr>
-      <w:rPr>
-        <w:rFonts w:ascii="Symbol" w:hAnsi="Symbol" w:hint="default"/>
-        <w:sz w:val="20"/>
-      </w:rPr>
-    </w:lvl>
-    <w:lvl w:ilvl="7" w:tentative="1">
-      <w:start w:val="1"/>
-      <w:numFmt w:val="bullet"/>
-      <w:lvlText w:val=""/>
-      <w:lvlJc w:val="left"/>
-      <w:pPr>
-        <w:tabs>
-          <w:tab w:val="num" w:pos="5760"/>
-        </w:tabs>
-        <w:ind w:left="5760" w:hanging="360"/>
-      </w:pPr>
-      <w:rPr>
-        <w:rFonts w:ascii="Symbol" w:hAnsi="Symbol" w:hint="default"/>
-        <w:sz w:val="20"/>
-      </w:rPr>
-    </w:lvl>
-    <w:lvl w:ilvl="8" w:tentative="1">
-      <w:start w:val="1"/>
-      <w:numFmt w:val="bullet"/>
-      <w:lvlText w:val=""/>
-      <w:lvlJc w:val="left"/>
-      <w:pPr>
-        <w:tabs>
-          <w:tab w:val="num" w:pos="6480"/>
-        </w:tabs>
-        <w:ind w:left="6480" w:hanging="360"/>
-      </w:pPr>
-      <w:rPr>
-        <w:rFonts w:ascii="Symbol" w:hAnsi="Symbol" w:hint="default"/>
-        <w:sz w:val="20"/>
-      </w:rPr>
-    </w:lvl>
-  </w:abstractNum>
-  <w:abstractNum w:abstractNumId="26" w15:restartNumberingAfterBreak="0">
-    <w:nsid w:val="36325CCB"/>
-    <w:multiLevelType w:val="multilevel"/>
-    <w:tmpl w:val="1809001F"/>
-    <w:lvl w:ilvl="0">
-      <w:start w:val="1"/>
-      <w:numFmt w:val="decimal"/>
-      <w:lvlText w:val="%1."/>
-      <w:lvlJc w:val="left"/>
-      <w:pPr>
-        <w:ind w:left="360" w:hanging="360"/>
-      </w:pPr>
-    </w:lvl>
-    <w:lvl w:ilvl="1">
-      <w:start w:val="1"/>
-      <w:numFmt w:val="decimal"/>
-      <w:lvlText w:val="%1.%2."/>
-      <w:lvlJc w:val="left"/>
-      <w:pPr>
-        <w:ind w:left="792" w:hanging="432"/>
-      </w:pPr>
-    </w:lvl>
-    <w:lvl w:ilvl="2">
-      <w:start w:val="1"/>
-      <w:numFmt w:val="decimal"/>
-      <w:lvlText w:val="%1.%2.%3."/>
-      <w:lvlJc w:val="left"/>
-      <w:pPr>
-        <w:ind w:left="1224" w:hanging="504"/>
-      </w:pPr>
-    </w:lvl>
-    <w:lvl w:ilvl="3">
-      <w:start w:val="1"/>
-      <w:numFmt w:val="decimal"/>
-      <w:lvlText w:val="%1.%2.%3.%4."/>
-      <w:lvlJc w:val="left"/>
-      <w:pPr>
-        <w:ind w:left="1728" w:hanging="648"/>
-      </w:pPr>
-    </w:lvl>
-    <w:lvl w:ilvl="4">
-      <w:start w:val="1"/>
-      <w:numFmt w:val="decimal"/>
-      <w:lvlText w:val="%1.%2.%3.%4.%5."/>
-      <w:lvlJc w:val="left"/>
-      <w:pPr>
-        <w:ind w:left="2232" w:hanging="792"/>
-      </w:pPr>
-    </w:lvl>
-    <w:lvl w:ilvl="5">
-      <w:start w:val="1"/>
-      <w:numFmt w:val="decimal"/>
-      <w:lvlText w:val="%1.%2.%3.%4.%5.%6."/>
-      <w:lvlJc w:val="left"/>
-      <w:pPr>
-        <w:ind w:left="2736" w:hanging="936"/>
-      </w:pPr>
-    </w:lvl>
-    <w:lvl w:ilvl="6">
-      <w:start w:val="1"/>
-      <w:numFmt w:val="decimal"/>
-      <w:lvlText w:val="%1.%2.%3.%4.%5.%6.%7."/>
-      <w:lvlJc w:val="left"/>
-      <w:pPr>
-        <w:ind w:left="3240" w:hanging="1080"/>
-      </w:pPr>
-    </w:lvl>
-    <w:lvl w:ilvl="7">
-      <w:start w:val="1"/>
-      <w:numFmt w:val="decimal"/>
-      <w:lvlText w:val="%1.%2.%3.%4.%5.%6.%7.%8."/>
-      <w:lvlJc w:val="left"/>
-      <w:pPr>
-        <w:ind w:left="3744" w:hanging="1224"/>
-      </w:pPr>
-    </w:lvl>
-    <w:lvl w:ilvl="8">
-      <w:start w:val="1"/>
-      <w:numFmt w:val="decimal"/>
-      <w:lvlText w:val="%1.%2.%3.%4.%5.%6.%7.%8.%9."/>
-      <w:lvlJc w:val="left"/>
-      <w:pPr>
-        <w:ind w:left="4320" w:hanging="1440"/>
-      </w:pPr>
-    </w:lvl>
-  </w:abstractNum>
-  <w:abstractNum w:abstractNumId="27" w15:restartNumberingAfterBreak="0">
-    <w:nsid w:val="368B2A1A"/>
-    <w:multiLevelType w:val="multilevel"/>
-    <w:tmpl w:val="1809001F"/>
-    <w:lvl w:ilvl="0">
-      <w:start w:val="1"/>
-      <w:numFmt w:val="decimal"/>
-      <w:lvlText w:val="%1."/>
-      <w:lvlJc w:val="left"/>
-      <w:pPr>
-        <w:ind w:left="360" w:hanging="360"/>
-      </w:pPr>
-    </w:lvl>
-    <w:lvl w:ilvl="1">
-      <w:start w:val="1"/>
-      <w:numFmt w:val="decimal"/>
-      <w:lvlText w:val="%1.%2."/>
-      <w:lvlJc w:val="left"/>
-      <w:pPr>
-        <w:ind w:left="792" w:hanging="432"/>
-      </w:pPr>
-    </w:lvl>
-    <w:lvl w:ilvl="2">
-      <w:start w:val="1"/>
-      <w:numFmt w:val="decimal"/>
-      <w:lvlText w:val="%1.%2.%3."/>
-      <w:lvlJc w:val="left"/>
-      <w:pPr>
-        <w:ind w:left="1224" w:hanging="504"/>
-      </w:pPr>
-    </w:lvl>
-    <w:lvl w:ilvl="3">
-      <w:start w:val="1"/>
-      <w:numFmt w:val="decimal"/>
-      <w:lvlText w:val="%1.%2.%3.%4."/>
-      <w:lvlJc w:val="left"/>
-      <w:pPr>
-        <w:ind w:left="1728" w:hanging="648"/>
-      </w:pPr>
-    </w:lvl>
-    <w:lvl w:ilvl="4">
-      <w:start w:val="1"/>
-      <w:numFmt w:val="decimal"/>
-      <w:lvlText w:val="%1.%2.%3.%4.%5."/>
-      <w:lvlJc w:val="left"/>
-      <w:pPr>
-        <w:ind w:left="2232" w:hanging="792"/>
-      </w:pPr>
-    </w:lvl>
-    <w:lvl w:ilvl="5">
-      <w:start w:val="1"/>
-      <w:numFmt w:val="decimal"/>
-      <w:lvlText w:val="%1.%2.%3.%4.%5.%6."/>
-      <w:lvlJc w:val="left"/>
-      <w:pPr>
-        <w:ind w:left="2736" w:hanging="936"/>
-      </w:pPr>
-    </w:lvl>
-    <w:lvl w:ilvl="6">
-      <w:start w:val="1"/>
-      <w:numFmt w:val="decimal"/>
-      <w:lvlText w:val="%1.%2.%3.%4.%5.%6.%7."/>
-      <w:lvlJc w:val="left"/>
-      <w:pPr>
-        <w:ind w:left="3240" w:hanging="1080"/>
-      </w:pPr>
-    </w:lvl>
-    <w:lvl w:ilvl="7">
-      <w:start w:val="1"/>
-      <w:numFmt w:val="decimal"/>
-      <w:lvlText w:val="%1.%2.%3.%4.%5.%6.%7.%8."/>
-      <w:lvlJc w:val="left"/>
-      <w:pPr>
-        <w:ind w:left="3744" w:hanging="1224"/>
-      </w:pPr>
-    </w:lvl>
-    <w:lvl w:ilvl="8">
-      <w:start w:val="1"/>
-      <w:numFmt w:val="decimal"/>
-      <w:lvlText w:val="%1.%2.%3.%4.%5.%6.%7.%8.%9."/>
-      <w:lvlJc w:val="left"/>
-      <w:pPr>
-        <w:ind w:left="4320" w:hanging="1440"/>
-      </w:pPr>
-    </w:lvl>
-  </w:abstractNum>
-  <w:abstractNum w:abstractNumId="28" w15:restartNumberingAfterBreak="0">
-    <w:nsid w:val="39245568"/>
-    <w:multiLevelType w:val="multilevel"/>
-    <w:tmpl w:val="75D4B4E6"/>
-    <w:lvl w:ilvl="0">
-      <w:start w:val="1"/>
-      <w:numFmt w:val="bullet"/>
-      <w:lvlText w:val=""/>
-      <w:lvlJc w:val="left"/>
-      <w:pPr>
-        <w:tabs>
-          <w:tab w:val="num" w:pos="720"/>
-        </w:tabs>
-        <w:ind w:left="720" w:hanging="360"/>
-      </w:pPr>
-      <w:rPr>
-        <w:rFonts w:ascii="Symbol" w:hAnsi="Symbol" w:hint="default"/>
-        <w:sz w:val="20"/>
-      </w:rPr>
-    </w:lvl>
-    <w:lvl w:ilvl="1" w:tentative="1">
-      <w:start w:val="1"/>
-      <w:numFmt w:val="bullet"/>
-      <w:lvlText w:val=""/>
-      <w:lvlJc w:val="left"/>
-      <w:pPr>
-        <w:tabs>
-          <w:tab w:val="num" w:pos="1440"/>
-        </w:tabs>
-        <w:ind w:left="1440" w:hanging="360"/>
-      </w:pPr>
-      <w:rPr>
-        <w:rFonts w:ascii="Symbol" w:hAnsi="Symbol" w:hint="default"/>
-        <w:sz w:val="20"/>
-      </w:rPr>
-    </w:lvl>
-    <w:lvl w:ilvl="2" w:tentative="1">
-      <w:start w:val="1"/>
-      <w:numFmt w:val="bullet"/>
-      <w:lvlText w:val=""/>
-      <w:lvlJc w:val="left"/>
-      <w:pPr>
-        <w:tabs>
-          <w:tab w:val="num" w:pos="2160"/>
-        </w:tabs>
-        <w:ind w:left="2160" w:hanging="360"/>
-      </w:pPr>
-      <w:rPr>
-        <w:rFonts w:ascii="Symbol" w:hAnsi="Symbol" w:hint="default"/>
-        <w:sz w:val="20"/>
-      </w:rPr>
-    </w:lvl>
-    <w:lvl w:ilvl="3" w:tentative="1">
-      <w:start w:val="1"/>
-      <w:numFmt w:val="bullet"/>
-      <w:lvlText w:val=""/>
-      <w:lvlJc w:val="left"/>
-      <w:pPr>
-        <w:tabs>
-          <w:tab w:val="num" w:pos="2880"/>
-        </w:tabs>
-        <w:ind w:left="2880" w:hanging="360"/>
-      </w:pPr>
-      <w:rPr>
-        <w:rFonts w:ascii="Symbol" w:hAnsi="Symbol" w:hint="default"/>
-        <w:sz w:val="20"/>
-      </w:rPr>
-    </w:lvl>
-    <w:lvl w:ilvl="4" w:tentative="1">
-      <w:start w:val="1"/>
-      <w:numFmt w:val="bullet"/>
-      <w:lvlText w:val=""/>
-      <w:lvlJc w:val="left"/>
-      <w:pPr>
-        <w:tabs>
-          <w:tab w:val="num" w:pos="3600"/>
-        </w:tabs>
-        <w:ind w:left="3600" w:hanging="360"/>
-      </w:pPr>
-      <w:rPr>
-        <w:rFonts w:ascii="Symbol" w:hAnsi="Symbol" w:hint="default"/>
-        <w:sz w:val="20"/>
-      </w:rPr>
-    </w:lvl>
-    <w:lvl w:ilvl="5" w:tentative="1">
-      <w:start w:val="1"/>
-      <w:numFmt w:val="bullet"/>
-      <w:lvlText w:val=""/>
-      <w:lvlJc w:val="left"/>
-      <w:pPr>
-        <w:tabs>
-          <w:tab w:val="num" w:pos="4320"/>
-        </w:tabs>
-        <w:ind w:left="4320" w:hanging="360"/>
-      </w:pPr>
-      <w:rPr>
-        <w:rFonts w:ascii="Symbol" w:hAnsi="Symbol" w:hint="default"/>
-        <w:sz w:val="20"/>
-      </w:rPr>
-    </w:lvl>
-    <w:lvl w:ilvl="6" w:tentative="1">
-      <w:start w:val="1"/>
-      <w:numFmt w:val="bullet"/>
-      <w:lvlText w:val=""/>
-      <w:lvlJc w:val="left"/>
-      <w:pPr>
-        <w:tabs>
-          <w:tab w:val="num" w:pos="5040"/>
-        </w:tabs>
-        <w:ind w:left="5040" w:hanging="360"/>
-      </w:pPr>
-      <w:rPr>
-        <w:rFonts w:ascii="Symbol" w:hAnsi="Symbol" w:hint="default"/>
-        <w:sz w:val="20"/>
-      </w:rPr>
-    </w:lvl>
-    <w:lvl w:ilvl="7" w:tentative="1">
-      <w:start w:val="1"/>
-      <w:numFmt w:val="bullet"/>
-      <w:lvlText w:val=""/>
-      <w:lvlJc w:val="left"/>
-      <w:pPr>
-        <w:tabs>
-          <w:tab w:val="num" w:pos="5760"/>
-        </w:tabs>
-        <w:ind w:left="5760" w:hanging="360"/>
-      </w:pPr>
-      <w:rPr>
-        <w:rFonts w:ascii="Symbol" w:hAnsi="Symbol" w:hint="default"/>
-        <w:sz w:val="20"/>
-      </w:rPr>
-    </w:lvl>
-    <w:lvl w:ilvl="8" w:tentative="1">
-      <w:start w:val="1"/>
-      <w:numFmt w:val="bullet"/>
-      <w:lvlText w:val=""/>
-      <w:lvlJc w:val="left"/>
-      <w:pPr>
-        <w:tabs>
-          <w:tab w:val="num" w:pos="6480"/>
-        </w:tabs>
-        <w:ind w:left="6480" w:hanging="360"/>
-      </w:pPr>
-      <w:rPr>
-        <w:rFonts w:ascii="Symbol" w:hAnsi="Symbol" w:hint="default"/>
-        <w:sz w:val="20"/>
-      </w:rPr>
-    </w:lvl>
-  </w:abstractNum>
-  <w:abstractNum w:abstractNumId="29" w15:restartNumberingAfterBreak="0">
-    <w:nsid w:val="3A6277A8"/>
-    <w:multiLevelType w:val="multilevel"/>
-    <w:tmpl w:val="1809001F"/>
-    <w:lvl w:ilvl="0">
-      <w:start w:val="1"/>
-      <w:numFmt w:val="decimal"/>
-      <w:lvlText w:val="%1."/>
-      <w:lvlJc w:val="left"/>
-      <w:pPr>
-        <w:ind w:left="360" w:hanging="360"/>
-      </w:pPr>
-    </w:lvl>
-    <w:lvl w:ilvl="1">
-      <w:start w:val="1"/>
-      <w:numFmt w:val="decimal"/>
-      <w:lvlText w:val="%1.%2."/>
-      <w:lvlJc w:val="left"/>
-      <w:pPr>
-        <w:ind w:left="792" w:hanging="432"/>
-      </w:pPr>
-    </w:lvl>
-    <w:lvl w:ilvl="2">
-      <w:start w:val="1"/>
-      <w:numFmt w:val="decimal"/>
-      <w:lvlText w:val="%1.%2.%3."/>
-      <w:lvlJc w:val="left"/>
-      <w:pPr>
-        <w:ind w:left="1224" w:hanging="504"/>
-      </w:pPr>
-    </w:lvl>
-    <w:lvl w:ilvl="3">
-      <w:start w:val="1"/>
-      <w:numFmt w:val="decimal"/>
-      <w:lvlText w:val="%1.%2.%3.%4."/>
-      <w:lvlJc w:val="left"/>
-      <w:pPr>
-        <w:ind w:left="1728" w:hanging="648"/>
-      </w:pPr>
-    </w:lvl>
-    <w:lvl w:ilvl="4">
-      <w:start w:val="1"/>
-      <w:numFmt w:val="decimal"/>
-      <w:lvlText w:val="%1.%2.%3.%4.%5."/>
-      <w:lvlJc w:val="left"/>
-      <w:pPr>
-        <w:ind w:left="2232" w:hanging="792"/>
-      </w:pPr>
-    </w:lvl>
-    <w:lvl w:ilvl="5">
-      <w:start w:val="1"/>
-      <w:numFmt w:val="decimal"/>
-      <w:lvlText w:val="%1.%2.%3.%4.%5.%6."/>
-      <w:lvlJc w:val="left"/>
-      <w:pPr>
-        <w:ind w:left="2736" w:hanging="936"/>
-      </w:pPr>
-    </w:lvl>
-    <w:lvl w:ilvl="6">
-      <w:start w:val="1"/>
-      <w:numFmt w:val="decimal"/>
-      <w:lvlText w:val="%1.%2.%3.%4.%5.%6.%7."/>
-      <w:lvlJc w:val="left"/>
-      <w:pPr>
-        <w:ind w:left="3240" w:hanging="1080"/>
-      </w:pPr>
-    </w:lvl>
-    <w:lvl w:ilvl="7">
-      <w:start w:val="1"/>
-      <w:numFmt w:val="decimal"/>
-      <w:lvlText w:val="%1.%2.%3.%4.%5.%6.%7.%8."/>
-      <w:lvlJc w:val="left"/>
-      <w:pPr>
-        <w:ind w:left="3744" w:hanging="1224"/>
-      </w:pPr>
-    </w:lvl>
-    <w:lvl w:ilvl="8">
-      <w:start w:val="1"/>
-      <w:numFmt w:val="decimal"/>
-      <w:lvlText w:val="%1.%2.%3.%4.%5.%6.%7.%8.%9."/>
-      <w:lvlJc w:val="left"/>
-      <w:pPr>
-        <w:ind w:left="4320" w:hanging="1440"/>
-      </w:pPr>
-    </w:lvl>
-  </w:abstractNum>
-  <w:abstractNum w:abstractNumId="30" w15:restartNumberingAfterBreak="0">
-    <w:nsid w:val="3D343E45"/>
-    <w:multiLevelType w:val="hybridMultilevel"/>
-    <w:tmpl w:val="4EFEE504"/>
-    <w:lvl w:ilvl="0" w:tplc="18090001">
-      <w:start w:val="1"/>
-      <w:numFmt w:val="bullet"/>
-      <w:lvlText w:val=""/>
-      <w:lvlJc w:val="left"/>
-      <w:pPr>
-        <w:ind w:left="720" w:hanging="360"/>
-      </w:pPr>
-      <w:rPr>
-        <w:rFonts w:ascii="Symbol" w:hAnsi="Symbol" w:hint="default"/>
-      </w:rPr>
-    </w:lvl>
-    <w:lvl w:ilvl="1" w:tplc="18090003" w:tentative="1">
-      <w:start w:val="1"/>
-      <w:numFmt w:val="bullet"/>
-      <w:lvlText w:val="o"/>
-      <w:lvlJc w:val="left"/>
-      <w:pPr>
-        <w:ind w:left="1440" w:hanging="360"/>
-      </w:pPr>
-      <w:rPr>
-        <w:rFonts w:ascii="Courier New" w:hAnsi="Courier New" w:cs="Courier New" w:hint="default"/>
-      </w:rPr>
-    </w:lvl>
-    <w:lvl w:ilvl="2" w:tplc="18090005" w:tentative="1">
-      <w:start w:val="1"/>
-      <w:numFmt w:val="bullet"/>
-      <w:lvlText w:val=""/>
-      <w:lvlJc w:val="left"/>
-      <w:pPr>
-        <w:ind w:left="2160" w:hanging="360"/>
-      </w:pPr>
-      <w:rPr>
-        <w:rFonts w:ascii="Wingdings" w:hAnsi="Wingdings" w:hint="default"/>
-      </w:rPr>
-    </w:lvl>
-    <w:lvl w:ilvl="3" w:tplc="18090001" w:tentative="1">
-      <w:start w:val="1"/>
-      <w:numFmt w:val="bullet"/>
-      <w:lvlText w:val=""/>
-      <w:lvlJc w:val="left"/>
-      <w:pPr>
-        <w:ind w:left="2880" w:hanging="360"/>
-      </w:pPr>
-      <w:rPr>
-        <w:rFonts w:ascii="Symbol" w:hAnsi="Symbol" w:hint="default"/>
-      </w:rPr>
-    </w:lvl>
-    <w:lvl w:ilvl="4" w:tplc="18090003" w:tentative="1">
-      <w:start w:val="1"/>
-      <w:numFmt w:val="bullet"/>
-      <w:lvlText w:val="o"/>
-      <w:lvlJc w:val="left"/>
-      <w:pPr>
-        <w:ind w:left="3600" w:hanging="360"/>
-      </w:pPr>
-      <w:rPr>
-        <w:rFonts w:ascii="Courier New" w:hAnsi="Courier New" w:cs="Courier New" w:hint="default"/>
-      </w:rPr>
-    </w:lvl>
-    <w:lvl w:ilvl="5" w:tplc="18090005" w:tentative="1">
-      <w:start w:val="1"/>
-      <w:numFmt w:val="bullet"/>
-      <w:lvlText w:val=""/>
-      <w:lvlJc w:val="left"/>
-      <w:pPr>
-        <w:ind w:left="4320" w:hanging="360"/>
-      </w:pPr>
-      <w:rPr>
-        <w:rFonts w:ascii="Wingdings" w:hAnsi="Wingdings" w:hint="default"/>
-      </w:rPr>
-    </w:lvl>
-    <w:lvl w:ilvl="6" w:tplc="18090001" w:tentative="1">
-      <w:start w:val="1"/>
-      <w:numFmt w:val="bullet"/>
-      <w:lvlText w:val=""/>
-      <w:lvlJc w:val="left"/>
-      <w:pPr>
-        <w:ind w:left="5040" w:hanging="360"/>
-      </w:pPr>
-      <w:rPr>
-        <w:rFonts w:ascii="Symbol" w:hAnsi="Symbol" w:hint="default"/>
-      </w:rPr>
-    </w:lvl>
-    <w:lvl w:ilvl="7" w:tplc="18090003" w:tentative="1">
-      <w:start w:val="1"/>
-      <w:numFmt w:val="bullet"/>
-      <w:lvlText w:val="o"/>
-      <w:lvlJc w:val="left"/>
-      <w:pPr>
-        <w:ind w:left="5760" w:hanging="360"/>
-      </w:pPr>
-      <w:rPr>
-        <w:rFonts w:ascii="Courier New" w:hAnsi="Courier New" w:cs="Courier New" w:hint="default"/>
-      </w:rPr>
-    </w:lvl>
-    <w:lvl w:ilvl="8" w:tplc="18090005" w:tentative="1">
-      <w:start w:val="1"/>
-      <w:numFmt w:val="bullet"/>
-      <w:lvlText w:val=""/>
-      <w:lvlJc w:val="left"/>
-      <w:pPr>
-        <w:ind w:left="6480" w:hanging="360"/>
-      </w:pPr>
-      <w:rPr>
-        <w:rFonts w:ascii="Wingdings" w:hAnsi="Wingdings" w:hint="default"/>
-      </w:rPr>
-    </w:lvl>
-  </w:abstractNum>
-  <w:abstractNum w:abstractNumId="31" w15:restartNumberingAfterBreak="0">
-    <w:nsid w:val="3DCC020E"/>
-    <w:multiLevelType w:val="multilevel"/>
-    <w:tmpl w:val="F568261C"/>
-    <w:lvl w:ilvl="0">
-      <w:start w:val="1"/>
-      <w:numFmt w:val="bullet"/>
-      <w:lvlText w:val=""/>
-      <w:lvlJc w:val="left"/>
-      <w:pPr>
-        <w:tabs>
-          <w:tab w:val="num" w:pos="720"/>
-        </w:tabs>
-        <w:ind w:left="720" w:hanging="360"/>
-      </w:pPr>
-      <w:rPr>
-        <w:rFonts w:ascii="Symbol" w:hAnsi="Symbol" w:hint="default"/>
-        <w:sz w:val="20"/>
-      </w:rPr>
-    </w:lvl>
-    <w:lvl w:ilvl="1" w:tentative="1">
-      <w:start w:val="1"/>
-      <w:numFmt w:val="bullet"/>
-      <w:lvlText w:val=""/>
-      <w:lvlJc w:val="left"/>
-      <w:pPr>
-        <w:tabs>
-          <w:tab w:val="num" w:pos="1440"/>
-        </w:tabs>
-        <w:ind w:left="1440" w:hanging="360"/>
-      </w:pPr>
-      <w:rPr>
-        <w:rFonts w:ascii="Symbol" w:hAnsi="Symbol" w:hint="default"/>
-        <w:sz w:val="20"/>
-      </w:rPr>
-    </w:lvl>
-    <w:lvl w:ilvl="2" w:tentative="1">
-      <w:start w:val="1"/>
-      <w:numFmt w:val="bullet"/>
-      <w:lvlText w:val=""/>
-      <w:lvlJc w:val="left"/>
-      <w:pPr>
-        <w:tabs>
-          <w:tab w:val="num" w:pos="2160"/>
-        </w:tabs>
-        <w:ind w:left="2160" w:hanging="360"/>
-      </w:pPr>
-      <w:rPr>
-        <w:rFonts w:ascii="Symbol" w:hAnsi="Symbol" w:hint="default"/>
-        <w:sz w:val="20"/>
-      </w:rPr>
-    </w:lvl>
-    <w:lvl w:ilvl="3" w:tentative="1">
-      <w:start w:val="1"/>
-      <w:numFmt w:val="bullet"/>
-      <w:lvlText w:val=""/>
-      <w:lvlJc w:val="left"/>
-      <w:pPr>
-        <w:tabs>
-          <w:tab w:val="num" w:pos="2880"/>
-        </w:tabs>
-        <w:ind w:left="2880" w:hanging="360"/>
-      </w:pPr>
-      <w:rPr>
-        <w:rFonts w:ascii="Symbol" w:hAnsi="Symbol" w:hint="default"/>
-        <w:sz w:val="20"/>
-      </w:rPr>
-    </w:lvl>
-    <w:lvl w:ilvl="4" w:tentative="1">
-      <w:start w:val="1"/>
-      <w:numFmt w:val="bullet"/>
-      <w:lvlText w:val=""/>
-      <w:lvlJc w:val="left"/>
-      <w:pPr>
-        <w:tabs>
-          <w:tab w:val="num" w:pos="3600"/>
-        </w:tabs>
-        <w:ind w:left="3600" w:hanging="360"/>
-      </w:pPr>
-      <w:rPr>
-        <w:rFonts w:ascii="Symbol" w:hAnsi="Symbol" w:hint="default"/>
-        <w:sz w:val="20"/>
-      </w:rPr>
-    </w:lvl>
-    <w:lvl w:ilvl="5" w:tentative="1">
-      <w:start w:val="1"/>
-      <w:numFmt w:val="bullet"/>
-      <w:lvlText w:val=""/>
-      <w:lvlJc w:val="left"/>
-      <w:pPr>
-        <w:tabs>
-          <w:tab w:val="num" w:pos="4320"/>
-        </w:tabs>
-        <w:ind w:left="4320" w:hanging="360"/>
-      </w:pPr>
-      <w:rPr>
-        <w:rFonts w:ascii="Symbol" w:hAnsi="Symbol" w:hint="default"/>
-        <w:sz w:val="20"/>
-      </w:rPr>
-    </w:lvl>
-    <w:lvl w:ilvl="6" w:tentative="1">
-      <w:start w:val="1"/>
-      <w:numFmt w:val="bullet"/>
-      <w:lvlText w:val=""/>
-      <w:lvlJc w:val="left"/>
-      <w:pPr>
-        <w:tabs>
-          <w:tab w:val="num" w:pos="5040"/>
-        </w:tabs>
-        <w:ind w:left="5040" w:hanging="360"/>
-      </w:pPr>
-      <w:rPr>
-        <w:rFonts w:ascii="Symbol" w:hAnsi="Symbol" w:hint="default"/>
-        <w:sz w:val="20"/>
-      </w:rPr>
-    </w:lvl>
-    <w:lvl w:ilvl="7" w:tentative="1">
-      <w:start w:val="1"/>
-      <w:numFmt w:val="bullet"/>
-      <w:lvlText w:val=""/>
-      <w:lvlJc w:val="left"/>
-      <w:pPr>
-        <w:tabs>
-          <w:tab w:val="num" w:pos="5760"/>
-        </w:tabs>
-        <w:ind w:left="5760" w:hanging="360"/>
-      </w:pPr>
-      <w:rPr>
-        <w:rFonts w:ascii="Symbol" w:hAnsi="Symbol" w:hint="default"/>
-        <w:sz w:val="20"/>
-      </w:rPr>
-    </w:lvl>
-    <w:lvl w:ilvl="8" w:tentative="1">
-      <w:start w:val="1"/>
-      <w:numFmt w:val="bullet"/>
-      <w:lvlText w:val=""/>
-      <w:lvlJc w:val="left"/>
-      <w:pPr>
-        <w:tabs>
-          <w:tab w:val="num" w:pos="6480"/>
-        </w:tabs>
-        <w:ind w:left="6480" w:hanging="360"/>
-      </w:pPr>
-      <w:rPr>
-        <w:rFonts w:ascii="Symbol" w:hAnsi="Symbol" w:hint="default"/>
-        <w:sz w:val="20"/>
-      </w:rPr>
-    </w:lvl>
-  </w:abstractNum>
-  <w:abstractNum w:abstractNumId="32" w15:restartNumberingAfterBreak="0">
-    <w:nsid w:val="43BE10D6"/>
-    <w:multiLevelType w:val="multilevel"/>
-    <w:tmpl w:val="16A40BC4"/>
-    <w:lvl w:ilvl="0">
-      <w:start w:val="1"/>
-      <w:numFmt w:val="bullet"/>
-      <w:lvlText w:val=""/>
-      <w:lvlJc w:val="left"/>
-      <w:pPr>
-        <w:tabs>
-          <w:tab w:val="num" w:pos="720"/>
-        </w:tabs>
-        <w:ind w:left="720" w:hanging="360"/>
-      </w:pPr>
-      <w:rPr>
-        <w:rFonts w:ascii="Symbol" w:hAnsi="Symbol" w:hint="default"/>
-        <w:sz w:val="20"/>
-      </w:rPr>
-    </w:lvl>
-    <w:lvl w:ilvl="1" w:tentative="1">
-      <w:start w:val="1"/>
-      <w:numFmt w:val="bullet"/>
-      <w:lvlText w:val=""/>
-      <w:lvlJc w:val="left"/>
-      <w:pPr>
-        <w:tabs>
-          <w:tab w:val="num" w:pos="1440"/>
-        </w:tabs>
-        <w:ind w:left="1440" w:hanging="360"/>
-      </w:pPr>
-      <w:rPr>
-        <w:rFonts w:ascii="Symbol" w:hAnsi="Symbol" w:hint="default"/>
-        <w:sz w:val="20"/>
-      </w:rPr>
-    </w:lvl>
-    <w:lvl w:ilvl="2" w:tentative="1">
-      <w:start w:val="1"/>
-      <w:numFmt w:val="bullet"/>
-      <w:lvlText w:val=""/>
-      <w:lvlJc w:val="left"/>
-      <w:pPr>
-        <w:tabs>
-          <w:tab w:val="num" w:pos="2160"/>
-        </w:tabs>
-        <w:ind w:left="2160" w:hanging="360"/>
-      </w:pPr>
-      <w:rPr>
-        <w:rFonts w:ascii="Symbol" w:hAnsi="Symbol" w:hint="default"/>
-        <w:sz w:val="20"/>
-      </w:rPr>
-    </w:lvl>
-    <w:lvl w:ilvl="3" w:tentative="1">
-      <w:start w:val="1"/>
-      <w:numFmt w:val="bullet"/>
-      <w:lvlText w:val=""/>
-      <w:lvlJc w:val="left"/>
-      <w:pPr>
-        <w:tabs>
-          <w:tab w:val="num" w:pos="2880"/>
-        </w:tabs>
-        <w:ind w:left="2880" w:hanging="360"/>
-      </w:pPr>
-      <w:rPr>
-        <w:rFonts w:ascii="Symbol" w:hAnsi="Symbol" w:hint="default"/>
-        <w:sz w:val="20"/>
-      </w:rPr>
-    </w:lvl>
-    <w:lvl w:ilvl="4" w:tentative="1">
-      <w:start w:val="1"/>
-      <w:numFmt w:val="bullet"/>
-      <w:lvlText w:val=""/>
-      <w:lvlJc w:val="left"/>
-      <w:pPr>
-        <w:tabs>
-          <w:tab w:val="num" w:pos="3600"/>
-        </w:tabs>
-        <w:ind w:left="3600" w:hanging="360"/>
-      </w:pPr>
-      <w:rPr>
-        <w:rFonts w:ascii="Symbol" w:hAnsi="Symbol" w:hint="default"/>
-        <w:sz w:val="20"/>
-      </w:rPr>
-    </w:lvl>
-    <w:lvl w:ilvl="5" w:tentative="1">
-      <w:start w:val="1"/>
-      <w:numFmt w:val="bullet"/>
-      <w:lvlText w:val=""/>
-      <w:lvlJc w:val="left"/>
-      <w:pPr>
-        <w:tabs>
-          <w:tab w:val="num" w:pos="4320"/>
-        </w:tabs>
-        <w:ind w:left="4320" w:hanging="360"/>
-      </w:pPr>
-      <w:rPr>
-        <w:rFonts w:ascii="Symbol" w:hAnsi="Symbol" w:hint="default"/>
-        <w:sz w:val="20"/>
-      </w:rPr>
-    </w:lvl>
-    <w:lvl w:ilvl="6" w:tentative="1">
-      <w:start w:val="1"/>
-      <w:numFmt w:val="bullet"/>
-      <w:lvlText w:val=""/>
-      <w:lvlJc w:val="left"/>
-      <w:pPr>
-        <w:tabs>
-          <w:tab w:val="num" w:pos="5040"/>
-        </w:tabs>
-        <w:ind w:left="5040" w:hanging="360"/>
-      </w:pPr>
-      <w:rPr>
-        <w:rFonts w:ascii="Symbol" w:hAnsi="Symbol" w:hint="default"/>
-        <w:sz w:val="20"/>
-      </w:rPr>
-    </w:lvl>
-    <w:lvl w:ilvl="7" w:tentative="1">
-      <w:start w:val="1"/>
-      <w:numFmt w:val="bullet"/>
-      <w:lvlText w:val=""/>
-      <w:lvlJc w:val="left"/>
-      <w:pPr>
-        <w:tabs>
-          <w:tab w:val="num" w:pos="5760"/>
-        </w:tabs>
-        <w:ind w:left="5760" w:hanging="360"/>
-      </w:pPr>
-      <w:rPr>
-        <w:rFonts w:ascii="Symbol" w:hAnsi="Symbol" w:hint="default"/>
-        <w:sz w:val="20"/>
-      </w:rPr>
-    </w:lvl>
-    <w:lvl w:ilvl="8" w:tentative="1">
-      <w:start w:val="1"/>
-      <w:numFmt w:val="bullet"/>
-      <w:lvlText w:val=""/>
-      <w:lvlJc w:val="left"/>
-      <w:pPr>
-        <w:tabs>
-          <w:tab w:val="num" w:pos="6480"/>
-        </w:tabs>
-        <w:ind w:left="6480" w:hanging="360"/>
-      </w:pPr>
-      <w:rPr>
-        <w:rFonts w:ascii="Symbol" w:hAnsi="Symbol" w:hint="default"/>
-        <w:sz w:val="20"/>
-      </w:rPr>
-    </w:lvl>
-  </w:abstractNum>
-  <w:abstractNum w:abstractNumId="33" w15:restartNumberingAfterBreak="0">
+  <w:abstractNum w:abstractNumId="5" w15:restartNumberingAfterBreak="0">
     <w:nsid w:val="45F50455"/>
     <w:multiLevelType w:val="hybridMultilevel"/>
     <w:tmpl w:val="53AEA994"/>
@@ -8287,93 +5451,7 @@
       </w:rPr>
     </w:lvl>
   </w:abstractNum>
-  <w:abstractNum w:abstractNumId="34" w15:restartNumberingAfterBreak="0">
-    <w:nsid w:val="477D40E3"/>
-    <w:multiLevelType w:val="hybridMultilevel"/>
-    <w:tmpl w:val="16B8D3A2"/>
-    <w:lvl w:ilvl="0" w:tplc="0409001B">
-      <w:start w:val="1"/>
-      <w:numFmt w:val="lowerRoman"/>
-      <w:lvlText w:val="%1."/>
-      <w:lvlJc w:val="right"/>
-      <w:pPr>
-        <w:ind w:left="2160" w:hanging="360"/>
-      </w:pPr>
-    </w:lvl>
-    <w:lvl w:ilvl="1" w:tplc="FFFFFFFF" w:tentative="1">
-      <w:start w:val="1"/>
-      <w:numFmt w:val="lowerLetter"/>
-      <w:lvlText w:val="%2."/>
-      <w:lvlJc w:val="left"/>
-      <w:pPr>
-        <w:ind w:left="2880" w:hanging="360"/>
-      </w:pPr>
-    </w:lvl>
-    <w:lvl w:ilvl="2" w:tplc="FFFFFFFF" w:tentative="1">
-      <w:start w:val="1"/>
-      <w:numFmt w:val="lowerRoman"/>
-      <w:lvlText w:val="%3."/>
-      <w:lvlJc w:val="right"/>
-      <w:pPr>
-        <w:ind w:left="3600" w:hanging="180"/>
-      </w:pPr>
-    </w:lvl>
-    <w:lvl w:ilvl="3" w:tplc="FFFFFFFF" w:tentative="1">
-      <w:start w:val="1"/>
-      <w:numFmt w:val="decimal"/>
-      <w:lvlText w:val="%4."/>
-      <w:lvlJc w:val="left"/>
-      <w:pPr>
-        <w:ind w:left="4320" w:hanging="360"/>
-      </w:pPr>
-    </w:lvl>
-    <w:lvl w:ilvl="4" w:tplc="FFFFFFFF" w:tentative="1">
-      <w:start w:val="1"/>
-      <w:numFmt w:val="lowerLetter"/>
-      <w:lvlText w:val="%5."/>
-      <w:lvlJc w:val="left"/>
-      <w:pPr>
-        <w:ind w:left="5040" w:hanging="360"/>
-      </w:pPr>
-    </w:lvl>
-    <w:lvl w:ilvl="5" w:tplc="FFFFFFFF" w:tentative="1">
-      <w:start w:val="1"/>
-      <w:numFmt w:val="lowerRoman"/>
-      <w:lvlText w:val="%6."/>
-      <w:lvlJc w:val="right"/>
-      <w:pPr>
-        <w:ind w:left="5760" w:hanging="180"/>
-      </w:pPr>
-    </w:lvl>
-    <w:lvl w:ilvl="6" w:tplc="FFFFFFFF" w:tentative="1">
-      <w:start w:val="1"/>
-      <w:numFmt w:val="decimal"/>
-      <w:lvlText w:val="%7."/>
-      <w:lvlJc w:val="left"/>
-      <w:pPr>
-        <w:ind w:left="6480" w:hanging="360"/>
-      </w:pPr>
-    </w:lvl>
-    <w:lvl w:ilvl="7" w:tplc="FFFFFFFF" w:tentative="1">
-      <w:start w:val="1"/>
-      <w:numFmt w:val="lowerLetter"/>
-      <w:lvlText w:val="%8."/>
-      <w:lvlJc w:val="left"/>
-      <w:pPr>
-        <w:ind w:left="7200" w:hanging="360"/>
-      </w:pPr>
-    </w:lvl>
-    <w:lvl w:ilvl="8" w:tplc="FFFFFFFF" w:tentative="1">
-      <w:start w:val="1"/>
-      <w:numFmt w:val="lowerRoman"/>
-      <w:lvlText w:val="%9."/>
-      <w:lvlJc w:val="right"/>
-      <w:pPr>
-        <w:ind w:left="7920" w:hanging="180"/>
-      </w:pPr>
-    </w:lvl>
-  </w:abstractNum>
-  <w:abstractNum w:abstractNumId="35" w15:restartNumberingAfterBreak="0">
+  <w:abstractNum w:abstractNumId="6" w15:restartNumberingAfterBreak="0">
     <w:nsid w:val="489259DD"/>
     <w:multiLevelType w:val="multilevel"/>
     <w:tmpl w:val="1809001F"/>
@@ -8459,96 +5537,7 @@
       </w:pPr>
     </w:lvl>
   </w:abstractNum>
-  <w:abstractNum w:abstractNumId="36" w15:restartNumberingAfterBreak="0">
-    <w:nsid w:val="49D76F93"/>
-    <w:multiLevelType w:val="hybridMultilevel"/>
-    <w:tmpl w:val="79180D9C"/>
-    <w:lvl w:ilvl="0" w:tplc="1809000F">
-      <w:start w:val="1"/>
-      <w:numFmt w:val="decimal"/>
-      <w:lvlText w:val="%1."/>
-      <w:lvlJc w:val="left"/>
-      <w:pPr>
-        <w:ind w:left="720" w:hanging="360"/>
-      </w:pPr>
-      <w:rPr>
-        <w:rFonts w:hint="default"/>
-      </w:rPr>
-    </w:lvl>
-    <w:lvl w:ilvl="1" w:tplc="18090019">
-      <w:start w:val="1"/>
-      <w:numFmt w:val="lowerLetter"/>
-      <w:lvlText w:val="%2."/>
-      <w:lvlJc w:val="left"/>
-      <w:pPr>
-        <w:ind w:left="1440" w:hanging="360"/>
-      </w:pPr>
-    </w:lvl>
-    <w:lvl w:ilvl="2" w:tplc="1809001B" w:tentative="1">
-      <w:start w:val="1"/>
-      <w:numFmt w:val="lowerRoman"/>
-      <w:lvlText w:val="%3."/>
-      <w:lvlJc w:val="right"/>
-      <w:pPr>
-        <w:ind w:left="2160" w:hanging="180"/>
-      </w:pPr>
-    </w:lvl>
-    <w:lvl w:ilvl="3" w:tplc="1809000F" w:tentative="1">
-      <w:start w:val="1"/>
-      <w:numFmt w:val="decimal"/>
-      <w:lvlText w:val="%4."/>
-      <w:lvlJc w:val="left"/>
-      <w:pPr>
-        <w:ind w:left="2880" w:hanging="360"/>
-      </w:pPr>
-    </w:lvl>
-    <w:lvl w:ilvl="4" w:tplc="18090019" w:tentative="1">
-      <w:start w:val="1"/>
-      <w:numFmt w:val="lowerLetter"/>
-      <w:lvlText w:val="%5."/>
-      <w:lvlJc w:val="left"/>
-      <w:pPr>
-        <w:ind w:left="3600" w:hanging="360"/>
-      </w:pPr>
-    </w:lvl>
-    <w:lvl w:ilvl="5" w:tplc="1809001B" w:tentative="1">
-      <w:start w:val="1"/>
-      <w:numFmt w:val="lowerRoman"/>
-      <w:lvlText w:val="%6."/>
-      <w:lvlJc w:val="right"/>
-      <w:pPr>
-        <w:ind w:left="4320" w:hanging="180"/>
-      </w:pPr>
-    </w:lvl>
-    <w:lvl w:ilvl="6" w:tplc="1809000F" w:tentative="1">
-      <w:start w:val="1"/>
-      <w:numFmt w:val="decimal"/>
-      <w:lvlText w:val="%7."/>
-      <w:lvlJc w:val="left"/>
-      <w:pPr>
-        <w:ind w:left="5040" w:hanging="360"/>
-      </w:pPr>
-    </w:lvl>
-    <w:lvl w:ilvl="7" w:tplc="18090019" w:tentative="1">
-      <w:start w:val="1"/>
-      <w:numFmt w:val="lowerLetter"/>
-      <w:lvlText w:val="%8."/>
-      <w:lvlJc w:val="left"/>
-      <w:pPr>
-        <w:ind w:left="5760" w:hanging="360"/>
-      </w:pPr>
-    </w:lvl>
-    <w:lvl w:ilvl="8" w:tplc="1809001B" w:tentative="1">
-      <w:start w:val="1"/>
-      <w:numFmt w:val="lowerRoman"/>
-      <w:lvlText w:val="%9."/>
-      <w:lvlJc w:val="right"/>
-      <w:pPr>
-        <w:ind w:left="6480" w:hanging="180"/>
-      </w:pPr>
-    </w:lvl>
-  </w:abstractNum>
-  <w:abstractNum w:abstractNumId="37" w15:restartNumberingAfterBreak="0">
+  <w:abstractNum w:abstractNumId="7" w15:restartNumberingAfterBreak="0">
     <w:nsid w:val="4BD45AE1"/>
     <w:multiLevelType w:val="hybridMultilevel"/>
     <w:tmpl w:val="5F56DBBC"/>
@@ -8635,567 +5624,7 @@
       </w:pPr>
     </w:lvl>
   </w:abstractNum>
-  <w:abstractNum w:abstractNumId="38" w15:restartNumberingAfterBreak="0">
-    <w:nsid w:val="4DA461BA"/>
-    <w:multiLevelType w:val="multilevel"/>
-    <w:tmpl w:val="F21A8740"/>
-    <w:lvl w:ilvl="0">
-      <w:start w:val="1"/>
-      <w:numFmt w:val="bullet"/>
-      <w:lvlText w:val=""/>
-      <w:lvlJc w:val="left"/>
-      <w:pPr>
-        <w:tabs>
-          <w:tab w:val="num" w:pos="720"/>
-        </w:tabs>
-        <w:ind w:left="720" w:hanging="360"/>
-      </w:pPr>
-      <w:rPr>
-        <w:rFonts w:ascii="Symbol" w:hAnsi="Symbol" w:hint="default"/>
-        <w:sz w:val="20"/>
-      </w:rPr>
-    </w:lvl>
-    <w:lvl w:ilvl="1" w:tentative="1">
-      <w:start w:val="1"/>
-      <w:numFmt w:val="bullet"/>
-      <w:lvlText w:val=""/>
-      <w:lvlJc w:val="left"/>
-      <w:pPr>
-        <w:tabs>
-          <w:tab w:val="num" w:pos="1440"/>
-        </w:tabs>
-        <w:ind w:left="1440" w:hanging="360"/>
-      </w:pPr>
-      <w:rPr>
-        <w:rFonts w:ascii="Symbol" w:hAnsi="Symbol" w:hint="default"/>
-        <w:sz w:val="20"/>
-      </w:rPr>
-    </w:lvl>
-    <w:lvl w:ilvl="2" w:tentative="1">
-      <w:start w:val="1"/>
-      <w:numFmt w:val="bullet"/>
-      <w:lvlText w:val=""/>
-      <w:lvlJc w:val="left"/>
-      <w:pPr>
-        <w:tabs>
-          <w:tab w:val="num" w:pos="2160"/>
-        </w:tabs>
-        <w:ind w:left="2160" w:hanging="360"/>
-      </w:pPr>
-      <w:rPr>
-        <w:rFonts w:ascii="Symbol" w:hAnsi="Symbol" w:hint="default"/>
-        <w:sz w:val="20"/>
-      </w:rPr>
-    </w:lvl>
-    <w:lvl w:ilvl="3" w:tentative="1">
-      <w:start w:val="1"/>
-      <w:numFmt w:val="bullet"/>
-      <w:lvlText w:val=""/>
-      <w:lvlJc w:val="left"/>
-      <w:pPr>
-        <w:tabs>
-          <w:tab w:val="num" w:pos="2880"/>
-        </w:tabs>
-        <w:ind w:left="2880" w:hanging="360"/>
-      </w:pPr>
-      <w:rPr>
-        <w:rFonts w:ascii="Symbol" w:hAnsi="Symbol" w:hint="default"/>
-        <w:sz w:val="20"/>
-      </w:rPr>
-    </w:lvl>
-    <w:lvl w:ilvl="4" w:tentative="1">
-      <w:start w:val="1"/>
-      <w:numFmt w:val="bullet"/>
-      <w:lvlText w:val=""/>
-      <w:lvlJc w:val="left"/>
-      <w:pPr>
-        <w:tabs>
-          <w:tab w:val="num" w:pos="3600"/>
-        </w:tabs>
-        <w:ind w:left="3600" w:hanging="360"/>
-      </w:pPr>
-      <w:rPr>
-        <w:rFonts w:ascii="Symbol" w:hAnsi="Symbol" w:hint="default"/>
-        <w:sz w:val="20"/>
-      </w:rPr>
-    </w:lvl>
-    <w:lvl w:ilvl="5" w:tentative="1">
-      <w:start w:val="1"/>
-      <w:numFmt w:val="bullet"/>
-      <w:lvlText w:val=""/>
-      <w:lvlJc w:val="left"/>
-      <w:pPr>
-        <w:tabs>
-          <w:tab w:val="num" w:pos="4320"/>
-        </w:tabs>
-        <w:ind w:left="4320" w:hanging="360"/>
-      </w:pPr>
-      <w:rPr>
-        <w:rFonts w:ascii="Symbol" w:hAnsi="Symbol" w:hint="default"/>
-        <w:sz w:val="20"/>
-      </w:rPr>
-    </w:lvl>
-    <w:lvl w:ilvl="6" w:tentative="1">
-      <w:start w:val="1"/>
-      <w:numFmt w:val="bullet"/>
-      <w:lvlText w:val=""/>
-      <w:lvlJc w:val="left"/>
-      <w:pPr>
-        <w:tabs>
-          <w:tab w:val="num" w:pos="5040"/>
-        </w:tabs>
-        <w:ind w:left="5040" w:hanging="360"/>
-      </w:pPr>
-      <w:rPr>
-        <w:rFonts w:ascii="Symbol" w:hAnsi="Symbol" w:hint="default"/>
-        <w:sz w:val="20"/>
-      </w:rPr>
-    </w:lvl>
-    <w:lvl w:ilvl="7" w:tentative="1">
-      <w:start w:val="1"/>
-      <w:numFmt w:val="bullet"/>
-      <w:lvlText w:val=""/>
-      <w:lvlJc w:val="left"/>
-      <w:pPr>
-        <w:tabs>
-          <w:tab w:val="num" w:pos="5760"/>
-        </w:tabs>
-        <w:ind w:left="5760" w:hanging="360"/>
-      </w:pPr>
-      <w:rPr>
-        <w:rFonts w:ascii="Symbol" w:hAnsi="Symbol" w:hint="default"/>
-        <w:sz w:val="20"/>
-      </w:rPr>
-    </w:lvl>
-    <w:lvl w:ilvl="8" w:tentative="1">
-      <w:start w:val="1"/>
-      <w:numFmt w:val="bullet"/>
-      <w:lvlText w:val=""/>
-      <w:lvlJc w:val="left"/>
-      <w:pPr>
-        <w:tabs>
-          <w:tab w:val="num" w:pos="6480"/>
-        </w:tabs>
-        <w:ind w:left="6480" w:hanging="360"/>
-      </w:pPr>
-      <w:rPr>
-        <w:rFonts w:ascii="Symbol" w:hAnsi="Symbol" w:hint="default"/>
-        <w:sz w:val="20"/>
-      </w:rPr>
-    </w:lvl>
-  </w:abstractNum>
-  <w:abstractNum w:abstractNumId="39" w15:restartNumberingAfterBreak="0">
-    <w:nsid w:val="4E5D7CF2"/>
-    <w:multiLevelType w:val="multilevel"/>
-    <w:tmpl w:val="31EC8994"/>
-    <w:lvl w:ilvl="0">
-      <w:start w:val="1"/>
-      <w:numFmt w:val="bullet"/>
-      <w:lvlText w:val=""/>
-      <w:lvlJc w:val="left"/>
-      <w:pPr>
-        <w:tabs>
-          <w:tab w:val="num" w:pos="720"/>
-        </w:tabs>
-        <w:ind w:left="720" w:hanging="360"/>
-      </w:pPr>
-      <w:rPr>
-        <w:rFonts w:ascii="Symbol" w:hAnsi="Symbol" w:hint="default"/>
-        <w:sz w:val="20"/>
-      </w:rPr>
-    </w:lvl>
-    <w:lvl w:ilvl="1" w:tentative="1">
-      <w:start w:val="1"/>
-      <w:numFmt w:val="bullet"/>
-      <w:lvlText w:val="o"/>
-      <w:lvlJc w:val="left"/>
-      <w:pPr>
-        <w:tabs>
-          <w:tab w:val="num" w:pos="1440"/>
-        </w:tabs>
-        <w:ind w:left="1440" w:hanging="360"/>
-      </w:pPr>
-      <w:rPr>
-        <w:rFonts w:ascii="Courier New" w:hAnsi="Courier New" w:hint="default"/>
-        <w:sz w:val="20"/>
-      </w:rPr>
-    </w:lvl>
-    <w:lvl w:ilvl="2" w:tentative="1">
-      <w:start w:val="1"/>
-      <w:numFmt w:val="bullet"/>
-      <w:lvlText w:val=""/>
-      <w:lvlJc w:val="left"/>
-      <w:pPr>
-        <w:tabs>
-          <w:tab w:val="num" w:pos="2160"/>
-        </w:tabs>
-        <w:ind w:left="2160" w:hanging="360"/>
-      </w:pPr>
-      <w:rPr>
-        <w:rFonts w:ascii="Wingdings" w:hAnsi="Wingdings" w:hint="default"/>
-        <w:sz w:val="20"/>
-      </w:rPr>
-    </w:lvl>
-    <w:lvl w:ilvl="3" w:tentative="1">
-      <w:start w:val="1"/>
-      <w:numFmt w:val="bullet"/>
-      <w:lvlText w:val=""/>
-      <w:lvlJc w:val="left"/>
-      <w:pPr>
-        <w:tabs>
-          <w:tab w:val="num" w:pos="2880"/>
-        </w:tabs>
-        <w:ind w:left="2880" w:hanging="360"/>
-      </w:pPr>
-      <w:rPr>
-        <w:rFonts w:ascii="Wingdings" w:hAnsi="Wingdings" w:hint="default"/>
-        <w:sz w:val="20"/>
-      </w:rPr>
-    </w:lvl>
-    <w:lvl w:ilvl="4" w:tentative="1">
-      <w:start w:val="1"/>
-      <w:numFmt w:val="bullet"/>
-      <w:lvlText w:val=""/>
-      <w:lvlJc w:val="left"/>
-      <w:pPr>
-        <w:tabs>
-          <w:tab w:val="num" w:pos="3600"/>
-        </w:tabs>
-        <w:ind w:left="3600" w:hanging="360"/>
-      </w:pPr>
-      <w:rPr>
-        <w:rFonts w:ascii="Wingdings" w:hAnsi="Wingdings" w:hint="default"/>
-        <w:sz w:val="20"/>
-      </w:rPr>
-    </w:lvl>
-    <w:lvl w:ilvl="5" w:tentative="1">
-      <w:start w:val="1"/>
-      <w:numFmt w:val="bullet"/>
-      <w:lvlText w:val=""/>
-      <w:lvlJc w:val="left"/>
-      <w:pPr>
-        <w:tabs>
-          <w:tab w:val="num" w:pos="4320"/>
-        </w:tabs>
-        <w:ind w:left="4320" w:hanging="360"/>
-      </w:pPr>
-      <w:rPr>
-        <w:rFonts w:ascii="Wingdings" w:hAnsi="Wingdings" w:hint="default"/>
-        <w:sz w:val="20"/>
-      </w:rPr>
-    </w:lvl>
-    <w:lvl w:ilvl="6" w:tentative="1">
-      <w:start w:val="1"/>
-      <w:numFmt w:val="bullet"/>
-      <w:lvlText w:val=""/>
-      <w:lvlJc w:val="left"/>
-      <w:pPr>
-        <w:tabs>
-          <w:tab w:val="num" w:pos="5040"/>
-        </w:tabs>
-        <w:ind w:left="5040" w:hanging="360"/>
-      </w:pPr>
-      <w:rPr>
-        <w:rFonts w:ascii="Wingdings" w:hAnsi="Wingdings" w:hint="default"/>
-        <w:sz w:val="20"/>
-      </w:rPr>
-    </w:lvl>
-    <w:lvl w:ilvl="7" w:tentative="1">
-      <w:start w:val="1"/>
-      <w:numFmt w:val="bullet"/>
-      <w:lvlText w:val=""/>
-      <w:lvlJc w:val="left"/>
-      <w:pPr>
-        <w:tabs>
-          <w:tab w:val="num" w:pos="5760"/>
-        </w:tabs>
-        <w:ind w:left="5760" w:hanging="360"/>
-      </w:pPr>
-      <w:rPr>
-        <w:rFonts w:ascii="Wingdings" w:hAnsi="Wingdings" w:hint="default"/>
-        <w:sz w:val="20"/>
-      </w:rPr>
-    </w:lvl>
-    <w:lvl w:ilvl="8" w:tentative="1">
-      <w:start w:val="1"/>
-      <w:numFmt w:val="bullet"/>
-      <w:lvlText w:val=""/>
-      <w:lvlJc w:val="left"/>
-      <w:pPr>
-        <w:tabs>
-          <w:tab w:val="num" w:pos="6480"/>
-        </w:tabs>
-        <w:ind w:left="6480" w:hanging="360"/>
-      </w:pPr>
-      <w:rPr>
-        <w:rFonts w:ascii="Wingdings" w:hAnsi="Wingdings" w:hint="default"/>
-        <w:sz w:val="20"/>
-      </w:rPr>
-    </w:lvl>
-  </w:abstractNum>
-  <w:abstractNum w:abstractNumId="40" w15:restartNumberingAfterBreak="0">
-    <w:nsid w:val="4E8E747A"/>
-    <w:multiLevelType w:val="multilevel"/>
-    <w:tmpl w:val="577832B0"/>
-    <w:lvl w:ilvl="0">
-      <w:start w:val="1"/>
-      <w:numFmt w:val="bullet"/>
-      <w:lvlText w:val=""/>
-      <w:lvlJc w:val="left"/>
-      <w:pPr>
-        <w:tabs>
-          <w:tab w:val="num" w:pos="720"/>
-        </w:tabs>
-        <w:ind w:left="720" w:hanging="360"/>
-      </w:pPr>
-      <w:rPr>
-        <w:rFonts w:ascii="Symbol" w:hAnsi="Symbol" w:hint="default"/>
-        <w:sz w:val="20"/>
-      </w:rPr>
-    </w:lvl>
-    <w:lvl w:ilvl="1" w:tentative="1">
-      <w:start w:val="1"/>
-      <w:numFmt w:val="bullet"/>
-      <w:lvlText w:val=""/>
-      <w:lvlJc w:val="left"/>
-      <w:pPr>
-        <w:tabs>
-          <w:tab w:val="num" w:pos="1440"/>
-        </w:tabs>
-        <w:ind w:left="1440" w:hanging="360"/>
-      </w:pPr>
-      <w:rPr>
-        <w:rFonts w:ascii="Symbol" w:hAnsi="Symbol" w:hint="default"/>
-        <w:sz w:val="20"/>
-      </w:rPr>
-    </w:lvl>
-    <w:lvl w:ilvl="2" w:tentative="1">
-      <w:start w:val="1"/>
-      <w:numFmt w:val="bullet"/>
-      <w:lvlText w:val=""/>
-      <w:lvlJc w:val="left"/>
-      <w:pPr>
-        <w:tabs>
-          <w:tab w:val="num" w:pos="2160"/>
-        </w:tabs>
-        <w:ind w:left="2160" w:hanging="360"/>
-      </w:pPr>
-      <w:rPr>
-        <w:rFonts w:ascii="Symbol" w:hAnsi="Symbol" w:hint="default"/>
-        <w:sz w:val="20"/>
-      </w:rPr>
-    </w:lvl>
-    <w:lvl w:ilvl="3" w:tentative="1">
-      <w:start w:val="1"/>
-      <w:numFmt w:val="bullet"/>
-      <w:lvlText w:val=""/>
-      <w:lvlJc w:val="left"/>
-      <w:pPr>
-        <w:tabs>
-          <w:tab w:val="num" w:pos="2880"/>
-        </w:tabs>
-        <w:ind w:left="2880" w:hanging="360"/>
-      </w:pPr>
-      <w:rPr>
-        <w:rFonts w:ascii="Symbol" w:hAnsi="Symbol" w:hint="default"/>
-        <w:sz w:val="20"/>
-      </w:rPr>
-    </w:lvl>
-    <w:lvl w:ilvl="4" w:tentative="1">
-      <w:start w:val="1"/>
-      <w:numFmt w:val="bullet"/>
-      <w:lvlText w:val=""/>
-      <w:lvlJc w:val="left"/>
-      <w:pPr>
-        <w:tabs>
-          <w:tab w:val="num" w:pos="3600"/>
-        </w:tabs>
-        <w:ind w:left="3600" w:hanging="360"/>
-      </w:pPr>
-      <w:rPr>
-        <w:rFonts w:ascii="Symbol" w:hAnsi="Symbol" w:hint="default"/>
-        <w:sz w:val="20"/>
-      </w:rPr>
-    </w:lvl>
-    <w:lvl w:ilvl="5" w:tentative="1">
-      <w:start w:val="1"/>
-      <w:numFmt w:val="bullet"/>
-      <w:lvlText w:val=""/>
-      <w:lvlJc w:val="left"/>
-      <w:pPr>
-        <w:tabs>
-          <w:tab w:val="num" w:pos="4320"/>
-        </w:tabs>
-        <w:ind w:left="4320" w:hanging="360"/>
-      </w:pPr>
-      <w:rPr>
-        <w:rFonts w:ascii="Symbol" w:hAnsi="Symbol" w:hint="default"/>
-        <w:sz w:val="20"/>
-      </w:rPr>
-    </w:lvl>
-    <w:lvl w:ilvl="6" w:tentative="1">
-      <w:start w:val="1"/>
-      <w:numFmt w:val="bullet"/>
-      <w:lvlText w:val=""/>
-      <w:lvlJc w:val="left"/>
-      <w:pPr>
-        <w:tabs>
-          <w:tab w:val="num" w:pos="5040"/>
-        </w:tabs>
-        <w:ind w:left="5040" w:hanging="360"/>
-      </w:pPr>
-      <w:rPr>
-        <w:rFonts w:ascii="Symbol" w:hAnsi="Symbol" w:hint="default"/>
-        <w:sz w:val="20"/>
-      </w:rPr>
-    </w:lvl>
-    <w:lvl w:ilvl="7" w:tentative="1">
-      <w:start w:val="1"/>
-      <w:numFmt w:val="bullet"/>
-      <w:lvlText w:val=""/>
-      <w:lvlJc w:val="left"/>
-      <w:pPr>
-        <w:tabs>
-          <w:tab w:val="num" w:pos="5760"/>
-        </w:tabs>
-        <w:ind w:left="5760" w:hanging="360"/>
-      </w:pPr>
-      <w:rPr>
-        <w:rFonts w:ascii="Symbol" w:hAnsi="Symbol" w:hint="default"/>
-        <w:sz w:val="20"/>
-      </w:rPr>
-    </w:lvl>
-    <w:lvl w:ilvl="8" w:tentative="1">
-      <w:start w:val="1"/>
-      <w:numFmt w:val="bullet"/>
-      <w:lvlText w:val=""/>
-      <w:lvlJc w:val="left"/>
-      <w:pPr>
-        <w:tabs>
-          <w:tab w:val="num" w:pos="6480"/>
-        </w:tabs>
-        <w:ind w:left="6480" w:hanging="360"/>
-      </w:pPr>
-      <w:rPr>
-        <w:rFonts w:ascii="Symbol" w:hAnsi="Symbol" w:hint="default"/>
-        <w:sz w:val="20"/>
-      </w:rPr>
-    </w:lvl>
-  </w:abstractNum>
-  <w:abstractNum w:abstractNumId="41" w15:restartNumberingAfterBreak="0">
-    <w:nsid w:val="538C776C"/>
-    <w:multiLevelType w:val="hybridMultilevel"/>
-    <w:tmpl w:val="885E0892"/>
-    <w:lvl w:ilvl="0" w:tplc="04090001">
-      <w:start w:val="1"/>
-      <w:numFmt w:val="bullet"/>
-      <w:lvlText w:val=""/>
-      <w:lvlJc w:val="left"/>
-      <w:pPr>
-        <w:ind w:left="720" w:hanging="360"/>
-      </w:pPr>
-      <w:rPr>
-        <w:rFonts w:ascii="Symbol" w:hAnsi="Symbol" w:hint="default"/>
-      </w:rPr>
-    </w:lvl>
-    <w:lvl w:ilvl="1" w:tplc="04090003">
-      <w:start w:val="1"/>
-      <w:numFmt w:val="bullet"/>
-      <w:lvlText w:val="o"/>
-      <w:lvlJc w:val="left"/>
-      <w:pPr>
-        <w:ind w:left="1440" w:hanging="360"/>
-      </w:pPr>
-      <w:rPr>
-        <w:rFonts w:ascii="Courier New" w:hAnsi="Courier New" w:cs="Courier New" w:hint="default"/>
-      </w:rPr>
-    </w:lvl>
-    <w:lvl w:ilvl="2" w:tplc="04090005">
-      <w:start w:val="1"/>
-      <w:numFmt w:val="bullet"/>
-      <w:lvlText w:val=""/>
-      <w:lvlJc w:val="left"/>
-      <w:pPr>
-        <w:ind w:left="2160" w:hanging="360"/>
-      </w:pPr>
-      <w:rPr>
-        <w:rFonts w:ascii="Wingdings" w:hAnsi="Wingdings" w:hint="default"/>
-      </w:rPr>
-    </w:lvl>
-    <w:lvl w:ilvl="3" w:tplc="04090001" w:tentative="1">
-      <w:start w:val="1"/>
-      <w:numFmt w:val="bullet"/>
-      <w:lvlText w:val=""/>
-      <w:lvlJc w:val="left"/>
-      <w:pPr>
-        <w:ind w:left="2880" w:hanging="360"/>
-      </w:pPr>
-      <w:rPr>
-        <w:rFonts w:ascii="Symbol" w:hAnsi="Symbol" w:hint="default"/>
-      </w:rPr>
-    </w:lvl>
-    <w:lvl w:ilvl="4" w:tplc="04090003" w:tentative="1">
-      <w:start w:val="1"/>
-      <w:numFmt w:val="bullet"/>
-      <w:lvlText w:val="o"/>
-      <w:lvlJc w:val="left"/>
-      <w:pPr>
-        <w:ind w:left="3600" w:hanging="360"/>
-      </w:pPr>
-      <w:rPr>
-        <w:rFonts w:ascii="Courier New" w:hAnsi="Courier New" w:cs="Courier New" w:hint="default"/>
-      </w:rPr>
-    </w:lvl>
-    <w:lvl w:ilvl="5" w:tplc="04090005" w:tentative="1">
-      <w:start w:val="1"/>
-      <w:numFmt w:val="bullet"/>
-      <w:lvlText w:val=""/>
-      <w:lvlJc w:val="left"/>
-      <w:pPr>
-        <w:ind w:left="4320" w:hanging="360"/>
-      </w:pPr>
-      <w:rPr>
-        <w:rFonts w:ascii="Wingdings" w:hAnsi="Wingdings" w:hint="default"/>
-      </w:rPr>
-    </w:lvl>
-    <w:lvl w:ilvl="6" w:tplc="04090001" w:tentative="1">
-      <w:start w:val="1"/>
-      <w:numFmt w:val="bullet"/>
-      <w:lvlText w:val=""/>
-      <w:lvlJc w:val="left"/>
-      <w:pPr>
-        <w:ind w:left="5040" w:hanging="360"/>
-      </w:pPr>
-      <w:rPr>
-        <w:rFonts w:ascii="Symbol" w:hAnsi="Symbol" w:hint="default"/>
-      </w:rPr>
-    </w:lvl>
-    <w:lvl w:ilvl="7" w:tplc="04090003" w:tentative="1">
-      <w:start w:val="1"/>
-      <w:numFmt w:val="bullet"/>
-      <w:lvlText w:val="o"/>
-      <w:lvlJc w:val="left"/>
-      <w:pPr>
-        <w:ind w:left="5760" w:hanging="360"/>
-      </w:pPr>
-      <w:rPr>
-        <w:rFonts w:ascii="Courier New" w:hAnsi="Courier New" w:cs="Courier New" w:hint="default"/>
-      </w:rPr>
-    </w:lvl>
-    <w:lvl w:ilvl="8" w:tplc="04090005" w:tentative="1">
-      <w:start w:val="1"/>
-      <w:numFmt w:val="bullet"/>
-      <w:lvlText w:val=""/>
-      <w:lvlJc w:val="left"/>
-      <w:pPr>
-        <w:ind w:left="6480" w:hanging="360"/>
-      </w:pPr>
-      <w:rPr>
-        <w:rFonts w:ascii="Wingdings" w:hAnsi="Wingdings" w:hint="default"/>
-      </w:rPr>
-    </w:lvl>
-  </w:abstractNum>
-  <w:abstractNum w:abstractNumId="42" w15:restartNumberingAfterBreak="0">
+  <w:abstractNum w:abstractNumId="8" w15:restartNumberingAfterBreak="0">
     <w:nsid w:val="57EA66A7"/>
     <w:multiLevelType w:val="hybridMultilevel"/>
     <w:tmpl w:val="A0EAC076"/>
@@ -9308,120 +5737,7 @@
       </w:rPr>
     </w:lvl>
   </w:abstractNum>
-  <w:abstractNum w:abstractNumId="43" w15:restartNumberingAfterBreak="0">
-    <w:nsid w:val="5B174D32"/>
-    <w:multiLevelType w:val="hybridMultilevel"/>
-    <w:tmpl w:val="895ABDAE"/>
-    <w:lvl w:ilvl="0" w:tplc="20000001">
-      <w:start w:val="1"/>
-      <w:numFmt w:val="bullet"/>
-      <w:lvlText w:val=""/>
-      <w:lvlJc w:val="left"/>
-      <w:pPr>
-        <w:ind w:left="720" w:hanging="360"/>
-      </w:pPr>
-      <w:rPr>
-        <w:rFonts w:ascii="Symbol" w:hAnsi="Symbol" w:hint="default"/>
-      </w:rPr>
-    </w:lvl>
-    <w:lvl w:ilvl="1" w:tplc="20000003" w:tentative="1">
-      <w:start w:val="1"/>
-      <w:numFmt w:val="bullet"/>
-      <w:lvlText w:val="o"/>
-      <w:lvlJc w:val="left"/>
-      <w:pPr>
-        <w:ind w:left="1440" w:hanging="360"/>
-      </w:pPr>
-      <w:rPr>
-        <w:rFonts w:ascii="Courier New" w:hAnsi="Courier New" w:cs="Courier New" w:hint="default"/>
-      </w:rPr>
-    </w:lvl>
-    <w:lvl w:ilvl="2" w:tplc="20000005" w:tentative="1">
-      <w:start w:val="1"/>
-      <w:numFmt w:val="bullet"/>
-      <w:lvlText w:val=""/>
-      <w:lvlJc w:val="left"/>
-      <w:pPr>
-        <w:ind w:left="2160" w:hanging="360"/>
-      </w:pPr>
-      <w:rPr>
-        <w:rFonts w:ascii="Wingdings" w:hAnsi="Wingdings" w:hint="default"/>
-      </w:rPr>
-    </w:lvl>
-    <w:lvl w:ilvl="3" w:tplc="20000001" w:tentative="1">
-      <w:start w:val="1"/>
-      <w:numFmt w:val="bullet"/>
-      <w:lvlText w:val=""/>
-      <w:lvlJc w:val="left"/>
-      <w:pPr>
-        <w:ind w:left="2880" w:hanging="360"/>
-      </w:pPr>
-      <w:rPr>
-        <w:rFonts w:ascii="Symbol" w:hAnsi="Symbol" w:hint="default"/>
-      </w:rPr>
-    </w:lvl>
-    <w:lvl w:ilvl="4" w:tplc="20000003" w:tentative="1">
-      <w:start w:val="1"/>
-      <w:numFmt w:val="bullet"/>
-      <w:lvlText w:val="o"/>
-      <w:lvlJc w:val="left"/>
-      <w:pPr>
-        <w:ind w:left="3600" w:hanging="360"/>
-      </w:pPr>
-      <w:rPr>
-        <w:rFonts w:ascii="Courier New" w:hAnsi="Courier New" w:cs="Courier New" w:hint="default"/>
-      </w:rPr>
-    </w:lvl>
-    <w:lvl w:ilvl="5" w:tplc="20000005" w:tentative="1">
-      <w:start w:val="1"/>
-      <w:numFmt w:val="bullet"/>
-      <w:lvlText w:val=""/>
-      <w:lvlJc w:val="left"/>
-      <w:pPr>
-        <w:ind w:left="4320" w:hanging="360"/>
-      </w:pPr>
-      <w:rPr>
-        <w:rFonts w:ascii="Wingdings" w:hAnsi="Wingdings" w:hint="default"/>
-      </w:rPr>
-    </w:lvl>
-    <w:lvl w:ilvl="6" w:tplc="20000001" w:tentative="1">
-      <w:start w:val="1"/>
-      <w:numFmt w:val="bullet"/>
-      <w:lvlText w:val=""/>
-      <w:lvlJc w:val="left"/>
-      <w:pPr>
-        <w:ind w:left="5040" w:hanging="360"/>
-      </w:pPr>
-      <w:rPr>
-        <w:rFonts w:ascii="Symbol" w:hAnsi="Symbol" w:hint="default"/>
-      </w:rPr>
-    </w:lvl>
-    <w:lvl w:ilvl="7" w:tplc="20000003" w:tentative="1">
-      <w:start w:val="1"/>
-      <w:numFmt w:val="bullet"/>
-      <w:lvlText w:val="o"/>
-      <w:lvlJc w:val="left"/>
-      <w:pPr>
-        <w:ind w:left="5760" w:hanging="360"/>
-      </w:pPr>
-      <w:rPr>
-        <w:rFonts w:ascii="Courier New" w:hAnsi="Courier New" w:cs="Courier New" w:hint="default"/>
-      </w:rPr>
-    </w:lvl>
-    <w:lvl w:ilvl="8" w:tplc="20000005" w:tentative="1">
-      <w:start w:val="1"/>
-      <w:numFmt w:val="bullet"/>
-      <w:lvlText w:val=""/>
-      <w:lvlJc w:val="left"/>
-      <w:pPr>
-        <w:ind w:left="6480" w:hanging="360"/>
-      </w:pPr>
-      <w:rPr>
-        <w:rFonts w:ascii="Wingdings" w:hAnsi="Wingdings" w:hint="default"/>
-      </w:rPr>
-    </w:lvl>
-  </w:abstractNum>
-  <w:abstractNum w:abstractNumId="44" w15:restartNumberingAfterBreak="0">
+  <w:abstractNum w:abstractNumId="9" w15:restartNumberingAfterBreak="0">
     <w:nsid w:val="5C0F6B86"/>
     <w:multiLevelType w:val="hybridMultilevel"/>
     <w:tmpl w:val="85DE2466"/>
@@ -9534,470 +5850,7 @@
       </w:rPr>
     </w:lvl>
   </w:abstractNum>
-  <w:abstractNum w:abstractNumId="45" w15:restartNumberingAfterBreak="0">
-    <w:nsid w:val="5C2121BE"/>
-    <w:multiLevelType w:val="hybridMultilevel"/>
-    <w:tmpl w:val="66A2F0AC"/>
-    <w:lvl w:ilvl="0" w:tplc="0409000F">
-      <w:start w:val="1"/>
-      <w:numFmt w:val="decimal"/>
-      <w:lvlText w:val="%1."/>
-      <w:lvlJc w:val="left"/>
-      <w:pPr>
-        <w:ind w:left="720" w:hanging="360"/>
-      </w:pPr>
-    </w:lvl>
-    <w:lvl w:ilvl="1" w:tplc="04090019">
-      <w:start w:val="1"/>
-      <w:numFmt w:val="lowerLetter"/>
-      <w:lvlText w:val="%2."/>
-      <w:lvlJc w:val="left"/>
-      <w:pPr>
-        <w:ind w:left="1440" w:hanging="360"/>
-      </w:pPr>
-    </w:lvl>
-    <w:lvl w:ilvl="2" w:tplc="0409001B" w:tentative="1">
-      <w:start w:val="1"/>
-      <w:numFmt w:val="lowerRoman"/>
-      <w:lvlText w:val="%3."/>
-      <w:lvlJc w:val="right"/>
-      <w:pPr>
-        <w:ind w:left="2160" w:hanging="180"/>
-      </w:pPr>
-    </w:lvl>
-    <w:lvl w:ilvl="3" w:tplc="0409000F" w:tentative="1">
-      <w:start w:val="1"/>
-      <w:numFmt w:val="decimal"/>
-      <w:lvlText w:val="%4."/>
-      <w:lvlJc w:val="left"/>
-      <w:pPr>
-        <w:ind w:left="2880" w:hanging="360"/>
-      </w:pPr>
-    </w:lvl>
-    <w:lvl w:ilvl="4" w:tplc="04090019" w:tentative="1">
-      <w:start w:val="1"/>
-      <w:numFmt w:val="lowerLetter"/>
-      <w:lvlText w:val="%5."/>
-      <w:lvlJc w:val="left"/>
-      <w:pPr>
-        <w:ind w:left="3600" w:hanging="360"/>
-      </w:pPr>
-    </w:lvl>
-    <w:lvl w:ilvl="5" w:tplc="0409001B" w:tentative="1">
-      <w:start w:val="1"/>
-      <w:numFmt w:val="lowerRoman"/>
-      <w:lvlText w:val="%6."/>
-      <w:lvlJc w:val="right"/>
-      <w:pPr>
-        <w:ind w:left="4320" w:hanging="180"/>
-      </w:pPr>
-    </w:lvl>
-    <w:lvl w:ilvl="6" w:tplc="0409000F" w:tentative="1">
-      <w:start w:val="1"/>
-      <w:numFmt w:val="decimal"/>
-      <w:lvlText w:val="%7."/>
-      <w:lvlJc w:val="left"/>
-      <w:pPr>
-        <w:ind w:left="5040" w:hanging="360"/>
-      </w:pPr>
-    </w:lvl>
-    <w:lvl w:ilvl="7" w:tplc="04090019" w:tentative="1">
-      <w:start w:val="1"/>
-      <w:numFmt w:val="lowerLetter"/>
-      <w:lvlText w:val="%8."/>
-      <w:lvlJc w:val="left"/>
-      <w:pPr>
-        <w:ind w:left="5760" w:hanging="360"/>
-      </w:pPr>
-    </w:lvl>
-    <w:lvl w:ilvl="8" w:tplc="0409001B" w:tentative="1">
-      <w:start w:val="1"/>
-      <w:numFmt w:val="lowerRoman"/>
-      <w:lvlText w:val="%9."/>
-      <w:lvlJc w:val="right"/>
-      <w:pPr>
-        <w:ind w:left="6480" w:hanging="180"/>
-      </w:pPr>
-    </w:lvl>
-  </w:abstractNum>
-  <w:abstractNum w:abstractNumId="46" w15:restartNumberingAfterBreak="0">
-    <w:nsid w:val="5CBD7906"/>
-    <w:multiLevelType w:val="multilevel"/>
-    <w:tmpl w:val="7A521C2A"/>
-    <w:lvl w:ilvl="0">
-      <w:start w:val="1"/>
-      <w:numFmt w:val="bullet"/>
-      <w:lvlText w:val=""/>
-      <w:lvlJc w:val="left"/>
-      <w:pPr>
-        <w:tabs>
-          <w:tab w:val="num" w:pos="720"/>
-        </w:tabs>
-        <w:ind w:left="720" w:hanging="360"/>
-      </w:pPr>
-      <w:rPr>
-        <w:rFonts w:ascii="Symbol" w:hAnsi="Symbol" w:hint="default"/>
-        <w:sz w:val="20"/>
-      </w:rPr>
-    </w:lvl>
-    <w:lvl w:ilvl="1">
-      <w:start w:val="1"/>
-      <w:numFmt w:val="bullet"/>
-      <w:lvlText w:val="o"/>
-      <w:lvlJc w:val="left"/>
-      <w:pPr>
-        <w:tabs>
-          <w:tab w:val="num" w:pos="1440"/>
-        </w:tabs>
-        <w:ind w:left="1440" w:hanging="360"/>
-      </w:pPr>
-      <w:rPr>
-        <w:rFonts w:ascii="Courier New" w:hAnsi="Courier New" w:hint="default"/>
-        <w:sz w:val="20"/>
-      </w:rPr>
-    </w:lvl>
-    <w:lvl w:ilvl="2" w:tentative="1">
-      <w:start w:val="1"/>
-      <w:numFmt w:val="bullet"/>
-      <w:lvlText w:val=""/>
-      <w:lvlJc w:val="left"/>
-      <w:pPr>
-        <w:tabs>
-          <w:tab w:val="num" w:pos="2160"/>
-        </w:tabs>
-        <w:ind w:left="2160" w:hanging="360"/>
-      </w:pPr>
-      <w:rPr>
-        <w:rFonts w:ascii="Symbol" w:hAnsi="Symbol" w:hint="default"/>
-        <w:sz w:val="20"/>
-      </w:rPr>
-    </w:lvl>
-    <w:lvl w:ilvl="3" w:tentative="1">
-      <w:start w:val="1"/>
-      <w:numFmt w:val="bullet"/>
-      <w:lvlText w:val=""/>
-      <w:lvlJc w:val="left"/>
-      <w:pPr>
-        <w:tabs>
-          <w:tab w:val="num" w:pos="2880"/>
-        </w:tabs>
-        <w:ind w:left="2880" w:hanging="360"/>
-      </w:pPr>
-      <w:rPr>
-        <w:rFonts w:ascii="Symbol" w:hAnsi="Symbol" w:hint="default"/>
-        <w:sz w:val="20"/>
-      </w:rPr>
-    </w:lvl>
-    <w:lvl w:ilvl="4" w:tentative="1">
-      <w:start w:val="1"/>
-      <w:numFmt w:val="bullet"/>
-      <w:lvlText w:val=""/>
-      <w:lvlJc w:val="left"/>
-      <w:pPr>
-        <w:tabs>
-          <w:tab w:val="num" w:pos="3600"/>
-        </w:tabs>
-        <w:ind w:left="3600" w:hanging="360"/>
-      </w:pPr>
-      <w:rPr>
-        <w:rFonts w:ascii="Symbol" w:hAnsi="Symbol" w:hint="default"/>
-        <w:sz w:val="20"/>
-      </w:rPr>
-    </w:lvl>
-    <w:lvl w:ilvl="5" w:tentative="1">
-      <w:start w:val="1"/>
-      <w:numFmt w:val="bullet"/>
-      <w:lvlText w:val=""/>
-      <w:lvlJc w:val="left"/>
-      <w:pPr>
-        <w:tabs>
-          <w:tab w:val="num" w:pos="4320"/>
-        </w:tabs>
-        <w:ind w:left="4320" w:hanging="360"/>
-      </w:pPr>
-      <w:rPr>
-        <w:rFonts w:ascii="Symbol" w:hAnsi="Symbol" w:hint="default"/>
-        <w:sz w:val="20"/>
-      </w:rPr>
-    </w:lvl>
-    <w:lvl w:ilvl="6" w:tentative="1">
-      <w:start w:val="1"/>
-      <w:numFmt w:val="bullet"/>
-      <w:lvlText w:val=""/>
-      <w:lvlJc w:val="left"/>
-      <w:pPr>
-        <w:tabs>
-          <w:tab w:val="num" w:pos="5040"/>
-        </w:tabs>
-        <w:ind w:left="5040" w:hanging="360"/>
-      </w:pPr>
-      <w:rPr>
-        <w:rFonts w:ascii="Symbol" w:hAnsi="Symbol" w:hint="default"/>
-        <w:sz w:val="20"/>
-      </w:rPr>
-    </w:lvl>
-    <w:lvl w:ilvl="7" w:tentative="1">
-      <w:start w:val="1"/>
-      <w:numFmt w:val="bullet"/>
-      <w:lvlText w:val=""/>
-      <w:lvlJc w:val="left"/>
-      <w:pPr>
-        <w:tabs>
-          <w:tab w:val="num" w:pos="5760"/>
-        </w:tabs>
-        <w:ind w:left="5760" w:hanging="360"/>
-      </w:pPr>
-      <w:rPr>
-        <w:rFonts w:ascii="Symbol" w:hAnsi="Symbol" w:hint="default"/>
-        <w:sz w:val="20"/>
-      </w:rPr>
-    </w:lvl>
-    <w:lvl w:ilvl="8" w:tentative="1">
-      <w:start w:val="1"/>
-      <w:numFmt w:val="bullet"/>
-      <w:lvlText w:val=""/>
-      <w:lvlJc w:val="left"/>
-      <w:pPr>
-        <w:tabs>
-          <w:tab w:val="num" w:pos="6480"/>
-        </w:tabs>
-        <w:ind w:left="6480" w:hanging="360"/>
-      </w:pPr>
-      <w:rPr>
-        <w:rFonts w:ascii="Symbol" w:hAnsi="Symbol" w:hint="default"/>
-        <w:sz w:val="20"/>
-      </w:rPr>
-    </w:lvl>
-  </w:abstractNum>
-  <w:abstractNum w:abstractNumId="47" w15:restartNumberingAfterBreak="0">
-    <w:nsid w:val="610A1B04"/>
-    <w:multiLevelType w:val="multilevel"/>
-    <w:tmpl w:val="0C36D640"/>
-    <w:lvl w:ilvl="0">
-      <w:start w:val="1"/>
-      <w:numFmt w:val="decimal"/>
-      <w:lvlText w:val="%1"/>
-      <w:lvlJc w:val="left"/>
-      <w:pPr>
-        <w:ind w:left="468" w:hanging="468"/>
-      </w:pPr>
-      <w:rPr>
-        <w:rFonts w:hint="default"/>
-      </w:rPr>
-    </w:lvl>
-    <w:lvl w:ilvl="1">
-      <w:start w:val="1"/>
-      <w:numFmt w:val="decimal"/>
-      <w:lvlText w:val="%1.%2"/>
-      <w:lvlJc w:val="left"/>
-      <w:pPr>
-        <w:ind w:left="720" w:hanging="720"/>
-      </w:pPr>
-      <w:rPr>
-        <w:rFonts w:hint="default"/>
-        <w:b/>
-        <w:bCs/>
-      </w:rPr>
-    </w:lvl>
-    <w:lvl w:ilvl="2">
-      <w:start w:val="1"/>
-      <w:numFmt w:val="decimal"/>
-      <w:lvlText w:val="%1.%2.%3"/>
-      <w:lvlJc w:val="left"/>
-      <w:pPr>
-        <w:ind w:left="720" w:hanging="720"/>
-      </w:pPr>
-      <w:rPr>
-        <w:rFonts w:hint="default"/>
-      </w:rPr>
-    </w:lvl>
-    <w:lvl w:ilvl="3">
-      <w:start w:val="1"/>
-      <w:numFmt w:val="decimal"/>
-      <w:lvlText w:val="%1.%2.%3.%4"/>
-      <w:lvlJc w:val="left"/>
-      <w:pPr>
-        <w:ind w:left="1080" w:hanging="1080"/>
-      </w:pPr>
-      <w:rPr>
-        <w:rFonts w:hint="default"/>
-      </w:rPr>
-    </w:lvl>
-    <w:lvl w:ilvl="4">
-      <w:start w:val="1"/>
-      <w:numFmt w:val="decimal"/>
-      <w:lvlText w:val="%1.%2.%3.%4.%5"/>
-      <w:lvlJc w:val="left"/>
-      <w:pPr>
-        <w:ind w:left="1440" w:hanging="1440"/>
-      </w:pPr>
-      <w:rPr>
-        <w:rFonts w:hint="default"/>
-      </w:rPr>
-    </w:lvl>
-    <w:lvl w:ilvl="5">
-      <w:start w:val="1"/>
-      <w:numFmt w:val="decimal"/>
-      <w:lvlText w:val="%1.%2.%3.%4.%5.%6"/>
-      <w:lvlJc w:val="left"/>
-      <w:pPr>
-        <w:ind w:left="1440" w:hanging="1440"/>
-      </w:pPr>
-      <w:rPr>
-        <w:rFonts w:hint="default"/>
-      </w:rPr>
-    </w:lvl>
-    <w:lvl w:ilvl="6">
-      <w:start w:val="1"/>
-      <w:numFmt w:val="decimal"/>
-      <w:lvlText w:val="%1.%2.%3.%4.%5.%6.%7"/>
-      <w:lvlJc w:val="left"/>
-      <w:pPr>
-        <w:ind w:left="1800" w:hanging="1800"/>
-      </w:pPr>
-      <w:rPr>
-        <w:rFonts w:hint="default"/>
-      </w:rPr>
-    </w:lvl>
-    <w:lvl w:ilvl="7">
-      <w:start w:val="1"/>
-      <w:numFmt w:val="decimal"/>
-      <w:lvlText w:val="%1.%2.%3.%4.%5.%6.%7.%8"/>
-      <w:lvlJc w:val="left"/>
-      <w:pPr>
-        <w:ind w:left="1800" w:hanging="1800"/>
-      </w:pPr>
-      <w:rPr>
-        <w:rFonts w:hint="default"/>
-      </w:rPr>
-    </w:lvl>
-    <w:lvl w:ilvl="8">
-      <w:start w:val="1"/>
-      <w:numFmt w:val="decimal"/>
-      <w:lvlText w:val="%1.%2.%3.%4.%5.%6.%7.%8.%9"/>
-      <w:lvlJc w:val="left"/>
-      <w:pPr>
-        <w:ind w:left="2160" w:hanging="2160"/>
-      </w:pPr>
-      <w:rPr>
-        <w:rFonts w:hint="default"/>
-      </w:rPr>
-    </w:lvl>
-  </w:abstractNum>
-  <w:abstractNum w:abstractNumId="48" w15:restartNumberingAfterBreak="0">
-    <w:nsid w:val="62797E1F"/>
-    <w:multiLevelType w:val="hybridMultilevel"/>
-    <w:tmpl w:val="739ED324"/>
-    <w:lvl w:ilvl="0" w:tplc="20000001">
-      <w:start w:val="1"/>
-      <w:numFmt w:val="bullet"/>
-      <w:lvlText w:val=""/>
-      <w:lvlJc w:val="left"/>
-      <w:pPr>
-        <w:ind w:left="720" w:hanging="360"/>
-      </w:pPr>
-      <w:rPr>
-        <w:rFonts w:ascii="Symbol" w:hAnsi="Symbol" w:hint="default"/>
-      </w:rPr>
-    </w:lvl>
-    <w:lvl w:ilvl="1" w:tplc="20000003" w:tentative="1">
-      <w:start w:val="1"/>
-      <w:numFmt w:val="bullet"/>
-      <w:lvlText w:val="o"/>
-      <w:lvlJc w:val="left"/>
-      <w:pPr>
-        <w:ind w:left="1440" w:hanging="360"/>
-      </w:pPr>
-      <w:rPr>
-        <w:rFonts w:ascii="Courier New" w:hAnsi="Courier New" w:cs="Courier New" w:hint="default"/>
-      </w:rPr>
-    </w:lvl>
-    <w:lvl w:ilvl="2" w:tplc="20000005" w:tentative="1">
-      <w:start w:val="1"/>
-      <w:numFmt w:val="bullet"/>
-      <w:lvlText w:val=""/>
-      <w:lvlJc w:val="left"/>
-      <w:pPr>
-        <w:ind w:left="2160" w:hanging="360"/>
-      </w:pPr>
-      <w:rPr>
-        <w:rFonts w:ascii="Wingdings" w:hAnsi="Wingdings" w:hint="default"/>
-      </w:rPr>
-    </w:lvl>
-    <w:lvl w:ilvl="3" w:tplc="20000001" w:tentative="1">
-      <w:start w:val="1"/>
-      <w:numFmt w:val="bullet"/>
-      <w:lvlText w:val=""/>
-      <w:lvlJc w:val="left"/>
-      <w:pPr>
-        <w:ind w:left="2880" w:hanging="360"/>
-      </w:pPr>
-      <w:rPr>
-        <w:rFonts w:ascii="Symbol" w:hAnsi="Symbol" w:hint="default"/>
-      </w:rPr>
-    </w:lvl>
-    <w:lvl w:ilvl="4" w:tplc="20000003" w:tentative="1">
-      <w:start w:val="1"/>
-      <w:numFmt w:val="bullet"/>
-      <w:lvlText w:val="o"/>
-      <w:lvlJc w:val="left"/>
-      <w:pPr>
-        <w:ind w:left="3600" w:hanging="360"/>
-      </w:pPr>
-      <w:rPr>
-        <w:rFonts w:ascii="Courier New" w:hAnsi="Courier New" w:cs="Courier New" w:hint="default"/>
-      </w:rPr>
-    </w:lvl>
-    <w:lvl w:ilvl="5" w:tplc="20000005" w:tentative="1">
-      <w:start w:val="1"/>
-      <w:numFmt w:val="bullet"/>
-      <w:lvlText w:val=""/>
-      <w:lvlJc w:val="left"/>
-      <w:pPr>
-        <w:ind w:left="4320" w:hanging="360"/>
-      </w:pPr>
-      <w:rPr>
-        <w:rFonts w:ascii="Wingdings" w:hAnsi="Wingdings" w:hint="default"/>
-      </w:rPr>
-    </w:lvl>
-    <w:lvl w:ilvl="6" w:tplc="20000001" w:tentative="1">
-      <w:start w:val="1"/>
-      <w:numFmt w:val="bullet"/>
-      <w:lvlText w:val=""/>
-      <w:lvlJc w:val="left"/>
-      <w:pPr>
-        <w:ind w:left="5040" w:hanging="360"/>
-      </w:pPr>
-      <w:rPr>
-        <w:rFonts w:ascii="Symbol" w:hAnsi="Symbol" w:hint="default"/>
-      </w:rPr>
-    </w:lvl>
-    <w:lvl w:ilvl="7" w:tplc="20000003" w:tentative="1">
-      <w:start w:val="1"/>
-      <w:numFmt w:val="bullet"/>
-      <w:lvlText w:val="o"/>
-      <w:lvlJc w:val="left"/>
-      <w:pPr>
-        <w:ind w:left="5760" w:hanging="360"/>
-      </w:pPr>
-      <w:rPr>
-        <w:rFonts w:ascii="Courier New" w:hAnsi="Courier New" w:cs="Courier New" w:hint="default"/>
-      </w:rPr>
-    </w:lvl>
-    <w:lvl w:ilvl="8" w:tplc="20000005" w:tentative="1">
-      <w:start w:val="1"/>
-      <w:numFmt w:val="bullet"/>
-      <w:lvlText w:val=""/>
-      <w:lvlJc w:val="left"/>
-      <w:pPr>
-        <w:ind w:left="6480" w:hanging="360"/>
-      </w:pPr>
-      <w:rPr>
-        <w:rFonts w:ascii="Wingdings" w:hAnsi="Wingdings" w:hint="default"/>
-      </w:rPr>
-    </w:lvl>
-  </w:abstractNum>
-  <w:abstractNum w:abstractNumId="49" w15:restartNumberingAfterBreak="0">
+  <w:abstractNum w:abstractNumId="10" w15:restartNumberingAfterBreak="0">
     <w:nsid w:val="66D2429A"/>
     <w:multiLevelType w:val="multilevel"/>
     <w:tmpl w:val="57B2D334"/>
@@ -10115,1207 +5968,40 @@
       </w:rPr>
     </w:lvl>
   </w:abstractNum>
-  <w:abstractNum w:abstractNumId="50" w15:restartNumberingAfterBreak="0">
-    <w:nsid w:val="6C845283"/>
-    <w:multiLevelType w:val="multilevel"/>
-    <w:tmpl w:val="755A70FE"/>
-    <w:lvl w:ilvl="0">
-      <w:start w:val="1"/>
-      <w:numFmt w:val="bullet"/>
-      <w:lvlText w:val=""/>
-      <w:lvlJc w:val="left"/>
-      <w:pPr>
-        <w:tabs>
-          <w:tab w:val="num" w:pos="720"/>
-        </w:tabs>
-        <w:ind w:left="720" w:hanging="360"/>
-      </w:pPr>
-      <w:rPr>
-        <w:rFonts w:ascii="Symbol" w:hAnsi="Symbol" w:hint="default"/>
-        <w:sz w:val="20"/>
-      </w:rPr>
-    </w:lvl>
-    <w:lvl w:ilvl="1">
-      <w:start w:val="1"/>
-      <w:numFmt w:val="bullet"/>
-      <w:lvlText w:val="o"/>
-      <w:lvlJc w:val="left"/>
-      <w:pPr>
-        <w:tabs>
-          <w:tab w:val="num" w:pos="1440"/>
-        </w:tabs>
-        <w:ind w:left="1440" w:hanging="360"/>
-      </w:pPr>
-      <w:rPr>
-        <w:rFonts w:ascii="Courier New" w:hAnsi="Courier New" w:hint="default"/>
-        <w:sz w:val="20"/>
-      </w:rPr>
-    </w:lvl>
-    <w:lvl w:ilvl="2" w:tentative="1">
-      <w:start w:val="1"/>
-      <w:numFmt w:val="bullet"/>
-      <w:lvlText w:val=""/>
-      <w:lvlJc w:val="left"/>
-      <w:pPr>
-        <w:tabs>
-          <w:tab w:val="num" w:pos="2160"/>
-        </w:tabs>
-        <w:ind w:left="2160" w:hanging="360"/>
-      </w:pPr>
-      <w:rPr>
-        <w:rFonts w:ascii="Symbol" w:hAnsi="Symbol" w:hint="default"/>
-        <w:sz w:val="20"/>
-      </w:rPr>
-    </w:lvl>
-    <w:lvl w:ilvl="3" w:tentative="1">
-      <w:start w:val="1"/>
-      <w:numFmt w:val="bullet"/>
-      <w:lvlText w:val=""/>
-      <w:lvlJc w:val="left"/>
-      <w:pPr>
-        <w:tabs>
-          <w:tab w:val="num" w:pos="2880"/>
-        </w:tabs>
-        <w:ind w:left="2880" w:hanging="360"/>
-      </w:pPr>
-      <w:rPr>
-        <w:rFonts w:ascii="Symbol" w:hAnsi="Symbol" w:hint="default"/>
-        <w:sz w:val="20"/>
-      </w:rPr>
-    </w:lvl>
-    <w:lvl w:ilvl="4" w:tentative="1">
-      <w:start w:val="1"/>
-      <w:numFmt w:val="bullet"/>
-      <w:lvlText w:val=""/>
-      <w:lvlJc w:val="left"/>
-      <w:pPr>
-        <w:tabs>
-          <w:tab w:val="num" w:pos="3600"/>
-        </w:tabs>
-        <w:ind w:left="3600" w:hanging="360"/>
-      </w:pPr>
-      <w:rPr>
-        <w:rFonts w:ascii="Symbol" w:hAnsi="Symbol" w:hint="default"/>
-        <w:sz w:val="20"/>
-      </w:rPr>
-    </w:lvl>
-    <w:lvl w:ilvl="5" w:tentative="1">
-      <w:start w:val="1"/>
-      <w:numFmt w:val="bullet"/>
-      <w:lvlText w:val=""/>
-      <w:lvlJc w:val="left"/>
-      <w:pPr>
-        <w:tabs>
-          <w:tab w:val="num" w:pos="4320"/>
-        </w:tabs>
-        <w:ind w:left="4320" w:hanging="360"/>
-      </w:pPr>
-      <w:rPr>
-        <w:rFonts w:ascii="Symbol" w:hAnsi="Symbol" w:hint="default"/>
-        <w:sz w:val="20"/>
-      </w:rPr>
-    </w:lvl>
-    <w:lvl w:ilvl="6" w:tentative="1">
-      <w:start w:val="1"/>
-      <w:numFmt w:val="bullet"/>
-      <w:lvlText w:val=""/>
-      <w:lvlJc w:val="left"/>
-      <w:pPr>
-        <w:tabs>
-          <w:tab w:val="num" w:pos="5040"/>
-        </w:tabs>
-        <w:ind w:left="5040" w:hanging="360"/>
-      </w:pPr>
-      <w:rPr>
-        <w:rFonts w:ascii="Symbol" w:hAnsi="Symbol" w:hint="default"/>
-        <w:sz w:val="20"/>
-      </w:rPr>
-    </w:lvl>
-    <w:lvl w:ilvl="7" w:tentative="1">
-      <w:start w:val="1"/>
-      <w:numFmt w:val="bullet"/>
-      <w:lvlText w:val=""/>
-      <w:lvlJc w:val="left"/>
-      <w:pPr>
-        <w:tabs>
-          <w:tab w:val="num" w:pos="5760"/>
-        </w:tabs>
-        <w:ind w:left="5760" w:hanging="360"/>
-      </w:pPr>
-      <w:rPr>
-        <w:rFonts w:ascii="Symbol" w:hAnsi="Symbol" w:hint="default"/>
-        <w:sz w:val="20"/>
-      </w:rPr>
-    </w:lvl>
-    <w:lvl w:ilvl="8" w:tentative="1">
-      <w:start w:val="1"/>
-      <w:numFmt w:val="bullet"/>
-      <w:lvlText w:val=""/>
-      <w:lvlJc w:val="left"/>
-      <w:pPr>
-        <w:tabs>
-          <w:tab w:val="num" w:pos="6480"/>
-        </w:tabs>
-        <w:ind w:left="6480" w:hanging="360"/>
-      </w:pPr>
-      <w:rPr>
-        <w:rFonts w:ascii="Symbol" w:hAnsi="Symbol" w:hint="default"/>
-        <w:sz w:val="20"/>
-      </w:rPr>
-    </w:lvl>
-  </w:abstractNum>
-  <w:abstractNum w:abstractNumId="51" w15:restartNumberingAfterBreak="0">
-    <w:nsid w:val="6CB51E3B"/>
-    <w:multiLevelType w:val="multilevel"/>
-    <w:tmpl w:val="1809001F"/>
-    <w:lvl w:ilvl="0">
-      <w:start w:val="1"/>
-      <w:numFmt w:val="decimal"/>
-      <w:lvlText w:val="%1."/>
-      <w:lvlJc w:val="left"/>
-      <w:pPr>
-        <w:ind w:left="360" w:hanging="360"/>
-      </w:pPr>
-    </w:lvl>
-    <w:lvl w:ilvl="1">
-      <w:start w:val="1"/>
-      <w:numFmt w:val="decimal"/>
-      <w:lvlText w:val="%1.%2."/>
-      <w:lvlJc w:val="left"/>
-      <w:pPr>
-        <w:ind w:left="792" w:hanging="432"/>
-      </w:pPr>
-    </w:lvl>
-    <w:lvl w:ilvl="2">
-      <w:start w:val="1"/>
-      <w:numFmt w:val="decimal"/>
-      <w:lvlText w:val="%1.%2.%3."/>
-      <w:lvlJc w:val="left"/>
-      <w:pPr>
-        <w:ind w:left="1224" w:hanging="504"/>
-      </w:pPr>
-    </w:lvl>
-    <w:lvl w:ilvl="3">
-      <w:start w:val="1"/>
-      <w:numFmt w:val="decimal"/>
-      <w:lvlText w:val="%1.%2.%3.%4."/>
-      <w:lvlJc w:val="left"/>
-      <w:pPr>
-        <w:ind w:left="1728" w:hanging="648"/>
-      </w:pPr>
-    </w:lvl>
-    <w:lvl w:ilvl="4">
-      <w:start w:val="1"/>
-      <w:numFmt w:val="decimal"/>
-      <w:lvlText w:val="%1.%2.%3.%4.%5."/>
-      <w:lvlJc w:val="left"/>
-      <w:pPr>
-        <w:ind w:left="2232" w:hanging="792"/>
-      </w:pPr>
-    </w:lvl>
-    <w:lvl w:ilvl="5">
-      <w:start w:val="1"/>
-      <w:numFmt w:val="decimal"/>
-      <w:lvlText w:val="%1.%2.%3.%4.%5.%6."/>
-      <w:lvlJc w:val="left"/>
-      <w:pPr>
-        <w:ind w:left="2736" w:hanging="936"/>
-      </w:pPr>
-    </w:lvl>
-    <w:lvl w:ilvl="6">
-      <w:start w:val="1"/>
-      <w:numFmt w:val="decimal"/>
-      <w:lvlText w:val="%1.%2.%3.%4.%5.%6.%7."/>
-      <w:lvlJc w:val="left"/>
-      <w:pPr>
-        <w:ind w:left="3240" w:hanging="1080"/>
-      </w:pPr>
-    </w:lvl>
-    <w:lvl w:ilvl="7">
-      <w:start w:val="1"/>
-      <w:numFmt w:val="decimal"/>
-      <w:lvlText w:val="%1.%2.%3.%4.%5.%6.%7.%8."/>
-      <w:lvlJc w:val="left"/>
-      <w:pPr>
-        <w:ind w:left="3744" w:hanging="1224"/>
-      </w:pPr>
-    </w:lvl>
-    <w:lvl w:ilvl="8">
-      <w:start w:val="1"/>
-      <w:numFmt w:val="decimal"/>
-      <w:lvlText w:val="%1.%2.%3.%4.%5.%6.%7.%8.%9."/>
-      <w:lvlJc w:val="left"/>
-      <w:pPr>
-        <w:ind w:left="4320" w:hanging="1440"/>
-      </w:pPr>
-    </w:lvl>
-  </w:abstractNum>
-  <w:abstractNum w:abstractNumId="52" w15:restartNumberingAfterBreak="0">
-    <w:nsid w:val="6EA27EF6"/>
-    <w:multiLevelType w:val="multilevel"/>
-    <w:tmpl w:val="0FB2826E"/>
-    <w:lvl w:ilvl="0">
-      <w:start w:val="1"/>
-      <w:numFmt w:val="bullet"/>
-      <w:lvlText w:val=""/>
-      <w:lvlJc w:val="left"/>
-      <w:pPr>
-        <w:tabs>
-          <w:tab w:val="num" w:pos="720"/>
-        </w:tabs>
-        <w:ind w:left="720" w:hanging="360"/>
-      </w:pPr>
-      <w:rPr>
-        <w:rFonts w:ascii="Symbol" w:hAnsi="Symbol" w:hint="default"/>
-        <w:sz w:val="20"/>
-      </w:rPr>
-    </w:lvl>
-    <w:lvl w:ilvl="1" w:tentative="1">
-      <w:start w:val="1"/>
-      <w:numFmt w:val="bullet"/>
-      <w:lvlText w:val="o"/>
-      <w:lvlJc w:val="left"/>
-      <w:pPr>
-        <w:tabs>
-          <w:tab w:val="num" w:pos="1440"/>
-        </w:tabs>
-        <w:ind w:left="1440" w:hanging="360"/>
-      </w:pPr>
-      <w:rPr>
-        <w:rFonts w:ascii="Courier New" w:hAnsi="Courier New" w:hint="default"/>
-        <w:sz w:val="20"/>
-      </w:rPr>
-    </w:lvl>
-    <w:lvl w:ilvl="2" w:tentative="1">
-      <w:start w:val="1"/>
-      <w:numFmt w:val="bullet"/>
-      <w:lvlText w:val=""/>
-      <w:lvlJc w:val="left"/>
-      <w:pPr>
-        <w:tabs>
-          <w:tab w:val="num" w:pos="2160"/>
-        </w:tabs>
-        <w:ind w:left="2160" w:hanging="360"/>
-      </w:pPr>
-      <w:rPr>
-        <w:rFonts w:ascii="Wingdings" w:hAnsi="Wingdings" w:hint="default"/>
-        <w:sz w:val="20"/>
-      </w:rPr>
-    </w:lvl>
-    <w:lvl w:ilvl="3" w:tentative="1">
-      <w:start w:val="1"/>
-      <w:numFmt w:val="bullet"/>
-      <w:lvlText w:val=""/>
-      <w:lvlJc w:val="left"/>
-      <w:pPr>
-        <w:tabs>
-          <w:tab w:val="num" w:pos="2880"/>
-        </w:tabs>
-        <w:ind w:left="2880" w:hanging="360"/>
-      </w:pPr>
-      <w:rPr>
-        <w:rFonts w:ascii="Wingdings" w:hAnsi="Wingdings" w:hint="default"/>
-        <w:sz w:val="20"/>
-      </w:rPr>
-    </w:lvl>
-    <w:lvl w:ilvl="4" w:tentative="1">
-      <w:start w:val="1"/>
-      <w:numFmt w:val="bullet"/>
-      <w:lvlText w:val=""/>
-      <w:lvlJc w:val="left"/>
-      <w:pPr>
-        <w:tabs>
-          <w:tab w:val="num" w:pos="3600"/>
-        </w:tabs>
-        <w:ind w:left="3600" w:hanging="360"/>
-      </w:pPr>
-      <w:rPr>
-        <w:rFonts w:ascii="Wingdings" w:hAnsi="Wingdings" w:hint="default"/>
-        <w:sz w:val="20"/>
-      </w:rPr>
-    </w:lvl>
-    <w:lvl w:ilvl="5" w:tentative="1">
-      <w:start w:val="1"/>
-      <w:numFmt w:val="bullet"/>
-      <w:lvlText w:val=""/>
-      <w:lvlJc w:val="left"/>
-      <w:pPr>
-        <w:tabs>
-          <w:tab w:val="num" w:pos="4320"/>
-        </w:tabs>
-        <w:ind w:left="4320" w:hanging="360"/>
-      </w:pPr>
-      <w:rPr>
-        <w:rFonts w:ascii="Wingdings" w:hAnsi="Wingdings" w:hint="default"/>
-        <w:sz w:val="20"/>
-      </w:rPr>
-    </w:lvl>
-    <w:lvl w:ilvl="6" w:tentative="1">
-      <w:start w:val="1"/>
-      <w:numFmt w:val="bullet"/>
-      <w:lvlText w:val=""/>
-      <w:lvlJc w:val="left"/>
-      <w:pPr>
-        <w:tabs>
-          <w:tab w:val="num" w:pos="5040"/>
-        </w:tabs>
-        <w:ind w:left="5040" w:hanging="360"/>
-      </w:pPr>
-      <w:rPr>
-        <w:rFonts w:ascii="Wingdings" w:hAnsi="Wingdings" w:hint="default"/>
-        <w:sz w:val="20"/>
-      </w:rPr>
-    </w:lvl>
-    <w:lvl w:ilvl="7" w:tentative="1">
-      <w:start w:val="1"/>
-      <w:numFmt w:val="bullet"/>
-      <w:lvlText w:val=""/>
-      <w:lvlJc w:val="left"/>
-      <w:pPr>
-        <w:tabs>
-          <w:tab w:val="num" w:pos="5760"/>
-        </w:tabs>
-        <w:ind w:left="5760" w:hanging="360"/>
-      </w:pPr>
-      <w:rPr>
-        <w:rFonts w:ascii="Wingdings" w:hAnsi="Wingdings" w:hint="default"/>
-        <w:sz w:val="20"/>
-      </w:rPr>
-    </w:lvl>
-    <w:lvl w:ilvl="8" w:tentative="1">
-      <w:start w:val="1"/>
-      <w:numFmt w:val="bullet"/>
-      <w:lvlText w:val=""/>
-      <w:lvlJc w:val="left"/>
-      <w:pPr>
-        <w:tabs>
-          <w:tab w:val="num" w:pos="6480"/>
-        </w:tabs>
-        <w:ind w:left="6480" w:hanging="360"/>
-      </w:pPr>
-      <w:rPr>
-        <w:rFonts w:ascii="Wingdings" w:hAnsi="Wingdings" w:hint="default"/>
-        <w:sz w:val="20"/>
-      </w:rPr>
-    </w:lvl>
-  </w:abstractNum>
-  <w:abstractNum w:abstractNumId="53" w15:restartNumberingAfterBreak="0">
-    <w:nsid w:val="6FAF6132"/>
-    <w:multiLevelType w:val="hybridMultilevel"/>
-    <w:tmpl w:val="1BC841FA"/>
-    <w:lvl w:ilvl="0" w:tplc="0409000F">
-      <w:start w:val="1"/>
-      <w:numFmt w:val="decimal"/>
-      <w:lvlText w:val="%1."/>
-      <w:lvlJc w:val="left"/>
-      <w:pPr>
-        <w:ind w:left="720" w:hanging="360"/>
-      </w:pPr>
-    </w:lvl>
-    <w:lvl w:ilvl="1" w:tplc="04090019">
-      <w:start w:val="1"/>
-      <w:numFmt w:val="lowerLetter"/>
-      <w:lvlText w:val="%2."/>
-      <w:lvlJc w:val="left"/>
-      <w:pPr>
-        <w:ind w:left="1440" w:hanging="360"/>
-      </w:pPr>
-    </w:lvl>
-    <w:lvl w:ilvl="2" w:tplc="0409001B">
-      <w:start w:val="1"/>
-      <w:numFmt w:val="lowerRoman"/>
-      <w:lvlText w:val="%3."/>
-      <w:lvlJc w:val="right"/>
-      <w:pPr>
-        <w:ind w:left="2160" w:hanging="180"/>
-      </w:pPr>
-    </w:lvl>
-    <w:lvl w:ilvl="3" w:tplc="0409000F" w:tentative="1">
-      <w:start w:val="1"/>
-      <w:numFmt w:val="decimal"/>
-      <w:lvlText w:val="%4."/>
-      <w:lvlJc w:val="left"/>
-      <w:pPr>
-        <w:ind w:left="2880" w:hanging="360"/>
-      </w:pPr>
-    </w:lvl>
-    <w:lvl w:ilvl="4" w:tplc="04090019" w:tentative="1">
-      <w:start w:val="1"/>
-      <w:numFmt w:val="lowerLetter"/>
-      <w:lvlText w:val="%5."/>
-      <w:lvlJc w:val="left"/>
-      <w:pPr>
-        <w:ind w:left="3600" w:hanging="360"/>
-      </w:pPr>
-    </w:lvl>
-    <w:lvl w:ilvl="5" w:tplc="0409001B" w:tentative="1">
-      <w:start w:val="1"/>
-      <w:numFmt w:val="lowerRoman"/>
-      <w:lvlText w:val="%6."/>
-      <w:lvlJc w:val="right"/>
-      <w:pPr>
-        <w:ind w:left="4320" w:hanging="180"/>
-      </w:pPr>
-    </w:lvl>
-    <w:lvl w:ilvl="6" w:tplc="0409000F" w:tentative="1">
-      <w:start w:val="1"/>
-      <w:numFmt w:val="decimal"/>
-      <w:lvlText w:val="%7."/>
-      <w:lvlJc w:val="left"/>
-      <w:pPr>
-        <w:ind w:left="5040" w:hanging="360"/>
-      </w:pPr>
-    </w:lvl>
-    <w:lvl w:ilvl="7" w:tplc="04090019" w:tentative="1">
-      <w:start w:val="1"/>
-      <w:numFmt w:val="lowerLetter"/>
-      <w:lvlText w:val="%8."/>
-      <w:lvlJc w:val="left"/>
-      <w:pPr>
-        <w:ind w:left="5760" w:hanging="360"/>
-      </w:pPr>
-    </w:lvl>
-    <w:lvl w:ilvl="8" w:tplc="0409001B" w:tentative="1">
-      <w:start w:val="1"/>
-      <w:numFmt w:val="lowerRoman"/>
-      <w:lvlText w:val="%9."/>
-      <w:lvlJc w:val="right"/>
-      <w:pPr>
-        <w:ind w:left="6480" w:hanging="180"/>
-      </w:pPr>
-    </w:lvl>
-  </w:abstractNum>
-  <w:abstractNum w:abstractNumId="54" w15:restartNumberingAfterBreak="0">
-    <w:nsid w:val="727B2A3C"/>
-    <w:multiLevelType w:val="multilevel"/>
-    <w:tmpl w:val="1809001F"/>
-    <w:lvl w:ilvl="0">
-      <w:start w:val="1"/>
-      <w:numFmt w:val="decimal"/>
-      <w:lvlText w:val="%1."/>
-      <w:lvlJc w:val="left"/>
-      <w:pPr>
-        <w:ind w:left="360" w:hanging="360"/>
-      </w:pPr>
-    </w:lvl>
-    <w:lvl w:ilvl="1">
-      <w:start w:val="1"/>
-      <w:numFmt w:val="decimal"/>
-      <w:lvlText w:val="%1.%2."/>
-      <w:lvlJc w:val="left"/>
-      <w:pPr>
-        <w:ind w:left="792" w:hanging="432"/>
-      </w:pPr>
-    </w:lvl>
-    <w:lvl w:ilvl="2">
-      <w:start w:val="1"/>
-      <w:numFmt w:val="decimal"/>
-      <w:lvlText w:val="%1.%2.%3."/>
-      <w:lvlJc w:val="left"/>
-      <w:pPr>
-        <w:ind w:left="1224" w:hanging="504"/>
-      </w:pPr>
-    </w:lvl>
-    <w:lvl w:ilvl="3">
-      <w:start w:val="1"/>
-      <w:numFmt w:val="decimal"/>
-      <w:lvlText w:val="%1.%2.%3.%4."/>
-      <w:lvlJc w:val="left"/>
-      <w:pPr>
-        <w:ind w:left="1728" w:hanging="648"/>
-      </w:pPr>
-    </w:lvl>
-    <w:lvl w:ilvl="4">
-      <w:start w:val="1"/>
-      <w:numFmt w:val="decimal"/>
-      <w:lvlText w:val="%1.%2.%3.%4.%5."/>
-      <w:lvlJc w:val="left"/>
-      <w:pPr>
-        <w:ind w:left="2232" w:hanging="792"/>
-      </w:pPr>
-    </w:lvl>
-    <w:lvl w:ilvl="5">
-      <w:start w:val="1"/>
-      <w:numFmt w:val="decimal"/>
-      <w:lvlText w:val="%1.%2.%3.%4.%5.%6."/>
-      <w:lvlJc w:val="left"/>
-      <w:pPr>
-        <w:ind w:left="2736" w:hanging="936"/>
-      </w:pPr>
-    </w:lvl>
-    <w:lvl w:ilvl="6">
-      <w:start w:val="1"/>
-      <w:numFmt w:val="decimal"/>
-      <w:lvlText w:val="%1.%2.%3.%4.%5.%6.%7."/>
-      <w:lvlJc w:val="left"/>
-      <w:pPr>
-        <w:ind w:left="3240" w:hanging="1080"/>
-      </w:pPr>
-    </w:lvl>
-    <w:lvl w:ilvl="7">
-      <w:start w:val="1"/>
-      <w:numFmt w:val="decimal"/>
-      <w:lvlText w:val="%1.%2.%3.%4.%5.%6.%7.%8."/>
-      <w:lvlJc w:val="left"/>
-      <w:pPr>
-        <w:ind w:left="3744" w:hanging="1224"/>
-      </w:pPr>
-    </w:lvl>
-    <w:lvl w:ilvl="8">
-      <w:start w:val="1"/>
-      <w:numFmt w:val="decimal"/>
-      <w:lvlText w:val="%1.%2.%3.%4.%5.%6.%7.%8.%9."/>
-      <w:lvlJc w:val="left"/>
-      <w:pPr>
-        <w:ind w:left="4320" w:hanging="1440"/>
-      </w:pPr>
-    </w:lvl>
-  </w:abstractNum>
-  <w:abstractNum w:abstractNumId="55" w15:restartNumberingAfterBreak="0">
-    <w:nsid w:val="72945962"/>
-    <w:multiLevelType w:val="hybridMultilevel"/>
-    <w:tmpl w:val="B0D42912"/>
-    <w:lvl w:ilvl="0" w:tplc="1809000F">
-      <w:start w:val="1"/>
-      <w:numFmt w:val="decimal"/>
-      <w:lvlText w:val="%1."/>
-      <w:lvlJc w:val="left"/>
-      <w:pPr>
-        <w:ind w:left="720" w:hanging="360"/>
-      </w:pPr>
-    </w:lvl>
-    <w:lvl w:ilvl="1" w:tplc="18090019" w:tentative="1">
-      <w:start w:val="1"/>
-      <w:numFmt w:val="lowerLetter"/>
-      <w:lvlText w:val="%2."/>
-      <w:lvlJc w:val="left"/>
-      <w:pPr>
-        <w:ind w:left="1440" w:hanging="360"/>
-      </w:pPr>
-    </w:lvl>
-    <w:lvl w:ilvl="2" w:tplc="1809001B" w:tentative="1">
-      <w:start w:val="1"/>
-      <w:numFmt w:val="lowerRoman"/>
-      <w:lvlText w:val="%3."/>
-      <w:lvlJc w:val="right"/>
-      <w:pPr>
-        <w:ind w:left="2160" w:hanging="180"/>
-      </w:pPr>
-    </w:lvl>
-    <w:lvl w:ilvl="3" w:tplc="1809000F" w:tentative="1">
-      <w:start w:val="1"/>
-      <w:numFmt w:val="decimal"/>
-      <w:lvlText w:val="%4."/>
-      <w:lvlJc w:val="left"/>
-      <w:pPr>
-        <w:ind w:left="2880" w:hanging="360"/>
-      </w:pPr>
-    </w:lvl>
-    <w:lvl w:ilvl="4" w:tplc="18090019" w:tentative="1">
-      <w:start w:val="1"/>
-      <w:numFmt w:val="lowerLetter"/>
-      <w:lvlText w:val="%5."/>
-      <w:lvlJc w:val="left"/>
-      <w:pPr>
-        <w:ind w:left="3600" w:hanging="360"/>
-      </w:pPr>
-    </w:lvl>
-    <w:lvl w:ilvl="5" w:tplc="1809001B" w:tentative="1">
-      <w:start w:val="1"/>
-      <w:numFmt w:val="lowerRoman"/>
-      <w:lvlText w:val="%6."/>
-      <w:lvlJc w:val="right"/>
-      <w:pPr>
-        <w:ind w:left="4320" w:hanging="180"/>
-      </w:pPr>
-    </w:lvl>
-    <w:lvl w:ilvl="6" w:tplc="1809000F" w:tentative="1">
-      <w:start w:val="1"/>
-      <w:numFmt w:val="decimal"/>
-      <w:lvlText w:val="%7."/>
-      <w:lvlJc w:val="left"/>
-      <w:pPr>
-        <w:ind w:left="5040" w:hanging="360"/>
-      </w:pPr>
-    </w:lvl>
-    <w:lvl w:ilvl="7" w:tplc="18090019" w:tentative="1">
-      <w:start w:val="1"/>
-      <w:numFmt w:val="lowerLetter"/>
-      <w:lvlText w:val="%8."/>
-      <w:lvlJc w:val="left"/>
-      <w:pPr>
-        <w:ind w:left="5760" w:hanging="360"/>
-      </w:pPr>
-    </w:lvl>
-    <w:lvl w:ilvl="8" w:tplc="1809001B" w:tentative="1">
-      <w:start w:val="1"/>
-      <w:numFmt w:val="lowerRoman"/>
-      <w:lvlText w:val="%9."/>
-      <w:lvlJc w:val="right"/>
-      <w:pPr>
-        <w:ind w:left="6480" w:hanging="180"/>
-      </w:pPr>
-    </w:lvl>
-  </w:abstractNum>
-  <w:abstractNum w:abstractNumId="56" w15:restartNumberingAfterBreak="0">
-    <w:nsid w:val="78C7376D"/>
-    <w:multiLevelType w:val="multilevel"/>
-    <w:tmpl w:val="1809001F"/>
-    <w:lvl w:ilvl="0">
-      <w:start w:val="1"/>
-      <w:numFmt w:val="decimal"/>
-      <w:lvlText w:val="%1."/>
-      <w:lvlJc w:val="left"/>
-      <w:pPr>
-        <w:ind w:left="360" w:hanging="360"/>
-      </w:pPr>
-    </w:lvl>
-    <w:lvl w:ilvl="1">
-      <w:start w:val="1"/>
-      <w:numFmt w:val="decimal"/>
-      <w:lvlText w:val="%1.%2."/>
-      <w:lvlJc w:val="left"/>
-      <w:pPr>
-        <w:ind w:left="792" w:hanging="432"/>
-      </w:pPr>
-    </w:lvl>
-    <w:lvl w:ilvl="2">
-      <w:start w:val="1"/>
-      <w:numFmt w:val="decimal"/>
-      <w:lvlText w:val="%1.%2.%3."/>
-      <w:lvlJc w:val="left"/>
-      <w:pPr>
-        <w:ind w:left="1224" w:hanging="504"/>
-      </w:pPr>
-    </w:lvl>
-    <w:lvl w:ilvl="3">
-      <w:start w:val="1"/>
-      <w:numFmt w:val="decimal"/>
-      <w:lvlText w:val="%1.%2.%3.%4."/>
-      <w:lvlJc w:val="left"/>
-      <w:pPr>
-        <w:ind w:left="1728" w:hanging="648"/>
-      </w:pPr>
-    </w:lvl>
-    <w:lvl w:ilvl="4">
-      <w:start w:val="1"/>
-      <w:numFmt w:val="decimal"/>
-      <w:lvlText w:val="%1.%2.%3.%4.%5."/>
-      <w:lvlJc w:val="left"/>
-      <w:pPr>
-        <w:ind w:left="2232" w:hanging="792"/>
-      </w:pPr>
-    </w:lvl>
-    <w:lvl w:ilvl="5">
-      <w:start w:val="1"/>
-      <w:numFmt w:val="decimal"/>
-      <w:lvlText w:val="%1.%2.%3.%4.%5.%6."/>
-      <w:lvlJc w:val="left"/>
-      <w:pPr>
-        <w:ind w:left="2736" w:hanging="936"/>
-      </w:pPr>
-    </w:lvl>
-    <w:lvl w:ilvl="6">
-      <w:start w:val="1"/>
-      <w:numFmt w:val="decimal"/>
-      <w:lvlText w:val="%1.%2.%3.%4.%5.%6.%7."/>
-      <w:lvlJc w:val="left"/>
-      <w:pPr>
-        <w:ind w:left="3240" w:hanging="1080"/>
-      </w:pPr>
-    </w:lvl>
-    <w:lvl w:ilvl="7">
-      <w:start w:val="1"/>
-      <w:numFmt w:val="decimal"/>
-      <w:lvlText w:val="%1.%2.%3.%4.%5.%6.%7.%8."/>
-      <w:lvlJc w:val="left"/>
-      <w:pPr>
-        <w:ind w:left="3744" w:hanging="1224"/>
-      </w:pPr>
-    </w:lvl>
-    <w:lvl w:ilvl="8">
-      <w:start w:val="1"/>
-      <w:numFmt w:val="decimal"/>
-      <w:lvlText w:val="%1.%2.%3.%4.%5.%6.%7.%8.%9."/>
-      <w:lvlJc w:val="left"/>
-      <w:pPr>
-        <w:ind w:left="4320" w:hanging="1440"/>
-      </w:pPr>
-    </w:lvl>
-  </w:abstractNum>
-  <w:abstractNum w:abstractNumId="57" w15:restartNumberingAfterBreak="0">
-    <w:nsid w:val="7A1B2C03"/>
-    <w:multiLevelType w:val="hybridMultilevel"/>
-    <w:tmpl w:val="CA5A6F14"/>
-    <w:lvl w:ilvl="0" w:tplc="D940F428">
-      <w:start w:val="1"/>
-      <w:numFmt w:val="decimal"/>
-      <w:lvlText w:val="%1."/>
-      <w:lvlJc w:val="left"/>
-      <w:pPr>
-        <w:ind w:left="720" w:hanging="360"/>
-      </w:pPr>
-      <w:rPr>
-        <w:rFonts w:hint="default"/>
-        <w:sz w:val="20"/>
-        <w:szCs w:val="20"/>
-      </w:rPr>
-    </w:lvl>
-    <w:lvl w:ilvl="1" w:tplc="08090019">
-      <w:start w:val="1"/>
-      <w:numFmt w:val="lowerLetter"/>
-      <w:lvlText w:val="%2."/>
-      <w:lvlJc w:val="left"/>
-      <w:pPr>
-        <w:ind w:left="1440" w:hanging="360"/>
-      </w:pPr>
-    </w:lvl>
-    <w:lvl w:ilvl="2" w:tplc="0809001B" w:tentative="1">
-      <w:start w:val="1"/>
-      <w:numFmt w:val="lowerRoman"/>
-      <w:lvlText w:val="%3."/>
-      <w:lvlJc w:val="right"/>
-      <w:pPr>
-        <w:ind w:left="2160" w:hanging="180"/>
-      </w:pPr>
-    </w:lvl>
-    <w:lvl w:ilvl="3" w:tplc="0809000F" w:tentative="1">
-      <w:start w:val="1"/>
-      <w:numFmt w:val="decimal"/>
-      <w:lvlText w:val="%4."/>
-      <w:lvlJc w:val="left"/>
-      <w:pPr>
-        <w:ind w:left="2880" w:hanging="360"/>
-      </w:pPr>
-    </w:lvl>
-    <w:lvl w:ilvl="4" w:tplc="08090019" w:tentative="1">
-      <w:start w:val="1"/>
-      <w:numFmt w:val="lowerLetter"/>
-      <w:lvlText w:val="%5."/>
-      <w:lvlJc w:val="left"/>
-      <w:pPr>
-        <w:ind w:left="3600" w:hanging="360"/>
-      </w:pPr>
-    </w:lvl>
-    <w:lvl w:ilvl="5" w:tplc="0809001B" w:tentative="1">
-      <w:start w:val="1"/>
-      <w:numFmt w:val="lowerRoman"/>
-      <w:lvlText w:val="%6."/>
-      <w:lvlJc w:val="right"/>
-      <w:pPr>
-        <w:ind w:left="4320" w:hanging="180"/>
-      </w:pPr>
-    </w:lvl>
-    <w:lvl w:ilvl="6" w:tplc="0809000F" w:tentative="1">
-      <w:start w:val="1"/>
-      <w:numFmt w:val="decimal"/>
-      <w:lvlText w:val="%7."/>
-      <w:lvlJc w:val="left"/>
-      <w:pPr>
-        <w:ind w:left="5040" w:hanging="360"/>
-      </w:pPr>
-    </w:lvl>
-    <w:lvl w:ilvl="7" w:tplc="08090019" w:tentative="1">
-      <w:start w:val="1"/>
-      <w:numFmt w:val="lowerLetter"/>
-      <w:lvlText w:val="%8."/>
-      <w:lvlJc w:val="left"/>
-      <w:pPr>
-        <w:ind w:left="5760" w:hanging="360"/>
-      </w:pPr>
-    </w:lvl>
-    <w:lvl w:ilvl="8" w:tplc="0809001B" w:tentative="1">
-      <w:start w:val="1"/>
-      <w:numFmt w:val="lowerRoman"/>
-      <w:lvlText w:val="%9."/>
-      <w:lvlJc w:val="right"/>
-      <w:pPr>
-        <w:ind w:left="6480" w:hanging="180"/>
-      </w:pPr>
-    </w:lvl>
-  </w:abstractNum>
-  <w:abstractNum w:abstractNumId="58" w15:restartNumberingAfterBreak="0">
-    <w:nsid w:val="7E944868"/>
-    <w:multiLevelType w:val="hybridMultilevel"/>
-    <w:tmpl w:val="21A62FD0"/>
-    <w:lvl w:ilvl="0" w:tplc="08090019">
-      <w:start w:val="1"/>
-      <w:numFmt w:val="lowerLetter"/>
-      <w:lvlText w:val="%1."/>
-      <w:lvlJc w:val="left"/>
-      <w:pPr>
-        <w:ind w:left="2220" w:hanging="360"/>
-      </w:pPr>
-    </w:lvl>
-    <w:lvl w:ilvl="1" w:tplc="04090019" w:tentative="1">
-      <w:start w:val="1"/>
-      <w:numFmt w:val="lowerLetter"/>
-      <w:lvlText w:val="%2."/>
-      <w:lvlJc w:val="left"/>
-      <w:pPr>
-        <w:ind w:left="2940" w:hanging="360"/>
-      </w:pPr>
-    </w:lvl>
-    <w:lvl w:ilvl="2" w:tplc="0409001B" w:tentative="1">
-      <w:start w:val="1"/>
-      <w:numFmt w:val="lowerRoman"/>
-      <w:lvlText w:val="%3."/>
-      <w:lvlJc w:val="right"/>
-      <w:pPr>
-        <w:ind w:left="3660" w:hanging="180"/>
-      </w:pPr>
-    </w:lvl>
-    <w:lvl w:ilvl="3" w:tplc="0409000F" w:tentative="1">
-      <w:start w:val="1"/>
-      <w:numFmt w:val="decimal"/>
-      <w:lvlText w:val="%4."/>
-      <w:lvlJc w:val="left"/>
-      <w:pPr>
-        <w:ind w:left="4380" w:hanging="360"/>
-      </w:pPr>
-    </w:lvl>
-    <w:lvl w:ilvl="4" w:tplc="04090019" w:tentative="1">
-      <w:start w:val="1"/>
-      <w:numFmt w:val="lowerLetter"/>
-      <w:lvlText w:val="%5."/>
-      <w:lvlJc w:val="left"/>
-      <w:pPr>
-        <w:ind w:left="5100" w:hanging="360"/>
-      </w:pPr>
-    </w:lvl>
-    <w:lvl w:ilvl="5" w:tplc="0409001B" w:tentative="1">
-      <w:start w:val="1"/>
-      <w:numFmt w:val="lowerRoman"/>
-      <w:lvlText w:val="%6."/>
-      <w:lvlJc w:val="right"/>
-      <w:pPr>
-        <w:ind w:left="5820" w:hanging="180"/>
-      </w:pPr>
-    </w:lvl>
-    <w:lvl w:ilvl="6" w:tplc="0409000F" w:tentative="1">
-      <w:start w:val="1"/>
-      <w:numFmt w:val="decimal"/>
-      <w:lvlText w:val="%7."/>
-      <w:lvlJc w:val="left"/>
-      <w:pPr>
-        <w:ind w:left="6540" w:hanging="360"/>
-      </w:pPr>
-    </w:lvl>
-    <w:lvl w:ilvl="7" w:tplc="04090019" w:tentative="1">
-      <w:start w:val="1"/>
-      <w:numFmt w:val="lowerLetter"/>
-      <w:lvlText w:val="%8."/>
-      <w:lvlJc w:val="left"/>
-      <w:pPr>
-        <w:ind w:left="7260" w:hanging="360"/>
-      </w:pPr>
-    </w:lvl>
-    <w:lvl w:ilvl="8" w:tplc="0409001B" w:tentative="1">
-      <w:start w:val="1"/>
-      <w:numFmt w:val="lowerRoman"/>
-      <w:lvlText w:val="%9."/>
-      <w:lvlJc w:val="right"/>
-      <w:pPr>
-        <w:ind w:left="7980" w:hanging="180"/>
-      </w:pPr>
-    </w:lvl>
-  </w:abstractNum>
-  <w:abstractNum w:abstractNumId="59" w15:restartNumberingAfterBreak="0">
-    <w:nsid w:val="7F90124A"/>
-    <w:multiLevelType w:val="multilevel"/>
-    <w:tmpl w:val="1809001F"/>
-    <w:lvl w:ilvl="0">
-      <w:start w:val="1"/>
-      <w:numFmt w:val="decimal"/>
-      <w:lvlText w:val="%1."/>
-      <w:lvlJc w:val="left"/>
-      <w:pPr>
-        <w:ind w:left="360" w:hanging="360"/>
-      </w:pPr>
-    </w:lvl>
-    <w:lvl w:ilvl="1">
-      <w:start w:val="1"/>
-      <w:numFmt w:val="decimal"/>
-      <w:lvlText w:val="%1.%2."/>
-      <w:lvlJc w:val="left"/>
-      <w:pPr>
-        <w:ind w:left="792" w:hanging="432"/>
-      </w:pPr>
-    </w:lvl>
-    <w:lvl w:ilvl="2">
-      <w:start w:val="1"/>
-      <w:numFmt w:val="decimal"/>
-      <w:lvlText w:val="%1.%2.%3."/>
-      <w:lvlJc w:val="left"/>
-      <w:pPr>
-        <w:ind w:left="1224" w:hanging="504"/>
-      </w:pPr>
-    </w:lvl>
-    <w:lvl w:ilvl="3">
-      <w:start w:val="1"/>
-      <w:numFmt w:val="decimal"/>
-      <w:lvlText w:val="%1.%2.%3.%4."/>
-      <w:lvlJc w:val="left"/>
-      <w:pPr>
-        <w:ind w:left="1728" w:hanging="648"/>
-      </w:pPr>
-    </w:lvl>
-    <w:lvl w:ilvl="4">
-      <w:start w:val="1"/>
-      <w:numFmt w:val="decimal"/>
-      <w:lvlText w:val="%1.%2.%3.%4.%5."/>
-      <w:lvlJc w:val="left"/>
-      <w:pPr>
-        <w:ind w:left="2232" w:hanging="792"/>
-      </w:pPr>
-    </w:lvl>
-    <w:lvl w:ilvl="5">
-      <w:start w:val="1"/>
-      <w:numFmt w:val="decimal"/>
-      <w:lvlText w:val="%1.%2.%3.%4.%5.%6."/>
-      <w:lvlJc w:val="left"/>
-      <w:pPr>
-        <w:ind w:left="2736" w:hanging="936"/>
-      </w:pPr>
-    </w:lvl>
-    <w:lvl w:ilvl="6">
-      <w:start w:val="1"/>
-      <w:numFmt w:val="decimal"/>
-      <w:lvlText w:val="%1.%2.%3.%4.%5.%6.%7."/>
-      <w:lvlJc w:val="left"/>
-      <w:pPr>
-        <w:ind w:left="3240" w:hanging="1080"/>
-      </w:pPr>
-    </w:lvl>
-    <w:lvl w:ilvl="7">
-      <w:start w:val="1"/>
-      <w:numFmt w:val="decimal"/>
-      <w:lvlText w:val="%1.%2.%3.%4.%5.%6.%7.%8."/>
-      <w:lvlJc w:val="left"/>
-      <w:pPr>
-        <w:ind w:left="3744" w:hanging="1224"/>
-      </w:pPr>
-    </w:lvl>
-    <w:lvl w:ilvl="8">
-      <w:start w:val="1"/>
-      <w:numFmt w:val="decimal"/>
-      <w:lvlText w:val="%1.%2.%3.%4.%5.%6.%7.%8.%9."/>
-      <w:lvlJc w:val="left"/>
-      <w:pPr>
-        <w:ind w:left="4320" w:hanging="1440"/>
-      </w:pPr>
-    </w:lvl>
-  </w:abstractNum>
   <w:num w:numId="1" w16cid:durableId="1445422662">
+    <w:abstractNumId w:val="1"/>
+  </w:num>
+  <w:num w:numId="2" w16cid:durableId="666858873">
+    <w:abstractNumId w:val="4"/>
+  </w:num>
+  <w:num w:numId="3" w16cid:durableId="1846357136">
+    <w:abstractNumId w:val="7"/>
+  </w:num>
+  <w:num w:numId="4" w16cid:durableId="1353193013">
+    <w:abstractNumId w:val="3"/>
+  </w:num>
+  <w:num w:numId="5" w16cid:durableId="1617441393">
+    <w:abstractNumId w:val="10"/>
+  </w:num>
+  <w:num w:numId="6" w16cid:durableId="1437215177">
+    <w:abstractNumId w:val="6"/>
+  </w:num>
+  <w:num w:numId="7" w16cid:durableId="1157769905">
+    <w:abstractNumId w:val="0"/>
+  </w:num>
+  <w:num w:numId="8" w16cid:durableId="1374382518">
     <w:abstractNumId w:val="5"/>
   </w:num>
-  <w:num w:numId="2" w16cid:durableId="1481919879">
-    <w:abstractNumId w:val="38"/>
+  <w:num w:numId="9" w16cid:durableId="1493369757">
+    <w:abstractNumId w:val="9"/>
   </w:num>
-  <w:num w:numId="3" w16cid:durableId="476461155">
-    <w:abstractNumId w:val="46"/>
+  <w:num w:numId="10" w16cid:durableId="1311977974">
+    <w:abstractNumId w:val="8"/>
   </w:num>
-  <w:num w:numId="4" w16cid:durableId="1999723208">
-    <w:abstractNumId w:val="50"/>
-  </w:num>
-  <w:num w:numId="5" w16cid:durableId="1157645921">
-    <w:abstractNumId w:val="24"/>
-  </w:num>
-  <w:num w:numId="6" w16cid:durableId="1437402629">
-    <w:abstractNumId w:val="28"/>
-  </w:num>
-  <w:num w:numId="7" w16cid:durableId="41298589">
-    <w:abstractNumId w:val="25"/>
-  </w:num>
-  <w:num w:numId="8" w16cid:durableId="635453746">
-    <w:abstractNumId w:val="40"/>
-  </w:num>
-  <w:num w:numId="9" w16cid:durableId="664168065">
-    <w:abstractNumId w:val="57"/>
-  </w:num>
-  <w:num w:numId="10" w16cid:durableId="1419715314">
-    <w:abstractNumId w:val="19"/>
-  </w:num>
-  <w:num w:numId="11" w16cid:durableId="797143504">
-    <w:abstractNumId w:val="10"/>
-  </w:num>
-  <w:num w:numId="12" w16cid:durableId="1816337197">
+  <w:num w:numId="11" w16cid:durableId="473714500">
     <w:abstractNumId w:val="2"/>
   </w:num>
-  <w:num w:numId="13" w16cid:durableId="302004486">
-    <w:abstractNumId w:val="36"/>
-  </w:num>
-  <w:num w:numId="14" w16cid:durableId="474492022">
-    <w:abstractNumId w:val="9"/>
-  </w:num>
-  <w:num w:numId="15" w16cid:durableId="539636645">
-    <w:abstractNumId w:val="4"/>
-  </w:num>
-  <w:num w:numId="16" w16cid:durableId="1233152430">
-    <w:abstractNumId w:val="58"/>
-  </w:num>
-  <w:num w:numId="17" w16cid:durableId="399837834">
-    <w:abstractNumId w:val="34"/>
-  </w:num>
-  <w:num w:numId="18" w16cid:durableId="649285518">
-    <w:abstractNumId w:val="0"/>
-  </w:num>
-  <w:num w:numId="19" w16cid:durableId="2048413754">
-    <w:abstractNumId w:val="13"/>
-  </w:num>
-  <w:num w:numId="20" w16cid:durableId="625891978">
-    <w:abstractNumId w:val="15"/>
-  </w:num>
-  <w:num w:numId="21" w16cid:durableId="2031252932">
-    <w:abstractNumId w:val="20"/>
-  </w:num>
-  <w:num w:numId="22" w16cid:durableId="2099323886">
-    <w:abstractNumId w:val="52"/>
-  </w:num>
-  <w:num w:numId="23" w16cid:durableId="1790472875">
-    <w:abstractNumId w:val="47"/>
-  </w:num>
-  <w:num w:numId="24" w16cid:durableId="2094424870">
-    <w:abstractNumId w:val="39"/>
-  </w:num>
-  <w:num w:numId="25" w16cid:durableId="647632683">
-    <w:abstractNumId w:val="8"/>
-  </w:num>
-  <w:num w:numId="26" w16cid:durableId="1905680329">
-    <w:abstractNumId w:val="45"/>
-  </w:num>
-  <w:num w:numId="27" w16cid:durableId="1691057156">
-    <w:abstractNumId w:val="53"/>
-  </w:num>
-  <w:num w:numId="28" w16cid:durableId="1373073796">
-    <w:abstractNumId w:val="21"/>
-  </w:num>
-  <w:num w:numId="29" w16cid:durableId="275480460">
-    <w:abstractNumId w:val="3"/>
-  </w:num>
-  <w:num w:numId="30" w16cid:durableId="2115006385">
-    <w:abstractNumId w:val="30"/>
-  </w:num>
-  <w:num w:numId="31" w16cid:durableId="918564766">
-    <w:abstractNumId w:val="16"/>
-  </w:num>
-  <w:num w:numId="32" w16cid:durableId="1931431692">
-    <w:abstractNumId w:val="41"/>
-  </w:num>
-  <w:num w:numId="33" w16cid:durableId="666858873">
-    <w:abstractNumId w:val="31"/>
-  </w:num>
-  <w:num w:numId="34" w16cid:durableId="1105613935">
-    <w:abstractNumId w:val="43"/>
-  </w:num>
-  <w:num w:numId="35" w16cid:durableId="369452861">
-    <w:abstractNumId w:val="48"/>
-  </w:num>
-  <w:num w:numId="36" w16cid:durableId="862941104">
-    <w:abstractNumId w:val="55"/>
-  </w:num>
-  <w:num w:numId="37" w16cid:durableId="480512253">
-    <w:abstractNumId w:val="12"/>
-  </w:num>
-  <w:num w:numId="38" w16cid:durableId="1670206824">
-    <w:abstractNumId w:val="26"/>
-  </w:num>
-  <w:num w:numId="39" w16cid:durableId="1041977229">
-    <w:abstractNumId w:val="7"/>
-  </w:num>
-  <w:num w:numId="40" w16cid:durableId="197397945">
-    <w:abstractNumId w:val="17"/>
-  </w:num>
-  <w:num w:numId="41" w16cid:durableId="1453358663">
-    <w:abstractNumId w:val="27"/>
-  </w:num>
-  <w:num w:numId="42" w16cid:durableId="1846357136">
-    <w:abstractNumId w:val="37"/>
-  </w:num>
-  <w:num w:numId="43" w16cid:durableId="932592553">
-    <w:abstractNumId w:val="59"/>
-  </w:num>
-  <w:num w:numId="44" w16cid:durableId="201216128">
-    <w:abstractNumId w:val="56"/>
-  </w:num>
-  <w:num w:numId="45" w16cid:durableId="1353193013">
-    <w:abstractNumId w:val="23"/>
-  </w:num>
-  <w:num w:numId="46" w16cid:durableId="1617441393">
-    <w:abstractNumId w:val="49"/>
-  </w:num>
-  <w:num w:numId="47" w16cid:durableId="642858498">
-    <w:abstractNumId w:val="22"/>
-  </w:num>
-  <w:num w:numId="48" w16cid:durableId="2001351870">
-    <w:abstractNumId w:val="54"/>
-  </w:num>
-  <w:num w:numId="49" w16cid:durableId="1437215177">
-    <w:abstractNumId w:val="35"/>
-  </w:num>
-  <w:num w:numId="50" w16cid:durableId="392239763">
-    <w:abstractNumId w:val="29"/>
-  </w:num>
-  <w:num w:numId="51" w16cid:durableId="1869756012">
-    <w:abstractNumId w:val="14"/>
-  </w:num>
-  <w:num w:numId="52" w16cid:durableId="1787195478">
-    <w:abstractNumId w:val="51"/>
-  </w:num>
-  <w:num w:numId="53" w16cid:durableId="1157769905">
-    <w:abstractNumId w:val="1"/>
-  </w:num>
-  <w:num w:numId="54" w16cid:durableId="1631938360">
-    <w:abstractNumId w:val="11"/>
-  </w:num>
-  <w:num w:numId="55" w16cid:durableId="1834640470">
-    <w:abstractNumId w:val="6"/>
-  </w:num>
-  <w:num w:numId="56" w16cid:durableId="1294554684">
-    <w:abstractNumId w:val="23"/>
-    <w:lvlOverride w:ilvl="0">
-      <w:startOverride w:val="1"/>
-    </w:lvlOverride>
-    <w:lvlOverride w:ilvl="1">
-      <w:startOverride w:val="1"/>
-    </w:lvlOverride>
-    <w:lvlOverride w:ilvl="2">
-      <w:startOverride w:val="1"/>
-    </w:lvlOverride>
-    <w:lvlOverride w:ilvl="3">
-      <w:startOverride w:val="1"/>
-    </w:lvlOverride>
-    <w:lvlOverride w:ilvl="4">
-      <w:startOverride w:val="1"/>
-    </w:lvlOverride>
-    <w:lvlOverride w:ilvl="5">
-      <w:startOverride w:val="1"/>
-    </w:lvlOverride>
-    <w:lvlOverride w:ilvl="6">
-      <w:startOverride w:val="1"/>
-    </w:lvlOverride>
-    <w:lvlOverride w:ilvl="7">
-      <w:startOverride w:val="1"/>
-    </w:lvlOverride>
-    <w:lvlOverride w:ilvl="8">
-      <w:startOverride w:val="1"/>
-    </w:lvlOverride>
-  </w:num>
-  <w:num w:numId="57" w16cid:durableId="1374382518">
-    <w:abstractNumId w:val="33"/>
-  </w:num>
-  <w:num w:numId="58" w16cid:durableId="1493369757">
-    <w:abstractNumId w:val="44"/>
-  </w:num>
-  <w:num w:numId="59" w16cid:durableId="1311977974">
-    <w:abstractNumId w:val="42"/>
-  </w:num>
-  <w:num w:numId="60" w16cid:durableId="473714500">
-    <w:abstractNumId w:val="18"/>
-  </w:num>
-  <w:num w:numId="61" w16cid:durableId="1472283103">
-    <w:abstractNumId w:val="32"/>
-  </w:num>
+  <w:numIdMacAtCleanup w:val="11"/>
 </w:numbering>
 </file>
 
@@ -11740,7 +6426,7 @@
       <w:keepNext/>
       <w:keepLines/>
       <w:numPr>
-        <w:numId w:val="53"/>
+        <w:numId w:val="7"/>
       </w:numPr>
       <w:spacing w:before="240"/>
       <w:outlineLvl w:val="0"/>
@@ -11762,7 +6448,7 @@
     <w:pPr>
       <w:numPr>
         <w:ilvl w:val="1"/>
-        <w:numId w:val="53"/>
+        <w:numId w:val="7"/>
       </w:numPr>
       <w:spacing w:before="100" w:beforeAutospacing="1" w:after="100" w:afterAutospacing="1"/>
       <w:outlineLvl w:val="1"/>
@@ -11789,7 +6475,7 @@
       <w:keepLines/>
       <w:numPr>
         <w:ilvl w:val="2"/>
-        <w:numId w:val="53"/>
+        <w:numId w:val="7"/>
       </w:numPr>
       <w:spacing w:before="40"/>
       <w:outlineLvl w:val="2"/>
@@ -11815,7 +6501,7 @@
       <w:keepLines/>
       <w:numPr>
         <w:ilvl w:val="3"/>
-        <w:numId w:val="53"/>
+        <w:numId w:val="7"/>
       </w:numPr>
       <w:spacing w:before="40"/>
       <w:outlineLvl w:val="3"/>
@@ -11841,7 +6527,7 @@
       <w:keepLines/>
       <w:numPr>
         <w:ilvl w:val="4"/>
-        <w:numId w:val="53"/>
+        <w:numId w:val="7"/>
       </w:numPr>
       <w:spacing w:before="40"/>
       <w:outlineLvl w:val="4"/>
@@ -11865,7 +6551,7 @@
       <w:keepLines/>
       <w:numPr>
         <w:ilvl w:val="5"/>
-        <w:numId w:val="53"/>
+        <w:numId w:val="7"/>
       </w:numPr>
       <w:spacing w:before="40"/>
       <w:outlineLvl w:val="5"/>
@@ -11890,7 +6576,7 @@
       <w:keepLines/>
       <w:numPr>
         <w:ilvl w:val="6"/>
-        <w:numId w:val="53"/>
+        <w:numId w:val="7"/>
       </w:numPr>
       <w:spacing w:before="40"/>
       <w:outlineLvl w:val="6"/>
@@ -11917,7 +6603,7 @@
       <w:keepLines/>
       <w:numPr>
         <w:ilvl w:val="7"/>
-        <w:numId w:val="53"/>
+        <w:numId w:val="7"/>
       </w:numPr>
       <w:spacing w:before="40"/>
       <w:outlineLvl w:val="7"/>
@@ -11944,7 +6630,7 @@
       <w:keepLines/>
       <w:numPr>
         <w:ilvl w:val="8"/>
-        <w:numId w:val="53"/>
+        <w:numId w:val="7"/>
       </w:numPr>
       <w:spacing w:before="40"/>
       <w:outlineLvl w:val="8"/>
@@ -11961,7 +6647,6 @@
   <w:style w:type="character" w:default="1" w:styleId="DefaultParagraphFont">
     <w:name w:val="Default Paragraph Font"/>
     <w:uiPriority w:val="1"/>
-    <w:semiHidden/>
     <w:unhideWhenUsed/>
   </w:style>
   <w:style w:type="table" w:default="1" w:styleId="TableNormal">
@@ -12031,20 +6716,19 @@
     <w:basedOn w:val="DefaultParagraphFont"/>
     <w:link w:val="Heading3"/>
     <w:uiPriority w:val="9"/>
-    <w:semiHidden/>
     <w:rsid w:val="004A06A4"/>
     <w:rPr>
       <w:rFonts w:asciiTheme="majorHAnsi" w:eastAsiaTheme="majorEastAsia" w:hAnsiTheme="majorHAnsi" w:cstheme="majorBidi"/>
       <w:color w:val="1F3763" w:themeColor="accent1" w:themeShade="7F"/>
       <w:sz w:val="24"/>
       <w:szCs w:val="24"/>
+      <w:lang w:eastAsia="en-IE"/>
     </w:rPr>
   </w:style>
   <w:style w:type="character" w:customStyle="1" w:styleId="Heading4Char">
     <w:name w:val="Heading 4 Char"/>
     <w:basedOn w:val="DefaultParagraphFont"/>
     <w:link w:val="Heading4"/>
-    <w:uiPriority w:val="9"/>
     <w:semiHidden/>
     <w:rsid w:val="004A06A4"/>
     <w:rPr>
@@ -12052,30 +6736,37 @@
       <w:i/>
       <w:iCs/>
       <w:color w:val="2F5496" w:themeColor="accent1" w:themeShade="BF"/>
+      <w:sz w:val="20"/>
+      <w:szCs w:val="20"/>
+      <w:lang w:eastAsia="en-IE"/>
     </w:rPr>
   </w:style>
   <w:style w:type="character" w:customStyle="1" w:styleId="Heading5Char">
     <w:name w:val="Heading 5 Char"/>
     <w:basedOn w:val="DefaultParagraphFont"/>
     <w:link w:val="Heading5"/>
-    <w:uiPriority w:val="9"/>
     <w:semiHidden/>
     <w:rsid w:val="004A06A4"/>
     <w:rPr>
       <w:rFonts w:asciiTheme="majorHAnsi" w:eastAsiaTheme="majorEastAsia" w:hAnsiTheme="majorHAnsi" w:cstheme="majorBidi"/>
       <w:color w:val="2F5496" w:themeColor="accent1" w:themeShade="BF"/>
+      <w:sz w:val="20"/>
+      <w:szCs w:val="20"/>
+      <w:lang w:eastAsia="en-IE"/>
     </w:rPr>
   </w:style>
   <w:style w:type="character" w:customStyle="1" w:styleId="Heading6Char">
     <w:name w:val="Heading 6 Char"/>
     <w:basedOn w:val="DefaultParagraphFont"/>
     <w:link w:val="Heading6"/>
-    <w:uiPriority w:val="9"/>
     <w:semiHidden/>
     <w:rsid w:val="004A06A4"/>
     <w:rPr>
       <w:rFonts w:asciiTheme="majorHAnsi" w:eastAsiaTheme="majorEastAsia" w:hAnsiTheme="majorHAnsi" w:cstheme="majorBidi"/>
       <w:color w:val="1F3763" w:themeColor="accent1" w:themeShade="7F"/>
+      <w:sz w:val="20"/>
+      <w:szCs w:val="20"/>
+      <w:lang w:eastAsia="en-IE"/>
     </w:rPr>
   </w:style>
   <w:style w:type="character" w:customStyle="1" w:styleId="Heading1Char">
@@ -12089,6 +6780,7 @@
       <w:color w:val="2F5496" w:themeColor="accent1" w:themeShade="BF"/>
       <w:sz w:val="32"/>
       <w:szCs w:val="32"/>
+      <w:lang w:eastAsia="en-IE"/>
     </w:rPr>
   </w:style>
   <w:style w:type="paragraph" w:styleId="NoSpacing">
@@ -12285,7 +6977,7 @@
     <w:rsid w:val="00253EA2"/>
     <w:pPr>
       <w:numPr>
-        <w:numId w:val="42"/>
+        <w:numId w:val="3"/>
       </w:numPr>
       <w:tabs>
         <w:tab w:val="left" w:pos="792"/>
